--- a/plantillas_maestras/03_seguro_desgravamen/materia_general_asegurativa/2_ddos_banco_y_aseguradora/varon/TPL_2266_2026_SEGURO_DESGRAVAMEN_MATERIA_GENERAL_ASEGURATIVA_BANCO_VARON_R2.docx
+++ b/plantillas_maestras/03_seguro_desgravamen/materia_general_asegurativa/2_ddos_banco_y_aseguradora/varon/TPL_2266_2026_SEGURO_DESGRAVAMEN_MATERIA_GENERAL_ASEGURATIVA_BANCO_VARON_R2.docx
@@ -246,7 +246,7 @@
           <w:lang w:eastAsia="es-PE"/>
           <w14:ligatures w14:val="none"/>
         </w:rPr>
-        <w:t xml:space="preserve">   </w:t>
+        <w:t xml:space="preserve"> </w:t>
       </w:r>
       <w:r>
         <w:rPr>
@@ -1489,7 +1489,7 @@
           <w:lang w:eastAsia="es-PE"/>
           <w14:ligatures w14:val="none"/>
         </w:rPr>
-        <w:t xml:space="preserve">.  </w:t>
+        <w:t xml:space="preserve">. </w:t>
       </w:r>
     </w:p>
     <w:p>
@@ -1930,7 +1930,7 @@
           <w:lang w:eastAsia="es-PE"/>
           <w14:ligatures w14:val="none"/>
         </w:rPr>
-        <w:t xml:space="preserve">.    </w:t>
+        <w:t xml:space="preserve">. </w:t>
       </w:r>
       <w:bookmarkEnd w:id="2"/>
     </w:p>
@@ -4690,7 +4690,7 @@
           <w:szCs w:val="14"/>
           <w:lang w:val="es-419"/>
         </w:rPr>
-        <w:t xml:space="preserve">Denuncia remitida a esta Comisión mediante DOCUMENTO DE TRASLADO N° 342-2026-CC2/INDECOPI de fecha 17 de junio de 2026, </w:t>
+        <w:t xml:space="preserve">Denuncia remitida a esta Comisión mediante DOCUMENTO DE TRASLADO 342-2026-CC2/INDECOPI de fecha 17 de junio de 2026, </w:t>
       </w:r>
       <w:proofErr w:type="spellStart"/>
       <w:r>
@@ -4792,7 +4792,7 @@
           <w:sz w:val="14"/>
           <w:szCs w:val="14"/>
         </w:rPr>
-        <w:t xml:space="preserve">  </w:t>
+        <w:t xml:space="preserve"> </w:t>
       </w:r>
       <w:r>
         <w:rPr>
@@ -4810,7 +4810,7 @@
           <w:sz w:val="14"/>
           <w:szCs w:val="14"/>
         </w:rPr>
-        <w:t>LEY 29571, CÓDIGO DE PROTECCIÓN Y DEFENSA DEL CONSUMIDOR, publicado el 2 de setiembre de 2010 y modificado por Decreto Legislativo  1308</w:t>
+        <w:t>LEY 29571, CÓDIGO DE PROTECCIÓN Y DEFENSA DEL CONSUMIDOR, publicado el 2 de setiembre de 2010 y modificado por Decreto Legislativo 1308</w:t>
       </w:r>
     </w:p>
     <w:p>
@@ -4862,7 +4862,7 @@
           <w:szCs w:val="14"/>
         </w:rPr>
         <w:tab/>
-        <w:t>El Instituto Nacional de Defensa de la Competencia y de la Protección de la Propiedad Intelectual (Indecopi) es la autoridad con competencia primaria y de alcance nacional para conocer las presuntas infracciones a las disposiciones contenidas en el presente Código, así como para imponer las sanciones y medidas correctivas establecidas en el presente capítulo, conforme al Decreto Legislativo  1033, Ley de Organización y Funciones del Indecopi. Dicha competencia solo puede ser negada cuando ella haya sido asignada o se asigne a favor de otro organismo por norma expresa con rango de ley.</w:t>
+        <w:t>El Instituto Nacional de Defensa de la Competencia y de la Protección de la Propiedad Intelectual (Indecopi) es la autoridad con competencia primaria y de alcance nacional para conocer las presuntas infracciones a las disposiciones contenidas en el presente Código, así como para imponer las sanciones y medidas correctivas establecidas en el presente capítulo, conforme al Decreto Legislativo 1033, Ley de Organización y Funciones del Indecopi. Dicha competencia solo puede ser negada cuando ella haya sido asignada o se asigne a favor de otro organismo por norma expresa con rango de ley.</w:t>
       </w:r>
     </w:p>
     <w:p>
@@ -4929,7 +4929,7 @@
           <w:szCs w:val="14"/>
         </w:rPr>
         <w:tab/>
-        <w:t>LEY DE ORGANIZACIÓN Y FUNCIONES DEL INDECOPI, APROBADA POR DECRETO LEGISLATIVO  1033</w:t>
+        <w:t>LEY DE ORGANIZACIÓN Y FUNCIONES DEL INDECOPI, APROBADA POR DECRETO LEGISLATIVO 1033</w:t>
       </w:r>
     </w:p>
     <w:p>
@@ -5056,7 +5056,7 @@
           <w:sz w:val="14"/>
           <w:szCs w:val="14"/>
         </w:rPr>
-        <w:t>LEY 29571, CÓDIGO DE PROTECCIÓN Y DEFENSA DEL CONSUMIDOR, publicado el 2 de setiembre de 2010 y modificado por Decreto Legislativo  1308</w:t>
+        <w:t>LEY 29571, CÓDIGO DE PROTECCIÓN Y DEFENSA DEL CONSUMIDOR, publicado el 2 de setiembre de 2010 y modificado por Decreto Legislativo 1308</w:t>
       </w:r>
     </w:p>
     <w:p>
@@ -5189,7 +5189,7 @@
           <w:sz w:val="14"/>
           <w:szCs w:val="14"/>
         </w:rPr>
-        <w:t xml:space="preserve">           </w:t>
+        <w:t xml:space="preserve"> </w:t>
       </w:r>
       <w:r>
         <w:rPr>
@@ -5207,7 +5207,7 @@
           <w:sz w:val="14"/>
           <w:szCs w:val="14"/>
         </w:rPr>
-        <w:t>LEY 29571, CÓDIGO DE PROTECCIÓN Y DEFENSA DEL CONSUMIDOR, publicado el 2 de setiembre de 2010 y modificado por Decreto Legislativo  1308</w:t>
+        <w:t>LEY 29571, CÓDIGO DE PROTECCIÓN Y DEFENSA DEL CONSUMIDOR, publicado el 2 de setiembre de 2010 y modificado por Decreto Legislativo 1308</w:t>
       </w:r>
     </w:p>
     <w:p>
@@ -5390,7 +5390,7 @@
           <w:sz w:val="14"/>
           <w:szCs w:val="14"/>
         </w:rPr>
-        <w:t>LEY 29571, CÓDIGO DE PROTECCIÓN Y DEFENSA DEL CONSUMIDOR, publicado el 2 de setiembre de 2010 y modificado por Decreto Legislativo  1308</w:t>
+        <w:t>LEY 29571, CÓDIGO DE PROTECCIÓN Y DEFENSA DEL CONSUMIDOR, publicado el 2 de setiembre de 2010 y modificado por Decreto Legislativo 1308</w:t>
       </w:r>
     </w:p>
     <w:p>
@@ -6073,7 +6073,7 @@
           <w:sz w:val="14"/>
           <w:szCs w:val="14"/>
         </w:rPr>
-        <w:t>El órgano resolutivo puede sancionar las infracciones administrativas a que se refiere el artículo 108º con amonestación y multas de hasta cuatrocientos cincuenta (450) Unidades Impositivas Tributarias (UIT), las cuales son calificadas de la siguiente manera:</w:t>
+        <w:t>El órgano resolutivo puede sancionar las infracciones administrativas a que se refiere el artículo 108 con amonestación y multas de hasta cuatrocientos cincuenta (450) Unidades Impositivas Tributarias (UIT), las cuales son calificadas de la siguiente manera:</w:t>
       </w:r>
     </w:p>
     <w:p>
@@ -7556,7 +7556,7 @@
               <w:sz w:val="16"/>
               <w:szCs w:val="16"/>
             </w:rPr>
-            <w:t xml:space="preserve">CNICA DE LA    </w:t>
+            <w:t xml:space="preserve">CNICA DE LA </w:t>
           </w:r>
         </w:p>
         <w:p>

--- a/plantillas_maestras/03_seguro_desgravamen/materia_general_asegurativa/2_ddos_banco_y_aseguradora/varon/TPL_2266_2026_SEGURO_DESGRAVAMEN_MATERIA_GENERAL_ASEGURATIVA_BANCO_VARON_R2.docx
+++ b/plantillas_maestras/03_seguro_desgravamen/materia_general_asegurativa/2_ddos_banco_y_aseguradora/varon/TPL_2266_2026_SEGURO_DESGRAVAMEN_MATERIA_GENERAL_ASEGURATIVA_BANCO_VARON_R2.docx
@@ -68,7 +68,7 @@
           <w:b/>
           <w:color w:val="000000"/>
         </w:rPr>
-        <w:t>DENUNCIANTE</w:t>
+        <w:t xml:space="preserve">DENUNCIANTE:[DENUNCIANTE] (SEÑOR [APELLIDO])</w:t>
       </w:r>
       <w:r>
         <w:rPr>
@@ -77,7 +77,7 @@
           <w:color w:val="000000"/>
         </w:rPr>
         <w:tab/>
-        <w:t>:</w:t>
+        <w:t/>
       </w:r>
       <w:r>
         <w:rPr>
@@ -86,7 +86,7 @@
           <w:color w:val="000000"/>
         </w:rPr>
         <w:tab/>
-        <w:t>JUAN MARIO INCA ROJAS (SEÑOR INCA)</w:t>
+        <w:t/>
       </w:r>
     </w:p>
     <w:p>
@@ -467,7 +467,7 @@
           <w:rFonts w:ascii="Arial Narrow" w:eastAsia="Arial Narrow" w:hAnsi="Arial Narrow"/>
           <w:color w:val="000000"/>
         </w:rPr>
-        <w:t>Mediante el escrito del 25 de mayo de 2026</w:t>
+        <w:t xml:space="preserve">Mediante el escrito del 25 de mayo de 2026, subsanado mediante escrito del 8 de julio de 2026, el señor [APELLIDO] interpuso una denuncia contra Scotiabank y BNP Paribas por presuntas infracciones a la Ley 29571, Código de Protección y Defensa del Consumidor (en adelante, el Código), señalando lo siguiente:</w:t>
       </w:r>
       <w:r>
         <w:rPr>
@@ -482,49 +482,49 @@
           <w:rFonts w:ascii="Arial Narrow" w:eastAsia="Arial Narrow" w:hAnsi="Arial Narrow"/>
           <w:color w:val="000000"/>
         </w:rPr>
-        <w:t xml:space="preserve">, </w:t>
-      </w:r>
-      <w:r>
-        <w:rPr>
-          <w:rFonts w:ascii="Arial Narrow" w:eastAsia="Arial Narrow" w:hAnsi="Arial Narrow"/>
-          <w:color w:val="000000"/>
-        </w:rPr>
-        <w:t>subsanado mediante escrito del 8 de julio</w:t>
-      </w:r>
-      <w:r>
-        <w:rPr>
-          <w:rFonts w:ascii="Arial Narrow" w:eastAsia="Arial Narrow" w:hAnsi="Arial Narrow"/>
-          <w:color w:val="000000"/>
-        </w:rPr>
-        <w:t xml:space="preserve"> de 2026</w:t>
-      </w:r>
-      <w:r>
-        <w:rPr>
-          <w:rFonts w:ascii="Arial Narrow" w:eastAsia="Arial Narrow" w:hAnsi="Arial Narrow"/>
-          <w:color w:val="000000"/>
-        </w:rPr>
-        <w:t xml:space="preserve">, </w:t>
-      </w:r>
-      <w:r>
-        <w:rPr>
-          <w:rFonts w:ascii="Arial Narrow" w:eastAsia="Arial Narrow" w:hAnsi="Arial Narrow"/>
-          <w:color w:val="000000"/>
-        </w:rPr>
-        <w:t xml:space="preserve">el señor Inca interpuso una denuncia contra Scotiabank y </w:t>
-      </w:r>
-      <w:r>
-        <w:rPr>
-          <w:rFonts w:ascii="Arial Narrow" w:eastAsia="Arial Narrow" w:hAnsi="Arial Narrow"/>
-          <w:color w:val="000000"/>
-        </w:rPr>
-        <w:t xml:space="preserve">BNP Paribas </w:t>
-      </w:r>
-      <w:r>
-        <w:rPr>
-          <w:rFonts w:ascii="Arial Narrow" w:eastAsia="Arial Narrow" w:hAnsi="Arial Narrow"/>
-          <w:color w:val="000000"/>
-        </w:rPr>
-        <w:t>por presuntas infracciones a la Ley 29571, Código de Protección y Defensa del Consumidor (en adelante, el Código)</w:t>
+        <w:t xml:space="preserve"/>
+      </w:r>
+      <w:r>
+        <w:rPr>
+          <w:rFonts w:ascii="Arial Narrow" w:eastAsia="Arial Narrow" w:hAnsi="Arial Narrow"/>
+          <w:color w:val="000000"/>
+        </w:rPr>
+        <w:t/>
+      </w:r>
+      <w:r>
+        <w:rPr>
+          <w:rFonts w:ascii="Arial Narrow" w:eastAsia="Arial Narrow" w:hAnsi="Arial Narrow"/>
+          <w:color w:val="000000"/>
+        </w:rPr>
+        <w:t xml:space="preserve"/>
+      </w:r>
+      <w:r>
+        <w:rPr>
+          <w:rFonts w:ascii="Arial Narrow" w:eastAsia="Arial Narrow" w:hAnsi="Arial Narrow"/>
+          <w:color w:val="000000"/>
+        </w:rPr>
+        <w:t xml:space="preserve"/>
+      </w:r>
+      <w:r>
+        <w:rPr>
+          <w:rFonts w:ascii="Arial Narrow" w:eastAsia="Arial Narrow" w:hAnsi="Arial Narrow"/>
+          <w:color w:val="000000"/>
+        </w:rPr>
+        <w:t xml:space="preserve"/>
+      </w:r>
+      <w:r>
+        <w:rPr>
+          <w:rFonts w:ascii="Arial Narrow" w:eastAsia="Arial Narrow" w:hAnsi="Arial Narrow"/>
+          <w:color w:val="000000"/>
+        </w:rPr>
+        <w:t xml:space="preserve"/>
+      </w:r>
+      <w:r>
+        <w:rPr>
+          <w:rFonts w:ascii="Arial Narrow" w:eastAsia="Arial Narrow" w:hAnsi="Arial Narrow"/>
+          <w:color w:val="000000"/>
+        </w:rPr>
+        <w:t/>
       </w:r>
       <w:r>
         <w:rPr>
@@ -539,7 +539,7 @@
           <w:rFonts w:ascii="Arial Narrow" w:eastAsia="Arial Narrow" w:hAnsi="Arial Narrow"/>
           <w:color w:val="000000"/>
         </w:rPr>
-        <w:t>, señalando lo siguiente:</w:t>
+        <w:t/>
       </w:r>
     </w:p>
     <w:p>
@@ -1009,28 +1009,28 @@
           <w:color w:val="000000"/>
         </w:rPr>
         <w:lastRenderedPageBreak/>
-        <w:t xml:space="preserve">El señor Inca solicitó, en calidad de medida correctiva, que </w:t>
-      </w:r>
-      <w:r>
-        <w:rPr>
-          <w:rFonts w:ascii="Arial Narrow" w:eastAsia="Arial Narrow" w:hAnsi="Arial Narrow"/>
-          <w:color w:val="000000"/>
-        </w:rPr>
-        <w:t>los proveedores denunciados cumplan con: (i) aplicar</w:t>
-      </w:r>
-      <w:r>
-        <w:rPr>
-          <w:rFonts w:ascii="Arial Narrow" w:eastAsia="Arial Narrow" w:hAnsi="Arial Narrow"/>
-          <w:color w:val="000000"/>
-        </w:rPr>
-        <w:t xml:space="preserve"> la nulidad, ineficacia o inaplicabilidad de las condiciones contractuales vinculadas a la exclusión de cobertura </w:t>
-      </w:r>
-      <w:r>
-        <w:rPr>
-          <w:rFonts w:ascii="Arial Narrow" w:eastAsia="Arial Narrow" w:hAnsi="Arial Narrow"/>
-          <w:color w:val="000000"/>
-        </w:rPr>
-        <w:t>del Seguro de Desgravamen; (</w:t>
+        <w:t xml:space="preserve">El señor [APELLIDO] solicitó, en calidad de medida correctiva, que los proveedores denunciados cumplan con: (i) aplicar la nulidad, ineficacia o inaplicabilidad de las condiciones contractuales vinculadas a la exclusión de cobertura del Seguro de Desgravamen; (ii) otorgar la cobertura del saldo de la deuda ascendiente a S/ 380 000,00 en virtud de los hechos materia de denuncia, o el mecanismo equivalente que corresponda, con efectos desde la fecha de ocurrencia del siniestro del 21 de marzo de 2026, momento a partir del cual debió activarse la cobertura del Seguro de Desgravamen; (iii) realizar la extinción proporcional de la deuda del  crédito hipotecario 94****26 y la devolución de las cuotas pagadas bajo protesta desde la ocurrencia del siniestro; (iv) otorgar la devolución de los montos cobrados en abril de 2026 bajo protesta y otorgar el pago de los intereses legales correspondientes. Asimismo, requirió el reembolso de costos y costas del presente procedimiento. </w:t>
+      </w:r>
+      <w:r>
+        <w:rPr>
+          <w:rFonts w:ascii="Arial Narrow" w:eastAsia="Arial Narrow" w:hAnsi="Arial Narrow"/>
+          <w:color w:val="000000"/>
+        </w:rPr>
+        <w:t/>
+      </w:r>
+      <w:r>
+        <w:rPr>
+          <w:rFonts w:ascii="Arial Narrow" w:eastAsia="Arial Narrow" w:hAnsi="Arial Narrow"/>
+          <w:color w:val="000000"/>
+        </w:rPr>
+        <w:t xml:space="preserve"/>
+      </w:r>
+      <w:r>
+        <w:rPr>
+          <w:rFonts w:ascii="Arial Narrow" w:eastAsia="Arial Narrow" w:hAnsi="Arial Narrow"/>
+          <w:color w:val="000000"/>
+        </w:rPr>
+        <w:t/>
       </w:r>
       <w:proofErr w:type="spellStart"/>
       <w:r>
@@ -1038,7 +1038,7 @@
           <w:rFonts w:ascii="Arial Narrow" w:eastAsia="Arial Narrow" w:hAnsi="Arial Narrow"/>
           <w:color w:val="000000"/>
         </w:rPr>
-        <w:t>ii</w:t>
+        <w:t/>
       </w:r>
       <w:proofErr w:type="spellEnd"/>
       <w:r>
@@ -1046,105 +1046,105 @@
           <w:rFonts w:ascii="Arial Narrow" w:eastAsia="Arial Narrow" w:hAnsi="Arial Narrow"/>
           <w:color w:val="000000"/>
         </w:rPr>
-        <w:t>)</w:t>
-      </w:r>
-      <w:r>
-        <w:rPr>
-          <w:rFonts w:ascii="Arial Narrow" w:eastAsia="Arial Narrow" w:hAnsi="Arial Narrow"/>
-          <w:color w:val="000000"/>
-        </w:rPr>
-        <w:t xml:space="preserve"> </w:t>
-      </w:r>
-      <w:r>
-        <w:rPr>
-          <w:rFonts w:ascii="Arial Narrow" w:eastAsia="Arial Narrow" w:hAnsi="Arial Narrow"/>
-          <w:color w:val="000000"/>
-        </w:rPr>
-        <w:t xml:space="preserve">otorgar la </w:t>
-      </w:r>
-      <w:r>
-        <w:rPr>
-          <w:rFonts w:ascii="Arial Narrow" w:eastAsia="Arial Narrow" w:hAnsi="Arial Narrow"/>
-          <w:color w:val="000000"/>
-        </w:rPr>
-        <w:t xml:space="preserve">cobertura del saldo de la deuda </w:t>
-      </w:r>
-      <w:r>
-        <w:rPr>
-          <w:rFonts w:ascii="Arial Narrow" w:eastAsia="Arial Narrow" w:hAnsi="Arial Narrow"/>
-          <w:color w:val="000000"/>
-        </w:rPr>
-        <w:t xml:space="preserve">ascendiente a </w:t>
-      </w:r>
-      <w:r>
-        <w:rPr>
-          <w:rFonts w:ascii="Arial Narrow" w:eastAsia="Arial Narrow" w:hAnsi="Arial Narrow"/>
-          <w:color w:val="000000"/>
-        </w:rPr>
-        <w:t>S/ 380</w:t>
-      </w:r>
-      <w:r>
-        <w:rPr>
-          <w:rFonts w:ascii="Arial Narrow" w:eastAsia="Arial Narrow" w:hAnsi="Arial Narrow"/>
-          <w:color w:val="000000"/>
-        </w:rPr>
-        <w:t xml:space="preserve"> </w:t>
-      </w:r>
-      <w:r>
-        <w:rPr>
-          <w:rFonts w:ascii="Arial Narrow" w:eastAsia="Arial Narrow" w:hAnsi="Arial Narrow"/>
-          <w:color w:val="000000"/>
-        </w:rPr>
-        <w:t>000</w:t>
-      </w:r>
-      <w:r>
-        <w:rPr>
-          <w:rFonts w:ascii="Arial Narrow" w:eastAsia="Arial Narrow" w:hAnsi="Arial Narrow"/>
-          <w:color w:val="000000"/>
-        </w:rPr>
-        <w:t>,</w:t>
-      </w:r>
-      <w:r>
-        <w:rPr>
-          <w:rFonts w:ascii="Arial Narrow" w:eastAsia="Arial Narrow" w:hAnsi="Arial Narrow"/>
-          <w:color w:val="000000"/>
-        </w:rPr>
-        <w:t xml:space="preserve">00 </w:t>
-      </w:r>
-      <w:r>
-        <w:rPr>
-          <w:rFonts w:ascii="Arial Narrow" w:eastAsia="Arial Narrow" w:hAnsi="Arial Narrow"/>
-          <w:color w:val="000000"/>
-        </w:rPr>
-        <w:t xml:space="preserve">en virtud de los hechos materia de denuncia, </w:t>
-      </w:r>
-      <w:r>
-        <w:rPr>
-          <w:rFonts w:ascii="Arial Narrow" w:eastAsia="Arial Narrow" w:hAnsi="Arial Narrow"/>
-          <w:color w:val="000000"/>
-        </w:rPr>
-        <w:t xml:space="preserve">o el mecanismo equivalente que corresponda, con efectos desde la fecha de ocurrencia del siniestro </w:t>
-      </w:r>
-      <w:r>
-        <w:rPr>
-          <w:rFonts w:ascii="Arial Narrow" w:eastAsia="Arial Narrow" w:hAnsi="Arial Narrow"/>
-          <w:color w:val="000000"/>
-        </w:rPr>
-        <w:t xml:space="preserve">del </w:t>
-      </w:r>
-      <w:r>
-        <w:rPr>
-          <w:rFonts w:ascii="Arial Narrow" w:eastAsia="Arial Narrow" w:hAnsi="Arial Narrow"/>
-          <w:color w:val="000000"/>
-        </w:rPr>
-        <w:t xml:space="preserve">21 de marzo de 2026, momento a partir del cual debió activarse la cobertura del </w:t>
-      </w:r>
-      <w:r>
-        <w:rPr>
-          <w:rFonts w:ascii="Arial Narrow" w:eastAsia="Arial Narrow" w:hAnsi="Arial Narrow"/>
-          <w:color w:val="000000"/>
-        </w:rPr>
-        <w:t>Seguro de Desgravamen; (</w:t>
+        <w:t/>
+      </w:r>
+      <w:r>
+        <w:rPr>
+          <w:rFonts w:ascii="Arial Narrow" w:eastAsia="Arial Narrow" w:hAnsi="Arial Narrow"/>
+          <w:color w:val="000000"/>
+        </w:rPr>
+        <w:t xml:space="preserve"/>
+      </w:r>
+      <w:r>
+        <w:rPr>
+          <w:rFonts w:ascii="Arial Narrow" w:eastAsia="Arial Narrow" w:hAnsi="Arial Narrow"/>
+          <w:color w:val="000000"/>
+        </w:rPr>
+        <w:t xml:space="preserve"/>
+      </w:r>
+      <w:r>
+        <w:rPr>
+          <w:rFonts w:ascii="Arial Narrow" w:eastAsia="Arial Narrow" w:hAnsi="Arial Narrow"/>
+          <w:color w:val="000000"/>
+        </w:rPr>
+        <w:t xml:space="preserve"/>
+      </w:r>
+      <w:r>
+        <w:rPr>
+          <w:rFonts w:ascii="Arial Narrow" w:eastAsia="Arial Narrow" w:hAnsi="Arial Narrow"/>
+          <w:color w:val="000000"/>
+        </w:rPr>
+        <w:t xml:space="preserve"/>
+      </w:r>
+      <w:r>
+        <w:rPr>
+          <w:rFonts w:ascii="Arial Narrow" w:eastAsia="Arial Narrow" w:hAnsi="Arial Narrow"/>
+          <w:color w:val="000000"/>
+        </w:rPr>
+        <w:t/>
+      </w:r>
+      <w:r>
+        <w:rPr>
+          <w:rFonts w:ascii="Arial Narrow" w:eastAsia="Arial Narrow" w:hAnsi="Arial Narrow"/>
+          <w:color w:val="000000"/>
+        </w:rPr>
+        <w:t xml:space="preserve"/>
+      </w:r>
+      <w:r>
+        <w:rPr>
+          <w:rFonts w:ascii="Arial Narrow" w:eastAsia="Arial Narrow" w:hAnsi="Arial Narrow"/>
+          <w:color w:val="000000"/>
+        </w:rPr>
+        <w:t/>
+      </w:r>
+      <w:r>
+        <w:rPr>
+          <w:rFonts w:ascii="Arial Narrow" w:eastAsia="Arial Narrow" w:hAnsi="Arial Narrow"/>
+          <w:color w:val="000000"/>
+        </w:rPr>
+        <w:t/>
+      </w:r>
+      <w:r>
+        <w:rPr>
+          <w:rFonts w:ascii="Arial Narrow" w:eastAsia="Arial Narrow" w:hAnsi="Arial Narrow"/>
+          <w:color w:val="000000"/>
+        </w:rPr>
+        <w:t xml:space="preserve"/>
+      </w:r>
+      <w:r>
+        <w:rPr>
+          <w:rFonts w:ascii="Arial Narrow" w:eastAsia="Arial Narrow" w:hAnsi="Arial Narrow"/>
+          <w:color w:val="000000"/>
+        </w:rPr>
+        <w:t xml:space="preserve"/>
+      </w:r>
+      <w:r>
+        <w:rPr>
+          <w:rFonts w:ascii="Arial Narrow" w:eastAsia="Arial Narrow" w:hAnsi="Arial Narrow"/>
+          <w:color w:val="000000"/>
+        </w:rPr>
+        <w:t xml:space="preserve"/>
+      </w:r>
+      <w:r>
+        <w:rPr>
+          <w:rFonts w:ascii="Arial Narrow" w:eastAsia="Arial Narrow" w:hAnsi="Arial Narrow"/>
+          <w:color w:val="000000"/>
+        </w:rPr>
+        <w:t xml:space="preserve"/>
+      </w:r>
+      <w:r>
+        <w:rPr>
+          <w:rFonts w:ascii="Arial Narrow" w:eastAsia="Arial Narrow" w:hAnsi="Arial Narrow"/>
+          <w:color w:val="000000"/>
+        </w:rPr>
+        <w:t xml:space="preserve"/>
+      </w:r>
+      <w:r>
+        <w:rPr>
+          <w:rFonts w:ascii="Arial Narrow" w:eastAsia="Arial Narrow" w:hAnsi="Arial Narrow"/>
+          <w:color w:val="000000"/>
+        </w:rPr>
+        <w:t/>
       </w:r>
       <w:proofErr w:type="spellStart"/>
       <w:r>
@@ -1152,7 +1152,7 @@
           <w:rFonts w:ascii="Arial Narrow" w:eastAsia="Arial Narrow" w:hAnsi="Arial Narrow"/>
           <w:color w:val="000000"/>
         </w:rPr>
-        <w:t>iii</w:t>
+        <w:t/>
       </w:r>
       <w:proofErr w:type="spellEnd"/>
       <w:r>
@@ -1160,49 +1160,49 @@
           <w:rFonts w:ascii="Arial Narrow" w:eastAsia="Arial Narrow" w:hAnsi="Arial Narrow"/>
           <w:color w:val="000000"/>
         </w:rPr>
-        <w:t xml:space="preserve">) realizar </w:t>
-      </w:r>
-      <w:r>
-        <w:rPr>
-          <w:rFonts w:ascii="Arial Narrow" w:eastAsia="Arial Narrow" w:hAnsi="Arial Narrow"/>
-          <w:color w:val="000000"/>
-        </w:rPr>
-        <w:t xml:space="preserve">la extinción proporcional de la deuda </w:t>
-      </w:r>
-      <w:r>
-        <w:rPr>
-          <w:rFonts w:ascii="Arial Narrow" w:eastAsia="Arial Narrow" w:hAnsi="Arial Narrow"/>
-          <w:color w:val="000000"/>
-        </w:rPr>
-        <w:t xml:space="preserve">del </w:t>
-      </w:r>
-      <w:r>
-        <w:rPr>
-          <w:rFonts w:ascii="Arial Narrow" w:eastAsia="Arial Narrow" w:hAnsi="Arial Narrow"/>
-          <w:color w:val="000000"/>
-        </w:rPr>
-        <w:t xml:space="preserve"> </w:t>
-      </w:r>
-      <w:r>
-        <w:rPr>
-          <w:rFonts w:ascii="Arial Narrow" w:eastAsia="Arial Narrow" w:hAnsi="Arial Narrow"/>
-          <w:color w:val="000000"/>
-        </w:rPr>
-        <w:t xml:space="preserve">crédito hipotecario 94****26 </w:t>
-      </w:r>
-      <w:r>
-        <w:rPr>
-          <w:rFonts w:ascii="Arial Narrow" w:eastAsia="Arial Narrow" w:hAnsi="Arial Narrow"/>
-          <w:color w:val="000000"/>
-        </w:rPr>
-        <w:t>y la devolución de las cuotas pagadas bajo protesta desde la ocurrencia del siniestro</w:t>
-      </w:r>
-      <w:r>
-        <w:rPr>
-          <w:rFonts w:ascii="Arial Narrow" w:eastAsia="Arial Narrow" w:hAnsi="Arial Narrow"/>
-          <w:color w:val="000000"/>
-        </w:rPr>
-        <w:t>; (</w:t>
+        <w:t xml:space="preserve"/>
+      </w:r>
+      <w:r>
+        <w:rPr>
+          <w:rFonts w:ascii="Arial Narrow" w:eastAsia="Arial Narrow" w:hAnsi="Arial Narrow"/>
+          <w:color w:val="000000"/>
+        </w:rPr>
+        <w:t xml:space="preserve"/>
+      </w:r>
+      <w:r>
+        <w:rPr>
+          <w:rFonts w:ascii="Arial Narrow" w:eastAsia="Arial Narrow" w:hAnsi="Arial Narrow"/>
+          <w:color w:val="000000"/>
+        </w:rPr>
+        <w:t xml:space="preserve"/>
+      </w:r>
+      <w:r>
+        <w:rPr>
+          <w:rFonts w:ascii="Arial Narrow" w:eastAsia="Arial Narrow" w:hAnsi="Arial Narrow"/>
+          <w:color w:val="000000"/>
+        </w:rPr>
+        <w:t xml:space="preserve"/>
+      </w:r>
+      <w:r>
+        <w:rPr>
+          <w:rFonts w:ascii="Arial Narrow" w:eastAsia="Arial Narrow" w:hAnsi="Arial Narrow"/>
+          <w:color w:val="000000"/>
+        </w:rPr>
+        <w:t xml:space="preserve"/>
+      </w:r>
+      <w:r>
+        <w:rPr>
+          <w:rFonts w:ascii="Arial Narrow" w:eastAsia="Arial Narrow" w:hAnsi="Arial Narrow"/>
+          <w:color w:val="000000"/>
+        </w:rPr>
+        <w:t/>
+      </w:r>
+      <w:r>
+        <w:rPr>
+          <w:rFonts w:ascii="Arial Narrow" w:eastAsia="Arial Narrow" w:hAnsi="Arial Narrow"/>
+          <w:color w:val="000000"/>
+        </w:rPr>
+        <w:t/>
       </w:r>
       <w:proofErr w:type="spellStart"/>
       <w:r>
@@ -1210,7 +1210,7 @@
           <w:rFonts w:ascii="Arial Narrow" w:eastAsia="Arial Narrow" w:hAnsi="Arial Narrow"/>
           <w:color w:val="000000"/>
         </w:rPr>
-        <w:t>iv</w:t>
+        <w:t/>
       </w:r>
       <w:proofErr w:type="spellEnd"/>
       <w:r>
@@ -1218,49 +1218,49 @@
           <w:rFonts w:ascii="Arial Narrow" w:eastAsia="Arial Narrow" w:hAnsi="Arial Narrow"/>
           <w:color w:val="000000"/>
         </w:rPr>
-        <w:t xml:space="preserve">) otorgar </w:t>
-      </w:r>
-      <w:r>
-        <w:rPr>
-          <w:rFonts w:ascii="Arial Narrow" w:eastAsia="Arial Narrow" w:hAnsi="Arial Narrow"/>
-          <w:color w:val="000000"/>
-        </w:rPr>
-        <w:t xml:space="preserve">la devolución de los montos cobrados en abril de </w:t>
-      </w:r>
-      <w:r>
-        <w:rPr>
-          <w:rFonts w:ascii="Arial Narrow" w:eastAsia="Arial Narrow" w:hAnsi="Arial Narrow"/>
-          <w:color w:val="000000"/>
-        </w:rPr>
-        <w:t>2026 bajo protesta</w:t>
-      </w:r>
-      <w:r>
-        <w:rPr>
-          <w:rFonts w:ascii="Arial Narrow" w:eastAsia="Arial Narrow" w:hAnsi="Arial Narrow"/>
-          <w:color w:val="000000"/>
-        </w:rPr>
-        <w:t xml:space="preserve"> y otorgar </w:t>
-      </w:r>
-      <w:r>
-        <w:rPr>
-          <w:rFonts w:ascii="Arial Narrow" w:eastAsia="Arial Narrow" w:hAnsi="Arial Narrow"/>
-          <w:color w:val="000000"/>
-        </w:rPr>
-        <w:t>el pago de los intereses legales correspondientes</w:t>
-      </w:r>
-      <w:r>
-        <w:rPr>
-          <w:rFonts w:ascii="Arial Narrow" w:eastAsia="Arial Narrow" w:hAnsi="Arial Narrow"/>
-          <w:color w:val="000000"/>
-        </w:rPr>
-        <w:t>. Asimismo, requirió el reembolso de costos y costas del presente procedimiento.</w:t>
-      </w:r>
-      <w:r>
-        <w:rPr>
-          <w:rFonts w:ascii="Arial Narrow" w:eastAsia="Arial Narrow" w:hAnsi="Arial Narrow"/>
-          <w:color w:val="000000"/>
-        </w:rPr>
-        <w:t xml:space="preserve"> </w:t>
+        <w:t xml:space="preserve"/>
+      </w:r>
+      <w:r>
+        <w:rPr>
+          <w:rFonts w:ascii="Arial Narrow" w:eastAsia="Arial Narrow" w:hAnsi="Arial Narrow"/>
+          <w:color w:val="000000"/>
+        </w:rPr>
+        <w:t xml:space="preserve"/>
+      </w:r>
+      <w:r>
+        <w:rPr>
+          <w:rFonts w:ascii="Arial Narrow" w:eastAsia="Arial Narrow" w:hAnsi="Arial Narrow"/>
+          <w:color w:val="000000"/>
+        </w:rPr>
+        <w:t/>
+      </w:r>
+      <w:r>
+        <w:rPr>
+          <w:rFonts w:ascii="Arial Narrow" w:eastAsia="Arial Narrow" w:hAnsi="Arial Narrow"/>
+          <w:color w:val="000000"/>
+        </w:rPr>
+        <w:t xml:space="preserve"/>
+      </w:r>
+      <w:r>
+        <w:rPr>
+          <w:rFonts w:ascii="Arial Narrow" w:eastAsia="Arial Narrow" w:hAnsi="Arial Narrow"/>
+          <w:color w:val="000000"/>
+        </w:rPr>
+        <w:t/>
+      </w:r>
+      <w:r>
+        <w:rPr>
+          <w:rFonts w:ascii="Arial Narrow" w:eastAsia="Arial Narrow" w:hAnsi="Arial Narrow"/>
+          <w:color w:val="000000"/>
+        </w:rPr>
+        <w:t/>
+      </w:r>
+      <w:r>
+        <w:rPr>
+          <w:rFonts w:ascii="Arial Narrow" w:eastAsia="Arial Narrow" w:hAnsi="Arial Narrow"/>
+          <w:color w:val="000000"/>
+        </w:rPr>
+        <w:t xml:space="preserve"/>
       </w:r>
     </w:p>
     <w:p>
@@ -2537,21 +2537,21 @@
           <w:b/>
           <w:color w:val="000000"/>
         </w:rPr>
-        <w:t xml:space="preserve">PRIMERO: </w:t>
-      </w:r>
-      <w:r>
-        <w:rPr>
-          <w:rFonts w:ascii="Arial Narrow" w:eastAsia="Arial Narrow" w:hAnsi="Arial Narrow"/>
-          <w:color w:val="000000"/>
-        </w:rPr>
-        <w:t>admitir a trámite la denuncia del 25 de mayo de 2026 interpuesta por Juan Mario Inca Rojas contra Scotiabank Perú S.A.A.</w:t>
-      </w:r>
-      <w:r>
-        <w:rPr>
-          <w:rFonts w:ascii="Arial Narrow" w:eastAsia="Arial Narrow" w:hAnsi="Arial Narrow"/>
-          <w:color w:val="000000"/>
-        </w:rPr>
-        <w:t xml:space="preserve"> y </w:t>
+        <w:t xml:space="preserve">PRIMERO: admitir a trámite la denuncia del 25 de mayo de 2026 interpuesta por [DENUNCIANTE] contra Scotiabank Perú S.A.A. y BNP Paribas Cardif S.A. Compañía de Seguros y Reaseguros, por lo siguiente:</w:t>
+      </w:r>
+      <w:r>
+        <w:rPr>
+          <w:rFonts w:ascii="Arial Narrow" w:eastAsia="Arial Narrow" w:hAnsi="Arial Narrow"/>
+          <w:color w:val="000000"/>
+        </w:rPr>
+        <w:t/>
+      </w:r>
+      <w:r>
+        <w:rPr>
+          <w:rFonts w:ascii="Arial Narrow" w:eastAsia="Arial Narrow" w:hAnsi="Arial Narrow"/>
+          <w:color w:val="000000"/>
+        </w:rPr>
+        <w:t xml:space="preserve"/>
       </w:r>
       <w:r>
         <w:rPr>
@@ -2559,7 +2559,7 @@
           <w:bCs/>
           <w:color w:val="000000"/>
         </w:rPr>
-        <w:t>BNP</w:t>
+        <w:t/>
       </w:r>
       <w:r>
         <w:rPr>
@@ -2567,7 +2567,7 @@
           <w:bCs/>
           <w:color w:val="000000"/>
         </w:rPr>
-        <w:t xml:space="preserve"> Paribas </w:t>
+        <w:t xml:space="preserve"/>
       </w:r>
       <w:proofErr w:type="spellStart"/>
       <w:r>
@@ -2576,7 +2576,7 @@
           <w:bCs/>
           <w:color w:val="000000"/>
         </w:rPr>
-        <w:t>Cardif</w:t>
+        <w:t/>
       </w:r>
       <w:proofErr w:type="spellEnd"/>
       <w:r>
@@ -2585,14 +2585,14 @@
           <w:bCs/>
           <w:color w:val="000000"/>
         </w:rPr>
-        <w:t xml:space="preserve"> S.A. Compañía de Seguros y Reaseguros</w:t>
-      </w:r>
-      <w:r>
-        <w:rPr>
-          <w:rFonts w:ascii="Arial Narrow" w:eastAsia="Arial Narrow" w:hAnsi="Arial Narrow"/>
-          <w:color w:val="000000"/>
-        </w:rPr>
-        <w:t>, por lo siguiente:</w:t>
+        <w:t xml:space="preserve"/>
+      </w:r>
+      <w:r>
+        <w:rPr>
+          <w:rFonts w:ascii="Arial Narrow" w:eastAsia="Arial Narrow" w:hAnsi="Arial Narrow"/>
+          <w:color w:val="000000"/>
+        </w:rPr>
+        <w:t/>
       </w:r>
     </w:p>
     <w:p>
@@ -4169,58 +4169,58 @@
           <w:b/>
           <w:color w:val="000000"/>
         </w:rPr>
-        <w:t>DÉCIMO</w:t>
-      </w:r>
-      <w:r>
-        <w:rPr>
-          <w:rFonts w:ascii="Arial Narrow" w:eastAsia="Arial Narrow" w:hAnsi="Arial Narrow"/>
-          <w:b/>
-          <w:color w:val="000000"/>
-        </w:rPr>
-        <w:t xml:space="preserve"> PRIMERO</w:t>
-      </w:r>
-      <w:r>
-        <w:rPr>
-          <w:rFonts w:ascii="Arial Narrow" w:eastAsia="Arial Narrow" w:hAnsi="Arial Narrow"/>
-          <w:b/>
-          <w:color w:val="000000"/>
-        </w:rPr>
-        <w:t xml:space="preserve">: </w:t>
-      </w:r>
-      <w:r>
-        <w:rPr>
-          <w:rFonts w:ascii="Arial Narrow" w:eastAsia="Arial Narrow" w:hAnsi="Arial Narrow"/>
-          <w:color w:val="000000"/>
-        </w:rPr>
-        <w:t xml:space="preserve">requerir al señor </w:t>
-      </w:r>
-      <w:r>
-        <w:rPr>
-          <w:rFonts w:ascii="Arial Narrow" w:eastAsia="Arial Narrow" w:hAnsi="Arial Narrow"/>
-          <w:color w:val="000000"/>
-        </w:rPr>
-        <w:t xml:space="preserve">Juan Mario Inca Rojas </w:t>
-      </w:r>
-      <w:r>
-        <w:rPr>
-          <w:rFonts w:ascii="Arial Narrow" w:eastAsia="Arial Narrow" w:hAnsi="Arial Narrow"/>
-          <w:color w:val="000000"/>
-        </w:rPr>
-        <w:t xml:space="preserve">y a </w:t>
-      </w:r>
-      <w:r>
-        <w:rPr>
-          <w:rFonts w:ascii="Arial Narrow" w:eastAsia="Arial Narrow" w:hAnsi="Arial Narrow"/>
-          <w:color w:val="000000"/>
-        </w:rPr>
-        <w:t xml:space="preserve">Scotiabank Perú </w:t>
-      </w:r>
-      <w:r>
-        <w:rPr>
-          <w:rFonts w:ascii="Arial Narrow" w:eastAsia="Arial Narrow" w:hAnsi="Arial Narrow"/>
-          <w:color w:val="000000"/>
-        </w:rPr>
-        <w:t xml:space="preserve">S.A.A. para que, dentro del plazo de dos (2) días hábiles siguientes a la fecha en que reciban la notificación en sus bandejas de correo electrónico, efectúen la confirmación de recepción de la notificación remitida por este despacho a </w:t>
+        <w:t xml:space="preserve">DÉCIMO PRIMERO: requerir al señor [DENUNCIANTE] y a Scotiabank Perú S.A.A. para que, dentro del plazo de dos (2) días hábiles siguientes a la fecha en que reciban la notificación en sus bandejas de correo electrónico, efectúen la confirmación de recepción de la notificación remitida por este despacho a sus correos electrónicos, de conformidad con el segundo párrafo del numeral 4 del artículo 20 del Texto Único Ordenado de la Ley del Procedimiento Administrativo General, aprobado mediante Decreto Supremo 006-2026-JUS, bajo apercibimiento de rehacer el acto de notificación y notificarles conforme al numeral 1 del artículo 20 del citado cuerpo normativo.</w:t>
+      </w:r>
+      <w:r>
+        <w:rPr>
+          <w:rFonts w:ascii="Arial Narrow" w:eastAsia="Arial Narrow" w:hAnsi="Arial Narrow"/>
+          <w:b/>
+          <w:color w:val="000000"/>
+        </w:rPr>
+        <w:t xml:space="preserve"/>
+      </w:r>
+      <w:r>
+        <w:rPr>
+          <w:rFonts w:ascii="Arial Narrow" w:eastAsia="Arial Narrow" w:hAnsi="Arial Narrow"/>
+          <w:b/>
+          <w:color w:val="000000"/>
+        </w:rPr>
+        <w:t xml:space="preserve"/>
+      </w:r>
+      <w:r>
+        <w:rPr>
+          <w:rFonts w:ascii="Arial Narrow" w:eastAsia="Arial Narrow" w:hAnsi="Arial Narrow"/>
+          <w:color w:val="000000"/>
+        </w:rPr>
+        <w:t xml:space="preserve"/>
+      </w:r>
+      <w:r>
+        <w:rPr>
+          <w:rFonts w:ascii="Arial Narrow" w:eastAsia="Arial Narrow" w:hAnsi="Arial Narrow"/>
+          <w:color w:val="000000"/>
+        </w:rPr>
+        <w:t xml:space="preserve"/>
+      </w:r>
+      <w:r>
+        <w:rPr>
+          <w:rFonts w:ascii="Arial Narrow" w:eastAsia="Arial Narrow" w:hAnsi="Arial Narrow"/>
+          <w:color w:val="000000"/>
+        </w:rPr>
+        <w:t xml:space="preserve"/>
+      </w:r>
+      <w:r>
+        <w:rPr>
+          <w:rFonts w:ascii="Arial Narrow" w:eastAsia="Arial Narrow" w:hAnsi="Arial Narrow"/>
+          <w:color w:val="000000"/>
+        </w:rPr>
+        <w:t xml:space="preserve"/>
+      </w:r>
+      <w:r>
+        <w:rPr>
+          <w:rFonts w:ascii="Arial Narrow" w:eastAsia="Arial Narrow" w:hAnsi="Arial Narrow"/>
+          <w:color w:val="000000"/>
+        </w:rPr>
+        <w:t xml:space="preserve"/>
       </w:r>
       <w:r>
         <w:rPr>
@@ -4228,7 +4228,7 @@
           <w:color w:val="000000"/>
         </w:rPr>
         <w:lastRenderedPageBreak/>
-        <w:t>sus correos electrónicos, de conformidad con el segundo párrafo del numeral 4 del artículo 20 del Texto Único Ordenado de la Ley del Procedimiento Administrativo General, aprobado mediante Decreto Supremo 006-2026-JUS, bajo apercibimiento de rehacer el acto de notificación y notificarles conforme al numeral 1 del artículo 20 del citado cuerpo normativo</w:t>
+        <w:t/>
       </w:r>
       <w:r>
         <w:rPr>
@@ -4243,7 +4243,7 @@
           <w:rFonts w:ascii="Arial Narrow" w:eastAsia="Arial Narrow" w:hAnsi="Arial Narrow"/>
           <w:color w:val="000000"/>
         </w:rPr>
-        <w:t>.</w:t>
+        <w:t/>
       </w:r>
     </w:p>
     <w:p>

--- a/plantillas_maestras/03_seguro_desgravamen/materia_general_asegurativa/2_ddos_banco_y_aseguradora/varon/TPL_2266_2026_SEGURO_DESGRAVAMEN_MATERIA_GENERAL_ASEGURATIVA_BANCO_VARON_R2.docx
+++ b/plantillas_maestras/03_seguro_desgravamen/materia_general_asegurativa/2_ddos_banco_y_aseguradora/varon/TPL_2266_2026_SEGURO_DESGRAVAMEN_MATERIA_GENERAL_ASEGURATIVA_BANCO_VARON_R2.docx
@@ -1009,7 +1009,7 @@
           <w:color w:val="000000"/>
         </w:rPr>
         <w:lastRenderedPageBreak/>
-        <w:t xml:space="preserve">El señor [APELLIDO] solicitó, en calidad de medida correctiva, que los proveedores denunciados cumplan con: (i) aplicar la nulidad, ineficacia o inaplicabilidad de las condiciones contractuales vinculadas a la exclusión de cobertura del Seguro de Desgravamen; (ii) otorgar la cobertura del saldo de la deuda ascendiente a S/ 380 000,00 en virtud de los hechos materia de denuncia, o el mecanismo equivalente que corresponda, con efectos desde la fecha de ocurrencia del siniestro del 21 de marzo de 2026, momento a partir del cual debió activarse la cobertura del Seguro de Desgravamen; (iii) realizar la extinción proporcional de la deuda del  crédito hipotecario 94****26 y la devolución de las cuotas pagadas bajo protesta desde la ocurrencia del siniestro; (iv) otorgar la devolución de los montos cobrados en abril de 2026 bajo protesta y otorgar el pago de los intereses legales correspondientes. Asimismo, requirió el reembolso de costos y costas del presente procedimiento. </w:t>
+        <w:t xml:space="preserve">El señor [APELLIDO] solicitó, en calidad de medida correctiva, que los proveedores denunciados cumplan con: (i) aplicar la nulidad, ineficacia o inaplicabilidad de las condiciones contractuales vinculadas a la exclusión de cobertura del Seguro de Desgravamen; (ii) otorgar la cobertura del saldo de la deuda ascendiente a S/ 380 000,00 en virtud de los hechos materia de denuncia, o el mecanismo equivalente que corresponda, con efectos desde la fecha de ocurrencia del siniestro del 21 de marzo de 2026, momento a partir del cual debió activarse la cobertura del Seguro de Desgravamen; (iii) realizar la extinción proporcional de la deuda del crédito hipotecario 94****26 y la devolución de las cuotas pagadas bajo protesta desde la ocurrencia del siniestro; (iv) otorgar la devolución de los montos cobrados en abril de 2026 bajo protesta y otorgar el pago de los intereses legales correspondientes. Asimismo, requirió el reembolso de costos y costas del presente procedimiento. </w:t>
       </w:r>
       <w:r>
         <w:rPr>

--- a/plantillas_maestras/03_seguro_desgravamen/materia_general_asegurativa/2_ddos_banco_y_aseguradora/varon/TPL_2266_2026_SEGURO_DESGRAVAMEN_MATERIA_GENERAL_ASEGURATIVA_BANCO_VARON_R2.docx
+++ b/plantillas_maestras/03_seguro_desgravamen/materia_general_asegurativa/2_ddos_banco_y_aseguradora/varon/TPL_2266_2026_SEGURO_DESGRAVAMEN_MATERIA_GENERAL_ASEGURATIVA_BANCO_VARON_R2.docx
@@ -474,6 +474,7 @@
           <w:rStyle w:val="Refdenotaalpie"/>
           <w:rFonts w:ascii="Arial Narrow" w:eastAsia="Arial Narrow" w:hAnsi="Arial Narrow"/>
           <w:color w:val="000000"/>
+          <w:vertAlign w:val="superscript"/>
         </w:rPr>
         <w:footnoteReference w:id="1"/>
       </w:r>
@@ -531,6 +532,7 @@
           <w:rStyle w:val="Refdenotaalpie"/>
           <w:rFonts w:ascii="Arial Narrow" w:eastAsia="Arial Narrow" w:hAnsi="Arial Narrow"/>
           <w:color w:val="000000"/>
+          <w:vertAlign w:val="superscript"/>
         </w:rPr>
         <w:footnoteReference w:id="2"/>
       </w:r>
@@ -1366,6 +1368,7 @@
       </w:r>
       <w:r>
         <w:rPr>
+          <w:rStyle w:val="Refdenotaalpie"/>
           <w:rFonts w:ascii="Arial Narrow" w:eastAsia="Arial Narrow" w:hAnsi="Arial Narrow" w:cs="Arial Narrow"/>
           <w:kern w:val="0"/>
           <w:vertAlign w:val="superscript"/>
@@ -1475,6 +1478,7 @@
       </w:r>
       <w:r>
         <w:rPr>
+          <w:rStyle w:val="Refdenotaalpie"/>
           <w:vertAlign w:val="superscript"/>
           <w:lang w:eastAsia="es-PE"/>
         </w:rPr>
@@ -1585,6 +1589,7 @@
       </w:r>
       <w:r>
         <w:rPr>
+          <w:rStyle w:val="Refdenotaalpie"/>
           <w:rFonts w:ascii="Arial Narrow" w:eastAsia="Arial Narrow" w:hAnsi="Arial Narrow" w:cs="Arial"/>
           <w:kern w:val="0"/>
           <w:vertAlign w:val="superscript"/>
@@ -1911,6 +1916,7 @@
       </w:r>
       <w:r>
         <w:rPr>
+          <w:rStyle w:val="Refdenotaalpie"/>
           <w:rFonts w:ascii="Arial Narrow" w:eastAsia="Arial Narrow" w:hAnsi="Arial Narrow" w:cs="Arial"/>
           <w:bCs/>
           <w:color w:val="000000"/>
@@ -1976,6 +1982,7 @@
       </w:r>
       <w:r>
         <w:rPr>
+          <w:rStyle w:val="Refdenotaalpie"/>
           <w:rFonts w:ascii="Arial Narrow" w:eastAsia="Arial Narrow" w:hAnsi="Arial Narrow" w:cs="Arial Narrow"/>
           <w:color w:val="000000"/>
           <w:kern w:val="0"/>
@@ -3240,6 +3247,7 @@
       </w:r>
       <w:r>
         <w:rPr>
+          <w:rStyle w:val="Refdenotaalpie"/>
           <w:rFonts w:ascii="Arial Narrow" w:eastAsia="Arial Narrow" w:hAnsi="Arial Narrow" w:cs="Arial"/>
           <w:color w:val="000000"/>
           <w:kern w:val="0"/>
@@ -3269,6 +3277,7 @@
       </w:r>
       <w:r>
         <w:rPr>
+          <w:rStyle w:val="Refdenotaalpie"/>
           <w:rFonts w:ascii="Arial Narrow" w:eastAsia="Arial Narrow" w:hAnsi="Arial Narrow" w:cs="Arial"/>
           <w:color w:val="000000"/>
           <w:spacing w:val="-2"/>
@@ -3815,6 +3824,7 @@
       </w:r>
       <w:r>
         <w:rPr>
+          <w:rStyle w:val="Refdenotaalpie"/>
           <w:rFonts w:ascii="Arial Narrow" w:eastAsia="Arial Narrow" w:hAnsi="Arial Narrow" w:cs="Times New Roman"/>
           <w:color w:val="000000"/>
           <w:kern w:val="0"/>
@@ -3836,6 +3846,7 @@
       </w:r>
       <w:r>
         <w:rPr>
+          <w:rStyle w:val="Refdenotaalpie"/>
           <w:rFonts w:ascii="Arial Narrow" w:eastAsia="Arial Narrow" w:hAnsi="Arial Narrow" w:cs="Times New Roman"/>
           <w:color w:val="000000"/>
           <w:kern w:val="0"/>
@@ -3869,6 +3880,7 @@
       </w:r>
       <w:r>
         <w:rPr>
+          <w:rStyle w:val="Refdenotaalpie"/>
           <w:rFonts w:ascii="Arial Narrow" w:eastAsia="Arial Narrow" w:hAnsi="Arial Narrow" w:cs="Times New Roman"/>
           <w:color w:val="000000"/>
           <w:kern w:val="0"/>
@@ -4023,6 +4035,7 @@
       </w:r>
       <w:r>
         <w:rPr>
+          <w:rStyle w:val="Refdenotaalpie"/>
           <w:rFonts w:ascii="Arial Narrow" w:eastAsia="Arial Narrow" w:hAnsi="Arial Narrow" w:cs="Arial"/>
           <w:color w:val="000000"/>
           <w:kern w:val="0"/>
@@ -4235,6 +4248,7 @@
           <w:rStyle w:val="Refdenotaalpie"/>
           <w:rFonts w:ascii="Arial Narrow" w:eastAsia="Arial Narrow" w:hAnsi="Arial Narrow"/>
           <w:color w:val="000000"/>
+          <w:vertAlign w:val="superscript"/>
         </w:rPr>
         <w:footnoteReference w:id="14"/>
       </w:r>
@@ -4651,7 +4665,7 @@
         <w:ind w:left="567" w:hanging="567"/>
         <w:jc w:val="both"/>
         <w:rPr>
-          <w:rFonts w:ascii="Arial" w:hAnsi="Arial" w:cs="Arial"/>
+          <w:rFonts w:ascii="Arial Narrow" w:hAnsi="Arial Narrow" w:cs="Arial"/>
           <w:sz w:val="14"/>
           <w:szCs w:val="14"/>
           <w:lang w:val="es-419"/>
@@ -4661,14 +4675,15 @@
         <w:rPr>
           <w:rStyle w:val="Refdenotaalpie"/>
           <w:rFonts w:ascii="Arial Narrow" w:hAnsi="Arial Narrow" w:cs="Arial"/>
-          <w:sz w:val="14"/>
-          <w:szCs w:val="14"/>
+          <w:sz w:val="16"/>
+          <w:szCs w:val="14"/>
+          <w:vertAlign w:val="superscript"/>
         </w:rPr>
         <w:footnoteRef/>
       </w:r>
       <w:r>
         <w:rPr>
-          <w:rFonts w:ascii="Arial" w:hAnsi="Arial" w:cs="Arial"/>
+          <w:rFonts w:ascii="Arial Narrow" w:hAnsi="Arial Narrow" w:cs="Arial"/>
           <w:sz w:val="14"/>
           <w:szCs w:val="14"/>
         </w:rPr>
@@ -4725,7 +4740,7 @@
         <w:ind w:left="567" w:hanging="567"/>
         <w:jc w:val="both"/>
         <w:rPr>
-          <w:rFonts w:ascii="Arial" w:hAnsi="Arial" w:cs="Arial"/>
+          <w:rFonts w:ascii="Arial Narrow" w:hAnsi="Arial Narrow" w:cs="Arial"/>
           <w:sz w:val="14"/>
           <w:szCs w:val="14"/>
           <w:lang w:val="es-419"/>
@@ -4735,14 +4750,15 @@
         <w:rPr>
           <w:rStyle w:val="Refdenotaalpie"/>
           <w:rFonts w:ascii="Arial Narrow" w:hAnsi="Arial Narrow" w:cs="Arial"/>
-          <w:sz w:val="14"/>
-          <w:szCs w:val="14"/>
+          <w:sz w:val="16"/>
+          <w:szCs w:val="14"/>
+          <w:vertAlign w:val="superscript"/>
         </w:rPr>
         <w:footnoteRef/>
       </w:r>
       <w:r>
         <w:rPr>
-          <w:rFonts w:ascii="Arial" w:hAnsi="Arial" w:cs="Arial"/>
+          <w:rFonts w:ascii="Arial Narrow" w:hAnsi="Arial Narrow" w:cs="Arial"/>
           <w:sz w:val="14"/>
           <w:szCs w:val="14"/>
         </w:rPr>
@@ -4781,8 +4797,9 @@
         <w:rPr>
           <w:rStyle w:val="Refdenotaalpie"/>
           <w:rFonts w:ascii="Arial Narrow" w:hAnsi="Arial Narrow" w:cs="Arial"/>
-          <w:sz w:val="14"/>
-          <w:szCs w:val="14"/>
+          <w:sz w:val="16"/>
+          <w:szCs w:val="14"/>
+          <w:vertAlign w:val="superscript"/>
         </w:rPr>
         <w:footnoteRef/>
       </w:r>
@@ -5027,8 +5044,9 @@
         <w:rPr>
           <w:rStyle w:val="Refdenotaalpie"/>
           <w:rFonts w:ascii="Arial Narrow" w:hAnsi="Arial Narrow"/>
-          <w:sz w:val="14"/>
-          <w:szCs w:val="14"/>
+          <w:sz w:val="16"/>
+          <w:szCs w:val="14"/>
+          <w:vertAlign w:val="superscript"/>
         </w:rPr>
         <w:footnoteRef/>
       </w:r>
@@ -5178,8 +5196,9 @@
         <w:rPr>
           <w:rStyle w:val="Refdenotaalpie"/>
           <w:rFonts w:ascii="Arial Narrow" w:hAnsi="Arial Narrow"/>
-          <w:sz w:val="14"/>
-          <w:szCs w:val="14"/>
+          <w:sz w:val="16"/>
+          <w:szCs w:val="14"/>
+          <w:vertAlign w:val="superscript"/>
         </w:rPr>
         <w:footnoteRef/>
       </w:r>
@@ -5361,8 +5380,9 @@
         <w:rPr>
           <w:rStyle w:val="Refdenotaalpie"/>
           <w:rFonts w:ascii="Arial Narrow" w:hAnsi="Arial Narrow"/>
-          <w:sz w:val="14"/>
-          <w:szCs w:val="14"/>
+          <w:sz w:val="16"/>
+          <w:szCs w:val="14"/>
+          <w:vertAlign w:val="superscript"/>
         </w:rPr>
         <w:footnoteRef/>
       </w:r>
@@ -5669,14 +5689,15 @@
         <w:rPr>
           <w:rStyle w:val="Refdenotaalpie"/>
           <w:rFonts w:ascii="Arial Narrow" w:hAnsi="Arial Narrow" w:cs="Arial"/>
-          <w:sz w:val="14"/>
-          <w:szCs w:val="14"/>
+          <w:sz w:val="16"/>
+          <w:szCs w:val="14"/>
+          <w:vertAlign w:val="superscript"/>
         </w:rPr>
         <w:footnoteRef/>
       </w:r>
       <w:r>
         <w:rPr>
-          <w:rFonts w:ascii="Arial" w:hAnsi="Arial" w:cs="Arial"/>
+          <w:rFonts w:ascii="Arial Narrow" w:hAnsi="Arial Narrow" w:cs="Arial"/>
           <w:b/>
           <w:sz w:val="14"/>
           <w:szCs w:val="14"/>
@@ -5783,7 +5804,7 @@
         <w:ind w:left="567"/>
         <w:jc w:val="both"/>
         <w:rPr>
-          <w:rFonts w:ascii="Arial" w:eastAsia="Arial Narrow" w:hAnsi="Arial" w:cs="Arial"/>
+          <w:rFonts w:ascii="Arial Narrow" w:eastAsia="Arial Narrow" w:hAnsi="Arial Narrow" w:cs="Arial"/>
           <w:sz w:val="14"/>
           <w:szCs w:val="14"/>
         </w:rPr>
@@ -5809,7 +5830,7 @@
         <w:ind w:left="567" w:hanging="567"/>
         <w:jc w:val="both"/>
         <w:rPr>
-          <w:rFonts w:ascii="Arial" w:hAnsi="Arial" w:cs="Arial"/>
+          <w:rFonts w:ascii="Arial Narrow" w:hAnsi="Arial Narrow" w:cs="Arial"/>
           <w:sz w:val="14"/>
           <w:szCs w:val="14"/>
         </w:rPr>
@@ -5818,14 +5839,15 @@
         <w:rPr>
           <w:rStyle w:val="Refdenotaalpie"/>
           <w:rFonts w:ascii="Arial Narrow" w:hAnsi="Arial Narrow" w:cs="Arial"/>
-          <w:sz w:val="14"/>
-          <w:szCs w:val="14"/>
+          <w:sz w:val="16"/>
+          <w:szCs w:val="14"/>
+          <w:vertAlign w:val="superscript"/>
         </w:rPr>
         <w:footnoteRef/>
       </w:r>
       <w:r>
         <w:rPr>
-          <w:rFonts w:ascii="Arial" w:hAnsi="Arial" w:cs="Arial"/>
+          <w:rFonts w:ascii="Arial Narrow" w:hAnsi="Arial Narrow" w:cs="Arial"/>
           <w:sz w:val="14"/>
           <w:szCs w:val="14"/>
         </w:rPr>
@@ -5878,14 +5900,15 @@
         <w:rPr>
           <w:rStyle w:val="Refdenotaalpie"/>
           <w:rFonts w:ascii="Arial Narrow" w:hAnsi="Arial Narrow" w:cs="Arial"/>
-          <w:sz w:val="14"/>
-          <w:szCs w:val="14"/>
+          <w:sz w:val="16"/>
+          <w:szCs w:val="14"/>
+          <w:vertAlign w:val="superscript"/>
         </w:rPr>
         <w:footnoteRef/>
       </w:r>
       <w:r>
         <w:rPr>
-          <w:rFonts w:ascii="Arial" w:hAnsi="Arial" w:cs="Arial"/>
+          <w:rFonts w:ascii="Arial Narrow" w:hAnsi="Arial Narrow" w:cs="Arial"/>
           <w:b/>
           <w:sz w:val="14"/>
           <w:szCs w:val="14"/>
@@ -5972,7 +5995,7 @@
         <w:ind w:left="567"/>
         <w:jc w:val="both"/>
         <w:rPr>
-          <w:rFonts w:ascii="Arial" w:hAnsi="Arial" w:cs="Arial"/>
+          <w:rFonts w:ascii="Arial Narrow" w:hAnsi="Arial Narrow" w:cs="Arial"/>
           <w:bCs/>
           <w:sz w:val="14"/>
           <w:szCs w:val="14"/>
@@ -6006,9 +6029,9 @@
       </w:pPr>
       <w:r>
         <w:rPr>
-          <w:rStyle w:val="TextonotapieCar"/>
-          <w:rFonts w:ascii="Arial Narrow" w:hAnsi="Arial Narrow" w:cs="Arial"/>
-          <w:sz w:val="14"/>
+          <w:rStyle w:val="Refdenotaalpie"/>
+          <w:rFonts w:ascii="Arial Narrow" w:hAnsi="Arial Narrow" w:cs="Arial"/>
+          <w:sz w:val="16"/>
           <w:szCs w:val="14"/>
           <w:vertAlign w:val="superscript"/>
         </w:rPr>
@@ -6016,7 +6039,7 @@
       </w:r>
       <w:r>
         <w:rPr>
-          <w:rFonts w:ascii="Arial" w:hAnsi="Arial" w:cs="Arial"/>
+          <w:rFonts w:ascii="Arial Narrow" w:hAnsi="Arial Narrow" w:cs="Arial"/>
           <w:b/>
           <w:sz w:val="14"/>
           <w:szCs w:val="14"/>
@@ -6143,7 +6166,7 @@
         <w:ind w:left="567"/>
         <w:jc w:val="both"/>
         <w:rPr>
-          <w:rFonts w:ascii="Arial" w:eastAsia="Arial Narrow" w:hAnsi="Arial" w:cs="Arial"/>
+          <w:rFonts w:ascii="Arial Narrow" w:eastAsia="Arial Narrow" w:hAnsi="Arial Narrow" w:cs="Arial"/>
           <w:sz w:val="14"/>
           <w:szCs w:val="14"/>
         </w:rPr>
@@ -6178,14 +6201,15 @@
         <w:rPr>
           <w:rStyle w:val="Refdenotaalpie"/>
           <w:rFonts w:ascii="Arial Narrow" w:hAnsi="Arial Narrow" w:cs="Arial"/>
-          <w:sz w:val="14"/>
-          <w:szCs w:val="14"/>
+          <w:sz w:val="16"/>
+          <w:szCs w:val="14"/>
+          <w:vertAlign w:val="superscript"/>
         </w:rPr>
         <w:footnoteRef/>
       </w:r>
       <w:r>
         <w:rPr>
-          <w:rFonts w:ascii="Arial" w:hAnsi="Arial" w:cs="Arial"/>
+          <w:rFonts w:ascii="Arial Narrow" w:hAnsi="Arial Narrow" w:cs="Arial"/>
           <w:b/>
           <w:sz w:val="14"/>
           <w:szCs w:val="14"/>
@@ -6890,7 +6914,7 @@
         <w:ind w:left="567"/>
         <w:jc w:val="both"/>
         <w:rPr>
-          <w:rFonts w:ascii="Arial" w:eastAsia="Arial Narrow" w:hAnsi="Arial" w:cs="Arial"/>
+          <w:rFonts w:ascii="Arial Narrow" w:eastAsia="Arial Narrow" w:hAnsi="Arial Narrow" w:cs="Arial"/>
           <w:sz w:val="14"/>
           <w:szCs w:val="14"/>
         </w:rPr>
@@ -6925,14 +6949,15 @@
         <w:rPr>
           <w:rStyle w:val="Refdenotaalpie"/>
           <w:rFonts w:ascii="Arial Narrow" w:hAnsi="Arial Narrow" w:cs="Arial"/>
-          <w:sz w:val="14"/>
-          <w:szCs w:val="14"/>
+          <w:sz w:val="16"/>
+          <w:szCs w:val="14"/>
+          <w:vertAlign w:val="superscript"/>
         </w:rPr>
         <w:footnoteRef/>
       </w:r>
       <w:r>
         <w:rPr>
-          <w:rFonts w:ascii="Arial" w:hAnsi="Arial" w:cs="Arial"/>
+          <w:rFonts w:ascii="Arial Narrow" w:hAnsi="Arial Narrow" w:cs="Arial"/>
           <w:b/>
           <w:sz w:val="14"/>
           <w:szCs w:val="14"/>
@@ -7039,7 +7064,7 @@
         <w:ind w:left="567"/>
         <w:jc w:val="both"/>
         <w:rPr>
-          <w:rFonts w:ascii="Arial" w:hAnsi="Arial" w:cs="Arial"/>
+          <w:rFonts w:ascii="Arial Narrow" w:hAnsi="Arial Narrow" w:cs="Arial"/>
           <w:sz w:val="14"/>
           <w:szCs w:val="14"/>
         </w:rPr>
@@ -7093,14 +7118,15 @@
           <w:rStyle w:val="Refdenotaalpie"/>
           <w:rFonts w:ascii="Arial Narrow" w:hAnsi="Arial Narrow" w:cs="Arial"/>
           <w:bCs/>
-          <w:sz w:val="14"/>
-          <w:szCs w:val="14"/>
+          <w:sz w:val="16"/>
+          <w:szCs w:val="14"/>
+          <w:vertAlign w:val="superscript"/>
         </w:rPr>
         <w:footnoteRef/>
       </w:r>
       <w:r>
         <w:rPr>
-          <w:rFonts w:ascii="Arial" w:hAnsi="Arial" w:cs="Arial"/>
+          <w:rFonts w:ascii="Arial Narrow" w:hAnsi="Arial Narrow" w:cs="Arial"/>
           <w:b/>
           <w:sz w:val="14"/>
           <w:szCs w:val="14"/>
@@ -7125,7 +7151,7 @@
         <w:ind w:left="567"/>
         <w:jc w:val="both"/>
         <w:rPr>
-          <w:rFonts w:ascii="Arial" w:hAnsi="Arial" w:cs="Arial"/>
+          <w:rFonts w:ascii="Arial Narrow" w:hAnsi="Arial Narrow" w:cs="Arial"/>
           <w:sz w:val="14"/>
           <w:szCs w:val="14"/>
         </w:rPr>
@@ -7170,14 +7196,15 @@
         <w:rPr>
           <w:rStyle w:val="Refdenotaalpie"/>
           <w:rFonts w:ascii="Arial Narrow" w:hAnsi="Arial Narrow" w:cs="Arial"/>
-          <w:sz w:val="14"/>
-          <w:szCs w:val="14"/>
+          <w:sz w:val="16"/>
+          <w:szCs w:val="14"/>
+          <w:vertAlign w:val="superscript"/>
         </w:rPr>
         <w:footnoteRef/>
       </w:r>
       <w:r>
         <w:rPr>
-          <w:rFonts w:ascii="Arial" w:hAnsi="Arial" w:cs="Arial"/>
+          <w:rFonts w:ascii="Arial Narrow" w:hAnsi="Arial Narrow" w:cs="Arial"/>
           <w:b/>
           <w:sz w:val="14"/>
           <w:szCs w:val="14"/>
@@ -7271,7 +7298,7 @@
         <w:ind w:left="567"/>
         <w:jc w:val="both"/>
         <w:rPr>
-          <w:rFonts w:ascii="Arial" w:hAnsi="Arial" w:cs="Arial"/>
+          <w:rFonts w:ascii="Arial Narrow" w:hAnsi="Arial Narrow" w:cs="Arial"/>
           <w:sz w:val="14"/>
           <w:szCs w:val="14"/>
           <w:lang w:val="es-419"/>
@@ -9652,6 +9679,17 @@
       <w:szCs w:val="20"/>
     </w:rPr>
   </w:style>
+  <w:style w:type="character" w:styleId="FootnoteReference">
+    <w:name w:val="footnote reference"/>
+    <w:basedOn w:val="Fuentedeprrafopredeter"/>
+    <w:uiPriority w:val="99"/>
+    <w:semiHidden/>
+    <w:unhideWhenUsed/>
+    <w:rPr>
+      <w:rFonts w:ascii="Arial Narrow" w:hAnsi="Arial Narrow"/>
+      <w:vertAlign w:val="superscript"/>
+    </w:rPr>
+  </w:style>
 </w:styles>
 </file>
 

--- a/plantillas_maestras/03_seguro_desgravamen/materia_general_asegurativa/2_ddos_banco_y_aseguradora/varon/TPL_2266_2026_SEGURO_DESGRAVAMEN_MATERIA_GENERAL_ASEGURATIVA_BANCO_VARON_R2.docx
+++ b/plantillas_maestras/03_seguro_desgravamen/materia_general_asegurativa/2_ddos_banco_y_aseguradora/varon/TPL_2266_2026_SEGURO_DESGRAVAMEN_MATERIA_GENERAL_ASEGURATIVA_BANCO_VARON_R2.docx
@@ -1,8 +1,8 @@
 
 <file path=word/document.xml><?xml version="1.0" encoding="utf-8"?>
-<w:document xmlns:wpc="http://schemas.microsoft.com/office/word/2010/wordprocessingCanvas" xmlns:cx="http://schemas.microsoft.com/office/drawing/2014/chartex" xmlns:cx1="http://schemas.microsoft.com/office/drawing/2015/9/8/chartex" xmlns:cx2="http://schemas.microsoft.com/office/drawing/2015/10/21/chartex" xmlns:cx3="http://schemas.microsoft.com/office/drawing/2016/5/9/chartex" xmlns:cx4="http://schemas.microsoft.com/office/drawing/2016/5/10/chartex" xmlns:cx5="http://schemas.microsoft.com/office/drawing/2016/5/11/chartex" xmlns:cx6="http://schemas.microsoft.com/office/drawing/2016/5/12/chartex" xmlns:cx7="http://schemas.microsoft.com/office/drawing/2016/5/13/chartex" xmlns:cx8="http://schemas.microsoft.com/office/drawing/2016/5/14/chartex" xmlns:mc="http://schemas.openxmlformats.org/markup-compatibility/2006" xmlns:aink="http://schemas.microsoft.com/office/drawing/2016/ink" xmlns:am3d="http://schemas.microsoft.com/office/drawing/2017/model3d" xmlns:o="urn:schemas-microsoft-com:office:office" xmlns:oel="http://schemas.microsoft.com/office/2019/extlst" xmlns:r="http://schemas.openxmlformats.org/officeDocument/2006/relationships" xmlns:m="http://schemas.openxmlformats.org/officeDocument/2006/math" xmlns:v="urn:schemas-microsoft-com:vml" xmlns:wp14="http://schemas.microsoft.com/office/word/2010/wordprocessingDrawing" xmlns:wp="http://schemas.openxmlformats.org/drawingml/2006/wordprocessingDrawing" xmlns:w10="urn:schemas-microsoft-com:office:word" xmlns:w="http://schemas.openxmlformats.org/wordprocessingml/2006/main" xmlns:w14="http://schemas.microsoft.com/office/word/2010/wordml" xmlns:w15="http://schemas.microsoft.com/office/word/2012/wordml" xmlns:w16cei="http://schemas.microsoft.com/office/word/2026/wordml/cei" xmlns:w16cex="http://schemas.microsoft.com/office/word/2018/wordml/cex" xmlns:w16cid="http://schemas.microsoft.com/office/word/2016/wordml/cid" xmlns:w16="http://schemas.microsoft.com/office/word/2018/wordml" xmlns:w16du="http://schemas.microsoft.com/office/word/2023/wordml/word16du" xmlns:w16sdtdh="http://schemas.microsoft.com/office/word/2020/wordml/sdtdatahash" xmlns:w16sdtfl="http://schemas.microsoft.com/office/word/2024/wordml/sdtformatlock" xmlns:w16se="http://schemas.microsoft.com/office/word/2015/wordml/symex" xmlns:wpg="http://schemas.microsoft.com/office/word/2010/wordprocessingGroup" xmlns:wpi="http://schemas.microsoft.com/office/word/2010/wordprocessingInk" xmlns:wne="http://schemas.microsoft.com/office/word/2006/wordml" xmlns:wps="http://schemas.microsoft.com/office/word/2010/wordprocessingShape" mc:Ignorable="w14 w15 w16se w16cid w16 w16cex w16sdtdh w16sdtfl w16du wp14">
+<w:document xmlns:ns1="http://schemas.openxmlformats.org/markup-compatibility/2006" xmlns:ns2="http://schemas.microsoft.com/office/word/2010/wordml" xmlns:ns3="http://schemas.openxmlformats.org/officeDocument/2006/relationships" xmlns:w="http://schemas.openxmlformats.org/wordprocessingml/2006/main" ns1:Ignorable="w14 w15 w16se w16cid w16 w16cex w16sdtdh w16sdtfl w16du wp14">
   <w:body>
-    <w:p>
+    <w:p ns2:paraId="2C69944A" ns2:textId="77777777">
       <w:pPr>
         <w:tabs>
           <w:tab w:val="left" w:pos="1701"/>
@@ -14,7 +14,7 @@
           <w:color w:val="000000"/>
           <w:kern w:val="0"/>
           <w:lang w:eastAsia="es-PE"/>
-          <w14:ligatures w14:val="none"/>
+          <ns2:ligatures ns2:val="none"/>
         </w:rPr>
       </w:pPr>
       <w:r>
@@ -44,7 +44,7 @@
         <w:t>2266-2026/CC1</w:t>
       </w:r>
     </w:p>
-    <w:p>
+    <w:p ns2:paraId="696AA31D" ns2:textId="396FE8F7">
       <w:pPr>
         <w:tabs>
           <w:tab w:val="left" w:pos="1701"/>
@@ -59,7 +59,7 @@
           <w:color w:val="000000"/>
           <w:kern w:val="0"/>
           <w:lang w:eastAsia="es-PE"/>
-          <w14:ligatures w14:val="none"/>
+          <ns2:ligatures ns2:val="none"/>
         </w:rPr>
       </w:pPr>
       <w:r>
@@ -89,7 +89,7 @@
         <w:t/>
       </w:r>
     </w:p>
-    <w:p>
+    <w:p ns2:paraId="5E93462B" ns2:textId="77777777">
       <w:pPr>
         <w:tabs>
           <w:tab w:val="left" w:pos="1701"/>
@@ -135,7 +135,7 @@
         <w:t xml:space="preserve">SCOTIABANK PERÚ S.A.A. (SCOTIABANK) </w:t>
       </w:r>
     </w:p>
-    <w:p>
+    <w:p ns2:paraId="3B006D45" ns2:textId="0823D814">
       <w:pPr>
         <w:tabs>
           <w:tab w:val="left" w:pos="1701"/>
@@ -150,7 +150,7 @@
           <w:color w:val="000000"/>
           <w:kern w:val="0"/>
           <w:lang w:eastAsia="es-PE"/>
-          <w14:ligatures w14:val="none"/>
+          <ns2:ligatures ns2:val="none"/>
         </w:rPr>
       </w:pPr>
       <w:r>
@@ -196,7 +196,7 @@
         <w:t>)</w:t>
       </w:r>
     </w:p>
-    <w:p>
+    <w:p ns2:paraId="1A6CD2D3" ns2:textId="3D5CBF75">
       <w:pPr>
         <w:tabs>
           <w:tab w:val="left" w:pos="1701"/>
@@ -211,7 +211,7 @@
           <w:color w:val="000000"/>
           <w:kern w:val="0"/>
           <w:lang w:eastAsia="es-PE"/>
-          <w14:ligatures w14:val="none"/>
+          <ns2:ligatures ns2:val="none"/>
         </w:rPr>
       </w:pPr>
       <w:r>
@@ -221,7 +221,7 @@
           <w:color w:val="000000"/>
           <w:kern w:val="0"/>
           <w:lang w:eastAsia="es-PE"/>
-          <w14:ligatures w14:val="none"/>
+          <ns2:ligatures ns2:val="none"/>
         </w:rPr>
         <w:t>MATERIAS</w:t>
       </w:r>
@@ -232,7 +232,7 @@
           <w:color w:val="000000"/>
           <w:kern w:val="0"/>
           <w:lang w:eastAsia="es-PE"/>
-          <w14:ligatures w14:val="none"/>
+          <ns2:ligatures ns2:val="none"/>
         </w:rPr>
         <w:tab/>
         <w:t>:</w:t>
@@ -244,7 +244,7 @@
           <w:color w:val="000000"/>
           <w:kern w:val="0"/>
           <w:lang w:eastAsia="es-PE"/>
-          <w14:ligatures w14:val="none"/>
+          <ns2:ligatures ns2:val="none"/>
         </w:rPr>
         <w:t xml:space="preserve"> </w:t>
       </w:r>
@@ -255,7 +255,7 @@
           <w:color w:val="000000"/>
           <w:kern w:val="0"/>
           <w:lang w:eastAsia="es-PE"/>
-          <w14:ligatures w14:val="none"/>
+          <ns2:ligatures ns2:val="none"/>
         </w:rPr>
         <w:t xml:space="preserve"> </w:t>
       </w:r>
@@ -266,13 +266,13 @@
           <w:color w:val="000000"/>
           <w:kern w:val="0"/>
           <w:lang w:eastAsia="es-PE"/>
-          <w14:ligatures w14:val="none"/>
+          <ns2:ligatures ns2:val="none"/>
         </w:rPr>
         <w:tab/>
         <w:t>ADMISIÓN A TRÁMITE</w:t>
       </w:r>
     </w:p>
-    <w:p>
+    <w:p ns2:paraId="5BE0AB90" ns2:textId="77777777">
       <w:pPr>
         <w:tabs>
           <w:tab w:val="left" w:pos="1701"/>
@@ -287,7 +287,7 @@
           <w:color w:val="000000"/>
           <w:kern w:val="0"/>
           <w:lang w:eastAsia="es-PE"/>
-          <w14:ligatures w14:val="none"/>
+          <ns2:ligatures ns2:val="none"/>
         </w:rPr>
       </w:pPr>
       <w:r>
@@ -297,12 +297,12 @@
           <w:color w:val="000000"/>
           <w:kern w:val="0"/>
           <w:lang w:eastAsia="es-PE"/>
-          <w14:ligatures w14:val="none"/>
+          <ns2:ligatures ns2:val="none"/>
         </w:rPr>
         <w:t xml:space="preserve">REQUERIMIENTO DE INFORMACIÓN </w:t>
       </w:r>
     </w:p>
-    <w:p>
+    <w:p ns2:paraId="55229505" ns2:textId="77777777">
       <w:pPr>
         <w:tabs>
           <w:tab w:val="left" w:pos="1701"/>
@@ -316,7 +316,7 @@
           <w:color w:val="000000"/>
           <w:kern w:val="0"/>
           <w:lang w:eastAsia="es-PE"/>
-          <w14:ligatures w14:val="none"/>
+          <ns2:ligatures ns2:val="none"/>
         </w:rPr>
       </w:pPr>
       <w:r>
@@ -346,7 +346,7 @@
         <w:t>2</w:t>
       </w:r>
     </w:p>
-    <w:p>
+    <w:p ns2:paraId="2ABBB543" ns2:textId="77777777">
       <w:pPr>
         <w:tabs>
           <w:tab w:val="left" w:pos="1014"/>
@@ -359,11 +359,11 @@
           <w:kern w:val="0"/>
           <w:shd w:val="clear" w:color="auto" w:fill="FFFFFF"/>
           <w:lang w:eastAsia="es-PE"/>
-          <w14:ligatures w14:val="none"/>
-        </w:rPr>
-      </w:pPr>
-    </w:p>
-    <w:p>
+          <ns2:ligatures ns2:val="none"/>
+        </w:rPr>
+      </w:pPr>
+    </w:p>
+    <w:p ns2:paraId="7E259A03" ns2:textId="62253D9F">
       <w:pPr>
         <w:tabs>
           <w:tab w:val="left" w:pos="1014"/>
@@ -376,7 +376,7 @@
           <w:kern w:val="0"/>
           <w:shd w:val="clear" w:color="auto" w:fill="FFFFFF"/>
           <w:lang w:eastAsia="es-PE"/>
-          <w14:ligatures w14:val="none"/>
+          <ns2:ligatures ns2:val="none"/>
         </w:rPr>
       </w:pPr>
       <w:r>
@@ -387,7 +387,7 @@
         <w:t>Lima, 4 de agosto de 2026</w:t>
       </w:r>
     </w:p>
-    <w:p>
+    <w:p ns2:paraId="03925AA8" ns2:textId="77777777">
       <w:pPr>
         <w:tabs>
           <w:tab w:val="left" w:pos="1014"/>
@@ -399,11 +399,11 @@
           <w:color w:val="000000"/>
           <w:kern w:val="0"/>
           <w:lang w:eastAsia="es-PE"/>
-          <w14:ligatures w14:val="none"/>
-        </w:rPr>
-      </w:pPr>
-    </w:p>
-    <w:p>
+          <ns2:ligatures ns2:val="none"/>
+        </w:rPr>
+      </w:pPr>
+    </w:p>
+    <w:p ns2:paraId="20AC925C" ns2:textId="77777777">
       <w:pPr>
         <w:numPr>
           <w:ilvl w:val="0"/>
@@ -417,7 +417,7 @@
           <w:color w:val="000000"/>
           <w:kern w:val="0"/>
           <w:lang w:eastAsia="es-PE"/>
-          <w14:ligatures w14:val="none"/>
+          <ns2:ligatures ns2:val="none"/>
         </w:rPr>
       </w:pPr>
       <w:r>
@@ -427,12 +427,12 @@
           <w:color w:val="000000"/>
           <w:kern w:val="0"/>
           <w:lang w:eastAsia="es-PE"/>
-          <w14:ligatures w14:val="none"/>
+          <ns2:ligatures ns2:val="none"/>
         </w:rPr>
         <w:t xml:space="preserve">HECHOS </w:t>
       </w:r>
     </w:p>
-    <w:p>
+    <w:p ns2:paraId="17779729" ns2:textId="77777777">
       <w:pPr>
         <w:spacing w:after="0" w:line="240" w:lineRule="auto"/>
         <w:jc w:val="both"/>
@@ -441,11 +441,11 @@
           <w:color w:val="000000"/>
           <w:kern w:val="0"/>
           <w:lang w:eastAsia="es-PE"/>
-          <w14:ligatures w14:val="none"/>
-        </w:rPr>
-      </w:pPr>
-    </w:p>
-    <w:p>
+          <ns2:ligatures ns2:val="none"/>
+        </w:rPr>
+      </w:pPr>
+    </w:p>
+    <w:p ns2:paraId="61EEBB29" ns2:textId="65C6BB81">
       <w:pPr>
         <w:numPr>
           <w:ilvl w:val="1"/>
@@ -459,7 +459,7 @@
           <w:color w:val="000000"/>
           <w:kern w:val="0"/>
           <w:lang w:val="es-ES" w:eastAsia="es-ES"/>
-          <w14:ligatures w14:val="none"/>
+          <ns2:ligatures ns2:val="none"/>
         </w:rPr>
       </w:pPr>
       <w:r>
@@ -544,7 +544,7 @@
         <w:t/>
       </w:r>
     </w:p>
-    <w:p>
+    <w:p ns2:paraId="1E8F07BC" ns2:textId="77777777">
       <w:pPr>
         <w:tabs>
           <w:tab w:val="left" w:pos="1134"/>
@@ -556,11 +556,11 @@
           <w:color w:val="000000"/>
           <w:kern w:val="0"/>
           <w:lang w:val="es-ES" w:eastAsia="es-ES"/>
-          <w14:ligatures w14:val="none"/>
-        </w:rPr>
-      </w:pPr>
-    </w:p>
-    <w:p>
+          <ns2:ligatures ns2:val="none"/>
+        </w:rPr>
+      </w:pPr>
+    </w:p>
+    <w:p ns2:paraId="70288A17" ns2:textId="4E0E7ED6">
       <w:pPr>
         <w:pStyle w:val="Prrafodelista"/>
         <w:numPr>
@@ -579,7 +579,7 @@
           <w:color w:val="000000"/>
           <w:kern w:val="0"/>
           <w:lang w:eastAsia="es-ES"/>
-          <w14:ligatures w14:val="none"/>
+          <ns2:ligatures ns2:val="none"/>
         </w:rPr>
       </w:pPr>
       <w:r>
@@ -639,7 +639,7 @@
         <w:t>.</w:t>
       </w:r>
     </w:p>
-    <w:p>
+    <w:p ns2:paraId="5E46898B" ns2:textId="77777777">
       <w:pPr>
         <w:spacing w:after="0" w:line="240" w:lineRule="auto"/>
         <w:jc w:val="both"/>
@@ -648,7 +648,7 @@
         </w:rPr>
       </w:pPr>
     </w:p>
-    <w:p>
+    <w:p ns2:paraId="531776A2" ns2:textId="22C61178">
       <w:pPr>
         <w:pStyle w:val="Prrafodelista"/>
         <w:numPr>
@@ -667,7 +667,7 @@
           <w:color w:val="000000"/>
           <w:kern w:val="0"/>
           <w:lang w:eastAsia="es-ES"/>
-          <w14:ligatures w14:val="none"/>
+          <ns2:ligatures ns2:val="none"/>
         </w:rPr>
       </w:pPr>
       <w:r>
@@ -713,7 +713,7 @@
         <w:t>mancomunado, ni sobre las implicancias de excluir a su cónyuge de la cobertura.</w:t>
       </w:r>
     </w:p>
-    <w:p>
+    <w:p ns2:paraId="462EF639" ns2:textId="77777777">
       <w:pPr>
         <w:spacing w:after="0" w:line="240" w:lineRule="auto"/>
         <w:jc w:val="both"/>
@@ -722,7 +722,7 @@
         </w:rPr>
       </w:pPr>
     </w:p>
-    <w:p>
+    <w:p ns2:paraId="12A8CC97" ns2:textId="701D652C">
       <w:pPr>
         <w:pStyle w:val="Prrafodelista"/>
         <w:numPr>
@@ -741,7 +741,7 @@
           <w:color w:val="000000"/>
           <w:kern w:val="0"/>
           <w:lang w:eastAsia="es-ES"/>
-          <w14:ligatures w14:val="none"/>
+          <ns2:ligatures ns2:val="none"/>
         </w:rPr>
       </w:pPr>
       <w:r>
@@ -789,7 +789,7 @@
         <w:t>, limitándose únicamente a firmarlos, sin recibir orientación adecuada sobre las opciones de aseguramiento disponibles.</w:t>
       </w:r>
     </w:p>
-    <w:p>
+    <w:p ns2:paraId="70BD7533" ns2:textId="77777777">
       <w:pPr>
         <w:spacing w:after="0" w:line="240" w:lineRule="auto"/>
         <w:jc w:val="both"/>
@@ -798,7 +798,7 @@
         </w:rPr>
       </w:pPr>
     </w:p>
-    <w:p>
+    <w:p ns2:paraId="2F461625" ns2:textId="2D580857">
       <w:pPr>
         <w:pStyle w:val="Prrafodelista"/>
         <w:numPr>
@@ -817,7 +817,7 @@
           <w:color w:val="000000"/>
           <w:kern w:val="0"/>
           <w:lang w:eastAsia="es-ES"/>
-          <w14:ligatures w14:val="none"/>
+          <ns2:ligatures ns2:val="none"/>
         </w:rPr>
       </w:pPr>
       <w:r>
@@ -863,7 +863,7 @@
         <w:t xml:space="preserve"> admitió que la documentación estaba disponible en su sistema digital.</w:t>
       </w:r>
     </w:p>
-    <w:p>
+    <w:p ns2:paraId="2ECC6395" ns2:textId="77777777">
       <w:pPr>
         <w:spacing w:after="0" w:line="240" w:lineRule="auto"/>
         <w:jc w:val="both"/>
@@ -872,7 +872,7 @@
         </w:rPr>
       </w:pPr>
     </w:p>
-    <w:p>
+    <w:p ns2:paraId="7215124F" ns2:textId="0A7A4517">
       <w:pPr>
         <w:pStyle w:val="Prrafodelista"/>
         <w:numPr>
@@ -891,7 +891,7 @@
           <w:color w:val="000000"/>
           <w:kern w:val="0"/>
           <w:lang w:eastAsia="es-ES"/>
-          <w14:ligatures w14:val="none"/>
+          <ns2:ligatures ns2:val="none"/>
         </w:rPr>
       </w:pPr>
       <w:r>
@@ -916,7 +916,7 @@
         <w:t>solicitó de forma innecesaria la historia clínica y documentación médica de su cónyuge fallecida, para finalmente denegar la solicitud argumentando únicamente aspectos contractuales referidos a que ella no figuraba como titular.</w:t>
       </w:r>
     </w:p>
-    <w:p>
+    <w:p ns2:paraId="2D6C4FF8" ns2:textId="77777777">
       <w:pPr>
         <w:spacing w:after="0" w:line="240" w:lineRule="auto"/>
         <w:jc w:val="both"/>
@@ -925,7 +925,7 @@
         </w:rPr>
       </w:pPr>
     </w:p>
-    <w:p>
+    <w:p ns2:paraId="2F44ACE5" ns2:textId="21684E9D">
       <w:pPr>
         <w:pStyle w:val="Prrafodelista"/>
         <w:numPr>
@@ -944,7 +944,7 @@
           <w:color w:val="000000"/>
           <w:kern w:val="0"/>
           <w:lang w:eastAsia="es-ES"/>
-          <w14:ligatures w14:val="none"/>
+          <ns2:ligatures ns2:val="none"/>
         </w:rPr>
       </w:pPr>
       <w:r>
@@ -969,7 +969,7 @@
         <w:t>.</w:t>
       </w:r>
     </w:p>
-    <w:p>
+    <w:p ns2:paraId="78A991D3" ns2:textId="77777777">
       <w:pPr>
         <w:pStyle w:val="Prrafodelista"/>
         <w:spacing w:after="0" w:line="240" w:lineRule="auto"/>
@@ -980,11 +980,11 @@
           <w:color w:val="000000"/>
           <w:kern w:val="0"/>
           <w:lang w:eastAsia="es-ES"/>
-          <w14:ligatures w14:val="none"/>
-        </w:rPr>
-      </w:pPr>
-    </w:p>
-    <w:p>
+          <ns2:ligatures ns2:val="none"/>
+        </w:rPr>
+      </w:pPr>
+    </w:p>
+    <w:p ns2:paraId="1C4C342E" ns2:textId="03291E6E">
       <w:pPr>
         <w:numPr>
           <w:ilvl w:val="1"/>
@@ -1002,7 +1002,7 @@
           <w:color w:val="000000"/>
           <w:kern w:val="0"/>
           <w:lang w:val="es-ES" w:eastAsia="es-ES"/>
-          <w14:ligatures w14:val="none"/>
+          <ns2:ligatures ns2:val="none"/>
         </w:rPr>
       </w:pPr>
       <w:r>
@@ -1265,7 +1265,7 @@
         <w:t xml:space="preserve"/>
       </w:r>
     </w:p>
-    <w:p>
+    <w:p ns2:paraId="327A8B2C" ns2:textId="77777777">
       <w:pPr>
         <w:spacing w:after="0" w:line="240" w:lineRule="auto"/>
         <w:contextualSpacing/>
@@ -1276,11 +1276,11 @@
           <w:color w:val="000000"/>
           <w:kern w:val="0"/>
           <w:lang w:eastAsia="es-PE"/>
-          <w14:ligatures w14:val="none"/>
-        </w:rPr>
-      </w:pPr>
-    </w:p>
-    <w:p>
+          <ns2:ligatures ns2:val="none"/>
+        </w:rPr>
+      </w:pPr>
+    </w:p>
+    <w:p ns2:paraId="2239F53F" ns2:textId="77777777">
       <w:pPr>
         <w:pStyle w:val="Prrafodelista"/>
         <w:numPr>
@@ -1300,7 +1300,7 @@
           <w:color w:val="000000"/>
           <w:kern w:val="0"/>
           <w:lang w:eastAsia="es-PE"/>
-          <w14:ligatures w14:val="none"/>
+          <ns2:ligatures ns2:val="none"/>
         </w:rPr>
       </w:pPr>
       <w:r>
@@ -1310,12 +1310,12 @@
           <w:color w:val="000000"/>
           <w:kern w:val="0"/>
           <w:lang w:eastAsia="es-PE"/>
-          <w14:ligatures w14:val="none"/>
+          <ns2:ligatures ns2:val="none"/>
         </w:rPr>
         <w:t>DE LA ADMISIÓN A TRÁMITE DE LA DENUNCIA</w:t>
       </w:r>
     </w:p>
-    <w:p>
+    <w:p ns2:paraId="248238B2" ns2:textId="77777777">
       <w:pPr>
         <w:spacing w:after="0" w:line="240" w:lineRule="auto"/>
         <w:contextualSpacing/>
@@ -1326,13 +1326,13 @@
           <w:color w:val="000000"/>
           <w:kern w:val="0"/>
           <w:lang w:eastAsia="es-PE"/>
-          <w14:ligatures w14:val="none"/>
+          <ns2:ligatures ns2:val="none"/>
         </w:rPr>
       </w:pPr>
       <w:bookmarkStart w:id="0" w:name="_Hlk212795168"/>
       <w:bookmarkStart w:id="1" w:name="_Hlk218848146"/>
     </w:p>
-    <w:p>
+    <w:p ns2:paraId="29A2220B" ns2:textId="6152ABE5">
       <w:pPr>
         <w:pStyle w:val="Prrafodelista"/>
         <w:numPr>
@@ -1345,7 +1345,7 @@
         <w:rPr>
           <w:rFonts w:ascii="Arial Narrow" w:eastAsia="Arial Narrow" w:hAnsi="Arial Narrow" w:cs="Arial Narrow"/>
           <w:kern w:val="0"/>
-          <w14:ligatures w14:val="none"/>
+          <ns2:ligatures ns2:val="none"/>
         </w:rPr>
       </w:pPr>
       <w:r>
@@ -1362,7 +1362,7 @@
           <w:color w:val="000000"/>
           <w:kern w:val="0"/>
           <w:lang w:eastAsia="es-PE"/>
-          <w14:ligatures w14:val="none"/>
+          <ns2:ligatures ns2:val="none"/>
         </w:rPr>
         <w:t>Técnica de la Comisión de Protección al Consumidor 1 (en adelante, la Secretaría Técnica), en ejercicio de sus facultades</w:t>
       </w:r>
@@ -1372,7 +1372,7 @@
           <w:rFonts w:ascii="Arial Narrow" w:eastAsia="Arial Narrow" w:hAnsi="Arial Narrow" w:cs="Arial Narrow"/>
           <w:kern w:val="0"/>
           <w:vertAlign w:val="superscript"/>
-          <w14:ligatures w14:val="none"/>
+          <ns2:ligatures ns2:val="none"/>
         </w:rPr>
         <w:footnoteReference w:id="3"/>
       </w:r>
@@ -1382,7 +1382,7 @@
           <w:color w:val="000000"/>
           <w:kern w:val="0"/>
           <w:lang w:eastAsia="es-PE"/>
-          <w14:ligatures w14:val="none"/>
+          <ns2:ligatures ns2:val="none"/>
         </w:rPr>
         <w:t xml:space="preserve">, considera </w:t>
       </w:r>
@@ -1390,7 +1390,7 @@
         <w:rPr>
           <w:rFonts w:ascii="Arial Narrow" w:eastAsia="Arial Narrow" w:hAnsi="Arial Narrow" w:cs="Arial Narrow"/>
           <w:kern w:val="0"/>
-          <w14:ligatures w14:val="none"/>
+          <ns2:ligatures ns2:val="none"/>
         </w:rPr>
         <w:t xml:space="preserve">que el hecho denunciado, consistente en que </w:t>
       </w:r>
@@ -1401,7 +1401,7 @@
           <w:kern w:val="0"/>
           <w:shd w:val="clear" w:color="auto" w:fill="FFFFFF"/>
           <w:lang w:eastAsia="es-PE"/>
-          <w14:ligatures w14:val="none"/>
+          <ns2:ligatures ns2:val="none"/>
         </w:rPr>
         <w:t>el personal de Scotiabank Perú S.A.A. habría llenado de forma unilateral los formularios del seguro de desgravamen del crédito hipotecario 94****</w:t>
       </w:r>
@@ -1409,7 +1409,7 @@
         <w:rPr>
           <w:rFonts w:ascii="Arial Narrow" w:eastAsia="Arial Narrow" w:hAnsi="Arial Narrow" w:cs="Arial Narrow"/>
           <w:kern w:val="0"/>
-          <w14:ligatures w14:val="none"/>
+          <ns2:ligatures ns2:val="none"/>
         </w:rPr>
         <w:t xml:space="preserve">; </w:t>
       </w:r>
@@ -1417,7 +1417,7 @@
         <w:rPr>
           <w:rFonts w:ascii="Arial Narrow" w:eastAsia="Arial Narrow" w:hAnsi="Arial Narrow" w:cs="Arial Narrow"/>
           <w:kern w:val="0"/>
-          <w14:ligatures w14:val="none"/>
+          <ns2:ligatures ns2:val="none"/>
         </w:rPr>
         <w:t xml:space="preserve">involucraría una presunta afectación a sus expectativas, quien no habría encontrado una correspondencia entre lo que esperaba recibir de parte del proveedor y lo que realmente recibió. </w:t>
       </w:r>
@@ -1428,7 +1428,7 @@
           <w:color w:val="000000"/>
           <w:kern w:val="0"/>
           <w:lang w:eastAsia="es-PE"/>
-          <w14:ligatures w14:val="none"/>
+          <ns2:ligatures ns2:val="none"/>
         </w:rPr>
         <w:t xml:space="preserve">Por consiguiente, corresponde calificar el hecho materia de denuncia como una presunta infracción al deber de protección contra los métodos comerciales coercitivos, tipificado en </w:t>
       </w:r>
@@ -1439,7 +1439,7 @@
           <w:kern w:val="0"/>
           <w:shd w:val="clear" w:color="auto" w:fill="FFFFFF"/>
           <w:lang w:eastAsia="es-PE"/>
-          <w14:ligatures w14:val="none"/>
+          <ns2:ligatures ns2:val="none"/>
         </w:rPr>
         <w:t xml:space="preserve">literal </w:t>
       </w:r>
@@ -1450,7 +1450,7 @@
           <w:kern w:val="0"/>
           <w:shd w:val="clear" w:color="auto" w:fill="FFFFFF"/>
           <w:lang w:eastAsia="es-PE"/>
-          <w14:ligatures w14:val="none"/>
+          <ns2:ligatures ns2:val="none"/>
         </w:rPr>
         <w:t>d</w:t>
       </w:r>
@@ -1461,7 +1461,7 @@
           <w:kern w:val="0"/>
           <w:shd w:val="clear" w:color="auto" w:fill="FFFFFF"/>
           <w:lang w:eastAsia="es-PE"/>
-          <w14:ligatures w14:val="none"/>
+          <ns2:ligatures ns2:val="none"/>
         </w:rPr>
         <w:t xml:space="preserve">) del artículo 56 </w:t>
       </w:r>
@@ -1472,7 +1472,7 @@
           <w:color w:val="000000"/>
           <w:kern w:val="0"/>
           <w:lang w:eastAsia="es-PE"/>
-          <w14:ligatures w14:val="none"/>
+          <ns2:ligatures ns2:val="none"/>
         </w:rPr>
         <w:t>del Código</w:t>
       </w:r>
@@ -1491,12 +1491,12 @@
           <w:color w:val="000000"/>
           <w:kern w:val="0"/>
           <w:lang w:eastAsia="es-PE"/>
-          <w14:ligatures w14:val="none"/>
+          <ns2:ligatures ns2:val="none"/>
         </w:rPr>
         <w:t xml:space="preserve">. </w:t>
       </w:r>
     </w:p>
-    <w:p>
+    <w:p ns2:paraId="4C00C53B" ns2:textId="77777777">
       <w:pPr>
         <w:pStyle w:val="Prrafodelista"/>
         <w:spacing w:after="0" w:line="240" w:lineRule="auto"/>
@@ -1505,11 +1505,11 @@
         <w:rPr>
           <w:rFonts w:ascii="Arial Narrow" w:eastAsia="Arial Narrow" w:hAnsi="Arial Narrow" w:cs="Arial Narrow"/>
           <w:kern w:val="0"/>
-          <w14:ligatures w14:val="none"/>
-        </w:rPr>
-      </w:pPr>
-    </w:p>
-    <w:p>
+          <ns2:ligatures ns2:val="none"/>
+        </w:rPr>
+      </w:pPr>
+    </w:p>
+    <w:p ns2:paraId="549B3BFA" ns2:textId="40A5E570">
       <w:pPr>
         <w:pStyle w:val="Prrafodelista"/>
         <w:numPr>
@@ -1522,14 +1522,14 @@
         <w:rPr>
           <w:rFonts w:ascii="Arial Narrow" w:eastAsia="Arial Narrow" w:hAnsi="Arial Narrow" w:cs="Arial Narrow"/>
           <w:kern w:val="0"/>
-          <w14:ligatures w14:val="none"/>
-        </w:rPr>
-      </w:pPr>
-      <w:r>
-        <w:rPr>
-          <w:rFonts w:ascii="Arial Narrow" w:eastAsia="Arial Narrow" w:hAnsi="Arial Narrow" w:cs="Arial Narrow"/>
-          <w:kern w:val="0"/>
-          <w14:ligatures w14:val="none"/>
+          <ns2:ligatures ns2:val="none"/>
+        </w:rPr>
+      </w:pPr>
+      <w:r>
+        <w:rPr>
+          <w:rFonts w:ascii="Arial Narrow" w:eastAsia="Arial Narrow" w:hAnsi="Arial Narrow" w:cs="Arial Narrow"/>
+          <w:kern w:val="0"/>
+          <ns2:ligatures ns2:val="none"/>
         </w:rPr>
         <w:t>Así también, la Secretaría Técnica, en ejercicio</w:t>
       </w:r>
@@ -1537,7 +1537,7 @@
         <w:rPr>
           <w:rFonts w:ascii="Arial Narrow" w:eastAsia="Arial Narrow" w:hAnsi="Arial Narrow" w:cs="Arial Narrow"/>
           <w:kern w:val="0"/>
-          <w14:ligatures w14:val="none"/>
+          <ns2:ligatures ns2:val="none"/>
         </w:rPr>
         <w:t xml:space="preserve"> de sus facultades, </w:t>
       </w:r>
@@ -1548,7 +1548,7 @@
           <w:color w:val="000000"/>
           <w:kern w:val="0"/>
           <w:lang w:eastAsia="es-PE"/>
-          <w14:ligatures w14:val="none"/>
+          <ns2:ligatures ns2:val="none"/>
         </w:rPr>
         <w:t xml:space="preserve">considera </w:t>
       </w:r>
@@ -1556,7 +1556,7 @@
         <w:rPr>
           <w:rFonts w:ascii="Arial Narrow" w:eastAsia="Arial Narrow" w:hAnsi="Arial Narrow" w:cs="Arial Narrow"/>
           <w:kern w:val="0"/>
-          <w14:ligatures w14:val="none"/>
+          <ns2:ligatures ns2:val="none"/>
         </w:rPr>
         <w:t xml:space="preserve">que el hecho denunciado, consistente en que </w:t>
       </w:r>
@@ -1567,7 +1567,7 @@
           <w:kern w:val="0"/>
           <w:shd w:val="clear" w:color="auto" w:fill="FFFFFF"/>
           <w:lang w:eastAsia="es-PE"/>
-          <w14:ligatures w14:val="none"/>
+          <ns2:ligatures ns2:val="none"/>
         </w:rPr>
         <w:t>Scotiabank Perú S.A.A. habría restringido el acceso del denunciante a los documentos del seguro de desgravamen del crédito hipotecario 94****26, pese a que luego reconoció que estos estaban disponibles digitalmente</w:t>
       </w:r>
@@ -1575,7 +1575,7 @@
         <w:rPr>
           <w:rFonts w:ascii="Arial Narrow" w:eastAsia="Arial Narrow" w:hAnsi="Arial Narrow" w:cs="Arial Narrow"/>
           <w:kern w:val="0"/>
-          <w14:ligatures w14:val="none"/>
+          <ns2:ligatures ns2:val="none"/>
         </w:rPr>
         <w:t xml:space="preserve">; involucraría una presunta afectación a sus expectativas, quien no habría encontrado una correspondencia entre lo que esperaba recibir de parte del proveedor y lo que realmente recibió. Por consiguiente, corresponde calificar el hecho materia de denuncia como una presunta infracción al deber de idoneidad, </w:t>
       </w:r>
@@ -1583,7 +1583,7 @@
         <w:rPr>
           <w:rFonts w:ascii="Arial Narrow" w:eastAsia="Arial Narrow" w:hAnsi="Arial Narrow" w:cs="Arial Narrow"/>
           <w:kern w:val="0"/>
-          <w14:ligatures w14:val="none"/>
+          <ns2:ligatures ns2:val="none"/>
         </w:rPr>
         <w:t>tipificado en los artículos 18 y 19 del Código</w:t>
       </w:r>
@@ -1593,7 +1593,7 @@
           <w:rFonts w:ascii="Arial Narrow" w:eastAsia="Arial Narrow" w:hAnsi="Arial Narrow" w:cs="Arial"/>
           <w:kern w:val="0"/>
           <w:vertAlign w:val="superscript"/>
-          <w14:ligatures w14:val="none"/>
+          <ns2:ligatures ns2:val="none"/>
         </w:rPr>
         <w:footnoteReference w:id="5"/>
       </w:r>
@@ -1601,24 +1601,24 @@
         <w:rPr>
           <w:rFonts w:ascii="Arial Narrow" w:eastAsia="Arial Narrow" w:hAnsi="Arial Narrow" w:cs="Arial Narrow"/>
           <w:kern w:val="0"/>
-          <w14:ligatures w14:val="none"/>
+          <ns2:ligatures ns2:val="none"/>
         </w:rPr>
         <w:t>.</w:t>
       </w:r>
     </w:p>
     <w:bookmarkEnd w:id="3"/>
-    <w:p>
-      <w:pPr>
-        <w:spacing w:after="0" w:line="240" w:lineRule="auto"/>
-        <w:jc w:val="both"/>
-        <w:rPr>
-          <w:rFonts w:ascii="Arial Narrow" w:eastAsia="Arial Narrow" w:hAnsi="Arial Narrow" w:cs="Arial Narrow"/>
-          <w:kern w:val="0"/>
-          <w14:ligatures w14:val="none"/>
-        </w:rPr>
-      </w:pPr>
-    </w:p>
-    <w:p>
+    <w:p ns2:paraId="6258D3F7" ns2:textId="77777777">
+      <w:pPr>
+        <w:spacing w:after="0" w:line="240" w:lineRule="auto"/>
+        <w:jc w:val="both"/>
+        <w:rPr>
+          <w:rFonts w:ascii="Arial Narrow" w:eastAsia="Arial Narrow" w:hAnsi="Arial Narrow" w:cs="Arial Narrow"/>
+          <w:kern w:val="0"/>
+          <ns2:ligatures ns2:val="none"/>
+        </w:rPr>
+      </w:pPr>
+    </w:p>
+    <w:p ns2:paraId="04C88506" ns2:textId="6C17B5D7">
       <w:pPr>
         <w:pStyle w:val="Prrafodelista"/>
         <w:numPr>
@@ -1631,14 +1631,14 @@
         <w:rPr>
           <w:rFonts w:ascii="Arial Narrow" w:eastAsia="Arial Narrow" w:hAnsi="Arial Narrow" w:cs="Arial Narrow"/>
           <w:kern w:val="0"/>
-          <w14:ligatures w14:val="none"/>
-        </w:rPr>
-      </w:pPr>
-      <w:r>
-        <w:rPr>
-          <w:rFonts w:ascii="Arial Narrow" w:eastAsia="Arial Narrow" w:hAnsi="Arial Narrow" w:cs="Arial Narrow"/>
-          <w:kern w:val="0"/>
-          <w14:ligatures w14:val="none"/>
+          <ns2:ligatures ns2:val="none"/>
+        </w:rPr>
+      </w:pPr>
+      <w:r>
+        <w:rPr>
+          <w:rFonts w:ascii="Arial Narrow" w:eastAsia="Arial Narrow" w:hAnsi="Arial Narrow" w:cs="Arial Narrow"/>
+          <w:kern w:val="0"/>
+          <ns2:ligatures ns2:val="none"/>
         </w:rPr>
         <w:t xml:space="preserve">Asimismo, </w:t>
       </w:r>
@@ -1648,7 +1648,7 @@
           <w:color w:val="000000"/>
           <w:kern w:val="0"/>
           <w:lang w:eastAsia="es-PE"/>
-          <w14:ligatures w14:val="none"/>
+          <ns2:ligatures ns2:val="none"/>
         </w:rPr>
         <w:t xml:space="preserve">la Secretaría Técnica, en ejercicio de sus facultades, considera </w:t>
       </w:r>
@@ -1656,7 +1656,7 @@
         <w:rPr>
           <w:rFonts w:ascii="Arial Narrow" w:eastAsia="Arial Narrow" w:hAnsi="Arial Narrow" w:cs="Arial"/>
           <w:kern w:val="0"/>
-          <w14:ligatures w14:val="none"/>
+          <ns2:ligatures ns2:val="none"/>
         </w:rPr>
         <w:t xml:space="preserve">que el hecho denunciado, consistente en que </w:t>
       </w:r>
@@ -1722,7 +1722,7 @@
         <w:rPr>
           <w:rFonts w:ascii="Arial Narrow" w:eastAsia="Arial Narrow" w:hAnsi="Arial Narrow" w:cs="Arial Narrow"/>
           <w:kern w:val="0"/>
-          <w14:ligatures w14:val="none"/>
+          <ns2:ligatures ns2:val="none"/>
         </w:rPr>
         <w:t>; involucraría una presunta afectación a sus expectativas, quien no habría encontrado una correspondencia entre lo que esperaba recibir de parte del proveedor y lo que realmente recibió. Por consiguiente, corresponde calificar el hecho materia de denuncia como una presunta infracción al deber de idoneidad, tipificado en los artículos 18 y 19 del Código</w:t>
       </w:r>
@@ -1730,12 +1730,12 @@
         <w:rPr>
           <w:rFonts w:ascii="Arial Narrow" w:eastAsia="Arial Narrow" w:hAnsi="Arial Narrow" w:cs="Arial"/>
           <w:kern w:val="0"/>
-          <w14:ligatures w14:val="none"/>
+          <ns2:ligatures ns2:val="none"/>
         </w:rPr>
         <w:t>.</w:t>
       </w:r>
     </w:p>
-    <w:p>
+    <w:p ns2:paraId="4AACC7FF" ns2:textId="77777777">
       <w:pPr>
         <w:pStyle w:val="Prrafodelista"/>
         <w:spacing w:after="0" w:line="240" w:lineRule="auto"/>
@@ -1744,11 +1744,11 @@
         <w:rPr>
           <w:rFonts w:ascii="Arial Narrow" w:eastAsia="Arial Narrow" w:hAnsi="Arial Narrow" w:cs="Arial Narrow"/>
           <w:kern w:val="0"/>
-          <w14:ligatures w14:val="none"/>
-        </w:rPr>
-      </w:pPr>
-    </w:p>
-    <w:p>
+          <ns2:ligatures ns2:val="none"/>
+        </w:rPr>
+      </w:pPr>
+    </w:p>
+    <w:p ns2:paraId="1261F1FC" ns2:textId="5642333B">
       <w:pPr>
         <w:pStyle w:val="Prrafodelista"/>
         <w:numPr>
@@ -1761,14 +1761,14 @@
         <w:rPr>
           <w:rFonts w:ascii="Arial Narrow" w:eastAsia="Arial Narrow" w:hAnsi="Arial Narrow" w:cs="Arial Narrow"/>
           <w:kern w:val="0"/>
-          <w14:ligatures w14:val="none"/>
+          <ns2:ligatures ns2:val="none"/>
         </w:rPr>
       </w:pPr>
       <w:r>
         <w:rPr>
           <w:rFonts w:ascii="Arial Narrow" w:eastAsia="Arial Narrow" w:hAnsi="Arial Narrow" w:cs="Arial"/>
           <w:kern w:val="0"/>
-          <w14:ligatures w14:val="none"/>
+          <ns2:ligatures ns2:val="none"/>
         </w:rPr>
         <w:t xml:space="preserve">Asimismo, </w:t>
       </w:r>
@@ -1778,7 +1778,7 @@
           <w:color w:val="000000"/>
           <w:kern w:val="0"/>
           <w:lang w:eastAsia="es-PE"/>
-          <w14:ligatures w14:val="none"/>
+          <ns2:ligatures ns2:val="none"/>
         </w:rPr>
         <w:t xml:space="preserve">la Secretaría Técnica, en ejercicio de sus facultades, considera </w:t>
       </w:r>
@@ -1786,7 +1786,7 @@
         <w:rPr>
           <w:rFonts w:ascii="Arial Narrow" w:eastAsia="Arial Narrow" w:hAnsi="Arial Narrow" w:cs="Arial"/>
           <w:kern w:val="0"/>
-          <w14:ligatures w14:val="none"/>
+          <ns2:ligatures ns2:val="none"/>
         </w:rPr>
         <w:t xml:space="preserve">que el hecho denunciado, consistente en que </w:t>
       </w:r>
@@ -1797,7 +1797,7 @@
           <w:kern w:val="0"/>
           <w:shd w:val="clear" w:color="auto" w:fill="FFFFFF"/>
           <w:lang w:eastAsia="es-PE"/>
-          <w14:ligatures w14:val="none"/>
+          <ns2:ligatures ns2:val="none"/>
         </w:rPr>
         <w:t>Scotiabank Perú S.A.A. denegó la solicitud del denunciante de cambio de asesor para el asesoramiento de las modalidades de cobertura del seguro de desgravamen del crédito hipotecario 94****26, alcances o implicancias de exclusión de asegurados</w:t>
       </w:r>
@@ -1805,7 +1805,7 @@
         <w:rPr>
           <w:rFonts w:ascii="Arial Narrow" w:eastAsia="Arial Narrow" w:hAnsi="Arial Narrow" w:cs="Arial Narrow"/>
           <w:kern w:val="0"/>
-          <w14:ligatures w14:val="none"/>
+          <ns2:ligatures ns2:val="none"/>
         </w:rPr>
         <w:t xml:space="preserve">; involucraría una presunta afectación a sus expectativas, quien no habría encontrado una correspondencia entre lo que esperaba recibir de parte del proveedor y lo que realmente </w:t>
       </w:r>
@@ -1813,7 +1813,7 @@
         <w:rPr>
           <w:rFonts w:ascii="Arial Narrow" w:eastAsia="Arial Narrow" w:hAnsi="Arial Narrow" w:cs="Arial Narrow"/>
           <w:kern w:val="0"/>
-          <w14:ligatures w14:val="none"/>
+          <ns2:ligatures ns2:val="none"/>
         </w:rPr>
         <w:t>recibió. Por consiguiente, corresponde calificar el hecho materia de denuncia como una presunta infracción al deber de idoneidad, tipificado en los artículos 18 y 19 del Código</w:t>
       </w:r>
@@ -1821,23 +1821,23 @@
         <w:rPr>
           <w:rFonts w:ascii="Arial Narrow" w:eastAsia="Arial Narrow" w:hAnsi="Arial Narrow" w:cs="Arial"/>
           <w:kern w:val="0"/>
-          <w14:ligatures w14:val="none"/>
+          <ns2:ligatures ns2:val="none"/>
         </w:rPr>
         <w:t>.</w:t>
       </w:r>
     </w:p>
-    <w:p>
-      <w:pPr>
-        <w:spacing w:after="0" w:line="240" w:lineRule="auto"/>
-        <w:jc w:val="both"/>
-        <w:rPr>
-          <w:rFonts w:ascii="Arial Narrow" w:eastAsia="Arial Narrow" w:hAnsi="Arial Narrow" w:cs="Arial Narrow"/>
-          <w:kern w:val="0"/>
-          <w14:ligatures w14:val="none"/>
-        </w:rPr>
-      </w:pPr>
-    </w:p>
-    <w:p>
+    <w:p ns2:paraId="1BA3E5F0" ns2:textId="77777777">
+      <w:pPr>
+        <w:spacing w:after="0" w:line="240" w:lineRule="auto"/>
+        <w:jc w:val="both"/>
+        <w:rPr>
+          <w:rFonts w:ascii="Arial Narrow" w:eastAsia="Arial Narrow" w:hAnsi="Arial Narrow" w:cs="Arial Narrow"/>
+          <w:kern w:val="0"/>
+          <ns2:ligatures ns2:val="none"/>
+        </w:rPr>
+      </w:pPr>
+    </w:p>
+    <w:p ns2:paraId="0BD647D4" ns2:textId="792C2B20">
       <w:pPr>
         <w:pStyle w:val="Prrafodelista"/>
         <w:numPr>
@@ -1850,7 +1850,7 @@
         <w:rPr>
           <w:rFonts w:ascii="Arial Narrow" w:eastAsia="Arial Narrow" w:hAnsi="Arial Narrow" w:cs="Arial Narrow"/>
           <w:kern w:val="0"/>
-          <w14:ligatures w14:val="none"/>
+          <ns2:ligatures ns2:val="none"/>
         </w:rPr>
       </w:pPr>
       <w:r>
@@ -1859,7 +1859,7 @@
           <w:color w:val="000000"/>
           <w:kern w:val="0"/>
           <w:lang w:eastAsia="es-PE"/>
-          <w14:ligatures w14:val="none"/>
+          <ns2:ligatures ns2:val="none"/>
         </w:rPr>
         <w:t xml:space="preserve">Además, la Secretaría Técnica, en ejercicio de sus facultades, considera </w:t>
       </w:r>
@@ -1867,7 +1867,7 @@
         <w:rPr>
           <w:rFonts w:ascii="Arial Narrow" w:eastAsia="Arial Narrow" w:hAnsi="Arial Narrow" w:cs="Arial"/>
           <w:kern w:val="0"/>
-          <w14:ligatures w14:val="none"/>
+          <ns2:ligatures ns2:val="none"/>
         </w:rPr>
         <w:t xml:space="preserve">que el hecho denunciado, consistente en que </w:t>
       </w:r>
@@ -1875,7 +1875,7 @@
         <w:rPr>
           <w:rFonts w:ascii="Arial Narrow" w:eastAsia="Arial Narrow" w:hAnsi="Arial Narrow" w:cs="Arial Narrow"/>
           <w:kern w:val="0"/>
-          <w14:ligatures w14:val="none"/>
+          <ns2:ligatures ns2:val="none"/>
         </w:rPr>
         <w:t>Scotiabank Perú S.A.A. no habría informado al denunciante sobre la existencia de un seguro de desgravamen mancomunado, pese a que el crédito hipotecario 94****26 fue contratado por la sociedad conyugal</w:t>
       </w:r>
@@ -1886,7 +1886,7 @@
           <w:color w:val="000000"/>
           <w:kern w:val="0"/>
           <w:lang w:eastAsia="es-PE"/>
-          <w14:ligatures w14:val="none"/>
+          <ns2:ligatures ns2:val="none"/>
         </w:rPr>
         <w:t xml:space="preserve">. Por consiguiente, corresponde calificar el hecho materia de denuncia como una presunta infracción al deber de información, tipificado en el </w:t>
       </w:r>
@@ -1898,7 +1898,7 @@
           <w:color w:val="000000"/>
           <w:kern w:val="0"/>
           <w:lang w:eastAsia="es-PE"/>
-          <w14:ligatures w14:val="none"/>
+          <ns2:ligatures ns2:val="none"/>
         </w:rPr>
         <w:t xml:space="preserve">artículo 1, numeral 1, literal b) </w:t>
       </w:r>
@@ -1910,7 +1910,7 @@
           <w:color w:val="000000"/>
           <w:kern w:val="0"/>
           <w:lang w:eastAsia="es-PE"/>
-          <w14:ligatures w14:val="none"/>
+          <ns2:ligatures ns2:val="none"/>
         </w:rPr>
         <w:t>y al artículo 2 del Código</w:t>
       </w:r>
@@ -1923,7 +1923,7 @@
           <w:kern w:val="0"/>
           <w:vertAlign w:val="superscript"/>
           <w:lang w:eastAsia="es-PE"/>
-          <w14:ligatures w14:val="none"/>
+          <ns2:ligatures ns2:val="none"/>
         </w:rPr>
         <w:footnoteReference w:id="6"/>
       </w:r>
@@ -1934,26 +1934,26 @@
           <w:color w:val="000000"/>
           <w:kern w:val="0"/>
           <w:lang w:eastAsia="es-PE"/>
-          <w14:ligatures w14:val="none"/>
+          <ns2:ligatures ns2:val="none"/>
         </w:rPr>
         <w:t xml:space="preserve">. </w:t>
       </w:r>
       <w:bookmarkEnd w:id="2"/>
     </w:p>
-    <w:p>
-      <w:pPr>
-        <w:spacing w:after="0" w:line="240" w:lineRule="auto"/>
-        <w:jc w:val="both"/>
-        <w:rPr>
-          <w:rFonts w:ascii="Arial Narrow" w:eastAsia="Arial Narrow" w:hAnsi="Arial Narrow" w:cs="Arial Narrow"/>
-          <w:kern w:val="0"/>
-          <w14:ligatures w14:val="none"/>
+    <w:p ns2:paraId="59EC291D" ns2:textId="77777777">
+      <w:pPr>
+        <w:spacing w:after="0" w:line="240" w:lineRule="auto"/>
+        <w:jc w:val="both"/>
+        <w:rPr>
+          <w:rFonts w:ascii="Arial Narrow" w:eastAsia="Arial Narrow" w:hAnsi="Arial Narrow" w:cs="Arial Narrow"/>
+          <w:kern w:val="0"/>
+          <ns2:ligatures ns2:val="none"/>
         </w:rPr>
       </w:pPr>
     </w:p>
     <w:bookmarkEnd w:id="0"/>
     <w:bookmarkEnd w:id="1"/>
-    <w:p>
+    <w:p ns2:paraId="368E45F7" ns2:textId="77777777">
       <w:pPr>
         <w:pStyle w:val="Prrafodelista"/>
         <w:numPr>
@@ -1967,7 +1967,7 @@
           <w:rFonts w:ascii="Arial Narrow" w:eastAsia="Calibri" w:hAnsi="Arial Narrow" w:cs="Arial Narrow"/>
           <w:kern w:val="0"/>
           <w:lang w:eastAsia="es-PE"/>
-          <w14:ligatures w14:val="none"/>
+          <ns2:ligatures ns2:val="none"/>
         </w:rPr>
       </w:pPr>
       <w:r>
@@ -1976,7 +1976,7 @@
           <w:color w:val="000000"/>
           <w:kern w:val="0"/>
           <w:lang w:eastAsia="es-PE"/>
-          <w14:ligatures w14:val="none"/>
+          <ns2:ligatures ns2:val="none"/>
         </w:rPr>
         <w:t>En tanto la denuncia reúne los requisitos establecidos por la norma citada, corresponde admitirla a trámite</w:t>
       </w:r>
@@ -1987,7 +1987,7 @@
           <w:color w:val="000000"/>
           <w:kern w:val="0"/>
           <w:vertAlign w:val="superscript"/>
-          <w14:ligatures w14:val="none"/>
+          <ns2:ligatures ns2:val="none"/>
         </w:rPr>
         <w:footnoteReference w:id="7"/>
       </w:r>
@@ -1997,12 +1997,12 @@
           <w:color w:val="000000"/>
           <w:kern w:val="0"/>
           <w:lang w:eastAsia="es-PE"/>
-          <w14:ligatures w14:val="none"/>
+          <ns2:ligatures ns2:val="none"/>
         </w:rPr>
         <w:t>.</w:t>
       </w:r>
     </w:p>
-    <w:p>
+    <w:p ns2:paraId="0B1EE62E" ns2:textId="77777777">
       <w:pPr>
         <w:spacing w:after="0" w:line="240" w:lineRule="auto"/>
         <w:ind w:left="567"/>
@@ -2013,12 +2013,12 @@
           <w:color w:val="000000"/>
           <w:kern w:val="0"/>
           <w:lang w:eastAsia="es-PE"/>
-          <w14:ligatures w14:val="none"/>
+          <ns2:ligatures ns2:val="none"/>
         </w:rPr>
       </w:pPr>
       <w:bookmarkStart w:id="5" w:name="_Hlk214963071"/>
     </w:p>
-    <w:p>
+    <w:p ns2:paraId="3B713732" ns2:textId="77777777">
       <w:pPr>
         <w:pStyle w:val="Prrafodelista"/>
         <w:numPr>
@@ -2038,7 +2038,7 @@
           <w:color w:val="000000"/>
           <w:kern w:val="0"/>
           <w:lang w:eastAsia="es-PE"/>
-          <w14:ligatures w14:val="none"/>
+          <ns2:ligatures ns2:val="none"/>
         </w:rPr>
       </w:pPr>
       <w:r>
@@ -2048,12 +2048,12 @@
           <w:color w:val="000000"/>
           <w:kern w:val="0"/>
           <w:lang w:eastAsia="es-PE"/>
-          <w14:ligatures w14:val="none"/>
+          <ns2:ligatures ns2:val="none"/>
         </w:rPr>
         <w:t>REQUERIMIENTO DE INFORMACIÓN</w:t>
       </w:r>
     </w:p>
-    <w:p>
+    <w:p ns2:paraId="015F53C2" ns2:textId="77777777">
       <w:pPr>
         <w:spacing w:after="0" w:line="240" w:lineRule="auto"/>
         <w:jc w:val="both"/>
@@ -2062,11 +2062,11 @@
           <w:color w:val="000000"/>
           <w:kern w:val="0"/>
           <w:lang w:val="es-ES" w:eastAsia="es-ES"/>
-          <w14:ligatures w14:val="none"/>
-        </w:rPr>
-      </w:pPr>
-    </w:p>
-    <w:p>
+          <ns2:ligatures ns2:val="none"/>
+        </w:rPr>
+      </w:pPr>
+    </w:p>
+    <w:p ns2:paraId="2280E608" ns2:textId="77777777">
       <w:pPr>
         <w:pStyle w:val="Prrafodelista"/>
         <w:numPr>
@@ -2081,7 +2081,7 @@
           <w:color w:val="000000"/>
           <w:kern w:val="0"/>
           <w:lang w:val="es-ES" w:eastAsia="es-ES"/>
-          <w14:ligatures w14:val="none"/>
+          <ns2:ligatures ns2:val="none"/>
         </w:rPr>
       </w:pPr>
       <w:r>
@@ -2097,7 +2097,7 @@
           <w:color w:val="000000"/>
           <w:kern w:val="0"/>
           <w:lang w:val="es-ES" w:eastAsia="es-ES"/>
-          <w14:ligatures w14:val="none"/>
+          <ns2:ligatures ns2:val="none"/>
         </w:rPr>
         <w:t xml:space="preserve">efectos de tener mayores elementos que sirvan para la resolución </w:t>
       </w:r>
@@ -2107,7 +2107,7 @@
           <w:color w:val="000000"/>
           <w:kern w:val="0"/>
           <w:lang w:val="es-ES" w:eastAsia="es-ES"/>
-          <w14:ligatures w14:val="none"/>
+          <ns2:ligatures ns2:val="none"/>
         </w:rPr>
         <w:t xml:space="preserve">definitiva del presente caso, la Secretaría Técnica, en ejercicio de las facultades que la ley le confiere, </w:t>
       </w:r>
@@ -2118,7 +2118,7 @@
           <w:color w:val="000000"/>
           <w:kern w:val="0"/>
           <w:lang w:val="es-ES" w:eastAsia="es-ES"/>
-          <w14:ligatures w14:val="none"/>
+          <ns2:ligatures ns2:val="none"/>
         </w:rPr>
         <w:t xml:space="preserve">conviene requerir a los proveedores denunciados </w:t>
       </w:r>
@@ -2129,7 +2129,7 @@
           <w:color w:val="000000"/>
           <w:kern w:val="0"/>
           <w:lang w:val="es-ES" w:eastAsia="es-ES"/>
-          <w14:ligatures w14:val="none"/>
+          <ns2:ligatures ns2:val="none"/>
         </w:rPr>
         <w:t>que, en un plazo no mayor de cinco (5) días hábiles</w:t>
       </w:r>
@@ -2139,7 +2139,7 @@
           <w:color w:val="000000"/>
           <w:kern w:val="0"/>
           <w:lang w:val="es-ES" w:eastAsia="es-ES"/>
-          <w14:ligatures w14:val="none"/>
+          <ns2:ligatures ns2:val="none"/>
         </w:rPr>
         <w:t xml:space="preserve"> contado a partir del día siguiente de la notificación d</w:t>
       </w:r>
@@ -2149,7 +2149,7 @@
           <w:color w:val="000000"/>
           <w:kern w:val="0"/>
           <w:lang w:val="es-ES" w:eastAsia="es-ES"/>
-          <w14:ligatures w14:val="none"/>
+          <ns2:ligatures ns2:val="none"/>
         </w:rPr>
         <w:t xml:space="preserve">e la presente resolución, </w:t>
       </w:r>
@@ -2160,12 +2160,12 @@
           <w:color w:val="000000"/>
           <w:kern w:val="0"/>
           <w:lang w:val="es-ES" w:eastAsia="es-ES"/>
-          <w14:ligatures w14:val="none"/>
+          <ns2:ligatures ns2:val="none"/>
         </w:rPr>
         <w:t>cumplan con lo siguiente:</w:t>
       </w:r>
     </w:p>
-    <w:p>
+    <w:p ns2:paraId="46057B93" ns2:textId="77777777">
       <w:pPr>
         <w:pStyle w:val="Prrafodelista"/>
         <w:spacing w:after="0" w:line="240" w:lineRule="auto"/>
@@ -2176,11 +2176,11 @@
           <w:color w:val="000000"/>
           <w:kern w:val="0"/>
           <w:lang w:val="es-ES" w:eastAsia="es-ES"/>
-          <w14:ligatures w14:val="none"/>
-        </w:rPr>
-      </w:pPr>
-    </w:p>
-    <w:p>
+          <ns2:ligatures ns2:val="none"/>
+        </w:rPr>
+      </w:pPr>
+    </w:p>
+    <w:p ns2:paraId="5B6298DB" ns2:textId="3EE2C706">
       <w:pPr>
         <w:pStyle w:val="Prrafodelista"/>
         <w:spacing w:after="0" w:line="240" w:lineRule="auto"/>
@@ -2191,7 +2191,7 @@
           <w:color w:val="000000"/>
           <w:kern w:val="0"/>
           <w:lang w:val="es-ES" w:eastAsia="es-ES"/>
-          <w14:ligatures w14:val="none"/>
+          <ns2:ligatures ns2:val="none"/>
         </w:rPr>
       </w:pPr>
       <w:r>
@@ -2201,7 +2201,7 @@
           <w:kern w:val="0"/>
           <w:u w:val="single"/>
           <w:lang w:val="es-ES" w:eastAsia="es-ES"/>
-          <w14:ligatures w14:val="none"/>
+          <ns2:ligatures ns2:val="none"/>
         </w:rPr>
         <w:t xml:space="preserve">A </w:t>
       </w:r>
@@ -2212,7 +2212,7 @@
           <w:kern w:val="0"/>
           <w:u w:val="single"/>
           <w:lang w:val="es-ES" w:eastAsia="es-ES"/>
-          <w14:ligatures w14:val="none"/>
+          <ns2:ligatures ns2:val="none"/>
         </w:rPr>
         <w:t>BNP Paribas</w:t>
       </w:r>
@@ -2222,7 +2222,7 @@
           <w:color w:val="000000"/>
           <w:kern w:val="0"/>
           <w:lang w:val="es-ES" w:eastAsia="es-ES"/>
-          <w14:ligatures w14:val="none"/>
+          <ns2:ligatures ns2:val="none"/>
         </w:rPr>
         <w:t xml:space="preserve">: (i) presentar una copia debidamente suscrita </w:t>
       </w:r>
@@ -2232,7 +2232,7 @@
           <w:color w:val="000000"/>
           <w:kern w:val="0"/>
           <w:lang w:val="es-ES" w:eastAsia="es-ES"/>
-          <w14:ligatures w14:val="none"/>
+          <ns2:ligatures ns2:val="none"/>
         </w:rPr>
         <w:t>del seguro de desgravamen del crédito hipotecario 94****26</w:t>
       </w:r>
@@ -2242,7 +2242,7 @@
           <w:color w:val="000000"/>
           <w:kern w:val="0"/>
           <w:lang w:val="es-ES" w:eastAsia="es-ES"/>
-          <w14:ligatures w14:val="none"/>
+          <ns2:ligatures ns2:val="none"/>
         </w:rPr>
         <w:t xml:space="preserve"> materia de denuncia</w:t>
       </w:r>
@@ -2252,7 +2252,7 @@
           <w:color w:val="000000"/>
           <w:kern w:val="0"/>
           <w:lang w:val="es-ES" w:eastAsia="es-ES"/>
-          <w14:ligatures w14:val="none"/>
+          <ns2:ligatures ns2:val="none"/>
         </w:rPr>
         <w:t xml:space="preserve">; </w:t>
       </w:r>
@@ -2262,7 +2262,7 @@
           <w:color w:val="000000"/>
           <w:kern w:val="0"/>
           <w:lang w:val="es-ES" w:eastAsia="es-ES"/>
-          <w14:ligatures w14:val="none"/>
+          <ns2:ligatures ns2:val="none"/>
         </w:rPr>
         <w:t>y, (</w:t>
       </w:r>
@@ -2273,7 +2273,7 @@
           <w:color w:val="000000"/>
           <w:kern w:val="0"/>
           <w:lang w:val="es-ES" w:eastAsia="es-ES"/>
-          <w14:ligatures w14:val="none"/>
+          <ns2:ligatures ns2:val="none"/>
         </w:rPr>
         <w:t>ii</w:t>
       </w:r>
@@ -2284,12 +2284,12 @@
           <w:color w:val="000000"/>
           <w:kern w:val="0"/>
           <w:lang w:val="es-ES" w:eastAsia="es-ES"/>
-          <w14:ligatures w14:val="none"/>
+          <ns2:ligatures ns2:val="none"/>
         </w:rPr>
         <w:t>) presentar todas las comunicaciones cursadas con la parte denunciante en virtud de los hechos materia de denuncia.</w:t>
       </w:r>
     </w:p>
-    <w:p>
+    <w:p ns2:paraId="708EFD52" ns2:textId="77777777">
       <w:pPr>
         <w:pStyle w:val="Prrafodelista"/>
         <w:spacing w:after="0" w:line="240" w:lineRule="auto"/>
@@ -2301,11 +2301,11 @@
           <w:kern w:val="0"/>
           <w:u w:val="single"/>
           <w:lang w:val="es-ES" w:eastAsia="es-ES"/>
-          <w14:ligatures w14:val="none"/>
-        </w:rPr>
-      </w:pPr>
-    </w:p>
-    <w:p>
+          <ns2:ligatures ns2:val="none"/>
+        </w:rPr>
+      </w:pPr>
+    </w:p>
+    <w:p ns2:paraId="411CDDBE" ns2:textId="1D6F6560">
       <w:pPr>
         <w:pStyle w:val="Prrafodelista"/>
         <w:spacing w:after="0" w:line="240" w:lineRule="auto"/>
@@ -2317,7 +2317,7 @@
           <w:kern w:val="0"/>
           <w:u w:val="single"/>
           <w:lang w:val="es-ES" w:eastAsia="es-ES"/>
-          <w14:ligatures w14:val="none"/>
+          <ns2:ligatures ns2:val="none"/>
         </w:rPr>
       </w:pPr>
       <w:r>
@@ -2327,7 +2327,7 @@
           <w:kern w:val="0"/>
           <w:u w:val="single"/>
           <w:lang w:val="es-ES" w:eastAsia="es-ES"/>
-          <w14:ligatures w14:val="none"/>
+          <ns2:ligatures ns2:val="none"/>
         </w:rPr>
         <w:t xml:space="preserve">A </w:t>
       </w:r>
@@ -2338,7 +2338,7 @@
           <w:kern w:val="0"/>
           <w:u w:val="single"/>
           <w:lang w:val="es-ES" w:eastAsia="es-ES"/>
-          <w14:ligatures w14:val="none"/>
+          <ns2:ligatures ns2:val="none"/>
         </w:rPr>
         <w:t>Scotiabank</w:t>
       </w:r>
@@ -2348,7 +2348,7 @@
           <w:color w:val="000000"/>
           <w:kern w:val="0"/>
           <w:lang w:val="es-ES" w:eastAsia="es-ES"/>
-          <w14:ligatures w14:val="none"/>
+          <ns2:ligatures ns2:val="none"/>
         </w:rPr>
         <w:t>:</w:t>
       </w:r>
@@ -2358,7 +2358,7 @@
           <w:color w:val="000000"/>
           <w:kern w:val="0"/>
           <w:lang w:eastAsia="es-ES"/>
-          <w14:ligatures w14:val="none"/>
+          <ns2:ligatures ns2:val="none"/>
         </w:rPr>
         <w:t xml:space="preserve"> </w:t>
       </w:r>
@@ -2368,7 +2368,7 @@
           <w:color w:val="000000"/>
           <w:kern w:val="0"/>
           <w:lang w:val="es-ES" w:eastAsia="es-ES"/>
-          <w14:ligatures w14:val="none"/>
+          <ns2:ligatures ns2:val="none"/>
         </w:rPr>
         <w:t>(i) presentar una copia debidamente suscrita del seguro de desgravamen del crédito hipotecario 94****26 materia de denuncia; (</w:t>
       </w:r>
@@ -2379,7 +2379,7 @@
           <w:color w:val="000000"/>
           <w:kern w:val="0"/>
           <w:lang w:val="es-ES" w:eastAsia="es-ES"/>
-          <w14:ligatures w14:val="none"/>
+          <ns2:ligatures ns2:val="none"/>
         </w:rPr>
         <w:t>ii</w:t>
       </w:r>
@@ -2390,7 +2390,7 @@
           <w:color w:val="000000"/>
           <w:kern w:val="0"/>
           <w:lang w:val="es-ES" w:eastAsia="es-ES"/>
-          <w14:ligatures w14:val="none"/>
+          <ns2:ligatures ns2:val="none"/>
         </w:rPr>
         <w:t xml:space="preserve">) presentar los medios probatorios que acrediten que </w:t>
       </w:r>
@@ -2401,7 +2401,7 @@
           <w:color w:val="000000"/>
           <w:kern w:val="0"/>
           <w:lang w:val="es-ES" w:eastAsia="es-ES"/>
-          <w14:ligatures w14:val="none"/>
+          <ns2:ligatures ns2:val="none"/>
         </w:rPr>
         <w:t>dutante</w:t>
       </w:r>
@@ -2412,7 +2412,7 @@
           <w:color w:val="000000"/>
           <w:kern w:val="0"/>
           <w:lang w:val="es-ES" w:eastAsia="es-ES"/>
-          <w14:ligatures w14:val="none"/>
+          <ns2:ligatures ns2:val="none"/>
         </w:rPr>
         <w:t xml:space="preserve"> la contratación del crédito hipotecario 94****26 se informó al denunciante de la existencia de un seguro de desgravamen mancomunado; y, (</w:t>
       </w:r>
@@ -2423,7 +2423,7 @@
           <w:color w:val="000000"/>
           <w:kern w:val="0"/>
           <w:lang w:val="es-ES" w:eastAsia="es-ES"/>
-          <w14:ligatures w14:val="none"/>
+          <ns2:ligatures ns2:val="none"/>
         </w:rPr>
         <w:t>iii</w:t>
       </w:r>
@@ -2434,7 +2434,7 @@
           <w:color w:val="000000"/>
           <w:kern w:val="0"/>
           <w:lang w:val="es-ES" w:eastAsia="es-ES"/>
-          <w14:ligatures w14:val="none"/>
+          <ns2:ligatures ns2:val="none"/>
         </w:rPr>
         <w:t>) presentar todas las comunicaciones cursadas con la parte denunciante en virtud de los hechos materia de denuncia</w:t>
       </w:r>
@@ -2444,14 +2444,14 @@
           <w:color w:val="000000"/>
           <w:kern w:val="0"/>
           <w:lang w:val="es-ES" w:eastAsia="es-ES"/>
-          <w14:ligatures w14:val="none"/>
+          <ns2:ligatures ns2:val="none"/>
         </w:rPr>
         <w:t>.</w:t>
       </w:r>
       <w:bookmarkEnd w:id="7"/>
     </w:p>
     <w:bookmarkEnd w:id="5"/>
-    <w:p>
+    <w:p ns2:paraId="0B739892" ns2:textId="77777777">
       <w:pPr>
         <w:pStyle w:val="Prrafodelista"/>
         <w:spacing w:after="0" w:line="240" w:lineRule="auto"/>
@@ -2462,11 +2462,11 @@
           <w:color w:val="000000"/>
           <w:kern w:val="0"/>
           <w:lang w:val="es-ES" w:eastAsia="es-ES"/>
-          <w14:ligatures w14:val="none"/>
-        </w:rPr>
-      </w:pPr>
-    </w:p>
-    <w:p>
+          <ns2:ligatures ns2:val="none"/>
+        </w:rPr>
+      </w:pPr>
+    </w:p>
+    <w:p ns2:paraId="6CB0D01C" ns2:textId="20B824CE">
       <w:pPr>
         <w:pStyle w:val="Prrafodelista"/>
         <w:numPr>
@@ -2486,7 +2486,7 @@
           <w:color w:val="000000"/>
           <w:kern w:val="0"/>
           <w:lang w:eastAsia="es-PE"/>
-          <w14:ligatures w14:val="none"/>
+          <ns2:ligatures ns2:val="none"/>
         </w:rPr>
       </w:pPr>
       <w:r>
@@ -2496,7 +2496,7 @@
           <w:color w:val="000000"/>
           <w:kern w:val="0"/>
           <w:lang w:eastAsia="es-PE"/>
-          <w14:ligatures w14:val="none"/>
+          <ns2:ligatures ns2:val="none"/>
         </w:rPr>
         <w:t>RESOLUCIÓN DE LA SECRETARÍA TÉCNICA</w:t>
       </w:r>
@@ -2507,12 +2507,12 @@
           <w:color w:val="000000"/>
           <w:kern w:val="0"/>
           <w:lang w:eastAsia="es-PE"/>
-          <w14:ligatures w14:val="none"/>
+          <ns2:ligatures ns2:val="none"/>
         </w:rPr>
         <w:t xml:space="preserve"> </w:t>
       </w:r>
     </w:p>
-    <w:p>
+    <w:p ns2:paraId="562CAF6B" ns2:textId="77777777">
       <w:pPr>
         <w:spacing w:after="0" w:line="240" w:lineRule="auto"/>
         <w:jc w:val="both"/>
@@ -2522,11 +2522,11 @@
           <w:color w:val="000000"/>
           <w:kern w:val="0"/>
           <w:lang w:eastAsia="es-PE"/>
-          <w14:ligatures w14:val="none"/>
-        </w:rPr>
-      </w:pPr>
-    </w:p>
-    <w:p>
+          <ns2:ligatures ns2:val="none"/>
+        </w:rPr>
+      </w:pPr>
+    </w:p>
+    <w:p ns2:paraId="0B526F6B" ns2:textId="52AFA4D3">
       <w:pPr>
         <w:spacing w:after="0" w:line="240" w:lineRule="auto"/>
         <w:jc w:val="both"/>
@@ -2535,7 +2535,7 @@
           <w:color w:val="000000"/>
           <w:kern w:val="0"/>
           <w:lang w:eastAsia="es-PE"/>
-          <w14:ligatures w14:val="none"/>
+          <ns2:ligatures ns2:val="none"/>
         </w:rPr>
       </w:pPr>
       <w:r>
@@ -2602,7 +2602,7 @@
         <w:t/>
       </w:r>
     </w:p>
-    <w:p>
+    <w:p ns2:paraId="72B76732" ns2:textId="77777777">
       <w:pPr>
         <w:spacing w:after="0" w:line="240" w:lineRule="auto"/>
         <w:jc w:val="both"/>
@@ -2611,7 +2611,7 @@
         </w:rPr>
       </w:pPr>
     </w:p>
-    <w:p>
+    <w:p ns2:paraId="00FED72A" ns2:textId="5A5D0F6E">
       <w:pPr>
         <w:pStyle w:val="Prrafodelista"/>
         <w:numPr>
@@ -2629,7 +2629,7 @@
           <w:rFonts w:ascii="Arial Narrow" w:eastAsia="Calibri" w:hAnsi="Arial Narrow" w:cs="Arial Narrow"/>
           <w:kern w:val="0"/>
           <w:lang w:eastAsia="es-PE"/>
-          <w14:ligatures w14:val="none"/>
+          <ns2:ligatures ns2:val="none"/>
         </w:rPr>
       </w:pPr>
       <w:r>
@@ -2668,7 +2668,7 @@
         <w:t>, en tanto el personal de Scotiabank Perú S.A.A. habría llenado de forma unilateral los formularios del seguro de desgravamen del crédito hipotecario 94****26.</w:t>
       </w:r>
     </w:p>
-    <w:p>
+    <w:p ns2:paraId="4B910C3F" ns2:textId="77777777">
       <w:pPr>
         <w:spacing w:after="0" w:line="240" w:lineRule="auto"/>
         <w:jc w:val="both"/>
@@ -2677,7 +2677,7 @@
         </w:rPr>
       </w:pPr>
     </w:p>
-    <w:p>
+    <w:p ns2:paraId="168FAA40" ns2:textId="1C619091">
       <w:pPr>
         <w:pStyle w:val="Prrafodelista"/>
         <w:numPr>
@@ -2695,7 +2695,7 @@
           <w:rFonts w:ascii="Arial Narrow" w:eastAsia="Calibri" w:hAnsi="Arial Narrow" w:cs="Arial Narrow"/>
           <w:kern w:val="0"/>
           <w:lang w:eastAsia="es-PE"/>
-          <w14:ligatures w14:val="none"/>
+          <ns2:ligatures ns2:val="none"/>
         </w:rPr>
       </w:pPr>
       <w:r>
@@ -2720,7 +2720,7 @@
         <w:t>, en tanto Scotiabank Perú S.A.A. habría restringido el acceso del denunciante a los documentos del seguro de desgravamen del crédito hipotecario 94****26, pese a que luego reconoció que estos estaban disponibles digitalmente.</w:t>
       </w:r>
     </w:p>
-    <w:p>
+    <w:p ns2:paraId="208324A1" ns2:textId="77777777">
       <w:pPr>
         <w:spacing w:after="0" w:line="240" w:lineRule="auto"/>
         <w:jc w:val="both"/>
@@ -2729,7 +2729,7 @@
         </w:rPr>
       </w:pPr>
     </w:p>
-    <w:p>
+    <w:p ns2:paraId="622103FC" ns2:textId="4A2EA6C8">
       <w:pPr>
         <w:pStyle w:val="Prrafodelista"/>
         <w:numPr>
@@ -2747,7 +2747,7 @@
           <w:rFonts w:ascii="Arial Narrow" w:eastAsia="Calibri" w:hAnsi="Arial Narrow" w:cs="Arial Narrow"/>
           <w:kern w:val="0"/>
           <w:lang w:eastAsia="es-PE"/>
-          <w14:ligatures w14:val="none"/>
+          <ns2:ligatures ns2:val="none"/>
         </w:rPr>
       </w:pPr>
       <w:r>
@@ -2830,7 +2830,7 @@
         <w:t>.</w:t>
       </w:r>
     </w:p>
-    <w:p>
+    <w:p ns2:paraId="27A2D009" ns2:textId="77777777">
       <w:pPr>
         <w:spacing w:after="0" w:line="240" w:lineRule="auto"/>
         <w:jc w:val="both"/>
@@ -2839,7 +2839,7 @@
         </w:rPr>
       </w:pPr>
     </w:p>
-    <w:p>
+    <w:p ns2:paraId="2C13BBEB" ns2:textId="097F43DB">
       <w:pPr>
         <w:pStyle w:val="Prrafodelista"/>
         <w:numPr>
@@ -2857,7 +2857,7 @@
           <w:rFonts w:ascii="Arial Narrow" w:eastAsia="Calibri" w:hAnsi="Arial Narrow" w:cs="Arial Narrow"/>
           <w:kern w:val="0"/>
           <w:lang w:eastAsia="es-PE"/>
-          <w14:ligatures w14:val="none"/>
+          <ns2:ligatures ns2:val="none"/>
         </w:rPr>
       </w:pPr>
       <w:r>
@@ -2882,7 +2882,7 @@
         <w:t>, en tanto Scotiabank Perú S.A.A. denegó la solicitud del denunciante de cambio de asesor para el asesoramiento de las modalidades de cobertura del seguro de desgravamen del crédito hipotecario 94****26, alcances o implicancias de exclusión de asegurados.</w:t>
       </w:r>
     </w:p>
-    <w:p>
+    <w:p ns2:paraId="6BDAE987" ns2:textId="77777777">
       <w:pPr>
         <w:pStyle w:val="Prrafodelista"/>
         <w:spacing w:after="0" w:line="240" w:lineRule="auto"/>
@@ -2892,11 +2892,11 @@
           <w:rFonts w:ascii="Arial Narrow" w:eastAsia="Calibri" w:hAnsi="Arial Narrow" w:cs="Arial Narrow"/>
           <w:kern w:val="0"/>
           <w:lang w:eastAsia="es-PE"/>
-          <w14:ligatures w14:val="none"/>
-        </w:rPr>
-      </w:pPr>
-    </w:p>
-    <w:p>
+          <ns2:ligatures ns2:val="none"/>
+        </w:rPr>
+      </w:pPr>
+    </w:p>
+    <w:p ns2:paraId="0A20E405" ns2:textId="190F35DC">
       <w:pPr>
         <w:pStyle w:val="Prrafodelista"/>
         <w:numPr>
@@ -2914,7 +2914,7 @@
           <w:rFonts w:ascii="Arial Narrow" w:eastAsia="Calibri" w:hAnsi="Arial Narrow" w:cs="Arial Narrow"/>
           <w:kern w:val="0"/>
           <w:lang w:eastAsia="es-PE"/>
-          <w14:ligatures w14:val="none"/>
+          <ns2:ligatures ns2:val="none"/>
         </w:rPr>
       </w:pPr>
       <w:r>
@@ -2947,7 +2947,7 @@
         <w:t xml:space="preserve"> </w:t>
       </w:r>
     </w:p>
-    <w:p>
+    <w:p ns2:paraId="0C1CE743" ns2:textId="77777777">
       <w:pPr>
         <w:spacing w:after="0" w:line="240" w:lineRule="auto"/>
         <w:jc w:val="both"/>
@@ -2956,7 +2956,7 @@
         </w:rPr>
       </w:pPr>
     </w:p>
-    <w:p>
+    <w:p ns2:paraId="4BE0B45B" ns2:textId="77777777">
       <w:pPr>
         <w:spacing w:after="0" w:line="240" w:lineRule="auto"/>
         <w:contextualSpacing/>
@@ -2964,7 +2964,7 @@
         <w:rPr>
           <w:rFonts w:ascii="Arial Narrow" w:eastAsia="Calibri" w:hAnsi="Arial Narrow" w:cs="Arial"/>
           <w:kern w:val="0"/>
-          <w14:ligatures w14:val="none"/>
+          <ns2:ligatures ns2:val="none"/>
         </w:rPr>
       </w:pPr>
       <w:r>
@@ -2983,7 +2983,7 @@
         <w:t>tener por ofrecidos los medios probatorios presentados en el escrito de denuncia del 25 de mayo de 2026.</w:t>
       </w:r>
     </w:p>
-    <w:p>
+    <w:p ns2:paraId="0673D7AF" ns2:textId="77777777">
       <w:pPr>
         <w:spacing w:after="0" w:line="240" w:lineRule="auto"/>
         <w:contextualSpacing/>
@@ -2993,11 +2993,11 @@
           <w:color w:val="000000"/>
           <w:kern w:val="0"/>
           <w:lang w:eastAsia="es-PE"/>
-          <w14:ligatures w14:val="none"/>
-        </w:rPr>
-      </w:pPr>
-    </w:p>
-    <w:p>
+          <ns2:ligatures ns2:val="none"/>
+        </w:rPr>
+      </w:pPr>
+    </w:p>
+    <w:p ns2:paraId="25261923" ns2:textId="31F44A77">
       <w:pPr>
         <w:spacing w:after="0" w:line="240" w:lineRule="auto"/>
         <w:jc w:val="both"/>
@@ -3006,7 +3006,7 @@
           <w:color w:val="000000"/>
           <w:kern w:val="0"/>
           <w:lang w:eastAsia="es-PE"/>
-          <w14:ligatures w14:val="none"/>
+          <ns2:ligatures ns2:val="none"/>
         </w:rPr>
       </w:pPr>
       <w:r>
@@ -3079,7 +3079,7 @@
         <w:t xml:space="preserve"> con lo siguiente:</w:t>
       </w:r>
     </w:p>
-    <w:p>
+    <w:p ns2:paraId="419F0EE9" ns2:textId="77777777">
       <w:pPr>
         <w:spacing w:after="0" w:line="240" w:lineRule="auto"/>
         <w:jc w:val="both"/>
@@ -3088,11 +3088,11 @@
           <w:color w:val="000000"/>
           <w:kern w:val="0"/>
           <w:lang w:eastAsia="es-PE"/>
-          <w14:ligatures w14:val="none"/>
-        </w:rPr>
-      </w:pPr>
-    </w:p>
-    <w:p>
+          <ns2:ligatures ns2:val="none"/>
+        </w:rPr>
+      </w:pPr>
+    </w:p>
+    <w:p ns2:paraId="0E0BC728" ns2:textId="77777777">
       <w:pPr>
         <w:numPr>
           <w:ilvl w:val="0"/>
@@ -3106,7 +3106,7 @@
           <w:color w:val="000000"/>
           <w:kern w:val="0"/>
           <w:lang w:eastAsia="es-PE"/>
-          <w14:ligatures w14:val="none"/>
+          <ns2:ligatures ns2:val="none"/>
         </w:rPr>
       </w:pPr>
       <w:r>
@@ -3115,12 +3115,12 @@
           <w:color w:val="000000"/>
           <w:kern w:val="0"/>
           <w:lang w:eastAsia="es-PE"/>
-          <w14:ligatures w14:val="none"/>
+          <ns2:ligatures ns2:val="none"/>
         </w:rPr>
         <w:t>presentar documentos que acrediten su inscripción en los Registros Públicos o una declaración jurada que indique que cuenta con dicha inscripción;</w:t>
       </w:r>
     </w:p>
-    <w:p>
+    <w:p ns2:paraId="74E3FA15" ns2:textId="77777777">
       <w:pPr>
         <w:numPr>
           <w:ilvl w:val="0"/>
@@ -3134,7 +3134,7 @@
           <w:color w:val="000000"/>
           <w:kern w:val="0"/>
           <w:lang w:eastAsia="es-PE"/>
-          <w14:ligatures w14:val="none"/>
+          <ns2:ligatures ns2:val="none"/>
         </w:rPr>
       </w:pPr>
       <w:r>
@@ -3143,12 +3143,12 @@
           <w:color w:val="000000"/>
           <w:kern w:val="0"/>
           <w:lang w:eastAsia="es-PE"/>
-          <w14:ligatures w14:val="none"/>
+          <ns2:ligatures ns2:val="none"/>
         </w:rPr>
         <w:t>presentar copia simple de las facultades de representación de su representante legal en el presente procedimiento o la declaración jurada que indique que cuenta con dichas facultades y que estas se encuentran vigentes;</w:t>
       </w:r>
     </w:p>
-    <w:p>
+    <w:p ns2:paraId="68FDEC71" ns2:textId="77777777">
       <w:pPr>
         <w:numPr>
           <w:ilvl w:val="0"/>
@@ -3162,7 +3162,7 @@
           <w:color w:val="000000"/>
           <w:kern w:val="0"/>
           <w:lang w:eastAsia="es-PE"/>
-          <w14:ligatures w14:val="none"/>
+          <ns2:ligatures ns2:val="none"/>
         </w:rPr>
       </w:pPr>
       <w:r>
@@ -3171,12 +3171,12 @@
           <w:color w:val="000000"/>
           <w:kern w:val="0"/>
           <w:lang w:eastAsia="es-PE"/>
-          <w14:ligatures w14:val="none"/>
+          <ns2:ligatures ns2:val="none"/>
         </w:rPr>
         <w:t>consignar el Número de Registro Único de Contribuyentes (RUC); y,</w:t>
       </w:r>
     </w:p>
-    <w:p>
+    <w:p ns2:paraId="70648BC8" ns2:textId="77777777">
       <w:pPr>
         <w:numPr>
           <w:ilvl w:val="0"/>
@@ -3188,7 +3188,7 @@
         <w:rPr>
           <w:rFonts w:ascii="Arial Narrow" w:eastAsia="Calibri" w:hAnsi="Arial Narrow" w:cs="Arial"/>
           <w:kern w:val="0"/>
-          <w14:ligatures w14:val="none"/>
+          <ns2:ligatures ns2:val="none"/>
         </w:rPr>
       </w:pPr>
       <w:r>
@@ -3197,7 +3197,7 @@
           <w:color w:val="000000"/>
           <w:kern w:val="0"/>
           <w:lang w:eastAsia="es-PE"/>
-          <w14:ligatures w14:val="none"/>
+          <ns2:ligatures ns2:val="none"/>
         </w:rPr>
         <w:t xml:space="preserve">fijar domicilio procesal para el procedimiento, de conformidad con el numeral 1 del artículo 442 del Código Procesal Civil. </w:t>
       </w:r>
@@ -3206,7 +3206,7 @@
           <w:rFonts w:ascii="Arial Narrow" w:eastAsia="Arial Narrow" w:hAnsi="Arial Narrow" w:cs="Arial"/>
           <w:color w:val="000000"/>
           <w:kern w:val="0"/>
-          <w14:ligatures w14:val="none"/>
+          <ns2:ligatures ns2:val="none"/>
         </w:rPr>
         <w:t>Para ello podrá señalar domicilio físico o una dirección electrónica a la que pueda remitirse las notificaciones</w:t>
       </w:r>
@@ -3216,12 +3216,12 @@
           <w:color w:val="000000"/>
           <w:kern w:val="0"/>
           <w:lang w:val="es"/>
-          <w14:ligatures w14:val="none"/>
+          <ns2:ligatures ns2:val="none"/>
         </w:rPr>
         <w:t>;</w:t>
       </w:r>
     </w:p>
-    <w:p>
+    <w:p ns2:paraId="5C53649A" ns2:textId="77777777">
       <w:pPr>
         <w:numPr>
           <w:ilvl w:val="0"/>
@@ -3233,7 +3233,7 @@
         <w:rPr>
           <w:rFonts w:ascii="Arial Narrow" w:eastAsia="Calibri" w:hAnsi="Arial Narrow" w:cs="Arial"/>
           <w:kern w:val="0"/>
-          <w14:ligatures w14:val="none"/>
+          <ns2:ligatures ns2:val="none"/>
         </w:rPr>
       </w:pPr>
       <w:r>
@@ -3241,7 +3241,7 @@
           <w:rFonts w:ascii="Arial Narrow" w:eastAsia="Arial Narrow" w:hAnsi="Arial Narrow" w:cs="Arial"/>
           <w:color w:val="000000"/>
           <w:kern w:val="0"/>
-          <w14:ligatures w14:val="none"/>
+          <ns2:ligatures ns2:val="none"/>
         </w:rPr>
         <w:t>en caso califique como micro empresa o pequeña empresa, presentar los documentos que acrediten su volumen de ventas o ingresos brutos percibidos el año anterior relativo a todas sus actividades económicas y el número de trabajadores con el que cuenta</w:t>
       </w:r>
@@ -3252,7 +3252,7 @@
           <w:color w:val="000000"/>
           <w:kern w:val="0"/>
           <w:vertAlign w:val="superscript"/>
-          <w14:ligatures w14:val="none"/>
+          <ns2:ligatures ns2:val="none"/>
         </w:rPr>
         <w:footnoteReference w:id="8"/>
       </w:r>
@@ -3261,7 +3261,7 @@
           <w:rFonts w:ascii="Arial Narrow" w:eastAsia="Arial Narrow" w:hAnsi="Arial Narrow" w:cs="Arial"/>
           <w:color w:val="000000"/>
           <w:kern w:val="0"/>
-          <w14:ligatures w14:val="none"/>
+          <ns2:ligatures ns2:val="none"/>
         </w:rPr>
         <w:t xml:space="preserve">. Ello, a fin de que la Comisión pueda meritar dicha documentación, conforme lo establece el artículo 110 del </w:t>
       </w:r>
@@ -3271,7 +3271,7 @@
           <w:color w:val="000000"/>
           <w:spacing w:val="-2"/>
           <w:kern w:val="0"/>
-          <w14:ligatures w14:val="none"/>
+          <ns2:ligatures ns2:val="none"/>
         </w:rPr>
         <w:t>Código</w:t>
       </w:r>
@@ -3283,7 +3283,7 @@
           <w:spacing w:val="-2"/>
           <w:kern w:val="0"/>
           <w:vertAlign w:val="superscript"/>
-          <w14:ligatures w14:val="none"/>
+          <ns2:ligatures ns2:val="none"/>
         </w:rPr>
         <w:footnoteReference w:id="9"/>
       </w:r>
@@ -3293,12 +3293,12 @@
           <w:color w:val="000000"/>
           <w:spacing w:val="-2"/>
           <w:kern w:val="0"/>
-          <w14:ligatures w14:val="none"/>
+          <ns2:ligatures ns2:val="none"/>
         </w:rPr>
         <w:t>.</w:t>
       </w:r>
     </w:p>
-    <w:p>
+    <w:p ns2:paraId="064745FC" ns2:textId="77777777">
       <w:pPr>
         <w:spacing w:after="0" w:line="240" w:lineRule="auto"/>
         <w:ind w:left="567"/>
@@ -3308,7 +3308,7 @@
           <w:color w:val="000000"/>
           <w:kern w:val="0"/>
           <w:lang w:eastAsia="es-PE"/>
-          <w14:ligatures w14:val="none"/>
+          <ns2:ligatures ns2:val="none"/>
         </w:rPr>
       </w:pPr>
     </w:p>
@@ -3321,35 +3321,301 @@
           <w:color w:val="000000"/>
           <w:kern w:val="0"/>
           <w:lang w:eastAsia="es-PE"/>
-          <w14:ligatures w14:val="none"/>
-        </w:rPr>
-      </w:pPr>
-      <w:r>
-        <w:rPr>
-          <w:rFonts w:ascii="Arial Narrow" w:eastAsia="Arial Narrow" w:hAnsi="Arial Narrow"/>
-          <w:b/>
-          <w:color w:val="000000"/>
+          <ns2:ligatures ns2:val="none"/>
+        </w:rPr>
+      </w:pPr>
+      <w:r>
+        <w:rPr>
+          <w:rFonts w:ascii="Arial Narrow" w:hAnsi="Arial Narrow" w:cs="Arial Narrow"/>
+          <w:b w:val="1"/>
+          <w:bCs w:val="1"/>
+          <w:sz w:val="20"/>
+          <w:szCs w:val="20"/>
         </w:rPr>
         <w:t xml:space="preserve">CUARTO: </w:t>
       </w:r>
       <w:r>
         <w:rPr>
-          <w:rFonts w:ascii="Arial Narrow" w:eastAsia="Arial Narrow" w:hAnsi="Arial Narrow"/>
-          <w:color w:val="000000"/>
-        </w:rPr>
-        <w:t xml:space="preserve">correr traslado de la denuncia interpuesta el 25 de mayo de 2026 a </w:t>
-      </w:r>
-      <w:r>
-        <w:rPr>
-          <w:rFonts w:ascii="Arial Narrow" w:eastAsia="Arial Narrow" w:hAnsi="Arial Narrow"/>
-          <w:color w:val="000000"/>
-        </w:rPr>
-        <w:t xml:space="preserve">Scotiabank Perú S.A.A. y a BNP Paribas </w:t>
+          <w:rFonts w:ascii="Arial Narrow" w:hAnsi="Arial Narrow" w:cs="Arial Narrow"/>
+          <w:sz w:val="20"/>
+          <w:szCs w:val="20"/>
+        </w:rPr>
+        <w:t xml:space="preserve">correr traslado de la presente resolución a Scotiabank Perú S.A.A. y a BNP Paribas Cardif S.A. Compañía de Seguros y Reaseguros para que, de conformidad con lo dispuesto por el artículo 26° de la Ley sobre Facultades, Normas y Organización del Indecopi, aprobado por Decreto Legislativo N° 8079, presenten sus descargos sobre la imputación de cargos realizada en un plazo no mayor a cinco (5) días hábiles contado a partir del día siguiente de la notificación de la presente resolución, vencido el cual, el Secretario Técnico declarará en rebeldía a los denunciados que no lo hubieran presentado. Debe precisarse que de conformidad con lo establecido por el artículo 223° del Texto Único Ordenado de la Ley N° 27444, Ley del Procedimiento Administrativo General, las alegaciones y los hechos relevantes de la reclamación, salvo que hayan sido específicamente negadas en la contestación, se tendrán por aceptadas o meritadas como ciertas.</w:t>
+      </w:r>
+    </w:p>
+    <w:p ns2:paraId="00B6C292" ns2:textId="77777777">
+      <w:pPr>
+        <w:spacing w:after="0" w:line="240" w:lineRule="auto"/>
+        <w:jc w:val="both"/>
+        <w:rPr>
+          <w:rFonts w:ascii="Arial Narrow" w:eastAsia="Arial Narrow" w:hAnsi="Arial Narrow" w:cs="Arial Narrow"/>
+          <w:color w:val="000000"/>
+          <w:kern w:val="0"/>
+          <w:lang w:eastAsia="es-PE"/>
+          <ns2:ligatures ns2:val="none"/>
+        </w:rPr>
+      </w:pPr>
+    </w:p>
+    <w:p ns2:paraId="3F27DE61" ns2:textId="0DFC8D9A">
+      <w:pPr>
+        <w:spacing w:after="0" w:line="240" w:lineRule="auto"/>
+        <w:jc w:val="both"/>
+        <w:rPr>
+          <w:rFonts w:ascii="Arial Narrow" w:eastAsia="Times New Roman" w:hAnsi="Arial Narrow" w:cs="Arial"/>
+          <w:color w:val="000000"/>
+          <w:kern w:val="0"/>
+          <w:lang w:val="es-ES" w:eastAsia="es-ES"/>
+          <ns2:ligatures ns2:val="none"/>
+        </w:rPr>
+      </w:pPr>
+      <w:r>
+        <w:rPr>
+          <w:rFonts w:ascii="Arial Narrow" w:eastAsia="Arial Narrow" w:hAnsi="Arial Narrow" w:cs="Arial Narrow"/>
+          <w:b/>
+          <w:color w:val="000000"/>
+          <w:kern w:val="0"/>
+          <w:lang w:eastAsia="es-PE"/>
+          <ns2:ligatures ns2:val="none"/>
+        </w:rPr>
+        <w:t xml:space="preserve">QUINTO: </w:t>
+      </w:r>
+      <w:bookmarkStart w:id="8" w:name="_Hlk188286813"/>
+      <w:r>
+        <w:rPr>
+          <w:rFonts w:ascii="Arial Narrow" w:eastAsia="Times New Roman" w:hAnsi="Arial Narrow" w:cs="Arial"/>
+          <w:color w:val="000000"/>
+          <w:kern w:val="0"/>
+          <w:lang w:eastAsia="es-ES"/>
+          <ns2:ligatures ns2:val="none"/>
+        </w:rPr>
+        <w:t xml:space="preserve">requerir </w:t>
+      </w:r>
+      <w:r>
+        <w:rPr>
+          <w:rFonts w:ascii="Arial Narrow" w:eastAsia="Times New Roman" w:hAnsi="Arial Narrow" w:cs="Arial"/>
+          <w:color w:val="000000"/>
+          <w:kern w:val="0"/>
+          <w:lang w:val="es-ES" w:eastAsia="es-ES"/>
+          <ns2:ligatures ns2:val="none"/>
+        </w:rPr>
+        <w:t xml:space="preserve">que, en un </w:t>
+      </w:r>
+      <w:r>
+        <w:rPr>
+          <w:rFonts w:ascii="Arial Narrow" w:eastAsia="Times New Roman" w:hAnsi="Arial Narrow" w:cs="Arial"/>
+          <w:color w:val="000000"/>
+          <w:kern w:val="0"/>
+          <w:lang w:eastAsia="es-ES"/>
+          <ns2:ligatures ns2:val="none"/>
+        </w:rPr>
+        <w:t>plazo no mayor de cinco (5) días hábiles contado a partir del día siguiente de la notificación de la presente resolución</w:t>
+      </w:r>
+      <w:bookmarkEnd w:id="8"/>
+      <w:r>
+        <w:rPr>
+          <w:rFonts w:ascii="Arial Narrow" w:eastAsia="Times New Roman" w:hAnsi="Arial Narrow" w:cs="Arial"/>
+          <w:color w:val="000000"/>
+          <w:kern w:val="0"/>
+          <w:lang w:eastAsia="es-ES"/>
+          <ns2:ligatures ns2:val="none"/>
+        </w:rPr>
+        <w:t xml:space="preserve">, </w:t>
+      </w:r>
+      <w:bookmarkStart w:id="9" w:name="_Hlk188286828"/>
+      <w:r>
+        <w:rPr>
+          <w:rFonts w:ascii="Arial Narrow" w:eastAsia="Arial Narrow" w:hAnsi="Arial Narrow"/>
+          <w:color w:val="000000"/>
+        </w:rPr>
+        <w:t>Scotiabank Perú S.A.A.</w:t>
+      </w:r>
+      <w:r>
+        <w:rPr>
+          <w:rFonts w:ascii="Arial Narrow" w:eastAsia="Times New Roman" w:hAnsi="Arial Narrow" w:cs="Arial"/>
+          <w:color w:val="000000"/>
+          <w:kern w:val="0"/>
+          <w:lang w:eastAsia="es-ES"/>
+          <ns2:ligatures ns2:val="none"/>
+        </w:rPr>
+        <w:t xml:space="preserve">, </w:t>
+      </w:r>
+      <w:bookmarkEnd w:id="9"/>
+      <w:r>
+        <w:rPr>
+          <w:rFonts w:ascii="Arial Narrow" w:eastAsia="Times New Roman" w:hAnsi="Arial Narrow" w:cs="Arial"/>
+          <w:color w:val="000000"/>
+          <w:kern w:val="0"/>
+          <w:lang w:val="es-ES" w:eastAsia="es-ES"/>
+          <ns2:ligatures ns2:val="none"/>
+        </w:rPr>
+        <w:t xml:space="preserve">cumpla con: </w:t>
+      </w:r>
+      <w:r>
+        <w:rPr>
+          <w:rFonts w:ascii="Arial Narrow" w:eastAsia="Times New Roman" w:hAnsi="Arial Narrow" w:cs="Arial"/>
+          <w:color w:val="000000"/>
+          <w:kern w:val="0"/>
+          <w:lang w:val="es-ES" w:eastAsia="es-ES"/>
+          <ns2:ligatures ns2:val="none"/>
+        </w:rPr>
+        <w:t>(i) presentar una copia debidamente suscrita del seguro de desgravamen del crédito hipotecario 94****26 materia de denuncia; (</w:t>
       </w:r>
       <w:proofErr w:type="spellStart"/>
       <w:r>
         <w:rPr>
-          <w:rFonts w:ascii="Arial Narrow" w:eastAsia="Arial Narrow" w:hAnsi="Arial Narrow"/>
+          <w:rFonts w:ascii="Arial Narrow" w:eastAsia="Times New Roman" w:hAnsi="Arial Narrow" w:cs="Arial"/>
+          <w:color w:val="000000"/>
+          <w:kern w:val="0"/>
+          <w:lang w:val="es-ES" w:eastAsia="es-ES"/>
+          <ns2:ligatures ns2:val="none"/>
+        </w:rPr>
+        <w:t>ii</w:t>
+      </w:r>
+      <w:proofErr w:type="spellEnd"/>
+      <w:r>
+        <w:rPr>
+          <w:rFonts w:ascii="Arial Narrow" w:eastAsia="Times New Roman" w:hAnsi="Arial Narrow" w:cs="Arial"/>
+          <w:color w:val="000000"/>
+          <w:kern w:val="0"/>
+          <w:lang w:val="es-ES" w:eastAsia="es-ES"/>
+          <ns2:ligatures ns2:val="none"/>
+        </w:rPr>
+        <w:t xml:space="preserve">) presentar los medios probatorios que acrediten que </w:t>
+      </w:r>
+      <w:proofErr w:type="spellStart"/>
+      <w:r>
+        <w:rPr>
+          <w:rFonts w:ascii="Arial Narrow" w:eastAsia="Times New Roman" w:hAnsi="Arial Narrow" w:cs="Arial"/>
+          <w:color w:val="000000"/>
+          <w:kern w:val="0"/>
+          <w:lang w:val="es-ES" w:eastAsia="es-ES"/>
+          <ns2:ligatures ns2:val="none"/>
+        </w:rPr>
+        <w:t>dutante</w:t>
+      </w:r>
+      <w:proofErr w:type="spellEnd"/>
+      <w:r>
+        <w:rPr>
+          <w:rFonts w:ascii="Arial Narrow" w:eastAsia="Times New Roman" w:hAnsi="Arial Narrow" w:cs="Arial"/>
+          <w:color w:val="000000"/>
+          <w:kern w:val="0"/>
+          <w:lang w:val="es-ES" w:eastAsia="es-ES"/>
+          <ns2:ligatures ns2:val="none"/>
+        </w:rPr>
+        <w:t xml:space="preserve"> la contratación del crédito hipotecario 94****26 se informó al denunciante de la existencia de un seguro de desgravamen mancomunado; y, (</w:t>
+      </w:r>
+      <w:proofErr w:type="spellStart"/>
+      <w:r>
+        <w:rPr>
+          <w:rFonts w:ascii="Arial Narrow" w:eastAsia="Times New Roman" w:hAnsi="Arial Narrow" w:cs="Arial"/>
+          <w:color w:val="000000"/>
+          <w:kern w:val="0"/>
+          <w:lang w:val="es-ES" w:eastAsia="es-ES"/>
+          <ns2:ligatures ns2:val="none"/>
+        </w:rPr>
+        <w:t>iii</w:t>
+      </w:r>
+      <w:proofErr w:type="spellEnd"/>
+      <w:r>
+        <w:rPr>
+          <w:rFonts w:ascii="Arial Narrow" w:eastAsia="Times New Roman" w:hAnsi="Arial Narrow" w:cs="Arial"/>
+          <w:color w:val="000000"/>
+          <w:kern w:val="0"/>
+          <w:lang w:val="es-ES" w:eastAsia="es-ES"/>
+          <ns2:ligatures ns2:val="none"/>
+        </w:rPr>
+        <w:t>) presentar todas las comunicaciones cursadas con la parte denunciante en virtud de los hechos materia de denuncia</w:t>
+      </w:r>
+      <w:r>
+        <w:rPr>
+          <w:rFonts w:ascii="Arial Narrow" w:eastAsia="Times New Roman" w:hAnsi="Arial Narrow" w:cs="Arial"/>
+          <w:color w:val="000000"/>
+          <w:kern w:val="0"/>
+          <w:lang w:val="es-ES" w:eastAsia="es-ES"/>
+          <ns2:ligatures ns2:val="none"/>
+        </w:rPr>
+        <w:t>.</w:t>
+      </w:r>
+    </w:p>
+    <w:p ns2:paraId="778B04F4" ns2:textId="77777777">
+      <w:pPr>
+        <w:spacing w:after="0" w:line="240" w:lineRule="auto"/>
+        <w:jc w:val="both"/>
+        <w:rPr>
+          <w:rFonts w:ascii="Arial Narrow" w:eastAsia="Times New Roman" w:hAnsi="Arial Narrow" w:cs="Arial"/>
+          <w:color w:val="000000"/>
+          <w:kern w:val="0"/>
+          <w:lang w:val="es-ES" w:eastAsia="es-ES"/>
+          <ns2:ligatures ns2:val="none"/>
+        </w:rPr>
+      </w:pPr>
+    </w:p>
+    <w:p ns2:paraId="2B49FD0D" ns2:textId="6D83B2F3">
+      <w:pPr>
+        <w:spacing w:after="0" w:line="240" w:lineRule="auto"/>
+        <w:jc w:val="both"/>
+        <w:rPr>
+          <w:rFonts w:ascii="Arial Narrow" w:eastAsia="Times New Roman" w:hAnsi="Arial Narrow" w:cs="Arial"/>
+          <w:color w:val="000000"/>
+          <w:kern w:val="0"/>
+          <w:lang w:val="es-ES" w:eastAsia="es-ES"/>
+          <ns2:ligatures ns2:val="none"/>
+        </w:rPr>
+      </w:pPr>
+      <w:r>
+        <w:rPr>
+          <w:rFonts w:ascii="Arial Narrow" w:eastAsia="Arial Narrow" w:hAnsi="Arial Narrow" w:cs="Arial Narrow"/>
+          <w:b/>
+          <w:color w:val="000000"/>
+          <w:kern w:val="0"/>
+          <w:lang w:eastAsia="es-PE"/>
+          <ns2:ligatures ns2:val="none"/>
+        </w:rPr>
+        <w:t xml:space="preserve">SEXTO: </w:t>
+      </w:r>
+      <w:r>
+        <w:rPr>
+          <w:rFonts w:ascii="Arial Narrow" w:eastAsia="Times New Roman" w:hAnsi="Arial Narrow" w:cs="Arial"/>
+          <w:color w:val="000000"/>
+          <w:kern w:val="0"/>
+          <w:lang w:eastAsia="es-ES"/>
+          <ns2:ligatures ns2:val="none"/>
+        </w:rPr>
+        <w:t xml:space="preserve">requerir </w:t>
+      </w:r>
+      <w:r>
+        <w:rPr>
+          <w:rFonts w:ascii="Arial Narrow" w:eastAsia="Times New Roman" w:hAnsi="Arial Narrow" w:cs="Arial"/>
+          <w:color w:val="000000"/>
+          <w:kern w:val="0"/>
+          <w:lang w:val="es-ES" w:eastAsia="es-ES"/>
+          <ns2:ligatures ns2:val="none"/>
+        </w:rPr>
+        <w:t xml:space="preserve">que, en un </w:t>
+      </w:r>
+      <w:r>
+        <w:rPr>
+          <w:rFonts w:ascii="Arial Narrow" w:eastAsia="Times New Roman" w:hAnsi="Arial Narrow" w:cs="Arial"/>
+          <w:color w:val="000000"/>
+          <w:kern w:val="0"/>
+          <w:lang w:eastAsia="es-ES"/>
+          <ns2:ligatures ns2:val="none"/>
+        </w:rPr>
+        <w:t xml:space="preserve">plazo no mayor de cinco (5) días hábiles contado a partir del día siguiente de la notificación de la presente resolución, </w:t>
+      </w:r>
+      <w:r>
+        <w:rPr>
+          <w:rFonts w:ascii="Arial Narrow" w:eastAsia="Arial Narrow" w:hAnsi="Arial Narrow" w:cs="Arial Narrow"/>
+          <w:bCs/>
+          <w:color w:val="000000"/>
+        </w:rPr>
+        <w:t xml:space="preserve">BNP Paribas </w:t>
+      </w:r>
+      <w:proofErr w:type="spellStart"/>
+      <w:r>
+        <w:rPr>
+          <w:rFonts w:ascii="Arial Narrow" w:eastAsia="Arial Narrow" w:hAnsi="Arial Narrow" w:cs="Arial Narrow"/>
+          <w:bCs/>
           <w:color w:val="000000"/>
         </w:rPr>
         <w:t>Cardif</w:t>
@@ -3357,34 +3623,90 @@
       <w:proofErr w:type="spellEnd"/>
       <w:r>
         <w:rPr>
-          <w:rFonts w:ascii="Arial Narrow" w:eastAsia="Arial Narrow" w:hAnsi="Arial Narrow"/>
+          <w:rFonts w:ascii="Arial Narrow" w:eastAsia="Arial Narrow" w:hAnsi="Arial Narrow" w:cs="Arial Narrow"/>
+          <w:bCs/>
           <w:color w:val="000000"/>
         </w:rPr>
         <w:t xml:space="preserve"> S.A. Compañía de Seguros y Reaseguros</w:t>
       </w:r>
       <w:r>
         <w:rPr>
-          <w:rFonts w:ascii="Arial Narrow" w:eastAsia="Arial Narrow" w:hAnsi="Arial Narrow"/>
-          <w:color w:val="000000"/>
-        </w:rPr>
-        <w:t>, para que, de conformidad con lo dispuesto por el artículo 26 de la Ley sobre Facultades, Normas y Organización del Indecopi, aprobada por Decreto Legislativo 807, presente</w:t>
-      </w:r>
-      <w:r>
-        <w:rPr>
-          <w:rFonts w:ascii="Arial Narrow" w:eastAsia="Arial Narrow" w:hAnsi="Arial Narrow"/>
-          <w:color w:val="000000"/>
-        </w:rPr>
-        <w:t>n</w:t>
-      </w:r>
-      <w:r>
-        <w:rPr>
-          <w:rFonts w:ascii="Arial Narrow" w:eastAsia="Arial Narrow" w:hAnsi="Arial Narrow"/>
-          <w:color w:val="000000"/>
-        </w:rPr>
-        <w:t xml:space="preserve"> sus descargos en un plazo no mayor de cinco (5) días hábiles contados desde la notificación.</w:t>
-      </w:r>
-    </w:p>
-    <w:p>
+          <w:rFonts w:ascii="Arial Narrow" w:eastAsia="Times New Roman" w:hAnsi="Arial Narrow" w:cs="Arial"/>
+          <w:color w:val="000000"/>
+          <w:kern w:val="0"/>
+          <w:lang w:eastAsia="es-ES"/>
+          <ns2:ligatures ns2:val="none"/>
+        </w:rPr>
+        <w:t xml:space="preserve">, </w:t>
+      </w:r>
+      <w:r>
+        <w:rPr>
+          <w:rFonts w:ascii="Arial Narrow" w:eastAsia="Times New Roman" w:hAnsi="Arial Narrow" w:cs="Arial"/>
+          <w:color w:val="000000"/>
+          <w:kern w:val="0"/>
+          <w:lang w:val="es-ES" w:eastAsia="es-ES"/>
+          <ns2:ligatures ns2:val="none"/>
+        </w:rPr>
+        <w:t xml:space="preserve">cumpla con: </w:t>
+      </w:r>
+      <w:r>
+        <w:rPr>
+          <w:rFonts w:ascii="Arial Narrow" w:eastAsia="Times New Roman" w:hAnsi="Arial Narrow" w:cs="Arial"/>
+          <w:color w:val="000000"/>
+          <w:kern w:val="0"/>
+          <w:lang w:val="es-ES" w:eastAsia="es-ES"/>
+          <ns2:ligatures ns2:val="none"/>
+        </w:rPr>
+        <w:t>(i) presentar una copia debidamente suscrita del seguro de desgravamen del crédito hipotecario 94****26 materia de denuncia; y, (</w:t>
+      </w:r>
+      <w:proofErr w:type="spellStart"/>
+      <w:r>
+        <w:rPr>
+          <w:rFonts w:ascii="Arial Narrow" w:eastAsia="Times New Roman" w:hAnsi="Arial Narrow" w:cs="Arial"/>
+          <w:color w:val="000000"/>
+          <w:kern w:val="0"/>
+          <w:lang w:val="es-ES" w:eastAsia="es-ES"/>
+          <ns2:ligatures ns2:val="none"/>
+        </w:rPr>
+        <w:t>ii</w:t>
+      </w:r>
+      <w:proofErr w:type="spellEnd"/>
+      <w:r>
+        <w:rPr>
+          <w:rFonts w:ascii="Arial Narrow" w:eastAsia="Times New Roman" w:hAnsi="Arial Narrow" w:cs="Arial"/>
+          <w:color w:val="000000"/>
+          <w:kern w:val="0"/>
+          <w:lang w:val="es-ES" w:eastAsia="es-ES"/>
+          <ns2:ligatures ns2:val="none"/>
+        </w:rPr>
+        <w:t>) presentar todas las comunicaciones cursadas con la parte denunciante en virtud de los hechos materia de denuncia</w:t>
+      </w:r>
+      <w:r>
+        <w:rPr>
+          <w:rFonts w:ascii="Arial Narrow" w:eastAsia="Times New Roman" w:hAnsi="Arial Narrow" w:cs="Arial"/>
+          <w:color w:val="000000"/>
+          <w:kern w:val="0"/>
+          <w:lang w:val="es-ES" w:eastAsia="es-ES"/>
+          <ns2:ligatures ns2:val="none"/>
+        </w:rPr>
+        <w:t>.</w:t>
+      </w:r>
+    </w:p>
+    <w:p ns2:paraId="54CADF55" ns2:textId="77777777">
+      <w:pPr>
+        <w:spacing w:after="0" w:line="240" w:lineRule="auto"/>
+        <w:jc w:val="both"/>
+        <w:rPr>
+          <w:rFonts w:ascii="Arial Narrow" w:eastAsia="Arial Narrow" w:hAnsi="Arial Narrow" w:cs="Arial Narrow"/>
+          <w:b/>
+          <w:color w:val="000000"/>
+          <w:kern w:val="0"/>
+          <w:lang w:val="es-ES" w:eastAsia="es-PE"/>
+          <ns2:ligatures ns2:val="none"/>
+        </w:rPr>
+      </w:pPr>
+    </w:p>
+    <w:p ns2:paraId="05E69048" ns2:textId="30A33DB3">
       <w:pPr>
         <w:spacing w:after="0" w:line="240" w:lineRule="auto"/>
         <w:jc w:val="both"/>
@@ -3393,20 +3715,7 @@
           <w:color w:val="000000"/>
           <w:kern w:val="0"/>
           <w:lang w:eastAsia="es-PE"/>
-          <w14:ligatures w14:val="none"/>
-        </w:rPr>
-      </w:pPr>
-    </w:p>
-    <w:p>
-      <w:pPr>
-        <w:spacing w:after="0" w:line="240" w:lineRule="auto"/>
-        <w:jc w:val="both"/>
-        <w:rPr>
-          <w:rFonts w:ascii="Arial Narrow" w:eastAsia="Times New Roman" w:hAnsi="Arial Narrow" w:cs="Arial"/>
-          <w:color w:val="000000"/>
-          <w:kern w:val="0"/>
-          <w:lang w:val="es-ES" w:eastAsia="es-ES"/>
-          <w14:ligatures w14:val="none"/>
+          <ns2:ligatures ns2:val="none"/>
         </w:rPr>
       </w:pPr>
       <w:r>
@@ -3416,193 +3725,10 @@
           <w:color w:val="000000"/>
           <w:kern w:val="0"/>
           <w:lang w:eastAsia="es-PE"/>
-          <w14:ligatures w14:val="none"/>
-        </w:rPr>
-        <w:t xml:space="preserve">QUINTO: </w:t>
-      </w:r>
-      <w:bookmarkStart w:id="8" w:name="_Hlk188286813"/>
-      <w:r>
-        <w:rPr>
-          <w:rFonts w:ascii="Arial Narrow" w:eastAsia="Times New Roman" w:hAnsi="Arial Narrow" w:cs="Arial"/>
-          <w:color w:val="000000"/>
-          <w:kern w:val="0"/>
-          <w:lang w:eastAsia="es-ES"/>
-          <w14:ligatures w14:val="none"/>
-        </w:rPr>
-        <w:t xml:space="preserve">requerir </w:t>
-      </w:r>
-      <w:r>
-        <w:rPr>
-          <w:rFonts w:ascii="Arial Narrow" w:eastAsia="Times New Roman" w:hAnsi="Arial Narrow" w:cs="Arial"/>
-          <w:color w:val="000000"/>
-          <w:kern w:val="0"/>
-          <w:lang w:val="es-ES" w:eastAsia="es-ES"/>
-          <w14:ligatures w14:val="none"/>
-        </w:rPr>
-        <w:t xml:space="preserve">que, en un </w:t>
-      </w:r>
-      <w:r>
-        <w:rPr>
-          <w:rFonts w:ascii="Arial Narrow" w:eastAsia="Times New Roman" w:hAnsi="Arial Narrow" w:cs="Arial"/>
-          <w:color w:val="000000"/>
-          <w:kern w:val="0"/>
-          <w:lang w:eastAsia="es-ES"/>
-          <w14:ligatures w14:val="none"/>
-        </w:rPr>
-        <w:t>plazo no mayor de cinco (5) días hábiles contado a partir del día siguiente de la notificación de la presente resolución</w:t>
-      </w:r>
-      <w:bookmarkEnd w:id="8"/>
-      <w:r>
-        <w:rPr>
-          <w:rFonts w:ascii="Arial Narrow" w:eastAsia="Times New Roman" w:hAnsi="Arial Narrow" w:cs="Arial"/>
-          <w:color w:val="000000"/>
-          <w:kern w:val="0"/>
-          <w:lang w:eastAsia="es-ES"/>
-          <w14:ligatures w14:val="none"/>
-        </w:rPr>
-        <w:t xml:space="preserve">, </w:t>
-      </w:r>
-      <w:bookmarkStart w:id="9" w:name="_Hlk188286828"/>
-      <w:r>
-        <w:rPr>
-          <w:rFonts w:ascii="Arial Narrow" w:eastAsia="Arial Narrow" w:hAnsi="Arial Narrow"/>
-          <w:color w:val="000000"/>
-        </w:rPr>
-        <w:t>Scotiabank Perú S.A.A.</w:t>
-      </w:r>
-      <w:r>
-        <w:rPr>
-          <w:rFonts w:ascii="Arial Narrow" w:eastAsia="Times New Roman" w:hAnsi="Arial Narrow" w:cs="Arial"/>
-          <w:color w:val="000000"/>
-          <w:kern w:val="0"/>
-          <w:lang w:eastAsia="es-ES"/>
-          <w14:ligatures w14:val="none"/>
-        </w:rPr>
-        <w:t xml:space="preserve">, </w:t>
-      </w:r>
-      <w:bookmarkEnd w:id="9"/>
-      <w:r>
-        <w:rPr>
-          <w:rFonts w:ascii="Arial Narrow" w:eastAsia="Times New Roman" w:hAnsi="Arial Narrow" w:cs="Arial"/>
-          <w:color w:val="000000"/>
-          <w:kern w:val="0"/>
-          <w:lang w:val="es-ES" w:eastAsia="es-ES"/>
-          <w14:ligatures w14:val="none"/>
-        </w:rPr>
-        <w:t xml:space="preserve">cumpla con: </w:t>
-      </w:r>
-      <w:r>
-        <w:rPr>
-          <w:rFonts w:ascii="Arial Narrow" w:eastAsia="Times New Roman" w:hAnsi="Arial Narrow" w:cs="Arial"/>
-          <w:color w:val="000000"/>
-          <w:kern w:val="0"/>
-          <w:lang w:val="es-ES" w:eastAsia="es-ES"/>
-          <w14:ligatures w14:val="none"/>
-        </w:rPr>
-        <w:t>(i) presentar una copia debidamente suscrita del seguro de desgravamen del crédito hipotecario 94****26 materia de denuncia; (</w:t>
-      </w:r>
-      <w:proofErr w:type="spellStart"/>
-      <w:r>
-        <w:rPr>
-          <w:rFonts w:ascii="Arial Narrow" w:eastAsia="Times New Roman" w:hAnsi="Arial Narrow" w:cs="Arial"/>
-          <w:color w:val="000000"/>
-          <w:kern w:val="0"/>
-          <w:lang w:val="es-ES" w:eastAsia="es-ES"/>
-          <w14:ligatures w14:val="none"/>
-        </w:rPr>
-        <w:t>ii</w:t>
-      </w:r>
-      <w:proofErr w:type="spellEnd"/>
-      <w:r>
-        <w:rPr>
-          <w:rFonts w:ascii="Arial Narrow" w:eastAsia="Times New Roman" w:hAnsi="Arial Narrow" w:cs="Arial"/>
-          <w:color w:val="000000"/>
-          <w:kern w:val="0"/>
-          <w:lang w:val="es-ES" w:eastAsia="es-ES"/>
-          <w14:ligatures w14:val="none"/>
-        </w:rPr>
-        <w:t xml:space="preserve">) presentar los medios probatorios que acrediten que </w:t>
-      </w:r>
-      <w:proofErr w:type="spellStart"/>
-      <w:r>
-        <w:rPr>
-          <w:rFonts w:ascii="Arial Narrow" w:eastAsia="Times New Roman" w:hAnsi="Arial Narrow" w:cs="Arial"/>
-          <w:color w:val="000000"/>
-          <w:kern w:val="0"/>
-          <w:lang w:val="es-ES" w:eastAsia="es-ES"/>
-          <w14:ligatures w14:val="none"/>
-        </w:rPr>
-        <w:t>dutante</w:t>
-      </w:r>
-      <w:proofErr w:type="spellEnd"/>
-      <w:r>
-        <w:rPr>
-          <w:rFonts w:ascii="Arial Narrow" w:eastAsia="Times New Roman" w:hAnsi="Arial Narrow" w:cs="Arial"/>
-          <w:color w:val="000000"/>
-          <w:kern w:val="0"/>
-          <w:lang w:val="es-ES" w:eastAsia="es-ES"/>
-          <w14:ligatures w14:val="none"/>
-        </w:rPr>
-        <w:t xml:space="preserve"> la contratación del crédito hipotecario 94****26 se informó al denunciante de la existencia de un seguro de desgravamen mancomunado; y, (</w:t>
-      </w:r>
-      <w:proofErr w:type="spellStart"/>
-      <w:r>
-        <w:rPr>
-          <w:rFonts w:ascii="Arial Narrow" w:eastAsia="Times New Roman" w:hAnsi="Arial Narrow" w:cs="Arial"/>
-          <w:color w:val="000000"/>
-          <w:kern w:val="0"/>
-          <w:lang w:val="es-ES" w:eastAsia="es-ES"/>
-          <w14:ligatures w14:val="none"/>
-        </w:rPr>
-        <w:t>iii</w:t>
-      </w:r>
-      <w:proofErr w:type="spellEnd"/>
-      <w:r>
-        <w:rPr>
-          <w:rFonts w:ascii="Arial Narrow" w:eastAsia="Times New Roman" w:hAnsi="Arial Narrow" w:cs="Arial"/>
-          <w:color w:val="000000"/>
-          <w:kern w:val="0"/>
-          <w:lang w:val="es-ES" w:eastAsia="es-ES"/>
-          <w14:ligatures w14:val="none"/>
-        </w:rPr>
-        <w:t>) presentar todas las comunicaciones cursadas con la parte denunciante en virtud de los hechos materia de denuncia</w:t>
-      </w:r>
-      <w:r>
-        <w:rPr>
-          <w:rFonts w:ascii="Arial Narrow" w:eastAsia="Times New Roman" w:hAnsi="Arial Narrow" w:cs="Arial"/>
-          <w:color w:val="000000"/>
-          <w:kern w:val="0"/>
-          <w:lang w:val="es-ES" w:eastAsia="es-ES"/>
-          <w14:ligatures w14:val="none"/>
-        </w:rPr>
-        <w:t>.</w:t>
-      </w:r>
-    </w:p>
-    <w:p>
-      <w:pPr>
-        <w:spacing w:after="0" w:line="240" w:lineRule="auto"/>
-        <w:jc w:val="both"/>
-        <w:rPr>
-          <w:rFonts w:ascii="Arial Narrow" w:eastAsia="Times New Roman" w:hAnsi="Arial Narrow" w:cs="Arial"/>
-          <w:color w:val="000000"/>
-          <w:kern w:val="0"/>
-          <w:lang w:val="es-ES" w:eastAsia="es-ES"/>
-          <w14:ligatures w14:val="none"/>
-        </w:rPr>
-      </w:pPr>
-    </w:p>
-    <w:p>
-      <w:pPr>
-        <w:spacing w:after="0" w:line="240" w:lineRule="auto"/>
-        <w:jc w:val="both"/>
-        <w:rPr>
-          <w:rFonts w:ascii="Arial Narrow" w:eastAsia="Times New Roman" w:hAnsi="Arial Narrow" w:cs="Arial"/>
-          <w:color w:val="000000"/>
-          <w:kern w:val="0"/>
-          <w:lang w:val="es-ES" w:eastAsia="es-ES"/>
-          <w14:ligatures w14:val="none"/>
-        </w:rPr>
-      </w:pPr>
+          <ns2:ligatures ns2:val="none"/>
+        </w:rPr>
+        <w:t>SÉTIMO</w:t>
+      </w:r>
       <w:r>
         <w:rPr>
           <w:rFonts w:ascii="Arial Narrow" w:eastAsia="Arial Narrow" w:hAnsi="Arial Narrow" w:cs="Arial Narrow"/>
@@ -3610,176 +3736,40 @@
           <w:color w:val="000000"/>
           <w:kern w:val="0"/>
           <w:lang w:eastAsia="es-PE"/>
-          <w14:ligatures w14:val="none"/>
-        </w:rPr>
-        <w:t xml:space="preserve">SEXTO: </w:t>
-      </w:r>
-      <w:r>
-        <w:rPr>
-          <w:rFonts w:ascii="Arial Narrow" w:eastAsia="Times New Roman" w:hAnsi="Arial Narrow" w:cs="Arial"/>
-          <w:color w:val="000000"/>
-          <w:kern w:val="0"/>
-          <w:lang w:eastAsia="es-ES"/>
-          <w14:ligatures w14:val="none"/>
-        </w:rPr>
-        <w:t xml:space="preserve">requerir </w:t>
-      </w:r>
-      <w:r>
-        <w:rPr>
-          <w:rFonts w:ascii="Arial Narrow" w:eastAsia="Times New Roman" w:hAnsi="Arial Narrow" w:cs="Arial"/>
-          <w:color w:val="000000"/>
-          <w:kern w:val="0"/>
-          <w:lang w:val="es-ES" w:eastAsia="es-ES"/>
-          <w14:ligatures w14:val="none"/>
-        </w:rPr>
-        <w:t xml:space="preserve">que, en un </w:t>
-      </w:r>
-      <w:r>
-        <w:rPr>
-          <w:rFonts w:ascii="Arial Narrow" w:eastAsia="Times New Roman" w:hAnsi="Arial Narrow" w:cs="Arial"/>
-          <w:color w:val="000000"/>
-          <w:kern w:val="0"/>
-          <w:lang w:eastAsia="es-ES"/>
-          <w14:ligatures w14:val="none"/>
-        </w:rPr>
-        <w:t xml:space="preserve">plazo no mayor de cinco (5) días hábiles contado a partir del día siguiente de la notificación de la presente resolución, </w:t>
-      </w:r>
-      <w:r>
-        <w:rPr>
-          <w:rFonts w:ascii="Arial Narrow" w:eastAsia="Arial Narrow" w:hAnsi="Arial Narrow" w:cs="Arial Narrow"/>
-          <w:bCs/>
-          <w:color w:val="000000"/>
-        </w:rPr>
-        <w:t xml:space="preserve">BNP Paribas </w:t>
-      </w:r>
-      <w:proofErr w:type="spellStart"/>
-      <w:r>
-        <w:rPr>
-          <w:rFonts w:ascii="Arial Narrow" w:eastAsia="Arial Narrow" w:hAnsi="Arial Narrow" w:cs="Arial Narrow"/>
-          <w:bCs/>
-          <w:color w:val="000000"/>
-        </w:rPr>
-        <w:t>Cardif</w:t>
-      </w:r>
-      <w:proofErr w:type="spellEnd"/>
-      <w:r>
-        <w:rPr>
-          <w:rFonts w:ascii="Arial Narrow" w:eastAsia="Arial Narrow" w:hAnsi="Arial Narrow" w:cs="Arial Narrow"/>
-          <w:bCs/>
-          <w:color w:val="000000"/>
-        </w:rPr>
-        <w:t xml:space="preserve"> S.A. Compañía de Seguros y Reaseguros</w:t>
-      </w:r>
-      <w:r>
-        <w:rPr>
-          <w:rFonts w:ascii="Arial Narrow" w:eastAsia="Times New Roman" w:hAnsi="Arial Narrow" w:cs="Arial"/>
-          <w:color w:val="000000"/>
-          <w:kern w:val="0"/>
-          <w:lang w:eastAsia="es-ES"/>
-          <w14:ligatures w14:val="none"/>
-        </w:rPr>
-        <w:t xml:space="preserve">, </w:t>
-      </w:r>
-      <w:r>
-        <w:rPr>
-          <w:rFonts w:ascii="Arial Narrow" w:eastAsia="Times New Roman" w:hAnsi="Arial Narrow" w:cs="Arial"/>
-          <w:color w:val="000000"/>
-          <w:kern w:val="0"/>
-          <w:lang w:val="es-ES" w:eastAsia="es-ES"/>
-          <w14:ligatures w14:val="none"/>
-        </w:rPr>
-        <w:t xml:space="preserve">cumpla con: </w:t>
-      </w:r>
-      <w:r>
-        <w:rPr>
-          <w:rFonts w:ascii="Arial Narrow" w:eastAsia="Times New Roman" w:hAnsi="Arial Narrow" w:cs="Arial"/>
-          <w:color w:val="000000"/>
-          <w:kern w:val="0"/>
-          <w:lang w:val="es-ES" w:eastAsia="es-ES"/>
-          <w14:ligatures w14:val="none"/>
-        </w:rPr>
-        <w:t>(i) presentar una copia debidamente suscrita del seguro de desgravamen del crédito hipotecario 94****26 materia de denuncia; y, (</w:t>
-      </w:r>
-      <w:proofErr w:type="spellStart"/>
-      <w:r>
-        <w:rPr>
-          <w:rFonts w:ascii="Arial Narrow" w:eastAsia="Times New Roman" w:hAnsi="Arial Narrow" w:cs="Arial"/>
-          <w:color w:val="000000"/>
-          <w:kern w:val="0"/>
-          <w:lang w:val="es-ES" w:eastAsia="es-ES"/>
-          <w14:ligatures w14:val="none"/>
-        </w:rPr>
-        <w:t>ii</w:t>
-      </w:r>
-      <w:proofErr w:type="spellEnd"/>
-      <w:r>
-        <w:rPr>
-          <w:rFonts w:ascii="Arial Narrow" w:eastAsia="Times New Roman" w:hAnsi="Arial Narrow" w:cs="Arial"/>
-          <w:color w:val="000000"/>
-          <w:kern w:val="0"/>
-          <w:lang w:val="es-ES" w:eastAsia="es-ES"/>
-          <w14:ligatures w14:val="none"/>
-        </w:rPr>
-        <w:t>) presentar todas las comunicaciones cursadas con la parte denunciante en virtud de los hechos materia de denuncia</w:t>
-      </w:r>
-      <w:r>
-        <w:rPr>
-          <w:rFonts w:ascii="Arial Narrow" w:eastAsia="Times New Roman" w:hAnsi="Arial Narrow" w:cs="Arial"/>
-          <w:color w:val="000000"/>
-          <w:kern w:val="0"/>
-          <w:lang w:val="es-ES" w:eastAsia="es-ES"/>
-          <w14:ligatures w14:val="none"/>
-        </w:rPr>
-        <w:t>.</w:t>
-      </w:r>
-    </w:p>
-    <w:p>
-      <w:pPr>
-        <w:spacing w:after="0" w:line="240" w:lineRule="auto"/>
-        <w:jc w:val="both"/>
-        <w:rPr>
-          <w:rFonts w:ascii="Arial Narrow" w:eastAsia="Arial Narrow" w:hAnsi="Arial Narrow" w:cs="Arial Narrow"/>
-          <w:b/>
-          <w:color w:val="000000"/>
-          <w:kern w:val="0"/>
-          <w:lang w:val="es-ES" w:eastAsia="es-PE"/>
-          <w14:ligatures w14:val="none"/>
-        </w:rPr>
-      </w:pPr>
-    </w:p>
-    <w:p>
-      <w:pPr>
-        <w:spacing w:after="0" w:line="240" w:lineRule="auto"/>
-        <w:jc w:val="both"/>
+          <ns2:ligatures ns2:val="none"/>
+        </w:rPr>
+        <w:t>:</w:t>
+      </w:r>
+      <w:r>
         <w:rPr>
           <w:rFonts w:ascii="Arial Narrow" w:eastAsia="Arial Narrow" w:hAnsi="Arial Narrow" w:cs="Arial Narrow"/>
           <w:color w:val="000000"/>
           <w:kern w:val="0"/>
           <w:lang w:eastAsia="es-PE"/>
-          <w14:ligatures w14:val="none"/>
-        </w:rPr>
-      </w:pPr>
-      <w:r>
-        <w:rPr>
-          <w:rFonts w:ascii="Arial Narrow" w:eastAsia="Arial Narrow" w:hAnsi="Arial Narrow" w:cs="Arial Narrow"/>
-          <w:b/>
+          <ns2:ligatures ns2:val="none"/>
+        </w:rPr>
+        <w:t xml:space="preserve"> </w:t>
+      </w:r>
+      <w:bookmarkStart w:id="10" w:name="_Hlk188286915"/>
+      <w:r>
+        <w:rPr>
+          <w:rFonts w:ascii="Arial Narrow" w:eastAsia="Arial Narrow" w:hAnsi="Arial Narrow" w:cs="Arial Narrow"/>
           <w:color w:val="000000"/>
           <w:kern w:val="0"/>
           <w:lang w:eastAsia="es-PE"/>
-          <w14:ligatures w14:val="none"/>
-        </w:rPr>
-        <w:t>SÉTIMO</w:t>
-      </w:r>
-      <w:r>
-        <w:rPr>
-          <w:rFonts w:ascii="Arial Narrow" w:eastAsia="Arial Narrow" w:hAnsi="Arial Narrow" w:cs="Arial Narrow"/>
-          <w:b/>
+          <ns2:ligatures ns2:val="none"/>
+        </w:rPr>
+        <w:t xml:space="preserve">informar a las partes que el artículo 110 de la Ley </w:t>
+      </w:r>
+      <w:r>
+        <w:rPr>
+          <w:rFonts w:ascii="Arial Narrow" w:eastAsia="Arial Narrow" w:hAnsi="Arial Narrow" w:cs="Times New Roman"/>
           <w:color w:val="000000"/>
           <w:kern w:val="0"/>
           <w:lang w:eastAsia="es-PE"/>
-          <w14:ligatures w14:val="none"/>
-        </w:rPr>
-        <w:t>:</w:t>
+          <ns2:ligatures ns2:val="none"/>
+        </w:rPr>
+        <w:t>29571</w:t>
       </w:r>
       <w:r>
         <w:rPr>
@@ -3787,38 +3777,7 @@
           <w:color w:val="000000"/>
           <w:kern w:val="0"/>
           <w:lang w:eastAsia="es-PE"/>
-          <w14:ligatures w14:val="none"/>
-        </w:rPr>
-        <w:t xml:space="preserve"> </w:t>
-      </w:r>
-      <w:bookmarkStart w:id="10" w:name="_Hlk188286915"/>
-      <w:r>
-        <w:rPr>
-          <w:rFonts w:ascii="Arial Narrow" w:eastAsia="Arial Narrow" w:hAnsi="Arial Narrow" w:cs="Arial Narrow"/>
-          <w:color w:val="000000"/>
-          <w:kern w:val="0"/>
-          <w:lang w:eastAsia="es-PE"/>
-          <w14:ligatures w14:val="none"/>
-        </w:rPr>
-        <w:t xml:space="preserve">informar a las partes que el artículo 110 de la Ley </w:t>
-      </w:r>
-      <w:r>
-        <w:rPr>
-          <w:rFonts w:ascii="Arial Narrow" w:eastAsia="Arial Narrow" w:hAnsi="Arial Narrow" w:cs="Times New Roman"/>
-          <w:color w:val="000000"/>
-          <w:kern w:val="0"/>
-          <w:lang w:eastAsia="es-PE"/>
-          <w14:ligatures w14:val="none"/>
-        </w:rPr>
-        <w:t>29571</w:t>
-      </w:r>
-      <w:r>
-        <w:rPr>
-          <w:rFonts w:ascii="Arial Narrow" w:eastAsia="Arial Narrow" w:hAnsi="Arial Narrow" w:cs="Arial Narrow"/>
-          <w:color w:val="000000"/>
-          <w:kern w:val="0"/>
-          <w:lang w:eastAsia="es-PE"/>
-          <w14:ligatures w14:val="none"/>
+          <ns2:ligatures ns2:val="none"/>
         </w:rPr>
         <w:t>, Código de Protección y Defensa del Consumidor</w:t>
       </w:r>
@@ -3830,7 +3789,7 @@
           <w:kern w:val="0"/>
           <w:vertAlign w:val="superscript"/>
           <w:lang w:eastAsia="es-PE"/>
-          <w14:ligatures w14:val="none"/>
+          <ns2:ligatures ns2:val="none"/>
         </w:rPr>
         <w:footnoteReference w:id="10"/>
       </w:r>
@@ -3840,7 +3799,7 @@
           <w:color w:val="000000"/>
           <w:kern w:val="0"/>
           <w:lang w:eastAsia="es-PE"/>
-          <w14:ligatures w14:val="none"/>
+          <ns2:ligatures ns2:val="none"/>
         </w:rPr>
         <w:t>, faculta a la Comisión a calificar las infracciones de la referida norma como leves, graves o muy graves e imponer sanciones que van desde una amonestación hasta una multa por un máximo de 450 Unidades Impositivas Tributarias, sin perjuicio de las medidas correctivas, reparadoras y complementarias, que puedan ordenarse de acuerdo a lo estipulado en los artículos 114, 115 y 116 de la referida norma</w:t>
       </w:r>
@@ -3852,7 +3811,7 @@
           <w:kern w:val="0"/>
           <w:vertAlign w:val="superscript"/>
           <w:lang w:eastAsia="es-PE"/>
-          <w14:ligatures w14:val="none"/>
+          <ns2:ligatures ns2:val="none"/>
         </w:rPr>
         <w:footnoteReference w:id="11"/>
       </w:r>
@@ -3862,7 +3821,7 @@
           <w:color w:val="000000"/>
           <w:kern w:val="0"/>
           <w:lang w:eastAsia="es-PE"/>
-          <w14:ligatures w14:val="none"/>
+          <ns2:ligatures ns2:val="none"/>
         </w:rPr>
         <w:t xml:space="preserve">. </w:t>
       </w:r>
@@ -3873,7 +3832,7 @@
           <w:color w:val="000000"/>
           <w:kern w:val="0"/>
           <w:lang w:eastAsia="es-PE"/>
-          <w14:ligatures w14:val="none"/>
+          <ns2:ligatures ns2:val="none"/>
         </w:rPr>
         <w:lastRenderedPageBreak/>
         <w:t>Asimismo, se consideran circunstancias atenuantes para la graduación de la sanción, el allanamiento de la denuncia o el reconocimiento de las pretensiones en ella contenidas, de acuerdo con el artículo 112 del Código</w:t>
@@ -3886,7 +3845,7 @@
           <w:kern w:val="0"/>
           <w:vertAlign w:val="superscript"/>
           <w:lang w:eastAsia="es-PE"/>
-          <w14:ligatures w14:val="none"/>
+          <ns2:ligatures ns2:val="none"/>
         </w:rPr>
         <w:footnoteReference w:id="12"/>
       </w:r>
@@ -3896,12 +3855,12 @@
           <w:color w:val="000000"/>
           <w:kern w:val="0"/>
           <w:lang w:eastAsia="es-PE"/>
-          <w14:ligatures w14:val="none"/>
+          <ns2:ligatures ns2:val="none"/>
         </w:rPr>
         <w:t>.</w:t>
       </w:r>
     </w:p>
-    <w:p>
+    <w:p ns2:paraId="7939C9CF" ns2:textId="77777777">
       <w:pPr>
         <w:spacing w:after="0" w:line="240" w:lineRule="auto"/>
         <w:jc w:val="both"/>
@@ -3911,11 +3870,11 @@
           <w:color w:val="000000"/>
           <w:kern w:val="0"/>
           <w:lang w:eastAsia="es-PE"/>
-          <w14:ligatures w14:val="none"/>
-        </w:rPr>
-      </w:pPr>
-    </w:p>
-    <w:p>
+          <ns2:ligatures ns2:val="none"/>
+        </w:rPr>
+      </w:pPr>
+    </w:p>
+    <w:p ns2:paraId="38FFF81F" ns2:textId="4D3587BA">
       <w:pPr>
         <w:spacing w:after="0" w:line="240" w:lineRule="auto"/>
         <w:jc w:val="both"/>
@@ -3924,7 +3883,7 @@
           <w:color w:val="000000"/>
           <w:kern w:val="0"/>
           <w:lang w:eastAsia="es-PE"/>
-          <w14:ligatures w14:val="none"/>
+          <ns2:ligatures ns2:val="none"/>
         </w:rPr>
       </w:pPr>
       <w:r>
@@ -3934,7 +3893,7 @@
           <w:color w:val="000000"/>
           <w:kern w:val="0"/>
           <w:lang w:eastAsia="es-PE"/>
-          <w14:ligatures w14:val="none"/>
+          <ns2:ligatures ns2:val="none"/>
         </w:rPr>
         <w:t>OCTAVO</w:t>
       </w:r>
@@ -3945,7 +3904,7 @@
           <w:color w:val="000000"/>
           <w:kern w:val="0"/>
           <w:lang w:eastAsia="es-PE"/>
-          <w14:ligatures w14:val="none"/>
+          <ns2:ligatures ns2:val="none"/>
         </w:rPr>
         <w:t>:</w:t>
       </w:r>
@@ -3955,12 +3914,12 @@
           <w:color w:val="000000"/>
           <w:kern w:val="0"/>
           <w:lang w:eastAsia="es-PE"/>
-          <w14:ligatures w14:val="none"/>
+          <ns2:ligatures ns2:val="none"/>
         </w:rPr>
         <w:t xml:space="preserve"> informar a las partes que conforme a lo establecido en el artículo 39 de la Ley sobre Facultades, Normas y Organización del Indecopi, aprobada por Decreto Legislativo 807, los gastos por los peritajes realizados, actuación de pruebas, inspecciones y otros derivados de la tramitación del proceso serán de cargo de la parte que solicita la prueba, salvo pacto en contrario. En todos los casos, la resolución final determinará si los gastos deben ser asumidos por alguna de las partes, o reembolsados a la otra parte o al Indecopi, según sea el caso, de manera adicional a la sanción que haya podido imponerse. </w:t>
       </w:r>
     </w:p>
-    <w:p>
+    <w:p ns2:paraId="4EDE82B8" ns2:textId="77777777">
       <w:pPr>
         <w:spacing w:after="0" w:line="240" w:lineRule="auto"/>
         <w:jc w:val="both"/>
@@ -3969,11 +3928,11 @@
           <w:color w:val="000000"/>
           <w:kern w:val="0"/>
           <w:lang w:eastAsia="es-PE"/>
-          <w14:ligatures w14:val="none"/>
-        </w:rPr>
-      </w:pPr>
-    </w:p>
-    <w:p>
+          <ns2:ligatures ns2:val="none"/>
+        </w:rPr>
+      </w:pPr>
+    </w:p>
+    <w:p ns2:paraId="4949B54B" ns2:textId="5666F9D5">
       <w:pPr>
         <w:suppressAutoHyphens/>
         <w:spacing w:after="0" w:line="240" w:lineRule="auto"/>
@@ -3982,7 +3941,7 @@
           <w:rFonts w:ascii="Arial Narrow" w:eastAsia="Calibri" w:hAnsi="Arial Narrow" w:cs="Arial"/>
           <w:kern w:val="0"/>
           <w:u w:val="single"/>
-          <w14:ligatures w14:val="none"/>
+          <ns2:ligatures ns2:val="none"/>
         </w:rPr>
       </w:pPr>
       <w:r>
@@ -3992,7 +3951,7 @@
           <w:bCs/>
           <w:color w:val="000000"/>
           <w:kern w:val="0"/>
-          <w14:ligatures w14:val="none"/>
+          <ns2:ligatures ns2:val="none"/>
         </w:rPr>
         <w:t>NOVENO</w:t>
       </w:r>
@@ -4002,7 +3961,7 @@
           <w:b/>
           <w:color w:val="000000"/>
           <w:kern w:val="0"/>
-          <w14:ligatures w14:val="none"/>
+          <ns2:ligatures ns2:val="none"/>
         </w:rPr>
         <w:t>:</w:t>
       </w:r>
@@ -4011,7 +3970,7 @@
           <w:rFonts w:ascii="Arial Narrow" w:eastAsia="Arial Narrow" w:hAnsi="Arial Narrow" w:cs="Arial"/>
           <w:color w:val="000000"/>
           <w:kern w:val="0"/>
-          <w14:ligatures w14:val="none"/>
+          <ns2:ligatures ns2:val="none"/>
         </w:rPr>
         <w:t xml:space="preserve"> comunicar a las partes que, de acuerdo a lo señalado por el artículo 29 del Decreto Legislativo</w:t>
       </w:r>
@@ -4020,7 +3979,7 @@
           <w:rFonts w:ascii="Arial Narrow" w:eastAsia="Arial Narrow" w:hAnsi="Arial Narrow" w:cs="Arial"/>
           <w:color w:val="000000"/>
           <w:kern w:val="0"/>
-          <w14:ligatures w14:val="none"/>
+          <ns2:ligatures ns2:val="none"/>
         </w:rPr>
         <w:t xml:space="preserve"> </w:t>
       </w:r>
@@ -4029,7 +3988,7 @@
           <w:rFonts w:ascii="Arial Narrow" w:eastAsia="Arial Narrow" w:hAnsi="Arial Narrow" w:cs="Arial"/>
           <w:color w:val="000000"/>
           <w:kern w:val="0"/>
-          <w14:ligatures w14:val="none"/>
+          <ns2:ligatures ns2:val="none"/>
         </w:rPr>
         <w:t>807</w:t>
       </w:r>
@@ -4040,7 +3999,7 @@
           <w:color w:val="000000"/>
           <w:kern w:val="0"/>
           <w:vertAlign w:val="superscript"/>
-          <w14:ligatures w14:val="none"/>
+          <ns2:ligatures ns2:val="none"/>
         </w:rPr>
         <w:footnoteReference w:id="13"/>
       </w:r>
@@ -4049,7 +4008,7 @@
           <w:rFonts w:ascii="Arial Narrow" w:eastAsia="Arial Narrow" w:hAnsi="Arial Narrow" w:cs="Arial"/>
           <w:color w:val="000000"/>
           <w:kern w:val="0"/>
-          <w14:ligatures w14:val="none"/>
+          <ns2:ligatures ns2:val="none"/>
         </w:rPr>
         <w:t xml:space="preserve">, hasta antes de la emisión de la Resolución Final tienen la posibilidad de solicitar una audiencia de conciliación. En caso deleguen a favor de una tercera persona su actuación en la diligencia programada, esta deberá presentar un poder especial con firma legalizada ante Notario Público, donde conste </w:t>
       </w:r>
@@ -4059,7 +4018,7 @@
           <w:color w:val="000000"/>
           <w:kern w:val="0"/>
           <w:u w:val="single"/>
-          <w14:ligatures w14:val="none"/>
+          <ns2:ligatures ns2:val="none"/>
         </w:rPr>
         <w:t>expresamente su facultad para asistir y conciliar en su representación</w:t>
       </w:r>
@@ -4069,7 +4028,7 @@
           <w:bCs/>
           <w:color w:val="000000"/>
           <w:kern w:val="0"/>
-          <w14:ligatures w14:val="none"/>
+          <ns2:ligatures ns2:val="none"/>
         </w:rPr>
         <w:t>.</w:t>
       </w:r>
@@ -4080,7 +4039,7 @@
           <w:bCs/>
           <w:color w:val="000000"/>
           <w:kern w:val="0"/>
-          <w14:ligatures w14:val="none"/>
+          <ns2:ligatures ns2:val="none"/>
         </w:rPr>
         <w:t xml:space="preserve"> </w:t>
       </w:r>
@@ -4090,12 +4049,12 @@
           <w:color w:val="000000"/>
           <w:kern w:val="0"/>
           <w:u w:val="single"/>
-          <w14:ligatures w14:val="none"/>
+          <ns2:ligatures ns2:val="none"/>
         </w:rPr>
         <w:t xml:space="preserve">Ello bajo apercibimiento de no realizar la audiencia de conciliación y levantar el acta de inasistencia correspondiente. </w:t>
       </w:r>
     </w:p>
-    <w:p>
+    <w:p ns2:paraId="2BBCE007" ns2:textId="77777777">
       <w:pPr>
         <w:suppressAutoHyphens/>
         <w:spacing w:after="0" w:line="240" w:lineRule="auto"/>
@@ -4104,11 +4063,11 @@
           <w:rFonts w:ascii="Arial Narrow" w:eastAsia="Calibri" w:hAnsi="Arial Narrow" w:cs="Arial"/>
           <w:kern w:val="0"/>
           <w:u w:val="single"/>
-          <w14:ligatures w14:val="none"/>
-        </w:rPr>
-      </w:pPr>
-    </w:p>
-    <w:p>
+          <ns2:ligatures ns2:val="none"/>
+        </w:rPr>
+      </w:pPr>
+    </w:p>
+    <w:p ns2:paraId="07EB47F6" ns2:textId="2C0C14F7">
       <w:pPr>
         <w:suppressAutoHyphens/>
         <w:spacing w:after="0" w:line="240" w:lineRule="auto"/>
@@ -4118,7 +4077,7 @@
           <w:color w:val="000000"/>
           <w:kern w:val="0"/>
           <w:lang w:eastAsia="es-PE"/>
-          <w14:ligatures w14:val="none"/>
+          <ns2:ligatures ns2:val="none"/>
         </w:rPr>
       </w:pPr>
       <w:r>
@@ -4136,7 +4095,7 @@
           <w:color w:val="000000"/>
           <w:kern w:val="0"/>
           <w:lang w:eastAsia="es-PE"/>
-          <w14:ligatures w14:val="none"/>
+          <ns2:ligatures ns2:val="none"/>
         </w:rPr>
         <w:t>:</w:t>
       </w:r>
@@ -4146,14 +4105,14 @@
           <w:color w:val="000000"/>
           <w:kern w:val="0"/>
           <w:lang w:eastAsia="es-PE"/>
-          <w14:ligatures w14:val="none"/>
+          <ns2:ligatures ns2:val="none"/>
         </w:rPr>
         <w:t xml:space="preserve"> poner en conocimiento de las partes que, antes de la emisión de la Resolución Final, tienen la posibilidad de formular su desistimiento o presentar el acuerdo arribado mediante la conciliación, mediación, transacción o cualquier otro que, de forma indubitable, deje constancia que se ha solucionado la controversia materia de denuncia.</w:t>
       </w:r>
       <w:bookmarkStart w:id="11" w:name="h.gjdgxs" w:colFirst="0" w:colLast="0"/>
       <w:bookmarkEnd w:id="11"/>
     </w:p>
-    <w:p>
+    <w:p ns2:paraId="68344C8E" ns2:textId="77777777">
       <w:pPr>
         <w:suppressAutoHyphens/>
         <w:spacing w:after="0" w:line="240" w:lineRule="auto"/>
@@ -4163,11 +4122,11 @@
           <w:color w:val="000000"/>
           <w:kern w:val="0"/>
           <w:lang w:eastAsia="es-PE"/>
-          <w14:ligatures w14:val="none"/>
-        </w:rPr>
-      </w:pPr>
-    </w:p>
-    <w:p>
+          <ns2:ligatures ns2:val="none"/>
+        </w:rPr>
+      </w:pPr>
+    </w:p>
+    <w:p ns2:paraId="3969D986" ns2:textId="298E45B2">
       <w:pPr>
         <w:suppressAutoHyphens/>
         <w:spacing w:after="0" w:line="240" w:lineRule="auto"/>
@@ -4260,7 +4219,7 @@
         <w:t/>
       </w:r>
     </w:p>
-    <w:p>
+    <w:p ns2:paraId="2CCABFC6" ns2:textId="77777777">
       <w:pPr>
         <w:suppressAutoHyphens/>
         <w:spacing w:after="0" w:line="240" w:lineRule="auto"/>
@@ -4270,7 +4229,7 @@
         </w:rPr>
       </w:pPr>
     </w:p>
-    <w:p>
+    <w:p ns2:paraId="792BDD74" ns2:textId="5A40C729">
       <w:pPr>
         <w:suppressAutoHyphens/>
         <w:spacing w:after="0" w:line="240" w:lineRule="auto"/>
@@ -4370,7 +4329,7 @@
       </w:r>
       <w:bookmarkStart w:id="12" w:name="_Hlk198890962"/>
     </w:p>
-    <w:p>
+    <w:p ns2:paraId="7BD6AA3B" ns2:textId="77777777">
       <w:pPr>
         <w:suppressAutoHyphens/>
         <w:spacing w:after="0" w:line="240" w:lineRule="auto"/>
@@ -4381,7 +4340,7 @@
       </w:pPr>
     </w:p>
     <w:bookmarkEnd w:id="12"/>
-    <w:p>
+    <w:p ns2:paraId="5C9A4B22" ns2:textId="77777777">
       <w:pPr>
         <w:spacing w:after="0" w:line="240" w:lineRule="auto"/>
         <w:jc w:val="both"/>
@@ -4390,7 +4349,7 @@
         </w:rPr>
       </w:pPr>
     </w:p>
-    <w:p>
+    <w:p ns2:paraId="264140B4" ns2:textId="77777777">
       <w:pPr>
         <w:spacing w:after="0" w:line="240" w:lineRule="auto"/>
         <w:jc w:val="both"/>
@@ -4399,7 +4358,7 @@
         </w:rPr>
       </w:pPr>
     </w:p>
-    <w:p>
+    <w:p ns2:paraId="305BFBB4" ns2:textId="77777777">
       <w:pPr>
         <w:spacing w:after="0" w:line="240" w:lineRule="auto"/>
         <w:jc w:val="both"/>
@@ -4408,7 +4367,7 @@
         </w:rPr>
       </w:pPr>
     </w:p>
-    <w:p>
+    <w:p ns2:paraId="53D3F8B6" ns2:textId="77777777">
       <w:pPr>
         <w:spacing w:after="0" w:line="240" w:lineRule="auto"/>
         <w:jc w:val="center"/>
@@ -4429,7 +4388,7 @@
         <w:t xml:space="preserve">Firmado digitalmente por </w:t>
       </w:r>
     </w:p>
-    <w:p>
+    <w:p ns2:paraId="05F95389" ns2:textId="6BFD9D09">
       <w:pPr>
         <w:spacing w:after="0" w:line="240" w:lineRule="auto"/>
         <w:jc w:val="center"/>
@@ -4450,7 +4409,7 @@
         <w:t>LUIS ANALI SILVA MALPARTIDA</w:t>
       </w:r>
     </w:p>
-    <w:p>
+    <w:p ns2:paraId="49065415" ns2:textId="649A1018">
       <w:pPr>
         <w:spacing w:after="0" w:line="240" w:lineRule="auto"/>
         <w:jc w:val="center"/>
@@ -4480,7 +4439,7 @@
         <w:t xml:space="preserve"> (e)</w:t>
       </w:r>
     </w:p>
-    <w:p>
+    <w:p ns2:paraId="12D49501" ns2:textId="77777777">
       <w:pPr>
         <w:spacing w:after="0" w:line="240" w:lineRule="auto"/>
         <w:jc w:val="center"/>
@@ -4499,7 +4458,7 @@
         <w:t>Comisión de Protección al Consumidor 1</w:t>
       </w:r>
     </w:p>
-    <w:p>
+    <w:p ns2:paraId="00650602" ns2:textId="3AF60C8F">
       <w:pPr>
         <w:spacing w:after="0" w:line="240" w:lineRule="auto"/>
         <w:rPr>
@@ -4527,7 +4486,7 @@
         <w:t>/JCQ</w:t>
       </w:r>
     </w:p>
-    <w:p>
+    <w:p ns2:paraId="3EA42882" ns2:textId="77777777">
       <w:pPr>
         <w:spacing w:after="0" w:line="240" w:lineRule="auto"/>
         <w:jc w:val="both"/>
@@ -4536,7 +4495,7 @@
         </w:rPr>
       </w:pPr>
     </w:p>
-    <w:p>
+    <w:p ns2:paraId="3AB2DC65" ns2:textId="77777777">
       <w:pPr>
         <w:spacing w:after="0" w:line="240" w:lineRule="auto"/>
         <w:jc w:val="both"/>
@@ -4546,12 +4505,12 @@
       </w:pPr>
     </w:p>
     <w:sectPr>
-      <w:headerReference w:type="even" r:id="rId8"/>
-      <w:headerReference w:type="default" r:id="rId9"/>
-      <w:footerReference w:type="even" r:id="rId10"/>
-      <w:footerReference w:type="default" r:id="rId11"/>
-      <w:headerReference w:type="first" r:id="rId12"/>
-      <w:footerReference w:type="first" r:id="rId13"/>
+      <w:headerReference w:type="even" ns3:id="rId8"/>
+      <w:headerReference w:type="default" ns3:id="rId9"/>
+      <w:footerReference w:type="even" ns3:id="rId10"/>
+      <w:footerReference w:type="default" ns3:id="rId11"/>
+      <w:headerReference w:type="first" ns3:id="rId12"/>
+      <w:footerReference w:type="first" ns3:id="rId13"/>
       <w:pgSz w:w="11906" w:h="16838"/>
       <w:pgMar w:top="1417" w:right="1701" w:bottom="1417" w:left="1701" w:header="708" w:footer="708" w:gutter="0"/>
       <w:cols w:space="708"/>

--- a/plantillas_maestras/03_seguro_desgravamen/materia_general_asegurativa/2_ddos_banco_y_aseguradora/varon/TPL_2266_2026_SEGURO_DESGRAVAMEN_MATERIA_GENERAL_ASEGURATIVA_BANCO_VARON_R2.docx
+++ b/plantillas_maestras/03_seguro_desgravamen/materia_general_asegurativa/2_ddos_banco_y_aseguradora/varon/TPL_2266_2026_SEGURO_DESGRAVAMEN_MATERIA_GENERAL_ASEGURATIVA_BANCO_VARON_R2.docx
@@ -3340,7 +3340,7 @@
           <w:sz w:val="20"/>
           <w:szCs w:val="20"/>
         </w:rPr>
-        <w:t xml:space="preserve">correr traslado de la presente resolución a Scotiabank Perú S.A.A. y a BNP Paribas Cardif S.A. Compañía de Seguros y Reaseguros para que, de conformidad con lo dispuesto por el artículo 26° de la Ley sobre Facultades, Normas y Organización del Indecopi, aprobado por Decreto Legislativo N° 8079, presenten sus descargos sobre la imputación de cargos realizada en un plazo no mayor a cinco (5) días hábiles contado a partir del día siguiente de la notificación de la presente resolución, vencido el cual, el Secretario Técnico declarará en rebeldía a los denunciados que no lo hubieran presentado. Debe precisarse que de conformidad con lo establecido por el artículo 223° del Texto Único Ordenado de la Ley N° 27444, Ley del Procedimiento Administrativo General, las alegaciones y los hechos relevantes de la reclamación, salvo que hayan sido específicamente negadas en la contestación, se tendrán por aceptadas o meritadas como ciertas.</w:t>
+        <w:t xml:space="preserve">correr traslado de la presente resolución a Scotiabank Perú S.A.A. y a BNP Paribas Cardif S.A. Compañía de Seguros y Reaseguros para que, de conformidad con lo dispuesto por el artículo 26 de la Ley sobre Facultades, Normas y Organización del Indecopi, aprobada por Decreto Legislativo 807, presenten sus descargos sobre la imputación de cargos realizada en un plazo no mayor a cinco (5) días hábiles contado a partir del día siguiente de la notificación de la presente resolución, vencido el cual, el Secretario Técnico declarará en rebeldía a los denunciados que no lo hubieran presentado. Debe precisarse que de conformidad con lo establecido por el artículo 223 del Texto Único Ordenado de la Ley 27444, Ley del Procedimiento Administrativo General, las alegaciones y los hechos relevantes de la reclamación, salvo que hayan sido específicamente negadas en la contestación, se tendrán por aceptadas o merituadas como ciertas.</w:t>
       </w:r>
     </w:p>
     <w:p ns2:paraId="00B6C292" ns2:textId="77777777">
@@ -4406,7 +4406,7 @@
           <w:color w:val="000000"/>
           <w:lang w:val="pt-PT" w:eastAsia="es-PE"/>
         </w:rPr>
-        <w:t>LUIS ANALI SILVA MALPARTIDA</w:t>
+        <w:t xml:space="preserve">EVELING ROA QUISPE</w:t>
       </w:r>
     </w:p>
     <w:p ns2:paraId="49065415" ns2:textId="649A1018">
@@ -4427,7 +4427,7 @@
           <w:color w:val="000000"/>
           <w:lang w:val="pt-PT" w:eastAsia="es-PE"/>
         </w:rPr>
-        <w:t>Secretaria Técnica</w:t>
+        <w:t xml:space="preserve">Secretaria Técnica</w:t>
       </w:r>
       <w:r>
         <w:rPr>
@@ -4436,7 +4436,7 @@
           <w:color w:val="000000"/>
           <w:lang w:val="pt-PT" w:eastAsia="es-PE"/>
         </w:rPr>
-        <w:t xml:space="preserve"> (e)</w:t>
+        <w:t xml:space="preserve"/>
       </w:r>
     </w:p>
     <w:p ns2:paraId="12D49501" ns2:textId="77777777">

--- a/plantillas_maestras/03_seguro_desgravamen/materia_general_asegurativa/2_ddos_banco_y_aseguradora/varon/TPL_2266_2026_SEGURO_DESGRAVAMEN_MATERIA_GENERAL_ASEGURATIVA_BANCO_VARON_R2.docx
+++ b/plantillas_maestras/03_seguro_desgravamen/materia_general_asegurativa/2_ddos_banco_y_aseguradora/varon/TPL_2266_2026_SEGURO_DESGRAVAMEN_MATERIA_GENERAL_ASEGURATIVA_BANCO_VARON_R2.docx
@@ -4674,7 +4674,7 @@
           <w:szCs w:val="14"/>
           <w:lang w:val="es-419"/>
         </w:rPr>
-        <w:t>recepcionada</w:t>
+        <w:t xml:space="preserve">recibida</w:t>
       </w:r>
       <w:proofErr w:type="spellEnd"/>
       <w:r>
@@ -4731,7 +4731,7 @@
           <w:lang w:val="es-419"/>
         </w:rPr>
         <w:tab/>
-        <w:t>Publicado el 2 de setiembre del 2010 en el Diario Oficial El Peruano, vigente desde el 2 de octubre del 2010 y modificado por Decreto Legislativo 1308.</w:t>
+        <w:t xml:space="preserve">Publicado el 2 de setiembre de 2010 en el Diario Oficial El Peruano, vigente desde el 2 de octubre de 2010 y modificado por Decreto Legislativo 1308.</w:t>
       </w:r>
     </w:p>
   </w:footnote>

--- a/plantillas_maestras/03_seguro_desgravamen/materia_general_asegurativa/2_ddos_banco_y_aseguradora/varon/TPL_2266_2026_SEGURO_DESGRAVAMEN_MATERIA_GENERAL_ASEGURATIVA_BANCO_VARON_R2.docx
+++ b/plantillas_maestras/03_seguro_desgravamen/materia_general_asegurativa/2_ddos_banco_y_aseguradora/varon/TPL_2266_2026_SEGURO_DESGRAVAMEN_MATERIA_GENERAL_ASEGURATIVA_BANCO_VARON_R2.docx
@@ -1,8 +1,8 @@
 
 <file path=word/document.xml><?xml version="1.0" encoding="utf-8"?>
-<w:document xmlns:ns1="http://schemas.openxmlformats.org/markup-compatibility/2006" xmlns:ns2="http://schemas.microsoft.com/office/word/2010/wordml" xmlns:ns3="http://schemas.openxmlformats.org/officeDocument/2006/relationships" xmlns:w="http://schemas.openxmlformats.org/wordprocessingml/2006/main" ns1:Ignorable="w14 w15 w16se w16cid w16 w16cex w16sdtdh w16sdtfl w16du wp14">
+<w:document xmlns:mc="http://schemas.openxmlformats.org/markup-compatibility/2006" xmlns:r="http://schemas.openxmlformats.org/officeDocument/2006/relationships" xmlns:w="http://schemas.openxmlformats.org/wordprocessingml/2006/main" xmlns:w14="http://schemas.microsoft.com/office/word/2010/wordml" xmlns:w15="http://schemas.microsoft.com/office/word/2012/wordml" xmlns:w16="http://schemas.microsoft.com/office/word/2018/wordml" xmlns:w16cex="http://schemas.microsoft.com/office/word/2018/wordml/cex" xmlns:w16cid="http://schemas.microsoft.com/office/word/2016/wordml/cid" xmlns:w16du="http://schemas.microsoft.com/office/word/2023/wordml/word16du" xmlns:w16sdtdh="http://schemas.microsoft.com/office/word/2020/wordml/sdtdatahash" xmlns:w16se="http://schemas.microsoft.com/office/word/2015/wordml/symex" xmlns:wp14="http://schemas.microsoft.com/office/word/2010/wordprocessingDrawing" mc:Ignorable="w14 w15 w16se w16cid w16 w16cex w16sdtdh w16du wp14">
   <w:body>
-    <w:p ns2:paraId="2C69944A" ns2:textId="77777777">
+    <w:p>
       <w:pPr>
         <w:tabs>
           <w:tab w:val="left" w:pos="1701"/>
@@ -14,7 +14,7 @@
           <w:color w:val="000000"/>
           <w:kern w:val="0"/>
           <w:lang w:eastAsia="es-PE"/>
-          <ns2:ligatures ns2:val="none"/>
+          <w14:ligatures w14:val="none"/>
         </w:rPr>
       </w:pPr>
       <w:r>
@@ -44,7 +44,7 @@
         <w:t>2266-2026/CC1</w:t>
       </w:r>
     </w:p>
-    <w:p ns2:paraId="696AA31D" ns2:textId="396FE8F7">
+    <w:p>
       <w:pPr>
         <w:tabs>
           <w:tab w:val="left" w:pos="1701"/>
@@ -59,37 +59,23 @@
           <w:color w:val="000000"/>
           <w:kern w:val="0"/>
           <w:lang w:eastAsia="es-PE"/>
-          <ns2:ligatures ns2:val="none"/>
-        </w:rPr>
-      </w:pPr>
-      <w:r>
-        <w:rPr>
-          <w:rFonts w:ascii="Arial Narrow" w:eastAsia="Arial Narrow" w:hAnsi="Arial Narrow"/>
-          <w:b/>
-          <w:color w:val="000000"/>
-        </w:rPr>
-        <w:t xml:space="preserve">DENUNCIANTE:[DENUNCIANTE] (SEÑOR [APELLIDO])</w:t>
-      </w:r>
-      <w:r>
-        <w:rPr>
-          <w:rFonts w:ascii="Arial Narrow" w:eastAsia="Arial Narrow" w:hAnsi="Arial Narrow"/>
-          <w:b/>
-          <w:color w:val="000000"/>
-        </w:rPr>
+          <w14:ligatures w14:val="none"/>
+        </w:rPr>
+      </w:pPr>
+      <w:r>
+        <w:rPr>
+          <w:rFonts w:ascii="Arial Narrow" w:eastAsia="Arial Narrow" w:hAnsi="Arial Narrow"/>
+          <w:b/>
+          <w:color w:val="000000"/>
+        </w:rPr>
+        <w:t>DENUNCIANTE</w:t>
         <w:tab/>
-        <w:t/>
-      </w:r>
-      <w:r>
-        <w:rPr>
-          <w:rFonts w:ascii="Arial Narrow" w:eastAsia="Arial Narrow" w:hAnsi="Arial Narrow"/>
-          <w:b/>
-          <w:color w:val="000000"/>
-        </w:rPr>
+        <w:t>:</w:t>
         <w:tab/>
-        <w:t/>
-      </w:r>
-    </w:p>
-    <w:p ns2:paraId="5E93462B" ns2:textId="77777777">
+        <w:t xml:space="preserve">[DENUNCIANTE] (SEÑOR [APELLIDO])</w:t>
+      </w:r>
+    </w:p>
+    <w:p>
       <w:pPr>
         <w:tabs>
           <w:tab w:val="left" w:pos="1701"/>
@@ -135,7 +121,7 @@
         <w:t xml:space="preserve">SCOTIABANK PERÚ S.A.A. (SCOTIABANK) </w:t>
       </w:r>
     </w:p>
-    <w:p ns2:paraId="3B006D45" ns2:textId="0823D814">
+    <w:p>
       <w:pPr>
         <w:tabs>
           <w:tab w:val="left" w:pos="1701"/>
@@ -150,7 +136,7 @@
           <w:color w:val="000000"/>
           <w:kern w:val="0"/>
           <w:lang w:eastAsia="es-PE"/>
-          <ns2:ligatures ns2:val="none"/>
+          <w14:ligatures w14:val="none"/>
         </w:rPr>
       </w:pPr>
       <w:r>
@@ -196,7 +182,7 @@
         <w:t>)</w:t>
       </w:r>
     </w:p>
-    <w:p ns2:paraId="1A6CD2D3" ns2:textId="3D5CBF75">
+    <w:p>
       <w:pPr>
         <w:tabs>
           <w:tab w:val="left" w:pos="1701"/>
@@ -211,7 +197,7 @@
           <w:color w:val="000000"/>
           <w:kern w:val="0"/>
           <w:lang w:eastAsia="es-PE"/>
-          <ns2:ligatures ns2:val="none"/>
+          <w14:ligatures w14:val="none"/>
         </w:rPr>
       </w:pPr>
       <w:r>
@@ -221,7 +207,7 @@
           <w:color w:val="000000"/>
           <w:kern w:val="0"/>
           <w:lang w:eastAsia="es-PE"/>
-          <ns2:ligatures ns2:val="none"/>
+          <w14:ligatures w14:val="none"/>
         </w:rPr>
         <w:t>MATERIAS</w:t>
       </w:r>
@@ -232,7 +218,7 @@
           <w:color w:val="000000"/>
           <w:kern w:val="0"/>
           <w:lang w:eastAsia="es-PE"/>
-          <ns2:ligatures ns2:val="none"/>
+          <w14:ligatures w14:val="none"/>
         </w:rPr>
         <w:tab/>
         <w:t>:</w:t>
@@ -244,7 +230,7 @@
           <w:color w:val="000000"/>
           <w:kern w:val="0"/>
           <w:lang w:eastAsia="es-PE"/>
-          <ns2:ligatures ns2:val="none"/>
+          <w14:ligatures w14:val="none"/>
         </w:rPr>
         <w:t xml:space="preserve"> </w:t>
       </w:r>
@@ -255,7 +241,7 @@
           <w:color w:val="000000"/>
           <w:kern w:val="0"/>
           <w:lang w:eastAsia="es-PE"/>
-          <ns2:ligatures ns2:val="none"/>
+          <w14:ligatures w14:val="none"/>
         </w:rPr>
         <w:t xml:space="preserve"> </w:t>
       </w:r>
@@ -266,13 +252,13 @@
           <w:color w:val="000000"/>
           <w:kern w:val="0"/>
           <w:lang w:eastAsia="es-PE"/>
-          <ns2:ligatures ns2:val="none"/>
+          <w14:ligatures w14:val="none"/>
         </w:rPr>
         <w:tab/>
         <w:t>ADMISIÓN A TRÁMITE</w:t>
       </w:r>
     </w:p>
-    <w:p ns2:paraId="5BE0AB90" ns2:textId="77777777">
+    <w:p>
       <w:pPr>
         <w:tabs>
           <w:tab w:val="left" w:pos="1701"/>
@@ -287,7 +273,7 @@
           <w:color w:val="000000"/>
           <w:kern w:val="0"/>
           <w:lang w:eastAsia="es-PE"/>
-          <ns2:ligatures ns2:val="none"/>
+          <w14:ligatures w14:val="none"/>
         </w:rPr>
       </w:pPr>
       <w:r>
@@ -297,12 +283,12 @@
           <w:color w:val="000000"/>
           <w:kern w:val="0"/>
           <w:lang w:eastAsia="es-PE"/>
-          <ns2:ligatures ns2:val="none"/>
+          <w14:ligatures w14:val="none"/>
         </w:rPr>
         <w:t xml:space="preserve">REQUERIMIENTO DE INFORMACIÓN </w:t>
       </w:r>
     </w:p>
-    <w:p ns2:paraId="55229505" ns2:textId="77777777">
+    <w:p>
       <w:pPr>
         <w:tabs>
           <w:tab w:val="left" w:pos="1701"/>
@@ -316,7 +302,7 @@
           <w:color w:val="000000"/>
           <w:kern w:val="0"/>
           <w:lang w:eastAsia="es-PE"/>
-          <ns2:ligatures ns2:val="none"/>
+          <w14:ligatures w14:val="none"/>
         </w:rPr>
       </w:pPr>
       <w:r>
@@ -346,7 +332,7 @@
         <w:t>2</w:t>
       </w:r>
     </w:p>
-    <w:p ns2:paraId="2ABBB543" ns2:textId="77777777">
+    <w:p>
       <w:pPr>
         <w:tabs>
           <w:tab w:val="left" w:pos="1014"/>
@@ -359,11 +345,11 @@
           <w:kern w:val="0"/>
           <w:shd w:val="clear" w:color="auto" w:fill="FFFFFF"/>
           <w:lang w:eastAsia="es-PE"/>
-          <ns2:ligatures ns2:val="none"/>
-        </w:rPr>
-      </w:pPr>
-    </w:p>
-    <w:p ns2:paraId="7E259A03" ns2:textId="62253D9F">
+          <w14:ligatures w14:val="none"/>
+        </w:rPr>
+      </w:pPr>
+    </w:p>
+    <w:p>
       <w:pPr>
         <w:tabs>
           <w:tab w:val="left" w:pos="1014"/>
@@ -376,7 +362,7 @@
           <w:kern w:val="0"/>
           <w:shd w:val="clear" w:color="auto" w:fill="FFFFFF"/>
           <w:lang w:eastAsia="es-PE"/>
-          <ns2:ligatures ns2:val="none"/>
+          <w14:ligatures w14:val="none"/>
         </w:rPr>
       </w:pPr>
       <w:r>
@@ -387,7 +373,7 @@
         <w:t>Lima, 4 de agosto de 2026</w:t>
       </w:r>
     </w:p>
-    <w:p ns2:paraId="03925AA8" ns2:textId="77777777">
+    <w:p>
       <w:pPr>
         <w:tabs>
           <w:tab w:val="left" w:pos="1014"/>
@@ -399,11 +385,11 @@
           <w:color w:val="000000"/>
           <w:kern w:val="0"/>
           <w:lang w:eastAsia="es-PE"/>
-          <ns2:ligatures ns2:val="none"/>
-        </w:rPr>
-      </w:pPr>
-    </w:p>
-    <w:p ns2:paraId="20AC925C" ns2:textId="77777777">
+          <w14:ligatures w14:val="none"/>
+        </w:rPr>
+      </w:pPr>
+    </w:p>
+    <w:p>
       <w:pPr>
         <w:numPr>
           <w:ilvl w:val="0"/>
@@ -417,7 +403,7 @@
           <w:color w:val="000000"/>
           <w:kern w:val="0"/>
           <w:lang w:eastAsia="es-PE"/>
-          <ns2:ligatures ns2:val="none"/>
+          <w14:ligatures w14:val="none"/>
         </w:rPr>
       </w:pPr>
       <w:r>
@@ -427,12 +413,12 @@
           <w:color w:val="000000"/>
           <w:kern w:val="0"/>
           <w:lang w:eastAsia="es-PE"/>
-          <ns2:ligatures ns2:val="none"/>
+          <w14:ligatures w14:val="none"/>
         </w:rPr>
         <w:t xml:space="preserve">HECHOS </w:t>
       </w:r>
     </w:p>
-    <w:p ns2:paraId="17779729" ns2:textId="77777777">
+    <w:p>
       <w:pPr>
         <w:spacing w:after="0" w:line="240" w:lineRule="auto"/>
         <w:jc w:val="both"/>
@@ -441,11 +427,11 @@
           <w:color w:val="000000"/>
           <w:kern w:val="0"/>
           <w:lang w:eastAsia="es-PE"/>
-          <ns2:ligatures ns2:val="none"/>
-        </w:rPr>
-      </w:pPr>
-    </w:p>
-    <w:p ns2:paraId="61EEBB29" ns2:textId="65C6BB81">
+          <w14:ligatures w14:val="none"/>
+        </w:rPr>
+      </w:pPr>
+    </w:p>
+    <w:p>
       <w:pPr>
         <w:numPr>
           <w:ilvl w:val="1"/>
@@ -459,7 +445,7 @@
           <w:color w:val="000000"/>
           <w:kern w:val="0"/>
           <w:lang w:val="es-ES" w:eastAsia="es-ES"/>
-          <ns2:ligatures ns2:val="none"/>
+          <w14:ligatures w14:val="none"/>
         </w:rPr>
       </w:pPr>
       <w:r>
@@ -544,7 +530,7 @@
         <w:t/>
       </w:r>
     </w:p>
-    <w:p ns2:paraId="1E8F07BC" ns2:textId="77777777">
+    <w:p>
       <w:pPr>
         <w:tabs>
           <w:tab w:val="left" w:pos="1134"/>
@@ -556,11 +542,11 @@
           <w:color w:val="000000"/>
           <w:kern w:val="0"/>
           <w:lang w:val="es-ES" w:eastAsia="es-ES"/>
-          <ns2:ligatures ns2:val="none"/>
-        </w:rPr>
-      </w:pPr>
-    </w:p>
-    <w:p ns2:paraId="70288A17" ns2:textId="4E0E7ED6">
+          <w14:ligatures w14:val="none"/>
+        </w:rPr>
+      </w:pPr>
+    </w:p>
+    <w:p>
       <w:pPr>
         <w:pStyle w:val="Prrafodelista"/>
         <w:numPr>
@@ -579,7 +565,7 @@
           <w:color w:val="000000"/>
           <w:kern w:val="0"/>
           <w:lang w:eastAsia="es-ES"/>
-          <ns2:ligatures ns2:val="none"/>
+          <w14:ligatures w14:val="none"/>
         </w:rPr>
       </w:pPr>
       <w:r>
@@ -639,7 +625,7 @@
         <w:t>.</w:t>
       </w:r>
     </w:p>
-    <w:p ns2:paraId="5E46898B" ns2:textId="77777777">
+    <w:p>
       <w:pPr>
         <w:spacing w:after="0" w:line="240" w:lineRule="auto"/>
         <w:jc w:val="both"/>
@@ -648,7 +634,7 @@
         </w:rPr>
       </w:pPr>
     </w:p>
-    <w:p ns2:paraId="531776A2" ns2:textId="22C61178">
+    <w:p>
       <w:pPr>
         <w:pStyle w:val="Prrafodelista"/>
         <w:numPr>
@@ -667,7 +653,7 @@
           <w:color w:val="000000"/>
           <w:kern w:val="0"/>
           <w:lang w:eastAsia="es-ES"/>
-          <ns2:ligatures ns2:val="none"/>
+          <w14:ligatures w14:val="none"/>
         </w:rPr>
       </w:pPr>
       <w:r>
@@ -713,7 +699,7 @@
         <w:t>mancomunado, ni sobre las implicancias de excluir a su cónyuge de la cobertura.</w:t>
       </w:r>
     </w:p>
-    <w:p ns2:paraId="462EF639" ns2:textId="77777777">
+    <w:p>
       <w:pPr>
         <w:spacing w:after="0" w:line="240" w:lineRule="auto"/>
         <w:jc w:val="both"/>
@@ -722,7 +708,7 @@
         </w:rPr>
       </w:pPr>
     </w:p>
-    <w:p ns2:paraId="12A8CC97" ns2:textId="701D652C">
+    <w:p>
       <w:pPr>
         <w:pStyle w:val="Prrafodelista"/>
         <w:numPr>
@@ -741,7 +727,7 @@
           <w:color w:val="000000"/>
           <w:kern w:val="0"/>
           <w:lang w:eastAsia="es-ES"/>
-          <ns2:ligatures ns2:val="none"/>
+          <w14:ligatures w14:val="none"/>
         </w:rPr>
       </w:pPr>
       <w:r>
@@ -789,7 +775,7 @@
         <w:t>, limitándose únicamente a firmarlos, sin recibir orientación adecuada sobre las opciones de aseguramiento disponibles.</w:t>
       </w:r>
     </w:p>
-    <w:p ns2:paraId="70BD7533" ns2:textId="77777777">
+    <w:p>
       <w:pPr>
         <w:spacing w:after="0" w:line="240" w:lineRule="auto"/>
         <w:jc w:val="both"/>
@@ -798,7 +784,7 @@
         </w:rPr>
       </w:pPr>
     </w:p>
-    <w:p ns2:paraId="2F461625" ns2:textId="2D580857">
+    <w:p>
       <w:pPr>
         <w:pStyle w:val="Prrafodelista"/>
         <w:numPr>
@@ -817,7 +803,7 @@
           <w:color w:val="000000"/>
           <w:kern w:val="0"/>
           <w:lang w:eastAsia="es-ES"/>
-          <ns2:ligatures ns2:val="none"/>
+          <w14:ligatures w14:val="none"/>
         </w:rPr>
       </w:pPr>
       <w:r>
@@ -863,7 +849,7 @@
         <w:t xml:space="preserve"> admitió que la documentación estaba disponible en su sistema digital.</w:t>
       </w:r>
     </w:p>
-    <w:p ns2:paraId="2ECC6395" ns2:textId="77777777">
+    <w:p>
       <w:pPr>
         <w:spacing w:after="0" w:line="240" w:lineRule="auto"/>
         <w:jc w:val="both"/>
@@ -872,7 +858,7 @@
         </w:rPr>
       </w:pPr>
     </w:p>
-    <w:p ns2:paraId="7215124F" ns2:textId="0A7A4517">
+    <w:p>
       <w:pPr>
         <w:pStyle w:val="Prrafodelista"/>
         <w:numPr>
@@ -891,7 +877,7 @@
           <w:color w:val="000000"/>
           <w:kern w:val="0"/>
           <w:lang w:eastAsia="es-ES"/>
-          <ns2:ligatures ns2:val="none"/>
+          <w14:ligatures w14:val="none"/>
         </w:rPr>
       </w:pPr>
       <w:r>
@@ -916,7 +902,7 @@
         <w:t>solicitó de forma innecesaria la historia clínica y documentación médica de su cónyuge fallecida, para finalmente denegar la solicitud argumentando únicamente aspectos contractuales referidos a que ella no figuraba como titular.</w:t>
       </w:r>
     </w:p>
-    <w:p ns2:paraId="2D6C4FF8" ns2:textId="77777777">
+    <w:p>
       <w:pPr>
         <w:spacing w:after="0" w:line="240" w:lineRule="auto"/>
         <w:jc w:val="both"/>
@@ -925,7 +911,7 @@
         </w:rPr>
       </w:pPr>
     </w:p>
-    <w:p ns2:paraId="2F44ACE5" ns2:textId="21684E9D">
+    <w:p>
       <w:pPr>
         <w:pStyle w:val="Prrafodelista"/>
         <w:numPr>
@@ -944,7 +930,7 @@
           <w:color w:val="000000"/>
           <w:kern w:val="0"/>
           <w:lang w:eastAsia="es-ES"/>
-          <ns2:ligatures ns2:val="none"/>
+          <w14:ligatures w14:val="none"/>
         </w:rPr>
       </w:pPr>
       <w:r>
@@ -969,7 +955,7 @@
         <w:t>.</w:t>
       </w:r>
     </w:p>
-    <w:p ns2:paraId="78A991D3" ns2:textId="77777777">
+    <w:p>
       <w:pPr>
         <w:pStyle w:val="Prrafodelista"/>
         <w:spacing w:after="0" w:line="240" w:lineRule="auto"/>
@@ -980,11 +966,11 @@
           <w:color w:val="000000"/>
           <w:kern w:val="0"/>
           <w:lang w:eastAsia="es-ES"/>
-          <ns2:ligatures ns2:val="none"/>
-        </w:rPr>
-      </w:pPr>
-    </w:p>
-    <w:p ns2:paraId="1C4C342E" ns2:textId="03291E6E">
+          <w14:ligatures w14:val="none"/>
+        </w:rPr>
+      </w:pPr>
+    </w:p>
+    <w:p>
       <w:pPr>
         <w:numPr>
           <w:ilvl w:val="1"/>
@@ -1002,7 +988,7 @@
           <w:color w:val="000000"/>
           <w:kern w:val="0"/>
           <w:lang w:val="es-ES" w:eastAsia="es-ES"/>
-          <ns2:ligatures ns2:val="none"/>
+          <w14:ligatures w14:val="none"/>
         </w:rPr>
       </w:pPr>
       <w:r>
@@ -1265,7 +1251,7 @@
         <w:t xml:space="preserve"/>
       </w:r>
     </w:p>
-    <w:p ns2:paraId="327A8B2C" ns2:textId="77777777">
+    <w:p>
       <w:pPr>
         <w:spacing w:after="0" w:line="240" w:lineRule="auto"/>
         <w:contextualSpacing/>
@@ -1276,11 +1262,11 @@
           <w:color w:val="000000"/>
           <w:kern w:val="0"/>
           <w:lang w:eastAsia="es-PE"/>
-          <ns2:ligatures ns2:val="none"/>
-        </w:rPr>
-      </w:pPr>
-    </w:p>
-    <w:p ns2:paraId="2239F53F" ns2:textId="77777777">
+          <w14:ligatures w14:val="none"/>
+        </w:rPr>
+      </w:pPr>
+    </w:p>
+    <w:p>
       <w:pPr>
         <w:pStyle w:val="Prrafodelista"/>
         <w:numPr>
@@ -1300,7 +1286,7 @@
           <w:color w:val="000000"/>
           <w:kern w:val="0"/>
           <w:lang w:eastAsia="es-PE"/>
-          <ns2:ligatures ns2:val="none"/>
+          <w14:ligatures w14:val="none"/>
         </w:rPr>
       </w:pPr>
       <w:r>
@@ -1310,12 +1296,12 @@
           <w:color w:val="000000"/>
           <w:kern w:val="0"/>
           <w:lang w:eastAsia="es-PE"/>
-          <ns2:ligatures ns2:val="none"/>
+          <w14:ligatures w14:val="none"/>
         </w:rPr>
         <w:t>DE LA ADMISIÓN A TRÁMITE DE LA DENUNCIA</w:t>
       </w:r>
     </w:p>
-    <w:p ns2:paraId="248238B2" ns2:textId="77777777">
+    <w:p>
       <w:pPr>
         <w:spacing w:after="0" w:line="240" w:lineRule="auto"/>
         <w:contextualSpacing/>
@@ -1326,13 +1312,13 @@
           <w:color w:val="000000"/>
           <w:kern w:val="0"/>
           <w:lang w:eastAsia="es-PE"/>
-          <ns2:ligatures ns2:val="none"/>
+          <w14:ligatures w14:val="none"/>
         </w:rPr>
       </w:pPr>
       <w:bookmarkStart w:id="0" w:name="_Hlk212795168"/>
       <w:bookmarkStart w:id="1" w:name="_Hlk218848146"/>
     </w:p>
-    <w:p ns2:paraId="29A2220B" ns2:textId="6152ABE5">
+    <w:p>
       <w:pPr>
         <w:pStyle w:val="Prrafodelista"/>
         <w:numPr>
@@ -1345,7 +1331,7 @@
         <w:rPr>
           <w:rFonts w:ascii="Arial Narrow" w:eastAsia="Arial Narrow" w:hAnsi="Arial Narrow" w:cs="Arial Narrow"/>
           <w:kern w:val="0"/>
-          <ns2:ligatures ns2:val="none"/>
+          <w14:ligatures w14:val="none"/>
         </w:rPr>
       </w:pPr>
       <w:r>
@@ -1362,7 +1348,7 @@
           <w:color w:val="000000"/>
           <w:kern w:val="0"/>
           <w:lang w:eastAsia="es-PE"/>
-          <ns2:ligatures ns2:val="none"/>
+          <w14:ligatures w14:val="none"/>
         </w:rPr>
         <w:t>Técnica de la Comisión de Protección al Consumidor 1 (en adelante, la Secretaría Técnica), en ejercicio de sus facultades</w:t>
       </w:r>
@@ -1372,7 +1358,7 @@
           <w:rFonts w:ascii="Arial Narrow" w:eastAsia="Arial Narrow" w:hAnsi="Arial Narrow" w:cs="Arial Narrow"/>
           <w:kern w:val="0"/>
           <w:vertAlign w:val="superscript"/>
-          <ns2:ligatures ns2:val="none"/>
+          <w14:ligatures w14:val="none"/>
         </w:rPr>
         <w:footnoteReference w:id="3"/>
       </w:r>
@@ -1382,7 +1368,7 @@
           <w:color w:val="000000"/>
           <w:kern w:val="0"/>
           <w:lang w:eastAsia="es-PE"/>
-          <ns2:ligatures ns2:val="none"/>
+          <w14:ligatures w14:val="none"/>
         </w:rPr>
         <w:t xml:space="preserve">, considera </w:t>
       </w:r>
@@ -1390,7 +1376,7 @@
         <w:rPr>
           <w:rFonts w:ascii="Arial Narrow" w:eastAsia="Arial Narrow" w:hAnsi="Arial Narrow" w:cs="Arial Narrow"/>
           <w:kern w:val="0"/>
-          <ns2:ligatures ns2:val="none"/>
+          <w14:ligatures w14:val="none"/>
         </w:rPr>
         <w:t xml:space="preserve">que el hecho denunciado, consistente en que </w:t>
       </w:r>
@@ -1401,7 +1387,7 @@
           <w:kern w:val="0"/>
           <w:shd w:val="clear" w:color="auto" w:fill="FFFFFF"/>
           <w:lang w:eastAsia="es-PE"/>
-          <ns2:ligatures ns2:val="none"/>
+          <w14:ligatures w14:val="none"/>
         </w:rPr>
         <w:t>el personal de Scotiabank Perú S.A.A. habría llenado de forma unilateral los formularios del seguro de desgravamen del crédito hipotecario 94****</w:t>
       </w:r>
@@ -1409,7 +1395,7 @@
         <w:rPr>
           <w:rFonts w:ascii="Arial Narrow" w:eastAsia="Arial Narrow" w:hAnsi="Arial Narrow" w:cs="Arial Narrow"/>
           <w:kern w:val="0"/>
-          <ns2:ligatures ns2:val="none"/>
+          <w14:ligatures w14:val="none"/>
         </w:rPr>
         <w:t xml:space="preserve">; </w:t>
       </w:r>
@@ -1417,7 +1403,7 @@
         <w:rPr>
           <w:rFonts w:ascii="Arial Narrow" w:eastAsia="Arial Narrow" w:hAnsi="Arial Narrow" w:cs="Arial Narrow"/>
           <w:kern w:val="0"/>
-          <ns2:ligatures ns2:val="none"/>
+          <w14:ligatures w14:val="none"/>
         </w:rPr>
         <w:t xml:space="preserve">involucraría una presunta afectación a sus expectativas, quien no habría encontrado una correspondencia entre lo que esperaba recibir de parte del proveedor y lo que realmente recibió. </w:t>
       </w:r>
@@ -1428,7 +1414,7 @@
           <w:color w:val="000000"/>
           <w:kern w:val="0"/>
           <w:lang w:eastAsia="es-PE"/>
-          <ns2:ligatures ns2:val="none"/>
+          <w14:ligatures w14:val="none"/>
         </w:rPr>
         <w:t xml:space="preserve">Por consiguiente, corresponde calificar el hecho materia de denuncia como una presunta infracción al deber de protección contra los métodos comerciales coercitivos, tipificado en </w:t>
       </w:r>
@@ -1439,7 +1425,7 @@
           <w:kern w:val="0"/>
           <w:shd w:val="clear" w:color="auto" w:fill="FFFFFF"/>
           <w:lang w:eastAsia="es-PE"/>
-          <ns2:ligatures ns2:val="none"/>
+          <w14:ligatures w14:val="none"/>
         </w:rPr>
         <w:t xml:space="preserve">literal </w:t>
       </w:r>
@@ -1450,7 +1436,7 @@
           <w:kern w:val="0"/>
           <w:shd w:val="clear" w:color="auto" w:fill="FFFFFF"/>
           <w:lang w:eastAsia="es-PE"/>
-          <ns2:ligatures ns2:val="none"/>
+          <w14:ligatures w14:val="none"/>
         </w:rPr>
         <w:t>d</w:t>
       </w:r>
@@ -1461,7 +1447,7 @@
           <w:kern w:val="0"/>
           <w:shd w:val="clear" w:color="auto" w:fill="FFFFFF"/>
           <w:lang w:eastAsia="es-PE"/>
-          <ns2:ligatures ns2:val="none"/>
+          <w14:ligatures w14:val="none"/>
         </w:rPr>
         <w:t xml:space="preserve">) del artículo 56 </w:t>
       </w:r>
@@ -1472,7 +1458,7 @@
           <w:color w:val="000000"/>
           <w:kern w:val="0"/>
           <w:lang w:eastAsia="es-PE"/>
-          <ns2:ligatures ns2:val="none"/>
+          <w14:ligatures w14:val="none"/>
         </w:rPr>
         <w:t>del Código</w:t>
       </w:r>
@@ -1491,12 +1477,12 @@
           <w:color w:val="000000"/>
           <w:kern w:val="0"/>
           <w:lang w:eastAsia="es-PE"/>
-          <ns2:ligatures ns2:val="none"/>
+          <w14:ligatures w14:val="none"/>
         </w:rPr>
         <w:t xml:space="preserve">. </w:t>
       </w:r>
     </w:p>
-    <w:p ns2:paraId="4C00C53B" ns2:textId="77777777">
+    <w:p>
       <w:pPr>
         <w:pStyle w:val="Prrafodelista"/>
         <w:spacing w:after="0" w:line="240" w:lineRule="auto"/>
@@ -1505,11 +1491,11 @@
         <w:rPr>
           <w:rFonts w:ascii="Arial Narrow" w:eastAsia="Arial Narrow" w:hAnsi="Arial Narrow" w:cs="Arial Narrow"/>
           <w:kern w:val="0"/>
-          <ns2:ligatures ns2:val="none"/>
-        </w:rPr>
-      </w:pPr>
-    </w:p>
-    <w:p ns2:paraId="549B3BFA" ns2:textId="40A5E570">
+          <w14:ligatures w14:val="none"/>
+        </w:rPr>
+      </w:pPr>
+    </w:p>
+    <w:p>
       <w:pPr>
         <w:pStyle w:val="Prrafodelista"/>
         <w:numPr>
@@ -1522,14 +1508,14 @@
         <w:rPr>
           <w:rFonts w:ascii="Arial Narrow" w:eastAsia="Arial Narrow" w:hAnsi="Arial Narrow" w:cs="Arial Narrow"/>
           <w:kern w:val="0"/>
-          <ns2:ligatures ns2:val="none"/>
-        </w:rPr>
-      </w:pPr>
-      <w:r>
-        <w:rPr>
-          <w:rFonts w:ascii="Arial Narrow" w:eastAsia="Arial Narrow" w:hAnsi="Arial Narrow" w:cs="Arial Narrow"/>
-          <w:kern w:val="0"/>
-          <ns2:ligatures ns2:val="none"/>
+          <w14:ligatures w14:val="none"/>
+        </w:rPr>
+      </w:pPr>
+      <w:r>
+        <w:rPr>
+          <w:rFonts w:ascii="Arial Narrow" w:eastAsia="Arial Narrow" w:hAnsi="Arial Narrow" w:cs="Arial Narrow"/>
+          <w:kern w:val="0"/>
+          <w14:ligatures w14:val="none"/>
         </w:rPr>
         <w:t>Así también, la Secretaría Técnica, en ejercicio</w:t>
       </w:r>
@@ -1537,7 +1523,7 @@
         <w:rPr>
           <w:rFonts w:ascii="Arial Narrow" w:eastAsia="Arial Narrow" w:hAnsi="Arial Narrow" w:cs="Arial Narrow"/>
           <w:kern w:val="0"/>
-          <ns2:ligatures ns2:val="none"/>
+          <w14:ligatures w14:val="none"/>
         </w:rPr>
         <w:t xml:space="preserve"> de sus facultades, </w:t>
       </w:r>
@@ -1548,7 +1534,7 @@
           <w:color w:val="000000"/>
           <w:kern w:val="0"/>
           <w:lang w:eastAsia="es-PE"/>
-          <ns2:ligatures ns2:val="none"/>
+          <w14:ligatures w14:val="none"/>
         </w:rPr>
         <w:t xml:space="preserve">considera </w:t>
       </w:r>
@@ -1556,7 +1542,7 @@
         <w:rPr>
           <w:rFonts w:ascii="Arial Narrow" w:eastAsia="Arial Narrow" w:hAnsi="Arial Narrow" w:cs="Arial Narrow"/>
           <w:kern w:val="0"/>
-          <ns2:ligatures ns2:val="none"/>
+          <w14:ligatures w14:val="none"/>
         </w:rPr>
         <w:t xml:space="preserve">que el hecho denunciado, consistente en que </w:t>
       </w:r>
@@ -1567,7 +1553,7 @@
           <w:kern w:val="0"/>
           <w:shd w:val="clear" w:color="auto" w:fill="FFFFFF"/>
           <w:lang w:eastAsia="es-PE"/>
-          <ns2:ligatures ns2:val="none"/>
+          <w14:ligatures w14:val="none"/>
         </w:rPr>
         <w:t>Scotiabank Perú S.A.A. habría restringido el acceso del denunciante a los documentos del seguro de desgravamen del crédito hipotecario 94****26, pese a que luego reconoció que estos estaban disponibles digitalmente</w:t>
       </w:r>
@@ -1575,7 +1561,7 @@
         <w:rPr>
           <w:rFonts w:ascii="Arial Narrow" w:eastAsia="Arial Narrow" w:hAnsi="Arial Narrow" w:cs="Arial Narrow"/>
           <w:kern w:val="0"/>
-          <ns2:ligatures ns2:val="none"/>
+          <w14:ligatures w14:val="none"/>
         </w:rPr>
         <w:t xml:space="preserve">; involucraría una presunta afectación a sus expectativas, quien no habría encontrado una correspondencia entre lo que esperaba recibir de parte del proveedor y lo que realmente recibió. Por consiguiente, corresponde calificar el hecho materia de denuncia como una presunta infracción al deber de idoneidad, </w:t>
       </w:r>
@@ -1583,7 +1569,7 @@
         <w:rPr>
           <w:rFonts w:ascii="Arial Narrow" w:eastAsia="Arial Narrow" w:hAnsi="Arial Narrow" w:cs="Arial Narrow"/>
           <w:kern w:val="0"/>
-          <ns2:ligatures ns2:val="none"/>
+          <w14:ligatures w14:val="none"/>
         </w:rPr>
         <w:t>tipificado en los artículos 18 y 19 del Código</w:t>
       </w:r>
@@ -1593,7 +1579,7 @@
           <w:rFonts w:ascii="Arial Narrow" w:eastAsia="Arial Narrow" w:hAnsi="Arial Narrow" w:cs="Arial"/>
           <w:kern w:val="0"/>
           <w:vertAlign w:val="superscript"/>
-          <ns2:ligatures ns2:val="none"/>
+          <w14:ligatures w14:val="none"/>
         </w:rPr>
         <w:footnoteReference w:id="5"/>
       </w:r>
@@ -1601,24 +1587,24 @@
         <w:rPr>
           <w:rFonts w:ascii="Arial Narrow" w:eastAsia="Arial Narrow" w:hAnsi="Arial Narrow" w:cs="Arial Narrow"/>
           <w:kern w:val="0"/>
-          <ns2:ligatures ns2:val="none"/>
+          <w14:ligatures w14:val="none"/>
         </w:rPr>
         <w:t>.</w:t>
       </w:r>
     </w:p>
     <w:bookmarkEnd w:id="3"/>
-    <w:p ns2:paraId="6258D3F7" ns2:textId="77777777">
-      <w:pPr>
-        <w:spacing w:after="0" w:line="240" w:lineRule="auto"/>
-        <w:jc w:val="both"/>
-        <w:rPr>
-          <w:rFonts w:ascii="Arial Narrow" w:eastAsia="Arial Narrow" w:hAnsi="Arial Narrow" w:cs="Arial Narrow"/>
-          <w:kern w:val="0"/>
-          <ns2:ligatures ns2:val="none"/>
-        </w:rPr>
-      </w:pPr>
-    </w:p>
-    <w:p ns2:paraId="04C88506" ns2:textId="6C17B5D7">
+    <w:p>
+      <w:pPr>
+        <w:spacing w:after="0" w:line="240" w:lineRule="auto"/>
+        <w:jc w:val="both"/>
+        <w:rPr>
+          <w:rFonts w:ascii="Arial Narrow" w:eastAsia="Arial Narrow" w:hAnsi="Arial Narrow" w:cs="Arial Narrow"/>
+          <w:kern w:val="0"/>
+          <w14:ligatures w14:val="none"/>
+        </w:rPr>
+      </w:pPr>
+    </w:p>
+    <w:p>
       <w:pPr>
         <w:pStyle w:val="Prrafodelista"/>
         <w:numPr>
@@ -1631,14 +1617,14 @@
         <w:rPr>
           <w:rFonts w:ascii="Arial Narrow" w:eastAsia="Arial Narrow" w:hAnsi="Arial Narrow" w:cs="Arial Narrow"/>
           <w:kern w:val="0"/>
-          <ns2:ligatures ns2:val="none"/>
-        </w:rPr>
-      </w:pPr>
-      <w:r>
-        <w:rPr>
-          <w:rFonts w:ascii="Arial Narrow" w:eastAsia="Arial Narrow" w:hAnsi="Arial Narrow" w:cs="Arial Narrow"/>
-          <w:kern w:val="0"/>
-          <ns2:ligatures ns2:val="none"/>
+          <w14:ligatures w14:val="none"/>
+        </w:rPr>
+      </w:pPr>
+      <w:r>
+        <w:rPr>
+          <w:rFonts w:ascii="Arial Narrow" w:eastAsia="Arial Narrow" w:hAnsi="Arial Narrow" w:cs="Arial Narrow"/>
+          <w:kern w:val="0"/>
+          <w14:ligatures w14:val="none"/>
         </w:rPr>
         <w:t xml:space="preserve">Asimismo, </w:t>
       </w:r>
@@ -1648,7 +1634,7 @@
           <w:color w:val="000000"/>
           <w:kern w:val="0"/>
           <w:lang w:eastAsia="es-PE"/>
-          <ns2:ligatures ns2:val="none"/>
+          <w14:ligatures w14:val="none"/>
         </w:rPr>
         <w:t xml:space="preserve">la Secretaría Técnica, en ejercicio de sus facultades, considera </w:t>
       </w:r>
@@ -1656,7 +1642,7 @@
         <w:rPr>
           <w:rFonts w:ascii="Arial Narrow" w:eastAsia="Arial Narrow" w:hAnsi="Arial Narrow" w:cs="Arial"/>
           <w:kern w:val="0"/>
-          <ns2:ligatures ns2:val="none"/>
+          <w14:ligatures w14:val="none"/>
         </w:rPr>
         <w:t xml:space="preserve">que el hecho denunciado, consistente en que </w:t>
       </w:r>
@@ -1722,7 +1708,7 @@
         <w:rPr>
           <w:rFonts w:ascii="Arial Narrow" w:eastAsia="Arial Narrow" w:hAnsi="Arial Narrow" w:cs="Arial Narrow"/>
           <w:kern w:val="0"/>
-          <ns2:ligatures ns2:val="none"/>
+          <w14:ligatures w14:val="none"/>
         </w:rPr>
         <w:t>; involucraría una presunta afectación a sus expectativas, quien no habría encontrado una correspondencia entre lo que esperaba recibir de parte del proveedor y lo que realmente recibió. Por consiguiente, corresponde calificar el hecho materia de denuncia como una presunta infracción al deber de idoneidad, tipificado en los artículos 18 y 19 del Código</w:t>
       </w:r>
@@ -1730,12 +1716,12 @@
         <w:rPr>
           <w:rFonts w:ascii="Arial Narrow" w:eastAsia="Arial Narrow" w:hAnsi="Arial Narrow" w:cs="Arial"/>
           <w:kern w:val="0"/>
-          <ns2:ligatures ns2:val="none"/>
+          <w14:ligatures w14:val="none"/>
         </w:rPr>
         <w:t>.</w:t>
       </w:r>
     </w:p>
-    <w:p ns2:paraId="4AACC7FF" ns2:textId="77777777">
+    <w:p>
       <w:pPr>
         <w:pStyle w:val="Prrafodelista"/>
         <w:spacing w:after="0" w:line="240" w:lineRule="auto"/>
@@ -1744,11 +1730,11 @@
         <w:rPr>
           <w:rFonts w:ascii="Arial Narrow" w:eastAsia="Arial Narrow" w:hAnsi="Arial Narrow" w:cs="Arial Narrow"/>
           <w:kern w:val="0"/>
-          <ns2:ligatures ns2:val="none"/>
-        </w:rPr>
-      </w:pPr>
-    </w:p>
-    <w:p ns2:paraId="1261F1FC" ns2:textId="5642333B">
+          <w14:ligatures w14:val="none"/>
+        </w:rPr>
+      </w:pPr>
+    </w:p>
+    <w:p>
       <w:pPr>
         <w:pStyle w:val="Prrafodelista"/>
         <w:numPr>
@@ -1761,14 +1747,14 @@
         <w:rPr>
           <w:rFonts w:ascii="Arial Narrow" w:eastAsia="Arial Narrow" w:hAnsi="Arial Narrow" w:cs="Arial Narrow"/>
           <w:kern w:val="0"/>
-          <ns2:ligatures ns2:val="none"/>
+          <w14:ligatures w14:val="none"/>
         </w:rPr>
       </w:pPr>
       <w:r>
         <w:rPr>
           <w:rFonts w:ascii="Arial Narrow" w:eastAsia="Arial Narrow" w:hAnsi="Arial Narrow" w:cs="Arial"/>
           <w:kern w:val="0"/>
-          <ns2:ligatures ns2:val="none"/>
+          <w14:ligatures w14:val="none"/>
         </w:rPr>
         <w:t xml:space="preserve">Asimismo, </w:t>
       </w:r>
@@ -1778,7 +1764,7 @@
           <w:color w:val="000000"/>
           <w:kern w:val="0"/>
           <w:lang w:eastAsia="es-PE"/>
-          <ns2:ligatures ns2:val="none"/>
+          <w14:ligatures w14:val="none"/>
         </w:rPr>
         <w:t xml:space="preserve">la Secretaría Técnica, en ejercicio de sus facultades, considera </w:t>
       </w:r>
@@ -1786,7 +1772,7 @@
         <w:rPr>
           <w:rFonts w:ascii="Arial Narrow" w:eastAsia="Arial Narrow" w:hAnsi="Arial Narrow" w:cs="Arial"/>
           <w:kern w:val="0"/>
-          <ns2:ligatures ns2:val="none"/>
+          <w14:ligatures w14:val="none"/>
         </w:rPr>
         <w:t xml:space="preserve">que el hecho denunciado, consistente en que </w:t>
       </w:r>
@@ -1797,7 +1783,7 @@
           <w:kern w:val="0"/>
           <w:shd w:val="clear" w:color="auto" w:fill="FFFFFF"/>
           <w:lang w:eastAsia="es-PE"/>
-          <ns2:ligatures ns2:val="none"/>
+          <w14:ligatures w14:val="none"/>
         </w:rPr>
         <w:t>Scotiabank Perú S.A.A. denegó la solicitud del denunciante de cambio de asesor para el asesoramiento de las modalidades de cobertura del seguro de desgravamen del crédito hipotecario 94****26, alcances o implicancias de exclusión de asegurados</w:t>
       </w:r>
@@ -1805,7 +1791,7 @@
         <w:rPr>
           <w:rFonts w:ascii="Arial Narrow" w:eastAsia="Arial Narrow" w:hAnsi="Arial Narrow" w:cs="Arial Narrow"/>
           <w:kern w:val="0"/>
-          <ns2:ligatures ns2:val="none"/>
+          <w14:ligatures w14:val="none"/>
         </w:rPr>
         <w:t xml:space="preserve">; involucraría una presunta afectación a sus expectativas, quien no habría encontrado una correspondencia entre lo que esperaba recibir de parte del proveedor y lo que realmente </w:t>
       </w:r>
@@ -1813,7 +1799,7 @@
         <w:rPr>
           <w:rFonts w:ascii="Arial Narrow" w:eastAsia="Arial Narrow" w:hAnsi="Arial Narrow" w:cs="Arial Narrow"/>
           <w:kern w:val="0"/>
-          <ns2:ligatures ns2:val="none"/>
+          <w14:ligatures w14:val="none"/>
         </w:rPr>
         <w:t>recibió. Por consiguiente, corresponde calificar el hecho materia de denuncia como una presunta infracción al deber de idoneidad, tipificado en los artículos 18 y 19 del Código</w:t>
       </w:r>
@@ -1821,23 +1807,23 @@
         <w:rPr>
           <w:rFonts w:ascii="Arial Narrow" w:eastAsia="Arial Narrow" w:hAnsi="Arial Narrow" w:cs="Arial"/>
           <w:kern w:val="0"/>
-          <ns2:ligatures ns2:val="none"/>
+          <w14:ligatures w14:val="none"/>
         </w:rPr>
         <w:t>.</w:t>
       </w:r>
     </w:p>
-    <w:p ns2:paraId="1BA3E5F0" ns2:textId="77777777">
-      <w:pPr>
-        <w:spacing w:after="0" w:line="240" w:lineRule="auto"/>
-        <w:jc w:val="both"/>
-        <w:rPr>
-          <w:rFonts w:ascii="Arial Narrow" w:eastAsia="Arial Narrow" w:hAnsi="Arial Narrow" w:cs="Arial Narrow"/>
-          <w:kern w:val="0"/>
-          <ns2:ligatures ns2:val="none"/>
-        </w:rPr>
-      </w:pPr>
-    </w:p>
-    <w:p ns2:paraId="0BD647D4" ns2:textId="792C2B20">
+    <w:p>
+      <w:pPr>
+        <w:spacing w:after="0" w:line="240" w:lineRule="auto"/>
+        <w:jc w:val="both"/>
+        <w:rPr>
+          <w:rFonts w:ascii="Arial Narrow" w:eastAsia="Arial Narrow" w:hAnsi="Arial Narrow" w:cs="Arial Narrow"/>
+          <w:kern w:val="0"/>
+          <w14:ligatures w14:val="none"/>
+        </w:rPr>
+      </w:pPr>
+    </w:p>
+    <w:p>
       <w:pPr>
         <w:pStyle w:val="Prrafodelista"/>
         <w:numPr>
@@ -1850,7 +1836,7 @@
         <w:rPr>
           <w:rFonts w:ascii="Arial Narrow" w:eastAsia="Arial Narrow" w:hAnsi="Arial Narrow" w:cs="Arial Narrow"/>
           <w:kern w:val="0"/>
-          <ns2:ligatures ns2:val="none"/>
+          <w14:ligatures w14:val="none"/>
         </w:rPr>
       </w:pPr>
       <w:r>
@@ -1859,7 +1845,7 @@
           <w:color w:val="000000"/>
           <w:kern w:val="0"/>
           <w:lang w:eastAsia="es-PE"/>
-          <ns2:ligatures ns2:val="none"/>
+          <w14:ligatures w14:val="none"/>
         </w:rPr>
         <w:t xml:space="preserve">Además, la Secretaría Técnica, en ejercicio de sus facultades, considera </w:t>
       </w:r>
@@ -1867,7 +1853,7 @@
         <w:rPr>
           <w:rFonts w:ascii="Arial Narrow" w:eastAsia="Arial Narrow" w:hAnsi="Arial Narrow" w:cs="Arial"/>
           <w:kern w:val="0"/>
-          <ns2:ligatures ns2:val="none"/>
+          <w14:ligatures w14:val="none"/>
         </w:rPr>
         <w:t xml:space="preserve">que el hecho denunciado, consistente en que </w:t>
       </w:r>
@@ -1875,7 +1861,7 @@
         <w:rPr>
           <w:rFonts w:ascii="Arial Narrow" w:eastAsia="Arial Narrow" w:hAnsi="Arial Narrow" w:cs="Arial Narrow"/>
           <w:kern w:val="0"/>
-          <ns2:ligatures ns2:val="none"/>
+          <w14:ligatures w14:val="none"/>
         </w:rPr>
         <w:t>Scotiabank Perú S.A.A. no habría informado al denunciante sobre la existencia de un seguro de desgravamen mancomunado, pese a que el crédito hipotecario 94****26 fue contratado por la sociedad conyugal</w:t>
       </w:r>
@@ -1886,7 +1872,7 @@
           <w:color w:val="000000"/>
           <w:kern w:val="0"/>
           <w:lang w:eastAsia="es-PE"/>
-          <ns2:ligatures ns2:val="none"/>
+          <w14:ligatures w14:val="none"/>
         </w:rPr>
         <w:t xml:space="preserve">. Por consiguiente, corresponde calificar el hecho materia de denuncia como una presunta infracción al deber de información, tipificado en el </w:t>
       </w:r>
@@ -1898,7 +1884,7 @@
           <w:color w:val="000000"/>
           <w:kern w:val="0"/>
           <w:lang w:eastAsia="es-PE"/>
-          <ns2:ligatures ns2:val="none"/>
+          <w14:ligatures w14:val="none"/>
         </w:rPr>
         <w:t xml:space="preserve">artículo 1, numeral 1, literal b) </w:t>
       </w:r>
@@ -1910,7 +1896,7 @@
           <w:color w:val="000000"/>
           <w:kern w:val="0"/>
           <w:lang w:eastAsia="es-PE"/>
-          <ns2:ligatures ns2:val="none"/>
+          <w14:ligatures w14:val="none"/>
         </w:rPr>
         <w:t>y al artículo 2 del Código</w:t>
       </w:r>
@@ -1923,7 +1909,7 @@
           <w:kern w:val="0"/>
           <w:vertAlign w:val="superscript"/>
           <w:lang w:eastAsia="es-PE"/>
-          <ns2:ligatures ns2:val="none"/>
+          <w14:ligatures w14:val="none"/>
         </w:rPr>
         <w:footnoteReference w:id="6"/>
       </w:r>
@@ -1934,26 +1920,26 @@
           <w:color w:val="000000"/>
           <w:kern w:val="0"/>
           <w:lang w:eastAsia="es-PE"/>
-          <ns2:ligatures ns2:val="none"/>
+          <w14:ligatures w14:val="none"/>
         </w:rPr>
         <w:t xml:space="preserve">. </w:t>
       </w:r>
       <w:bookmarkEnd w:id="2"/>
     </w:p>
-    <w:p ns2:paraId="59EC291D" ns2:textId="77777777">
-      <w:pPr>
-        <w:spacing w:after="0" w:line="240" w:lineRule="auto"/>
-        <w:jc w:val="both"/>
-        <w:rPr>
-          <w:rFonts w:ascii="Arial Narrow" w:eastAsia="Arial Narrow" w:hAnsi="Arial Narrow" w:cs="Arial Narrow"/>
-          <w:kern w:val="0"/>
-          <ns2:ligatures ns2:val="none"/>
+    <w:p>
+      <w:pPr>
+        <w:spacing w:after="0" w:line="240" w:lineRule="auto"/>
+        <w:jc w:val="both"/>
+        <w:rPr>
+          <w:rFonts w:ascii="Arial Narrow" w:eastAsia="Arial Narrow" w:hAnsi="Arial Narrow" w:cs="Arial Narrow"/>
+          <w:kern w:val="0"/>
+          <w14:ligatures w14:val="none"/>
         </w:rPr>
       </w:pPr>
     </w:p>
     <w:bookmarkEnd w:id="0"/>
     <w:bookmarkEnd w:id="1"/>
-    <w:p ns2:paraId="368E45F7" ns2:textId="77777777">
+    <w:p>
       <w:pPr>
         <w:pStyle w:val="Prrafodelista"/>
         <w:numPr>
@@ -1967,7 +1953,7 @@
           <w:rFonts w:ascii="Arial Narrow" w:eastAsia="Calibri" w:hAnsi="Arial Narrow" w:cs="Arial Narrow"/>
           <w:kern w:val="0"/>
           <w:lang w:eastAsia="es-PE"/>
-          <ns2:ligatures ns2:val="none"/>
+          <w14:ligatures w14:val="none"/>
         </w:rPr>
       </w:pPr>
       <w:r>
@@ -1976,7 +1962,7 @@
           <w:color w:val="000000"/>
           <w:kern w:val="0"/>
           <w:lang w:eastAsia="es-PE"/>
-          <ns2:ligatures ns2:val="none"/>
+          <w14:ligatures w14:val="none"/>
         </w:rPr>
         <w:t>En tanto la denuncia reúne los requisitos establecidos por la norma citada, corresponde admitirla a trámite</w:t>
       </w:r>
@@ -1987,7 +1973,7 @@
           <w:color w:val="000000"/>
           <w:kern w:val="0"/>
           <w:vertAlign w:val="superscript"/>
-          <ns2:ligatures ns2:val="none"/>
+          <w14:ligatures w14:val="none"/>
         </w:rPr>
         <w:footnoteReference w:id="7"/>
       </w:r>
@@ -1997,12 +1983,12 @@
           <w:color w:val="000000"/>
           <w:kern w:val="0"/>
           <w:lang w:eastAsia="es-PE"/>
-          <ns2:ligatures ns2:val="none"/>
+          <w14:ligatures w14:val="none"/>
         </w:rPr>
         <w:t>.</w:t>
       </w:r>
     </w:p>
-    <w:p ns2:paraId="0B1EE62E" ns2:textId="77777777">
+    <w:p>
       <w:pPr>
         <w:spacing w:after="0" w:line="240" w:lineRule="auto"/>
         <w:ind w:left="567"/>
@@ -2013,12 +1999,12 @@
           <w:color w:val="000000"/>
           <w:kern w:val="0"/>
           <w:lang w:eastAsia="es-PE"/>
-          <ns2:ligatures ns2:val="none"/>
+          <w14:ligatures w14:val="none"/>
         </w:rPr>
       </w:pPr>
       <w:bookmarkStart w:id="5" w:name="_Hlk214963071"/>
     </w:p>
-    <w:p ns2:paraId="3B713732" ns2:textId="77777777">
+    <w:p>
       <w:pPr>
         <w:pStyle w:val="Prrafodelista"/>
         <w:numPr>
@@ -2038,7 +2024,7 @@
           <w:color w:val="000000"/>
           <w:kern w:val="0"/>
           <w:lang w:eastAsia="es-PE"/>
-          <ns2:ligatures ns2:val="none"/>
+          <w14:ligatures w14:val="none"/>
         </w:rPr>
       </w:pPr>
       <w:r>
@@ -2048,12 +2034,12 @@
           <w:color w:val="000000"/>
           <w:kern w:val="0"/>
           <w:lang w:eastAsia="es-PE"/>
-          <ns2:ligatures ns2:val="none"/>
+          <w14:ligatures w14:val="none"/>
         </w:rPr>
         <w:t>REQUERIMIENTO DE INFORMACIÓN</w:t>
       </w:r>
     </w:p>
-    <w:p ns2:paraId="015F53C2" ns2:textId="77777777">
+    <w:p>
       <w:pPr>
         <w:spacing w:after="0" w:line="240" w:lineRule="auto"/>
         <w:jc w:val="both"/>
@@ -2062,11 +2048,11 @@
           <w:color w:val="000000"/>
           <w:kern w:val="0"/>
           <w:lang w:val="es-ES" w:eastAsia="es-ES"/>
-          <ns2:ligatures ns2:val="none"/>
-        </w:rPr>
-      </w:pPr>
-    </w:p>
-    <w:p ns2:paraId="2280E608" ns2:textId="77777777">
+          <w14:ligatures w14:val="none"/>
+        </w:rPr>
+      </w:pPr>
+    </w:p>
+    <w:p>
       <w:pPr>
         <w:pStyle w:val="Prrafodelista"/>
         <w:numPr>
@@ -2081,7 +2067,7 @@
           <w:color w:val="000000"/>
           <w:kern w:val="0"/>
           <w:lang w:val="es-ES" w:eastAsia="es-ES"/>
-          <ns2:ligatures ns2:val="none"/>
+          <w14:ligatures w14:val="none"/>
         </w:rPr>
       </w:pPr>
       <w:r>
@@ -2097,7 +2083,7 @@
           <w:color w:val="000000"/>
           <w:kern w:val="0"/>
           <w:lang w:val="es-ES" w:eastAsia="es-ES"/>
-          <ns2:ligatures ns2:val="none"/>
+          <w14:ligatures w14:val="none"/>
         </w:rPr>
         <w:t xml:space="preserve">efectos de tener mayores elementos que sirvan para la resolución </w:t>
       </w:r>
@@ -2107,7 +2093,7 @@
           <w:color w:val="000000"/>
           <w:kern w:val="0"/>
           <w:lang w:val="es-ES" w:eastAsia="es-ES"/>
-          <ns2:ligatures ns2:val="none"/>
+          <w14:ligatures w14:val="none"/>
         </w:rPr>
         <w:t xml:space="preserve">definitiva del presente caso, la Secretaría Técnica, en ejercicio de las facultades que la ley le confiere, </w:t>
       </w:r>
@@ -2118,7 +2104,7 @@
           <w:color w:val="000000"/>
           <w:kern w:val="0"/>
           <w:lang w:val="es-ES" w:eastAsia="es-ES"/>
-          <ns2:ligatures ns2:val="none"/>
+          <w14:ligatures w14:val="none"/>
         </w:rPr>
         <w:t xml:space="preserve">conviene requerir a los proveedores denunciados </w:t>
       </w:r>
@@ -2129,7 +2115,7 @@
           <w:color w:val="000000"/>
           <w:kern w:val="0"/>
           <w:lang w:val="es-ES" w:eastAsia="es-ES"/>
-          <ns2:ligatures ns2:val="none"/>
+          <w14:ligatures w14:val="none"/>
         </w:rPr>
         <w:t>que, en un plazo no mayor de cinco (5) días hábiles</w:t>
       </w:r>
@@ -2139,7 +2125,7 @@
           <w:color w:val="000000"/>
           <w:kern w:val="0"/>
           <w:lang w:val="es-ES" w:eastAsia="es-ES"/>
-          <ns2:ligatures ns2:val="none"/>
+          <w14:ligatures w14:val="none"/>
         </w:rPr>
         <w:t xml:space="preserve"> contado a partir del día siguiente de la notificación d</w:t>
       </w:r>
@@ -2149,7 +2135,7 @@
           <w:color w:val="000000"/>
           <w:kern w:val="0"/>
           <w:lang w:val="es-ES" w:eastAsia="es-ES"/>
-          <ns2:ligatures ns2:val="none"/>
+          <w14:ligatures w14:val="none"/>
         </w:rPr>
         <w:t xml:space="preserve">e la presente resolución, </w:t>
       </w:r>
@@ -2160,12 +2146,12 @@
           <w:color w:val="000000"/>
           <w:kern w:val="0"/>
           <w:lang w:val="es-ES" w:eastAsia="es-ES"/>
-          <ns2:ligatures ns2:val="none"/>
+          <w14:ligatures w14:val="none"/>
         </w:rPr>
         <w:t>cumplan con lo siguiente:</w:t>
       </w:r>
     </w:p>
-    <w:p ns2:paraId="46057B93" ns2:textId="77777777">
+    <w:p>
       <w:pPr>
         <w:pStyle w:val="Prrafodelista"/>
         <w:spacing w:after="0" w:line="240" w:lineRule="auto"/>
@@ -2176,11 +2162,11 @@
           <w:color w:val="000000"/>
           <w:kern w:val="0"/>
           <w:lang w:val="es-ES" w:eastAsia="es-ES"/>
-          <ns2:ligatures ns2:val="none"/>
-        </w:rPr>
-      </w:pPr>
-    </w:p>
-    <w:p ns2:paraId="5B6298DB" ns2:textId="3EE2C706">
+          <w14:ligatures w14:val="none"/>
+        </w:rPr>
+      </w:pPr>
+    </w:p>
+    <w:p>
       <w:pPr>
         <w:pStyle w:val="Prrafodelista"/>
         <w:spacing w:after="0" w:line="240" w:lineRule="auto"/>
@@ -2191,7 +2177,7 @@
           <w:color w:val="000000"/>
           <w:kern w:val="0"/>
           <w:lang w:val="es-ES" w:eastAsia="es-ES"/>
-          <ns2:ligatures ns2:val="none"/>
+          <w14:ligatures w14:val="none"/>
         </w:rPr>
       </w:pPr>
       <w:r>
@@ -2201,7 +2187,7 @@
           <w:kern w:val="0"/>
           <w:u w:val="single"/>
           <w:lang w:val="es-ES" w:eastAsia="es-ES"/>
-          <ns2:ligatures ns2:val="none"/>
+          <w14:ligatures w14:val="none"/>
         </w:rPr>
         <w:t xml:space="preserve">A </w:t>
       </w:r>
@@ -2212,7 +2198,7 @@
           <w:kern w:val="0"/>
           <w:u w:val="single"/>
           <w:lang w:val="es-ES" w:eastAsia="es-ES"/>
-          <ns2:ligatures ns2:val="none"/>
+          <w14:ligatures w14:val="none"/>
         </w:rPr>
         <w:t>BNP Paribas</w:t>
       </w:r>
@@ -2222,7 +2208,7 @@
           <w:color w:val="000000"/>
           <w:kern w:val="0"/>
           <w:lang w:val="es-ES" w:eastAsia="es-ES"/>
-          <ns2:ligatures ns2:val="none"/>
+          <w14:ligatures w14:val="none"/>
         </w:rPr>
         <w:t xml:space="preserve">: (i) presentar una copia debidamente suscrita </w:t>
       </w:r>
@@ -2232,7 +2218,7 @@
           <w:color w:val="000000"/>
           <w:kern w:val="0"/>
           <w:lang w:val="es-ES" w:eastAsia="es-ES"/>
-          <ns2:ligatures ns2:val="none"/>
+          <w14:ligatures w14:val="none"/>
         </w:rPr>
         <w:t>del seguro de desgravamen del crédito hipotecario 94****26</w:t>
       </w:r>
@@ -2242,7 +2228,7 @@
           <w:color w:val="000000"/>
           <w:kern w:val="0"/>
           <w:lang w:val="es-ES" w:eastAsia="es-ES"/>
-          <ns2:ligatures ns2:val="none"/>
+          <w14:ligatures w14:val="none"/>
         </w:rPr>
         <w:t xml:space="preserve"> materia de denuncia</w:t>
       </w:r>
@@ -2252,7 +2238,7 @@
           <w:color w:val="000000"/>
           <w:kern w:val="0"/>
           <w:lang w:val="es-ES" w:eastAsia="es-ES"/>
-          <ns2:ligatures ns2:val="none"/>
+          <w14:ligatures w14:val="none"/>
         </w:rPr>
         <w:t xml:space="preserve">; </w:t>
       </w:r>
@@ -2262,7 +2248,7 @@
           <w:color w:val="000000"/>
           <w:kern w:val="0"/>
           <w:lang w:val="es-ES" w:eastAsia="es-ES"/>
-          <ns2:ligatures ns2:val="none"/>
+          <w14:ligatures w14:val="none"/>
         </w:rPr>
         <w:t>y, (</w:t>
       </w:r>
@@ -2273,7 +2259,7 @@
           <w:color w:val="000000"/>
           <w:kern w:val="0"/>
           <w:lang w:val="es-ES" w:eastAsia="es-ES"/>
-          <ns2:ligatures ns2:val="none"/>
+          <w14:ligatures w14:val="none"/>
         </w:rPr>
         <w:t>ii</w:t>
       </w:r>
@@ -2284,12 +2270,12 @@
           <w:color w:val="000000"/>
           <w:kern w:val="0"/>
           <w:lang w:val="es-ES" w:eastAsia="es-ES"/>
-          <ns2:ligatures ns2:val="none"/>
+          <w14:ligatures w14:val="none"/>
         </w:rPr>
         <w:t>) presentar todas las comunicaciones cursadas con la parte denunciante en virtud de los hechos materia de denuncia.</w:t>
       </w:r>
     </w:p>
-    <w:p ns2:paraId="708EFD52" ns2:textId="77777777">
+    <w:p>
       <w:pPr>
         <w:pStyle w:val="Prrafodelista"/>
         <w:spacing w:after="0" w:line="240" w:lineRule="auto"/>
@@ -2301,11 +2287,11 @@
           <w:kern w:val="0"/>
           <w:u w:val="single"/>
           <w:lang w:val="es-ES" w:eastAsia="es-ES"/>
-          <ns2:ligatures ns2:val="none"/>
-        </w:rPr>
-      </w:pPr>
-    </w:p>
-    <w:p ns2:paraId="411CDDBE" ns2:textId="1D6F6560">
+          <w14:ligatures w14:val="none"/>
+        </w:rPr>
+      </w:pPr>
+    </w:p>
+    <w:p>
       <w:pPr>
         <w:pStyle w:val="Prrafodelista"/>
         <w:spacing w:after="0" w:line="240" w:lineRule="auto"/>
@@ -2317,7 +2303,7 @@
           <w:kern w:val="0"/>
           <w:u w:val="single"/>
           <w:lang w:val="es-ES" w:eastAsia="es-ES"/>
-          <ns2:ligatures ns2:val="none"/>
+          <w14:ligatures w14:val="none"/>
         </w:rPr>
       </w:pPr>
       <w:r>
@@ -2327,7 +2313,7 @@
           <w:kern w:val="0"/>
           <w:u w:val="single"/>
           <w:lang w:val="es-ES" w:eastAsia="es-ES"/>
-          <ns2:ligatures ns2:val="none"/>
+          <w14:ligatures w14:val="none"/>
         </w:rPr>
         <w:t xml:space="preserve">A </w:t>
       </w:r>
@@ -2338,7 +2324,7 @@
           <w:kern w:val="0"/>
           <w:u w:val="single"/>
           <w:lang w:val="es-ES" w:eastAsia="es-ES"/>
-          <ns2:ligatures ns2:val="none"/>
+          <w14:ligatures w14:val="none"/>
         </w:rPr>
         <w:t>Scotiabank</w:t>
       </w:r>
@@ -2348,7 +2334,7 @@
           <w:color w:val="000000"/>
           <w:kern w:val="0"/>
           <w:lang w:val="es-ES" w:eastAsia="es-ES"/>
-          <ns2:ligatures ns2:val="none"/>
+          <w14:ligatures w14:val="none"/>
         </w:rPr>
         <w:t>:</w:t>
       </w:r>
@@ -2358,7 +2344,7 @@
           <w:color w:val="000000"/>
           <w:kern w:val="0"/>
           <w:lang w:eastAsia="es-ES"/>
-          <ns2:ligatures ns2:val="none"/>
+          <w14:ligatures w14:val="none"/>
         </w:rPr>
         <w:t xml:space="preserve"> </w:t>
       </w:r>
@@ -2368,7 +2354,7 @@
           <w:color w:val="000000"/>
           <w:kern w:val="0"/>
           <w:lang w:val="es-ES" w:eastAsia="es-ES"/>
-          <ns2:ligatures ns2:val="none"/>
+          <w14:ligatures w14:val="none"/>
         </w:rPr>
         <w:t>(i) presentar una copia debidamente suscrita del seguro de desgravamen del crédito hipotecario 94****26 materia de denuncia; (</w:t>
       </w:r>
@@ -2379,7 +2365,7 @@
           <w:color w:val="000000"/>
           <w:kern w:val="0"/>
           <w:lang w:val="es-ES" w:eastAsia="es-ES"/>
-          <ns2:ligatures ns2:val="none"/>
+          <w14:ligatures w14:val="none"/>
         </w:rPr>
         <w:t>ii</w:t>
       </w:r>
@@ -2390,7 +2376,7 @@
           <w:color w:val="000000"/>
           <w:kern w:val="0"/>
           <w:lang w:val="es-ES" w:eastAsia="es-ES"/>
-          <ns2:ligatures ns2:val="none"/>
+          <w14:ligatures w14:val="none"/>
         </w:rPr>
         <w:t xml:space="preserve">) presentar los medios probatorios que acrediten que </w:t>
       </w:r>
@@ -2401,7 +2387,7 @@
           <w:color w:val="000000"/>
           <w:kern w:val="0"/>
           <w:lang w:val="es-ES" w:eastAsia="es-ES"/>
-          <ns2:ligatures ns2:val="none"/>
+          <w14:ligatures w14:val="none"/>
         </w:rPr>
         <w:t>dutante</w:t>
       </w:r>
@@ -2412,7 +2398,7 @@
           <w:color w:val="000000"/>
           <w:kern w:val="0"/>
           <w:lang w:val="es-ES" w:eastAsia="es-ES"/>
-          <ns2:ligatures ns2:val="none"/>
+          <w14:ligatures w14:val="none"/>
         </w:rPr>
         <w:t xml:space="preserve"> la contratación del crédito hipotecario 94****26 se informó al denunciante de la existencia de un seguro de desgravamen mancomunado; y, (</w:t>
       </w:r>
@@ -2423,7 +2409,7 @@
           <w:color w:val="000000"/>
           <w:kern w:val="0"/>
           <w:lang w:val="es-ES" w:eastAsia="es-ES"/>
-          <ns2:ligatures ns2:val="none"/>
+          <w14:ligatures w14:val="none"/>
         </w:rPr>
         <w:t>iii</w:t>
       </w:r>
@@ -2434,7 +2420,7 @@
           <w:color w:val="000000"/>
           <w:kern w:val="0"/>
           <w:lang w:val="es-ES" w:eastAsia="es-ES"/>
-          <ns2:ligatures ns2:val="none"/>
+          <w14:ligatures w14:val="none"/>
         </w:rPr>
         <w:t>) presentar todas las comunicaciones cursadas con la parte denunciante en virtud de los hechos materia de denuncia</w:t>
       </w:r>
@@ -2444,14 +2430,14 @@
           <w:color w:val="000000"/>
           <w:kern w:val="0"/>
           <w:lang w:val="es-ES" w:eastAsia="es-ES"/>
-          <ns2:ligatures ns2:val="none"/>
+          <w14:ligatures w14:val="none"/>
         </w:rPr>
         <w:t>.</w:t>
       </w:r>
       <w:bookmarkEnd w:id="7"/>
     </w:p>
     <w:bookmarkEnd w:id="5"/>
-    <w:p ns2:paraId="0B739892" ns2:textId="77777777">
+    <w:p>
       <w:pPr>
         <w:pStyle w:val="Prrafodelista"/>
         <w:spacing w:after="0" w:line="240" w:lineRule="auto"/>
@@ -2462,11 +2448,11 @@
           <w:color w:val="000000"/>
           <w:kern w:val="0"/>
           <w:lang w:val="es-ES" w:eastAsia="es-ES"/>
-          <ns2:ligatures ns2:val="none"/>
-        </w:rPr>
-      </w:pPr>
-    </w:p>
-    <w:p ns2:paraId="6CB0D01C" ns2:textId="20B824CE">
+          <w14:ligatures w14:val="none"/>
+        </w:rPr>
+      </w:pPr>
+    </w:p>
+    <w:p>
       <w:pPr>
         <w:pStyle w:val="Prrafodelista"/>
         <w:numPr>
@@ -2486,7 +2472,7 @@
           <w:color w:val="000000"/>
           <w:kern w:val="0"/>
           <w:lang w:eastAsia="es-PE"/>
-          <ns2:ligatures ns2:val="none"/>
+          <w14:ligatures w14:val="none"/>
         </w:rPr>
       </w:pPr>
       <w:r>
@@ -2496,7 +2482,7 @@
           <w:color w:val="000000"/>
           <w:kern w:val="0"/>
           <w:lang w:eastAsia="es-PE"/>
-          <ns2:ligatures ns2:val="none"/>
+          <w14:ligatures w14:val="none"/>
         </w:rPr>
         <w:t>RESOLUCIÓN DE LA SECRETARÍA TÉCNICA</w:t>
       </w:r>
@@ -2507,12 +2493,12 @@
           <w:color w:val="000000"/>
           <w:kern w:val="0"/>
           <w:lang w:eastAsia="es-PE"/>
-          <ns2:ligatures ns2:val="none"/>
+          <w14:ligatures w14:val="none"/>
         </w:rPr>
         <w:t xml:space="preserve"> </w:t>
       </w:r>
     </w:p>
-    <w:p ns2:paraId="562CAF6B" ns2:textId="77777777">
+    <w:p>
       <w:pPr>
         <w:spacing w:after="0" w:line="240" w:lineRule="auto"/>
         <w:jc w:val="both"/>
@@ -2522,11 +2508,11 @@
           <w:color w:val="000000"/>
           <w:kern w:val="0"/>
           <w:lang w:eastAsia="es-PE"/>
-          <ns2:ligatures ns2:val="none"/>
-        </w:rPr>
-      </w:pPr>
-    </w:p>
-    <w:p ns2:paraId="0B526F6B" ns2:textId="52AFA4D3">
+          <w14:ligatures w14:val="none"/>
+        </w:rPr>
+      </w:pPr>
+    </w:p>
+    <w:p>
       <w:pPr>
         <w:spacing w:after="0" w:line="240" w:lineRule="auto"/>
         <w:jc w:val="both"/>
@@ -2535,7 +2521,7 @@
           <w:color w:val="000000"/>
           <w:kern w:val="0"/>
           <w:lang w:eastAsia="es-PE"/>
-          <ns2:ligatures ns2:val="none"/>
+          <w14:ligatures w14:val="none"/>
         </w:rPr>
       </w:pPr>
       <w:r>
@@ -2602,7 +2588,7 @@
         <w:t/>
       </w:r>
     </w:p>
-    <w:p ns2:paraId="72B76732" ns2:textId="77777777">
+    <w:p>
       <w:pPr>
         <w:spacing w:after="0" w:line="240" w:lineRule="auto"/>
         <w:jc w:val="both"/>
@@ -2611,7 +2597,7 @@
         </w:rPr>
       </w:pPr>
     </w:p>
-    <w:p ns2:paraId="00FED72A" ns2:textId="5A5D0F6E">
+    <w:p>
       <w:pPr>
         <w:pStyle w:val="Prrafodelista"/>
         <w:numPr>
@@ -2629,7 +2615,7 @@
           <w:rFonts w:ascii="Arial Narrow" w:eastAsia="Calibri" w:hAnsi="Arial Narrow" w:cs="Arial Narrow"/>
           <w:kern w:val="0"/>
           <w:lang w:eastAsia="es-PE"/>
-          <ns2:ligatures ns2:val="none"/>
+          <w14:ligatures w14:val="none"/>
         </w:rPr>
       </w:pPr>
       <w:r>
@@ -2668,7 +2654,7 @@
         <w:t>, en tanto el personal de Scotiabank Perú S.A.A. habría llenado de forma unilateral los formularios del seguro de desgravamen del crédito hipotecario 94****26.</w:t>
       </w:r>
     </w:p>
-    <w:p ns2:paraId="4B910C3F" ns2:textId="77777777">
+    <w:p>
       <w:pPr>
         <w:spacing w:after="0" w:line="240" w:lineRule="auto"/>
         <w:jc w:val="both"/>
@@ -2677,7 +2663,7 @@
         </w:rPr>
       </w:pPr>
     </w:p>
-    <w:p ns2:paraId="168FAA40" ns2:textId="1C619091">
+    <w:p>
       <w:pPr>
         <w:pStyle w:val="Prrafodelista"/>
         <w:numPr>
@@ -2695,7 +2681,7 @@
           <w:rFonts w:ascii="Arial Narrow" w:eastAsia="Calibri" w:hAnsi="Arial Narrow" w:cs="Arial Narrow"/>
           <w:kern w:val="0"/>
           <w:lang w:eastAsia="es-PE"/>
-          <ns2:ligatures ns2:val="none"/>
+          <w14:ligatures w14:val="none"/>
         </w:rPr>
       </w:pPr>
       <w:r>
@@ -2720,7 +2706,7 @@
         <w:t>, en tanto Scotiabank Perú S.A.A. habría restringido el acceso del denunciante a los documentos del seguro de desgravamen del crédito hipotecario 94****26, pese a que luego reconoció que estos estaban disponibles digitalmente.</w:t>
       </w:r>
     </w:p>
-    <w:p ns2:paraId="208324A1" ns2:textId="77777777">
+    <w:p>
       <w:pPr>
         <w:spacing w:after="0" w:line="240" w:lineRule="auto"/>
         <w:jc w:val="both"/>
@@ -2729,7 +2715,7 @@
         </w:rPr>
       </w:pPr>
     </w:p>
-    <w:p ns2:paraId="622103FC" ns2:textId="4A2EA6C8">
+    <w:p>
       <w:pPr>
         <w:pStyle w:val="Prrafodelista"/>
         <w:numPr>
@@ -2747,7 +2733,7 @@
           <w:rFonts w:ascii="Arial Narrow" w:eastAsia="Calibri" w:hAnsi="Arial Narrow" w:cs="Arial Narrow"/>
           <w:kern w:val="0"/>
           <w:lang w:eastAsia="es-PE"/>
-          <ns2:ligatures ns2:val="none"/>
+          <w14:ligatures w14:val="none"/>
         </w:rPr>
       </w:pPr>
       <w:r>
@@ -2830,7 +2816,7 @@
         <w:t>.</w:t>
       </w:r>
     </w:p>
-    <w:p ns2:paraId="27A2D009" ns2:textId="77777777">
+    <w:p>
       <w:pPr>
         <w:spacing w:after="0" w:line="240" w:lineRule="auto"/>
         <w:jc w:val="both"/>
@@ -2839,7 +2825,7 @@
         </w:rPr>
       </w:pPr>
     </w:p>
-    <w:p ns2:paraId="2C13BBEB" ns2:textId="097F43DB">
+    <w:p>
       <w:pPr>
         <w:pStyle w:val="Prrafodelista"/>
         <w:numPr>
@@ -2857,7 +2843,7 @@
           <w:rFonts w:ascii="Arial Narrow" w:eastAsia="Calibri" w:hAnsi="Arial Narrow" w:cs="Arial Narrow"/>
           <w:kern w:val="0"/>
           <w:lang w:eastAsia="es-PE"/>
-          <ns2:ligatures ns2:val="none"/>
+          <w14:ligatures w14:val="none"/>
         </w:rPr>
       </w:pPr>
       <w:r>
@@ -2882,7 +2868,7 @@
         <w:t>, en tanto Scotiabank Perú S.A.A. denegó la solicitud del denunciante de cambio de asesor para el asesoramiento de las modalidades de cobertura del seguro de desgravamen del crédito hipotecario 94****26, alcances o implicancias de exclusión de asegurados.</w:t>
       </w:r>
     </w:p>
-    <w:p ns2:paraId="6BDAE987" ns2:textId="77777777">
+    <w:p>
       <w:pPr>
         <w:pStyle w:val="Prrafodelista"/>
         <w:spacing w:after="0" w:line="240" w:lineRule="auto"/>
@@ -2892,11 +2878,11 @@
           <w:rFonts w:ascii="Arial Narrow" w:eastAsia="Calibri" w:hAnsi="Arial Narrow" w:cs="Arial Narrow"/>
           <w:kern w:val="0"/>
           <w:lang w:eastAsia="es-PE"/>
-          <ns2:ligatures ns2:val="none"/>
-        </w:rPr>
-      </w:pPr>
-    </w:p>
-    <w:p ns2:paraId="0A20E405" ns2:textId="190F35DC">
+          <w14:ligatures w14:val="none"/>
+        </w:rPr>
+      </w:pPr>
+    </w:p>
+    <w:p>
       <w:pPr>
         <w:pStyle w:val="Prrafodelista"/>
         <w:numPr>
@@ -2914,7 +2900,7 @@
           <w:rFonts w:ascii="Arial Narrow" w:eastAsia="Calibri" w:hAnsi="Arial Narrow" w:cs="Arial Narrow"/>
           <w:kern w:val="0"/>
           <w:lang w:eastAsia="es-PE"/>
-          <ns2:ligatures ns2:val="none"/>
+          <w14:ligatures w14:val="none"/>
         </w:rPr>
       </w:pPr>
       <w:r>
@@ -2947,7 +2933,7 @@
         <w:t xml:space="preserve"> </w:t>
       </w:r>
     </w:p>
-    <w:p ns2:paraId="0C1CE743" ns2:textId="77777777">
+    <w:p>
       <w:pPr>
         <w:spacing w:after="0" w:line="240" w:lineRule="auto"/>
         <w:jc w:val="both"/>
@@ -2956,7 +2942,7 @@
         </w:rPr>
       </w:pPr>
     </w:p>
-    <w:p ns2:paraId="4BE0B45B" ns2:textId="77777777">
+    <w:p>
       <w:pPr>
         <w:spacing w:after="0" w:line="240" w:lineRule="auto"/>
         <w:contextualSpacing/>
@@ -2964,7 +2950,7 @@
         <w:rPr>
           <w:rFonts w:ascii="Arial Narrow" w:eastAsia="Calibri" w:hAnsi="Arial Narrow" w:cs="Arial"/>
           <w:kern w:val="0"/>
-          <ns2:ligatures ns2:val="none"/>
+          <w14:ligatures w14:val="none"/>
         </w:rPr>
       </w:pPr>
       <w:r>
@@ -2983,7 +2969,7 @@
         <w:t>tener por ofrecidos los medios probatorios presentados en el escrito de denuncia del 25 de mayo de 2026.</w:t>
       </w:r>
     </w:p>
-    <w:p ns2:paraId="0673D7AF" ns2:textId="77777777">
+    <w:p>
       <w:pPr>
         <w:spacing w:after="0" w:line="240" w:lineRule="auto"/>
         <w:contextualSpacing/>
@@ -2993,11 +2979,11 @@
           <w:color w:val="000000"/>
           <w:kern w:val="0"/>
           <w:lang w:eastAsia="es-PE"/>
-          <ns2:ligatures ns2:val="none"/>
-        </w:rPr>
-      </w:pPr>
-    </w:p>
-    <w:p ns2:paraId="25261923" ns2:textId="31F44A77">
+          <w14:ligatures w14:val="none"/>
+        </w:rPr>
+      </w:pPr>
+    </w:p>
+    <w:p>
       <w:pPr>
         <w:spacing w:after="0" w:line="240" w:lineRule="auto"/>
         <w:jc w:val="both"/>
@@ -3006,7 +2992,7 @@
           <w:color w:val="000000"/>
           <w:kern w:val="0"/>
           <w:lang w:eastAsia="es-PE"/>
-          <ns2:ligatures ns2:val="none"/>
+          <w14:ligatures w14:val="none"/>
         </w:rPr>
       </w:pPr>
       <w:r>
@@ -3079,7 +3065,7 @@
         <w:t xml:space="preserve"> con lo siguiente:</w:t>
       </w:r>
     </w:p>
-    <w:p ns2:paraId="419F0EE9" ns2:textId="77777777">
+    <w:p>
       <w:pPr>
         <w:spacing w:after="0" w:line="240" w:lineRule="auto"/>
         <w:jc w:val="both"/>
@@ -3088,11 +3074,11 @@
           <w:color w:val="000000"/>
           <w:kern w:val="0"/>
           <w:lang w:eastAsia="es-PE"/>
-          <ns2:ligatures ns2:val="none"/>
-        </w:rPr>
-      </w:pPr>
-    </w:p>
-    <w:p ns2:paraId="0E0BC728" ns2:textId="77777777">
+          <w14:ligatures w14:val="none"/>
+        </w:rPr>
+      </w:pPr>
+    </w:p>
+    <w:p>
       <w:pPr>
         <w:numPr>
           <w:ilvl w:val="0"/>
@@ -3106,7 +3092,7 @@
           <w:color w:val="000000"/>
           <w:kern w:val="0"/>
           <w:lang w:eastAsia="es-PE"/>
-          <ns2:ligatures ns2:val="none"/>
+          <w14:ligatures w14:val="none"/>
         </w:rPr>
       </w:pPr>
       <w:r>
@@ -3115,12 +3101,12 @@
           <w:color w:val="000000"/>
           <w:kern w:val="0"/>
           <w:lang w:eastAsia="es-PE"/>
-          <ns2:ligatures ns2:val="none"/>
+          <w14:ligatures w14:val="none"/>
         </w:rPr>
         <w:t>presentar documentos que acrediten su inscripción en los Registros Públicos o una declaración jurada que indique que cuenta con dicha inscripción;</w:t>
       </w:r>
     </w:p>
-    <w:p ns2:paraId="74E3FA15" ns2:textId="77777777">
+    <w:p>
       <w:pPr>
         <w:numPr>
           <w:ilvl w:val="0"/>
@@ -3134,7 +3120,7 @@
           <w:color w:val="000000"/>
           <w:kern w:val="0"/>
           <w:lang w:eastAsia="es-PE"/>
-          <ns2:ligatures ns2:val="none"/>
+          <w14:ligatures w14:val="none"/>
         </w:rPr>
       </w:pPr>
       <w:r>
@@ -3143,12 +3129,12 @@
           <w:color w:val="000000"/>
           <w:kern w:val="0"/>
           <w:lang w:eastAsia="es-PE"/>
-          <ns2:ligatures ns2:val="none"/>
+          <w14:ligatures w14:val="none"/>
         </w:rPr>
         <w:t>presentar copia simple de las facultades de representación de su representante legal en el presente procedimiento o la declaración jurada que indique que cuenta con dichas facultades y que estas se encuentran vigentes;</w:t>
       </w:r>
     </w:p>
-    <w:p ns2:paraId="68FDEC71" ns2:textId="77777777">
+    <w:p>
       <w:pPr>
         <w:numPr>
           <w:ilvl w:val="0"/>
@@ -3162,7 +3148,7 @@
           <w:color w:val="000000"/>
           <w:kern w:val="0"/>
           <w:lang w:eastAsia="es-PE"/>
-          <ns2:ligatures ns2:val="none"/>
+          <w14:ligatures w14:val="none"/>
         </w:rPr>
       </w:pPr>
       <w:r>
@@ -3171,12 +3157,12 @@
           <w:color w:val="000000"/>
           <w:kern w:val="0"/>
           <w:lang w:eastAsia="es-PE"/>
-          <ns2:ligatures ns2:val="none"/>
+          <w14:ligatures w14:val="none"/>
         </w:rPr>
         <w:t>consignar el Número de Registro Único de Contribuyentes (RUC); y,</w:t>
       </w:r>
     </w:p>
-    <w:p ns2:paraId="70648BC8" ns2:textId="77777777">
+    <w:p>
       <w:pPr>
         <w:numPr>
           <w:ilvl w:val="0"/>
@@ -3188,7 +3174,7 @@
         <w:rPr>
           <w:rFonts w:ascii="Arial Narrow" w:eastAsia="Calibri" w:hAnsi="Arial Narrow" w:cs="Arial"/>
           <w:kern w:val="0"/>
-          <ns2:ligatures ns2:val="none"/>
+          <w14:ligatures w14:val="none"/>
         </w:rPr>
       </w:pPr>
       <w:r>
@@ -3197,7 +3183,7 @@
           <w:color w:val="000000"/>
           <w:kern w:val="0"/>
           <w:lang w:eastAsia="es-PE"/>
-          <ns2:ligatures ns2:val="none"/>
+          <w14:ligatures w14:val="none"/>
         </w:rPr>
         <w:t xml:space="preserve">fijar domicilio procesal para el procedimiento, de conformidad con el numeral 1 del artículo 442 del Código Procesal Civil. </w:t>
       </w:r>
@@ -3206,7 +3192,7 @@
           <w:rFonts w:ascii="Arial Narrow" w:eastAsia="Arial Narrow" w:hAnsi="Arial Narrow" w:cs="Arial"/>
           <w:color w:val="000000"/>
           <w:kern w:val="0"/>
-          <ns2:ligatures ns2:val="none"/>
+          <w14:ligatures w14:val="none"/>
         </w:rPr>
         <w:t>Para ello podrá señalar domicilio físico o una dirección electrónica a la que pueda remitirse las notificaciones</w:t>
       </w:r>
@@ -3216,12 +3202,12 @@
           <w:color w:val="000000"/>
           <w:kern w:val="0"/>
           <w:lang w:val="es"/>
-          <ns2:ligatures ns2:val="none"/>
+          <w14:ligatures w14:val="none"/>
         </w:rPr>
         <w:t>;</w:t>
       </w:r>
     </w:p>
-    <w:p ns2:paraId="5C53649A" ns2:textId="77777777">
+    <w:p>
       <w:pPr>
         <w:numPr>
           <w:ilvl w:val="0"/>
@@ -3233,7 +3219,7 @@
         <w:rPr>
           <w:rFonts w:ascii="Arial Narrow" w:eastAsia="Calibri" w:hAnsi="Arial Narrow" w:cs="Arial"/>
           <w:kern w:val="0"/>
-          <ns2:ligatures ns2:val="none"/>
+          <w14:ligatures w14:val="none"/>
         </w:rPr>
       </w:pPr>
       <w:r>
@@ -3241,7 +3227,7 @@
           <w:rFonts w:ascii="Arial Narrow" w:eastAsia="Arial Narrow" w:hAnsi="Arial Narrow" w:cs="Arial"/>
           <w:color w:val="000000"/>
           <w:kern w:val="0"/>
-          <ns2:ligatures ns2:val="none"/>
+          <w14:ligatures w14:val="none"/>
         </w:rPr>
         <w:t>en caso califique como micro empresa o pequeña empresa, presentar los documentos que acrediten su volumen de ventas o ingresos brutos percibidos el año anterior relativo a todas sus actividades económicas y el número de trabajadores con el que cuenta</w:t>
       </w:r>
@@ -3252,7 +3238,7 @@
           <w:color w:val="000000"/>
           <w:kern w:val="0"/>
           <w:vertAlign w:val="superscript"/>
-          <ns2:ligatures ns2:val="none"/>
+          <w14:ligatures w14:val="none"/>
         </w:rPr>
         <w:footnoteReference w:id="8"/>
       </w:r>
@@ -3261,7 +3247,7 @@
           <w:rFonts w:ascii="Arial Narrow" w:eastAsia="Arial Narrow" w:hAnsi="Arial Narrow" w:cs="Arial"/>
           <w:color w:val="000000"/>
           <w:kern w:val="0"/>
-          <ns2:ligatures ns2:val="none"/>
+          <w14:ligatures w14:val="none"/>
         </w:rPr>
         <w:t xml:space="preserve">. Ello, a fin de que la Comisión pueda meritar dicha documentación, conforme lo establece el artículo 110 del </w:t>
       </w:r>
@@ -3271,7 +3257,7 @@
           <w:color w:val="000000"/>
           <w:spacing w:val="-2"/>
           <w:kern w:val="0"/>
-          <ns2:ligatures ns2:val="none"/>
+          <w14:ligatures w14:val="none"/>
         </w:rPr>
         <w:t>Código</w:t>
       </w:r>
@@ -3283,7 +3269,7 @@
           <w:spacing w:val="-2"/>
           <w:kern w:val="0"/>
           <w:vertAlign w:val="superscript"/>
-          <ns2:ligatures ns2:val="none"/>
+          <w14:ligatures w14:val="none"/>
         </w:rPr>
         <w:footnoteReference w:id="9"/>
       </w:r>
@@ -3293,12 +3279,12 @@
           <w:color w:val="000000"/>
           <w:spacing w:val="-2"/>
           <w:kern w:val="0"/>
-          <ns2:ligatures ns2:val="none"/>
+          <w14:ligatures w14:val="none"/>
         </w:rPr>
         <w:t>.</w:t>
       </w:r>
     </w:p>
-    <w:p ns2:paraId="064745FC" ns2:textId="77777777">
+    <w:p>
       <w:pPr>
         <w:spacing w:after="0" w:line="240" w:lineRule="auto"/>
         <w:ind w:left="567"/>
@@ -3308,7 +3294,7 @@
           <w:color w:val="000000"/>
           <w:kern w:val="0"/>
           <w:lang w:eastAsia="es-PE"/>
-          <ns2:ligatures ns2:val="none"/>
+          <w14:ligatures w14:val="none"/>
         </w:rPr>
       </w:pPr>
     </w:p>
@@ -3321,7 +3307,7 @@
           <w:color w:val="000000"/>
           <w:kern w:val="0"/>
           <w:lang w:eastAsia="es-PE"/>
-          <ns2:ligatures ns2:val="none"/>
+          <w14:ligatures w14:val="none"/>
         </w:rPr>
       </w:pPr>
       <w:r>
@@ -3340,10 +3326,44 @@
           <w:sz w:val="20"/>
           <w:szCs w:val="20"/>
         </w:rPr>
-        <w:t xml:space="preserve">correr traslado de la presente resolución a Scotiabank Perú S.A.A. y a BNP Paribas Cardif S.A. Compañía de Seguros y Reaseguros para que, de conformidad con lo dispuesto por el artículo 26 de la Ley sobre Facultades, Normas y Organización del Indecopi, aprobada por Decreto Legislativo 807, presenten sus descargos sobre la imputación de cargos realizada en un plazo no mayor a cinco (5) días hábiles contado a partir del día siguiente de la notificación de la presente resolución, vencido el cual, el Secretario Técnico declarará en rebeldía a los denunciados que no lo hubieran presentado. Debe precisarse que de conformidad con lo establecido por el artículo 223 del Texto Único Ordenado de la Ley 27444, Ley del Procedimiento Administrativo General, las alegaciones y los hechos relevantes de la reclamación, salvo que hayan sido específicamente negadas en la contestación, se tendrán por aceptadas o merituadas como ciertas.</w:t>
-      </w:r>
-    </w:p>
-    <w:p ns2:paraId="00B6C292" ns2:textId="77777777">
+        <w:t xml:space="preserve">correr traslado de la presente resolución a Scotiabank Perú S.A.A. y a BNP Paribas Cardif S.A. Compañía de Seguros y Reaseguros para que, de conformidad con lo dispuesto por el artículo 26 de la Ley sobre Facultades, Normas y Organización del Indecopi, aprobada por Decreto Legislativo 807</w:t>
+      </w:r>
+      <w:r>
+        <w:rPr>
+          <w:rStyle w:val="Refdenotaalpie"/>
+          <w:rFonts w:ascii="Arial Narrow" w:eastAsia="Arial Narrow" w:hAnsi="Arial Narrow"/>
+          <w:color w:val="000000"/>
+          <w:vertAlign w:val="superscript"/>
+        </w:rPr>
+        <w:footnoteReference w:id="15"/>
+      </w:r>
+      <w:r>
+        <w:rPr>
+          <w:rFonts w:ascii="Arial Narrow" w:hAnsi="Arial Narrow" w:cs="Arial Narrow"/>
+          <w:sz w:val="20"/>
+          <w:szCs w:val="20"/>
+        </w:rPr>
+        <w:t xml:space="preserve">, presenten sus descargos sobre la imputación de cargos realizada en un plazo no mayor a cinco (5) días hábiles contado a partir del día siguiente de la notificación de la presente resolución, vencido el cual, el Secretario Técnico declarará en rebeldía a los denunciados que no lo hubieran presentado. Debe precisarse que de conformidad con lo establecido por el artículo 223 del Texto Único Ordenado de la Ley 27444, Ley del Procedimiento Administrativo General</w:t>
+      </w:r>
+      <w:r>
+        <w:rPr>
+          <w:rStyle w:val="Refdenotaalpie"/>
+          <w:rFonts w:ascii="Arial Narrow" w:eastAsia="Arial Narrow" w:hAnsi="Arial Narrow"/>
+          <w:color w:val="000000"/>
+          <w:vertAlign w:val="superscript"/>
+        </w:rPr>
+        <w:footnoteReference w:id="16"/>
+      </w:r>
+      <w:r>
+        <w:rPr>
+          <w:rFonts w:ascii="Arial Narrow" w:hAnsi="Arial Narrow" w:cs="Arial Narrow"/>
+          <w:sz w:val="20"/>
+          <w:szCs w:val="20"/>
+        </w:rPr>
+        <w:t xml:space="preserve">, las alegaciones y los hechos relevantes de la reclamación, salvo que hayan sido específicamente negadas en la contestación, se tendrán por aceptadas o merituadas como ciertas.</w:t>
+      </w:r>
+    </w:p>
+    <w:p>
       <w:pPr>
         <w:spacing w:after="0" w:line="240" w:lineRule="auto"/>
         <w:jc w:val="both"/>
@@ -3352,11 +3372,11 @@
           <w:color w:val="000000"/>
           <w:kern w:val="0"/>
           <w:lang w:eastAsia="es-PE"/>
-          <ns2:ligatures ns2:val="none"/>
-        </w:rPr>
-      </w:pPr>
-    </w:p>
-    <w:p ns2:paraId="3F27DE61" ns2:textId="0DFC8D9A">
+          <w14:ligatures w14:val="none"/>
+        </w:rPr>
+      </w:pPr>
+    </w:p>
+    <w:p>
       <w:pPr>
         <w:spacing w:after="0" w:line="240" w:lineRule="auto"/>
         <w:jc w:val="both"/>
@@ -3365,7 +3385,7 @@
           <w:color w:val="000000"/>
           <w:kern w:val="0"/>
           <w:lang w:val="es-ES" w:eastAsia="es-ES"/>
-          <ns2:ligatures ns2:val="none"/>
+          <w14:ligatures w14:val="none"/>
         </w:rPr>
       </w:pPr>
       <w:r>
@@ -3375,7 +3395,7 @@
           <w:color w:val="000000"/>
           <w:kern w:val="0"/>
           <w:lang w:eastAsia="es-PE"/>
-          <ns2:ligatures ns2:val="none"/>
+          <w14:ligatures w14:val="none"/>
         </w:rPr>
         <w:t xml:space="preserve">QUINTO: </w:t>
       </w:r>
@@ -3386,7 +3406,7 @@
           <w:color w:val="000000"/>
           <w:kern w:val="0"/>
           <w:lang w:eastAsia="es-ES"/>
-          <ns2:ligatures ns2:val="none"/>
+          <w14:ligatures w14:val="none"/>
         </w:rPr>
         <w:t xml:space="preserve">requerir </w:t>
       </w:r>
@@ -3396,7 +3416,7 @@
           <w:color w:val="000000"/>
           <w:kern w:val="0"/>
           <w:lang w:val="es-ES" w:eastAsia="es-ES"/>
-          <ns2:ligatures ns2:val="none"/>
+          <w14:ligatures w14:val="none"/>
         </w:rPr>
         <w:t xml:space="preserve">que, en un </w:t>
       </w:r>
@@ -3406,7 +3426,7 @@
           <w:color w:val="000000"/>
           <w:kern w:val="0"/>
           <w:lang w:eastAsia="es-ES"/>
-          <ns2:ligatures ns2:val="none"/>
+          <w14:ligatures w14:val="none"/>
         </w:rPr>
         <w:t>plazo no mayor de cinco (5) días hábiles contado a partir del día siguiente de la notificación de la presente resolución</w:t>
       </w:r>
@@ -3417,7 +3437,7 @@
           <w:color w:val="000000"/>
           <w:kern w:val="0"/>
           <w:lang w:eastAsia="es-ES"/>
-          <ns2:ligatures ns2:val="none"/>
+          <w14:ligatures w14:val="none"/>
         </w:rPr>
         <w:t xml:space="preserve">, </w:t>
       </w:r>
@@ -3435,7 +3455,7 @@
           <w:color w:val="000000"/>
           <w:kern w:val="0"/>
           <w:lang w:eastAsia="es-ES"/>
-          <ns2:ligatures ns2:val="none"/>
+          <w14:ligatures w14:val="none"/>
         </w:rPr>
         <w:t xml:space="preserve">, </w:t>
       </w:r>
@@ -3446,7 +3466,7 @@
           <w:color w:val="000000"/>
           <w:kern w:val="0"/>
           <w:lang w:val="es-ES" w:eastAsia="es-ES"/>
-          <ns2:ligatures ns2:val="none"/>
+          <w14:ligatures w14:val="none"/>
         </w:rPr>
         <w:t xml:space="preserve">cumpla con: </w:t>
       </w:r>
@@ -3456,7 +3476,7 @@
           <w:color w:val="000000"/>
           <w:kern w:val="0"/>
           <w:lang w:val="es-ES" w:eastAsia="es-ES"/>
-          <ns2:ligatures ns2:val="none"/>
+          <w14:ligatures w14:val="none"/>
         </w:rPr>
         <w:t>(i) presentar una copia debidamente suscrita del seguro de desgravamen del crédito hipotecario 94****26 materia de denuncia; (</w:t>
       </w:r>
@@ -3467,7 +3487,7 @@
           <w:color w:val="000000"/>
           <w:kern w:val="0"/>
           <w:lang w:val="es-ES" w:eastAsia="es-ES"/>
-          <ns2:ligatures ns2:val="none"/>
+          <w14:ligatures w14:val="none"/>
         </w:rPr>
         <w:t>ii</w:t>
       </w:r>
@@ -3478,7 +3498,7 @@
           <w:color w:val="000000"/>
           <w:kern w:val="0"/>
           <w:lang w:val="es-ES" w:eastAsia="es-ES"/>
-          <ns2:ligatures ns2:val="none"/>
+          <w14:ligatures w14:val="none"/>
         </w:rPr>
         <w:t xml:space="preserve">) presentar los medios probatorios que acrediten que </w:t>
       </w:r>
@@ -3489,7 +3509,7 @@
           <w:color w:val="000000"/>
           <w:kern w:val="0"/>
           <w:lang w:val="es-ES" w:eastAsia="es-ES"/>
-          <ns2:ligatures ns2:val="none"/>
+          <w14:ligatures w14:val="none"/>
         </w:rPr>
         <w:t>dutante</w:t>
       </w:r>
@@ -3500,7 +3520,7 @@
           <w:color w:val="000000"/>
           <w:kern w:val="0"/>
           <w:lang w:val="es-ES" w:eastAsia="es-ES"/>
-          <ns2:ligatures ns2:val="none"/>
+          <w14:ligatures w14:val="none"/>
         </w:rPr>
         <w:t xml:space="preserve"> la contratación del crédito hipotecario 94****26 se informó al denunciante de la existencia de un seguro de desgravamen mancomunado; y, (</w:t>
       </w:r>
@@ -3511,7 +3531,7 @@
           <w:color w:val="000000"/>
           <w:kern w:val="0"/>
           <w:lang w:val="es-ES" w:eastAsia="es-ES"/>
-          <ns2:ligatures ns2:val="none"/>
+          <w14:ligatures w14:val="none"/>
         </w:rPr>
         <w:t>iii</w:t>
       </w:r>
@@ -3522,7 +3542,7 @@
           <w:color w:val="000000"/>
           <w:kern w:val="0"/>
           <w:lang w:val="es-ES" w:eastAsia="es-ES"/>
-          <ns2:ligatures ns2:val="none"/>
+          <w14:ligatures w14:val="none"/>
         </w:rPr>
         <w:t>) presentar todas las comunicaciones cursadas con la parte denunciante en virtud de los hechos materia de denuncia</w:t>
       </w:r>
@@ -3532,12 +3552,12 @@
           <w:color w:val="000000"/>
           <w:kern w:val="0"/>
           <w:lang w:val="es-ES" w:eastAsia="es-ES"/>
-          <ns2:ligatures ns2:val="none"/>
+          <w14:ligatures w14:val="none"/>
         </w:rPr>
         <w:t>.</w:t>
       </w:r>
     </w:p>
-    <w:p ns2:paraId="778B04F4" ns2:textId="77777777">
+    <w:p>
       <w:pPr>
         <w:spacing w:after="0" w:line="240" w:lineRule="auto"/>
         <w:jc w:val="both"/>
@@ -3546,11 +3566,11 @@
           <w:color w:val="000000"/>
           <w:kern w:val="0"/>
           <w:lang w:val="es-ES" w:eastAsia="es-ES"/>
-          <ns2:ligatures ns2:val="none"/>
-        </w:rPr>
-      </w:pPr>
-    </w:p>
-    <w:p ns2:paraId="2B49FD0D" ns2:textId="6D83B2F3">
+          <w14:ligatures w14:val="none"/>
+        </w:rPr>
+      </w:pPr>
+    </w:p>
+    <w:p>
       <w:pPr>
         <w:spacing w:after="0" w:line="240" w:lineRule="auto"/>
         <w:jc w:val="both"/>
@@ -3559,7 +3579,7 @@
           <w:color w:val="000000"/>
           <w:kern w:val="0"/>
           <w:lang w:val="es-ES" w:eastAsia="es-ES"/>
-          <ns2:ligatures ns2:val="none"/>
+          <w14:ligatures w14:val="none"/>
         </w:rPr>
       </w:pPr>
       <w:r>
@@ -3569,7 +3589,7 @@
           <w:color w:val="000000"/>
           <w:kern w:val="0"/>
           <w:lang w:eastAsia="es-PE"/>
-          <ns2:ligatures ns2:val="none"/>
+          <w14:ligatures w14:val="none"/>
         </w:rPr>
         <w:t xml:space="preserve">SEXTO: </w:t>
       </w:r>
@@ -3579,7 +3599,7 @@
           <w:color w:val="000000"/>
           <w:kern w:val="0"/>
           <w:lang w:eastAsia="es-ES"/>
-          <ns2:ligatures ns2:val="none"/>
+          <w14:ligatures w14:val="none"/>
         </w:rPr>
         <w:t xml:space="preserve">requerir </w:t>
       </w:r>
@@ -3589,7 +3609,7 @@
           <w:color w:val="000000"/>
           <w:kern w:val="0"/>
           <w:lang w:val="es-ES" w:eastAsia="es-ES"/>
-          <ns2:ligatures ns2:val="none"/>
+          <w14:ligatures w14:val="none"/>
         </w:rPr>
         <w:t xml:space="preserve">que, en un </w:t>
       </w:r>
@@ -3599,7 +3619,7 @@
           <w:color w:val="000000"/>
           <w:kern w:val="0"/>
           <w:lang w:eastAsia="es-ES"/>
-          <ns2:ligatures ns2:val="none"/>
+          <w14:ligatures w14:val="none"/>
         </w:rPr>
         <w:t xml:space="preserve">plazo no mayor de cinco (5) días hábiles contado a partir del día siguiente de la notificación de la presente resolución, </w:t>
       </w:r>
@@ -3635,7 +3655,7 @@
           <w:color w:val="000000"/>
           <w:kern w:val="0"/>
           <w:lang w:eastAsia="es-ES"/>
-          <ns2:ligatures ns2:val="none"/>
+          <w14:ligatures w14:val="none"/>
         </w:rPr>
         <w:t xml:space="preserve">, </w:t>
       </w:r>
@@ -3645,7 +3665,7 @@
           <w:color w:val="000000"/>
           <w:kern w:val="0"/>
           <w:lang w:val="es-ES" w:eastAsia="es-ES"/>
-          <ns2:ligatures ns2:val="none"/>
+          <w14:ligatures w14:val="none"/>
         </w:rPr>
         <w:t xml:space="preserve">cumpla con: </w:t>
       </w:r>
@@ -3655,7 +3675,7 @@
           <w:color w:val="000000"/>
           <w:kern w:val="0"/>
           <w:lang w:val="es-ES" w:eastAsia="es-ES"/>
-          <ns2:ligatures ns2:val="none"/>
+          <w14:ligatures w14:val="none"/>
         </w:rPr>
         <w:t>(i) presentar una copia debidamente suscrita del seguro de desgravamen del crédito hipotecario 94****26 materia de denuncia; y, (</w:t>
       </w:r>
@@ -3666,7 +3686,7 @@
           <w:color w:val="000000"/>
           <w:kern w:val="0"/>
           <w:lang w:val="es-ES" w:eastAsia="es-ES"/>
-          <ns2:ligatures ns2:val="none"/>
+          <w14:ligatures w14:val="none"/>
         </w:rPr>
         <w:t>ii</w:t>
       </w:r>
@@ -3677,7 +3697,7 @@
           <w:color w:val="000000"/>
           <w:kern w:val="0"/>
           <w:lang w:val="es-ES" w:eastAsia="es-ES"/>
-          <ns2:ligatures ns2:val="none"/>
+          <w14:ligatures w14:val="none"/>
         </w:rPr>
         <w:t>) presentar todas las comunicaciones cursadas con la parte denunciante en virtud de los hechos materia de denuncia</w:t>
       </w:r>
@@ -3687,12 +3707,12 @@
           <w:color w:val="000000"/>
           <w:kern w:val="0"/>
           <w:lang w:val="es-ES" w:eastAsia="es-ES"/>
-          <ns2:ligatures ns2:val="none"/>
+          <w14:ligatures w14:val="none"/>
         </w:rPr>
         <w:t>.</w:t>
       </w:r>
     </w:p>
-    <w:p ns2:paraId="54CADF55" ns2:textId="77777777">
+    <w:p>
       <w:pPr>
         <w:spacing w:after="0" w:line="240" w:lineRule="auto"/>
         <w:jc w:val="both"/>
@@ -3702,11 +3722,11 @@
           <w:color w:val="000000"/>
           <w:kern w:val="0"/>
           <w:lang w:val="es-ES" w:eastAsia="es-PE"/>
-          <ns2:ligatures ns2:val="none"/>
-        </w:rPr>
-      </w:pPr>
-    </w:p>
-    <w:p ns2:paraId="05E69048" ns2:textId="30A33DB3">
+          <w14:ligatures w14:val="none"/>
+        </w:rPr>
+      </w:pPr>
+    </w:p>
+    <w:p>
       <w:pPr>
         <w:spacing w:after="0" w:line="240" w:lineRule="auto"/>
         <w:jc w:val="both"/>
@@ -3715,7 +3735,7 @@
           <w:color w:val="000000"/>
           <w:kern w:val="0"/>
           <w:lang w:eastAsia="es-PE"/>
-          <ns2:ligatures ns2:val="none"/>
+          <w14:ligatures w14:val="none"/>
         </w:rPr>
       </w:pPr>
       <w:r>
@@ -3725,7 +3745,7 @@
           <w:color w:val="000000"/>
           <w:kern w:val="0"/>
           <w:lang w:eastAsia="es-PE"/>
-          <ns2:ligatures ns2:val="none"/>
+          <w14:ligatures w14:val="none"/>
         </w:rPr>
         <w:t>SÉTIMO</w:t>
       </w:r>
@@ -3736,7 +3756,7 @@
           <w:color w:val="000000"/>
           <w:kern w:val="0"/>
           <w:lang w:eastAsia="es-PE"/>
-          <ns2:ligatures ns2:val="none"/>
+          <w14:ligatures w14:val="none"/>
         </w:rPr>
         <w:t>:</w:t>
       </w:r>
@@ -3746,7 +3766,7 @@
           <w:color w:val="000000"/>
           <w:kern w:val="0"/>
           <w:lang w:eastAsia="es-PE"/>
-          <ns2:ligatures ns2:val="none"/>
+          <w14:ligatures w14:val="none"/>
         </w:rPr>
         <w:t xml:space="preserve"> </w:t>
       </w:r>
@@ -3757,7 +3777,7 @@
           <w:color w:val="000000"/>
           <w:kern w:val="0"/>
           <w:lang w:eastAsia="es-PE"/>
-          <ns2:ligatures ns2:val="none"/>
+          <w14:ligatures w14:val="none"/>
         </w:rPr>
         <w:t xml:space="preserve">informar a las partes que el artículo 110 de la Ley </w:t>
       </w:r>
@@ -3767,7 +3787,7 @@
           <w:color w:val="000000"/>
           <w:kern w:val="0"/>
           <w:lang w:eastAsia="es-PE"/>
-          <ns2:ligatures ns2:val="none"/>
+          <w14:ligatures w14:val="none"/>
         </w:rPr>
         <w:t>29571</w:t>
       </w:r>
@@ -3777,7 +3797,7 @@
           <w:color w:val="000000"/>
           <w:kern w:val="0"/>
           <w:lang w:eastAsia="es-PE"/>
-          <ns2:ligatures ns2:val="none"/>
+          <w14:ligatures w14:val="none"/>
         </w:rPr>
         <w:t>, Código de Protección y Defensa del Consumidor</w:t>
       </w:r>
@@ -3789,7 +3809,7 @@
           <w:kern w:val="0"/>
           <w:vertAlign w:val="superscript"/>
           <w:lang w:eastAsia="es-PE"/>
-          <ns2:ligatures ns2:val="none"/>
+          <w14:ligatures w14:val="none"/>
         </w:rPr>
         <w:footnoteReference w:id="10"/>
       </w:r>
@@ -3799,7 +3819,7 @@
           <w:color w:val="000000"/>
           <w:kern w:val="0"/>
           <w:lang w:eastAsia="es-PE"/>
-          <ns2:ligatures ns2:val="none"/>
+          <w14:ligatures w14:val="none"/>
         </w:rPr>
         <w:t>, faculta a la Comisión a calificar las infracciones de la referida norma como leves, graves o muy graves e imponer sanciones que van desde una amonestación hasta una multa por un máximo de 450 Unidades Impositivas Tributarias, sin perjuicio de las medidas correctivas, reparadoras y complementarias, que puedan ordenarse de acuerdo a lo estipulado en los artículos 114, 115 y 116 de la referida norma</w:t>
       </w:r>
@@ -3811,7 +3831,7 @@
           <w:kern w:val="0"/>
           <w:vertAlign w:val="superscript"/>
           <w:lang w:eastAsia="es-PE"/>
-          <ns2:ligatures ns2:val="none"/>
+          <w14:ligatures w14:val="none"/>
         </w:rPr>
         <w:footnoteReference w:id="11"/>
       </w:r>
@@ -3821,7 +3841,7 @@
           <w:color w:val="000000"/>
           <w:kern w:val="0"/>
           <w:lang w:eastAsia="es-PE"/>
-          <ns2:ligatures ns2:val="none"/>
+          <w14:ligatures w14:val="none"/>
         </w:rPr>
         <w:t xml:space="preserve">. </w:t>
       </w:r>
@@ -3832,7 +3852,7 @@
           <w:color w:val="000000"/>
           <w:kern w:val="0"/>
           <w:lang w:eastAsia="es-PE"/>
-          <ns2:ligatures ns2:val="none"/>
+          <w14:ligatures w14:val="none"/>
         </w:rPr>
         <w:lastRenderedPageBreak/>
         <w:t>Asimismo, se consideran circunstancias atenuantes para la graduación de la sanción, el allanamiento de la denuncia o el reconocimiento de las pretensiones en ella contenidas, de acuerdo con el artículo 112 del Código</w:t>
@@ -3845,7 +3865,7 @@
           <w:kern w:val="0"/>
           <w:vertAlign w:val="superscript"/>
           <w:lang w:eastAsia="es-PE"/>
-          <ns2:ligatures ns2:val="none"/>
+          <w14:ligatures w14:val="none"/>
         </w:rPr>
         <w:footnoteReference w:id="12"/>
       </w:r>
@@ -3855,12 +3875,12 @@
           <w:color w:val="000000"/>
           <w:kern w:val="0"/>
           <w:lang w:eastAsia="es-PE"/>
-          <ns2:ligatures ns2:val="none"/>
+          <w14:ligatures w14:val="none"/>
         </w:rPr>
         <w:t>.</w:t>
       </w:r>
     </w:p>
-    <w:p ns2:paraId="7939C9CF" ns2:textId="77777777">
+    <w:p>
       <w:pPr>
         <w:spacing w:after="0" w:line="240" w:lineRule="auto"/>
         <w:jc w:val="both"/>
@@ -3870,11 +3890,11 @@
           <w:color w:val="000000"/>
           <w:kern w:val="0"/>
           <w:lang w:eastAsia="es-PE"/>
-          <ns2:ligatures ns2:val="none"/>
-        </w:rPr>
-      </w:pPr>
-    </w:p>
-    <w:p ns2:paraId="38FFF81F" ns2:textId="4D3587BA">
+          <w14:ligatures w14:val="none"/>
+        </w:rPr>
+      </w:pPr>
+    </w:p>
+    <w:p>
       <w:pPr>
         <w:spacing w:after="0" w:line="240" w:lineRule="auto"/>
         <w:jc w:val="both"/>
@@ -3883,7 +3903,7 @@
           <w:color w:val="000000"/>
           <w:kern w:val="0"/>
           <w:lang w:eastAsia="es-PE"/>
-          <ns2:ligatures ns2:val="none"/>
+          <w14:ligatures w14:val="none"/>
         </w:rPr>
       </w:pPr>
       <w:r>
@@ -3893,7 +3913,7 @@
           <w:color w:val="000000"/>
           <w:kern w:val="0"/>
           <w:lang w:eastAsia="es-PE"/>
-          <ns2:ligatures ns2:val="none"/>
+          <w14:ligatures w14:val="none"/>
         </w:rPr>
         <w:t>OCTAVO</w:t>
       </w:r>
@@ -3904,7 +3924,7 @@
           <w:color w:val="000000"/>
           <w:kern w:val="0"/>
           <w:lang w:eastAsia="es-PE"/>
-          <ns2:ligatures ns2:val="none"/>
+          <w14:ligatures w14:val="none"/>
         </w:rPr>
         <w:t>:</w:t>
       </w:r>
@@ -3914,12 +3934,12 @@
           <w:color w:val="000000"/>
           <w:kern w:val="0"/>
           <w:lang w:eastAsia="es-PE"/>
-          <ns2:ligatures ns2:val="none"/>
+          <w14:ligatures w14:val="none"/>
         </w:rPr>
         <w:t xml:space="preserve"> informar a las partes que conforme a lo establecido en el artículo 39 de la Ley sobre Facultades, Normas y Organización del Indecopi, aprobada por Decreto Legislativo 807, los gastos por los peritajes realizados, actuación de pruebas, inspecciones y otros derivados de la tramitación del proceso serán de cargo de la parte que solicita la prueba, salvo pacto en contrario. En todos los casos, la resolución final determinará si los gastos deben ser asumidos por alguna de las partes, o reembolsados a la otra parte o al Indecopi, según sea el caso, de manera adicional a la sanción que haya podido imponerse. </w:t>
       </w:r>
     </w:p>
-    <w:p ns2:paraId="4EDE82B8" ns2:textId="77777777">
+    <w:p>
       <w:pPr>
         <w:spacing w:after="0" w:line="240" w:lineRule="auto"/>
         <w:jc w:val="both"/>
@@ -3928,11 +3948,11 @@
           <w:color w:val="000000"/>
           <w:kern w:val="0"/>
           <w:lang w:eastAsia="es-PE"/>
-          <ns2:ligatures ns2:val="none"/>
-        </w:rPr>
-      </w:pPr>
-    </w:p>
-    <w:p ns2:paraId="4949B54B" ns2:textId="5666F9D5">
+          <w14:ligatures w14:val="none"/>
+        </w:rPr>
+      </w:pPr>
+    </w:p>
+    <w:p>
       <w:pPr>
         <w:suppressAutoHyphens/>
         <w:spacing w:after="0" w:line="240" w:lineRule="auto"/>
@@ -3941,7 +3961,7 @@
           <w:rFonts w:ascii="Arial Narrow" w:eastAsia="Calibri" w:hAnsi="Arial Narrow" w:cs="Arial"/>
           <w:kern w:val="0"/>
           <w:u w:val="single"/>
-          <ns2:ligatures ns2:val="none"/>
+          <w14:ligatures w14:val="none"/>
         </w:rPr>
       </w:pPr>
       <w:r>
@@ -3951,7 +3971,7 @@
           <w:bCs/>
           <w:color w:val="000000"/>
           <w:kern w:val="0"/>
-          <ns2:ligatures ns2:val="none"/>
+          <w14:ligatures w14:val="none"/>
         </w:rPr>
         <w:t>NOVENO</w:t>
       </w:r>
@@ -3961,7 +3981,7 @@
           <w:b/>
           <w:color w:val="000000"/>
           <w:kern w:val="0"/>
-          <ns2:ligatures ns2:val="none"/>
+          <w14:ligatures w14:val="none"/>
         </w:rPr>
         <w:t>:</w:t>
       </w:r>
@@ -3970,7 +3990,7 @@
           <w:rFonts w:ascii="Arial Narrow" w:eastAsia="Arial Narrow" w:hAnsi="Arial Narrow" w:cs="Arial"/>
           <w:color w:val="000000"/>
           <w:kern w:val="0"/>
-          <ns2:ligatures ns2:val="none"/>
+          <w14:ligatures w14:val="none"/>
         </w:rPr>
         <w:t xml:space="preserve"> comunicar a las partes que, de acuerdo a lo señalado por el artículo 29 del Decreto Legislativo</w:t>
       </w:r>
@@ -3979,7 +3999,7 @@
           <w:rFonts w:ascii="Arial Narrow" w:eastAsia="Arial Narrow" w:hAnsi="Arial Narrow" w:cs="Arial"/>
           <w:color w:val="000000"/>
           <w:kern w:val="0"/>
-          <ns2:ligatures ns2:val="none"/>
+          <w14:ligatures w14:val="none"/>
         </w:rPr>
         <w:t xml:space="preserve"> </w:t>
       </w:r>
@@ -3988,7 +4008,7 @@
           <w:rFonts w:ascii="Arial Narrow" w:eastAsia="Arial Narrow" w:hAnsi="Arial Narrow" w:cs="Arial"/>
           <w:color w:val="000000"/>
           <w:kern w:val="0"/>
-          <ns2:ligatures ns2:val="none"/>
+          <w14:ligatures w14:val="none"/>
         </w:rPr>
         <w:t>807</w:t>
       </w:r>
@@ -3999,7 +4019,7 @@
           <w:color w:val="000000"/>
           <w:kern w:val="0"/>
           <w:vertAlign w:val="superscript"/>
-          <ns2:ligatures ns2:val="none"/>
+          <w14:ligatures w14:val="none"/>
         </w:rPr>
         <w:footnoteReference w:id="13"/>
       </w:r>
@@ -4008,7 +4028,7 @@
           <w:rFonts w:ascii="Arial Narrow" w:eastAsia="Arial Narrow" w:hAnsi="Arial Narrow" w:cs="Arial"/>
           <w:color w:val="000000"/>
           <w:kern w:val="0"/>
-          <ns2:ligatures ns2:val="none"/>
+          <w14:ligatures w14:val="none"/>
         </w:rPr>
         <w:t xml:space="preserve">, hasta antes de la emisión de la Resolución Final tienen la posibilidad de solicitar una audiencia de conciliación. En caso deleguen a favor de una tercera persona su actuación en la diligencia programada, esta deberá presentar un poder especial con firma legalizada ante Notario Público, donde conste </w:t>
       </w:r>
@@ -4018,7 +4038,7 @@
           <w:color w:val="000000"/>
           <w:kern w:val="0"/>
           <w:u w:val="single"/>
-          <ns2:ligatures ns2:val="none"/>
+          <w14:ligatures w14:val="none"/>
         </w:rPr>
         <w:t>expresamente su facultad para asistir y conciliar en su representación</w:t>
       </w:r>
@@ -4028,7 +4048,7 @@
           <w:bCs/>
           <w:color w:val="000000"/>
           <w:kern w:val="0"/>
-          <ns2:ligatures ns2:val="none"/>
+          <w14:ligatures w14:val="none"/>
         </w:rPr>
         <w:t>.</w:t>
       </w:r>
@@ -4039,7 +4059,7 @@
           <w:bCs/>
           <w:color w:val="000000"/>
           <w:kern w:val="0"/>
-          <ns2:ligatures ns2:val="none"/>
+          <w14:ligatures w14:val="none"/>
         </w:rPr>
         <w:t xml:space="preserve"> </w:t>
       </w:r>
@@ -4049,12 +4069,12 @@
           <w:color w:val="000000"/>
           <w:kern w:val="0"/>
           <w:u w:val="single"/>
-          <ns2:ligatures ns2:val="none"/>
+          <w14:ligatures w14:val="none"/>
         </w:rPr>
         <w:t xml:space="preserve">Ello bajo apercibimiento de no realizar la audiencia de conciliación y levantar el acta de inasistencia correspondiente. </w:t>
       </w:r>
     </w:p>
-    <w:p ns2:paraId="2BBCE007" ns2:textId="77777777">
+    <w:p>
       <w:pPr>
         <w:suppressAutoHyphens/>
         <w:spacing w:after="0" w:line="240" w:lineRule="auto"/>
@@ -4063,11 +4083,11 @@
           <w:rFonts w:ascii="Arial Narrow" w:eastAsia="Calibri" w:hAnsi="Arial Narrow" w:cs="Arial"/>
           <w:kern w:val="0"/>
           <w:u w:val="single"/>
-          <ns2:ligatures ns2:val="none"/>
-        </w:rPr>
-      </w:pPr>
-    </w:p>
-    <w:p ns2:paraId="07EB47F6" ns2:textId="2C0C14F7">
+          <w14:ligatures w14:val="none"/>
+        </w:rPr>
+      </w:pPr>
+    </w:p>
+    <w:p>
       <w:pPr>
         <w:suppressAutoHyphens/>
         <w:spacing w:after="0" w:line="240" w:lineRule="auto"/>
@@ -4077,7 +4097,7 @@
           <w:color w:val="000000"/>
           <w:kern w:val="0"/>
           <w:lang w:eastAsia="es-PE"/>
-          <ns2:ligatures ns2:val="none"/>
+          <w14:ligatures w14:val="none"/>
         </w:rPr>
       </w:pPr>
       <w:r>
@@ -4095,7 +4115,7 @@
           <w:color w:val="000000"/>
           <w:kern w:val="0"/>
           <w:lang w:eastAsia="es-PE"/>
-          <ns2:ligatures ns2:val="none"/>
+          <w14:ligatures w14:val="none"/>
         </w:rPr>
         <w:t>:</w:t>
       </w:r>
@@ -4105,14 +4125,14 @@
           <w:color w:val="000000"/>
           <w:kern w:val="0"/>
           <w:lang w:eastAsia="es-PE"/>
-          <ns2:ligatures ns2:val="none"/>
+          <w14:ligatures w14:val="none"/>
         </w:rPr>
         <w:t xml:space="preserve"> poner en conocimiento de las partes que, antes de la emisión de la Resolución Final, tienen la posibilidad de formular su desistimiento o presentar el acuerdo arribado mediante la conciliación, mediación, transacción o cualquier otro que, de forma indubitable, deje constancia que se ha solucionado la controversia materia de denuncia.</w:t>
       </w:r>
       <w:bookmarkStart w:id="11" w:name="h.gjdgxs" w:colFirst="0" w:colLast="0"/>
       <w:bookmarkEnd w:id="11"/>
     </w:p>
-    <w:p ns2:paraId="68344C8E" ns2:textId="77777777">
+    <w:p>
       <w:pPr>
         <w:suppressAutoHyphens/>
         <w:spacing w:after="0" w:line="240" w:lineRule="auto"/>
@@ -4122,11 +4142,11 @@
           <w:color w:val="000000"/>
           <w:kern w:val="0"/>
           <w:lang w:eastAsia="es-PE"/>
-          <ns2:ligatures ns2:val="none"/>
-        </w:rPr>
-      </w:pPr>
-    </w:p>
-    <w:p ns2:paraId="3969D986" ns2:textId="298E45B2">
+          <w14:ligatures w14:val="none"/>
+        </w:rPr>
+      </w:pPr>
+    </w:p>
+    <w:p>
       <w:pPr>
         <w:suppressAutoHyphens/>
         <w:spacing w:after="0" w:line="240" w:lineRule="auto"/>
@@ -4219,7 +4239,7 @@
         <w:t/>
       </w:r>
     </w:p>
-    <w:p ns2:paraId="2CCABFC6" ns2:textId="77777777">
+    <w:p>
       <w:pPr>
         <w:suppressAutoHyphens/>
         <w:spacing w:after="0" w:line="240" w:lineRule="auto"/>
@@ -4229,7 +4249,7 @@
         </w:rPr>
       </w:pPr>
     </w:p>
-    <w:p ns2:paraId="792BDD74" ns2:textId="5A40C729">
+    <w:p>
       <w:pPr>
         <w:suppressAutoHyphens/>
         <w:spacing w:after="0" w:line="240" w:lineRule="auto"/>
@@ -4329,7 +4349,7 @@
       </w:r>
       <w:bookmarkStart w:id="12" w:name="_Hlk198890962"/>
     </w:p>
-    <w:p ns2:paraId="7BD6AA3B" ns2:textId="77777777">
+    <w:p>
       <w:pPr>
         <w:suppressAutoHyphens/>
         <w:spacing w:after="0" w:line="240" w:lineRule="auto"/>
@@ -4340,7 +4360,7 @@
       </w:pPr>
     </w:p>
     <w:bookmarkEnd w:id="12"/>
-    <w:p ns2:paraId="5C9A4B22" ns2:textId="77777777">
+    <w:p>
       <w:pPr>
         <w:spacing w:after="0" w:line="240" w:lineRule="auto"/>
         <w:jc w:val="both"/>
@@ -4349,7 +4369,7 @@
         </w:rPr>
       </w:pPr>
     </w:p>
-    <w:p ns2:paraId="264140B4" ns2:textId="77777777">
+    <w:p>
       <w:pPr>
         <w:spacing w:after="0" w:line="240" w:lineRule="auto"/>
         <w:jc w:val="both"/>
@@ -4358,7 +4378,7 @@
         </w:rPr>
       </w:pPr>
     </w:p>
-    <w:p ns2:paraId="305BFBB4" ns2:textId="77777777">
+    <w:p>
       <w:pPr>
         <w:spacing w:after="0" w:line="240" w:lineRule="auto"/>
         <w:jc w:val="both"/>
@@ -4367,7 +4387,7 @@
         </w:rPr>
       </w:pPr>
     </w:p>
-    <w:p ns2:paraId="53D3F8B6" ns2:textId="77777777">
+    <w:p>
       <w:pPr>
         <w:spacing w:after="0" w:line="240" w:lineRule="auto"/>
         <w:jc w:val="center"/>
@@ -4388,7 +4408,7 @@
         <w:t xml:space="preserve">Firmado digitalmente por </w:t>
       </w:r>
     </w:p>
-    <w:p ns2:paraId="05F95389" ns2:textId="6BFD9D09">
+    <w:p>
       <w:pPr>
         <w:spacing w:after="0" w:line="240" w:lineRule="auto"/>
         <w:jc w:val="center"/>
@@ -4409,7 +4429,7 @@
         <w:t xml:space="preserve">EVELING ROA QUISPE</w:t>
       </w:r>
     </w:p>
-    <w:p ns2:paraId="49065415" ns2:textId="649A1018">
+    <w:p>
       <w:pPr>
         <w:spacing w:after="0" w:line="240" w:lineRule="auto"/>
         <w:jc w:val="center"/>
@@ -4439,7 +4459,7 @@
         <w:t xml:space="preserve"/>
       </w:r>
     </w:p>
-    <w:p ns2:paraId="12D49501" ns2:textId="77777777">
+    <w:p>
       <w:pPr>
         <w:spacing w:after="0" w:line="240" w:lineRule="auto"/>
         <w:jc w:val="center"/>
@@ -4458,7 +4478,7 @@
         <w:t>Comisión de Protección al Consumidor 1</w:t>
       </w:r>
     </w:p>
-    <w:p ns2:paraId="00650602" ns2:textId="3AF60C8F">
+    <w:p>
       <w:pPr>
         <w:spacing w:after="0" w:line="240" w:lineRule="auto"/>
         <w:rPr>
@@ -4486,7 +4506,7 @@
         <w:t>/JCQ</w:t>
       </w:r>
     </w:p>
-    <w:p ns2:paraId="3EA42882" ns2:textId="77777777">
+    <w:p>
       <w:pPr>
         <w:spacing w:after="0" w:line="240" w:lineRule="auto"/>
         <w:jc w:val="both"/>
@@ -4495,7 +4515,7 @@
         </w:rPr>
       </w:pPr>
     </w:p>
-    <w:p ns2:paraId="3AB2DC65" ns2:textId="77777777">
+    <w:p>
       <w:pPr>
         <w:spacing w:after="0" w:line="240" w:lineRule="auto"/>
         <w:jc w:val="both"/>
@@ -4505,12 +4525,12 @@
       </w:pPr>
     </w:p>
     <w:sectPr>
-      <w:headerReference w:type="even" ns3:id="rId8"/>
-      <w:headerReference w:type="default" ns3:id="rId9"/>
-      <w:footerReference w:type="even" ns3:id="rId10"/>
-      <w:footerReference w:type="default" ns3:id="rId11"/>
-      <w:headerReference w:type="first" ns3:id="rId12"/>
-      <w:footerReference w:type="first" ns3:id="rId13"/>
+      <w:headerReference w:type="even" r:id="rId8"/>
+      <w:headerReference w:type="default" r:id="rId9"/>
+      <w:footerReference w:type="even" r:id="rId10"/>
+      <w:footerReference w:type="default" r:id="rId11"/>
+      <w:headerReference w:type="first" r:id="rId12"/>
+      <w:footerReference w:type="first" r:id="rId13"/>
       <w:pgSz w:w="11906" w:h="16838"/>
       <w:pgMar w:top="1417" w:right="1701" w:bottom="1417" w:left="1701" w:header="708" w:footer="708" w:gutter="0"/>
       <w:cols w:space="708"/>
@@ -4521,7 +4541,7 @@
 </file>
 
 <file path=word/endnotes.xml><?xml version="1.0" encoding="utf-8"?>
-<w:endnotes xmlns:wpc="http://schemas.microsoft.com/office/word/2010/wordprocessingCanvas" xmlns:cx="http://schemas.microsoft.com/office/drawing/2014/chartex" xmlns:cx1="http://schemas.microsoft.com/office/drawing/2015/9/8/chartex" xmlns:cx2="http://schemas.microsoft.com/office/drawing/2015/10/21/chartex" xmlns:cx3="http://schemas.microsoft.com/office/drawing/2016/5/9/chartex" xmlns:cx4="http://schemas.microsoft.com/office/drawing/2016/5/10/chartex" xmlns:cx5="http://schemas.microsoft.com/office/drawing/2016/5/11/chartex" xmlns:cx6="http://schemas.microsoft.com/office/drawing/2016/5/12/chartex" xmlns:cx7="http://schemas.microsoft.com/office/drawing/2016/5/13/chartex" xmlns:cx8="http://schemas.microsoft.com/office/drawing/2016/5/14/chartex" xmlns:mc="http://schemas.openxmlformats.org/markup-compatibility/2006" xmlns:aink="http://schemas.microsoft.com/office/drawing/2016/ink" xmlns:am3d="http://schemas.microsoft.com/office/drawing/2017/model3d" xmlns:o="urn:schemas-microsoft-com:office:office" xmlns:oel="http://schemas.microsoft.com/office/2019/extlst" xmlns:r="http://schemas.openxmlformats.org/officeDocument/2006/relationships" xmlns:m="http://schemas.openxmlformats.org/officeDocument/2006/math" xmlns:v="urn:schemas-microsoft-com:vml" xmlns:wp14="http://schemas.microsoft.com/office/word/2010/wordprocessingDrawing" xmlns:wp="http://schemas.openxmlformats.org/drawingml/2006/wordprocessingDrawing" xmlns:w10="urn:schemas-microsoft-com:office:word" xmlns:w="http://schemas.openxmlformats.org/wordprocessingml/2006/main" xmlns:w14="http://schemas.microsoft.com/office/word/2010/wordml" xmlns:w15="http://schemas.microsoft.com/office/word/2012/wordml" xmlns:w16cei="http://schemas.microsoft.com/office/word/2026/wordml/cei" xmlns:w16cex="http://schemas.microsoft.com/office/word/2018/wordml/cex" xmlns:w16cid="http://schemas.microsoft.com/office/word/2016/wordml/cid" xmlns:w16="http://schemas.microsoft.com/office/word/2018/wordml" xmlns:w16du="http://schemas.microsoft.com/office/word/2023/wordml/word16du" xmlns:w16sdtdh="http://schemas.microsoft.com/office/word/2020/wordml/sdtdatahash" xmlns:w16sdtfl="http://schemas.microsoft.com/office/word/2024/wordml/sdtformatlock" xmlns:w16se="http://schemas.microsoft.com/office/word/2015/wordml/symex" xmlns:wpg="http://schemas.microsoft.com/office/word/2010/wordprocessingGroup" xmlns:wpi="http://schemas.microsoft.com/office/word/2010/wordprocessingInk" xmlns:wne="http://schemas.microsoft.com/office/word/2006/wordml" xmlns:wps="http://schemas.microsoft.com/office/word/2010/wordprocessingShape" mc:Ignorable="w14 w15 w16se w16cid w16 w16cex w16sdtdh w16sdtfl w16du wp14">
+<w:endnotes xmlns:mc="http://schemas.openxmlformats.org/markup-compatibility/2006" xmlns:r="http://schemas.openxmlformats.org/officeDocument/2006/relationships" xmlns:w="http://schemas.openxmlformats.org/wordprocessingml/2006/main" xmlns:w14="http://schemas.microsoft.com/office/word/2010/wordml" xmlns:w15="http://schemas.microsoft.com/office/word/2012/wordml" xmlns:w16="http://schemas.microsoft.com/office/word/2018/wordml" xmlns:w16cex="http://schemas.microsoft.com/office/word/2018/wordml/cex" xmlns:w16cid="http://schemas.microsoft.com/office/word/2016/wordml/cid" xmlns:w16du="http://schemas.microsoft.com/office/word/2023/wordml/word16du" xmlns:w16sdtdh="http://schemas.microsoft.com/office/word/2020/wordml/sdtdatahash" xmlns:w16se="http://schemas.microsoft.com/office/word/2015/wordml/symex" xmlns:wp14="http://schemas.microsoft.com/office/word/2010/wordprocessingDrawing" mc:Ignorable="w14 w15 w16se w16cid w16 w16cex w16sdtdh w16du wp14">
   <w:endnote w:type="separator" w:id="-1">
     <w:p>
       <w:pPr>
@@ -4546,7 +4566,7 @@
 </file>
 
 <file path=word/footer1.xml><?xml version="1.0" encoding="utf-8"?>
-<w:ftr xmlns:wpc="http://schemas.microsoft.com/office/word/2010/wordprocessingCanvas" xmlns:cx="http://schemas.microsoft.com/office/drawing/2014/chartex" xmlns:cx1="http://schemas.microsoft.com/office/drawing/2015/9/8/chartex" xmlns:cx2="http://schemas.microsoft.com/office/drawing/2015/10/21/chartex" xmlns:cx3="http://schemas.microsoft.com/office/drawing/2016/5/9/chartex" xmlns:cx4="http://schemas.microsoft.com/office/drawing/2016/5/10/chartex" xmlns:cx5="http://schemas.microsoft.com/office/drawing/2016/5/11/chartex" xmlns:cx6="http://schemas.microsoft.com/office/drawing/2016/5/12/chartex" xmlns:cx7="http://schemas.microsoft.com/office/drawing/2016/5/13/chartex" xmlns:cx8="http://schemas.microsoft.com/office/drawing/2016/5/14/chartex" xmlns:mc="http://schemas.openxmlformats.org/markup-compatibility/2006" xmlns:aink="http://schemas.microsoft.com/office/drawing/2016/ink" xmlns:am3d="http://schemas.microsoft.com/office/drawing/2017/model3d" xmlns:o="urn:schemas-microsoft-com:office:office" xmlns:oel="http://schemas.microsoft.com/office/2019/extlst" xmlns:r="http://schemas.openxmlformats.org/officeDocument/2006/relationships" xmlns:m="http://schemas.openxmlformats.org/officeDocument/2006/math" xmlns:v="urn:schemas-microsoft-com:vml" xmlns:wp14="http://schemas.microsoft.com/office/word/2010/wordprocessingDrawing" xmlns:wp="http://schemas.openxmlformats.org/drawingml/2006/wordprocessingDrawing" xmlns:w10="urn:schemas-microsoft-com:office:word" xmlns:w="http://schemas.openxmlformats.org/wordprocessingml/2006/main" xmlns:w14="http://schemas.microsoft.com/office/word/2010/wordml" xmlns:w15="http://schemas.microsoft.com/office/word/2012/wordml" xmlns:w16cei="http://schemas.microsoft.com/office/word/2026/wordml/cei" xmlns:w16cex="http://schemas.microsoft.com/office/word/2018/wordml/cex" xmlns:w16cid="http://schemas.microsoft.com/office/word/2016/wordml/cid" xmlns:w16="http://schemas.microsoft.com/office/word/2018/wordml" xmlns:w16du="http://schemas.microsoft.com/office/word/2023/wordml/word16du" xmlns:w16sdtdh="http://schemas.microsoft.com/office/word/2020/wordml/sdtdatahash" xmlns:w16sdtfl="http://schemas.microsoft.com/office/word/2024/wordml/sdtformatlock" xmlns:w16se="http://schemas.microsoft.com/office/word/2015/wordml/symex" xmlns:wpg="http://schemas.microsoft.com/office/word/2010/wordprocessingGroup" xmlns:wpi="http://schemas.microsoft.com/office/word/2010/wordprocessingInk" xmlns:wne="http://schemas.microsoft.com/office/word/2006/wordml" xmlns:wps="http://schemas.microsoft.com/office/word/2010/wordprocessingShape" mc:Ignorable="w14 w15 w16se w16cid w16 w16cex w16sdtdh w16sdtfl w16du wp14">
+<w:ftr xmlns:mc="http://schemas.openxmlformats.org/markup-compatibility/2006" xmlns:r="http://schemas.openxmlformats.org/officeDocument/2006/relationships" xmlns:w="http://schemas.openxmlformats.org/wordprocessingml/2006/main" xmlns:w14="http://schemas.microsoft.com/office/word/2010/wordml" xmlns:w15="http://schemas.microsoft.com/office/word/2012/wordml" xmlns:w16="http://schemas.microsoft.com/office/word/2018/wordml" xmlns:w16cex="http://schemas.microsoft.com/office/word/2018/wordml/cex" xmlns:w16cid="http://schemas.microsoft.com/office/word/2016/wordml/cid" xmlns:w16du="http://schemas.microsoft.com/office/word/2023/wordml/word16du" xmlns:w16sdtdh="http://schemas.microsoft.com/office/word/2020/wordml/sdtdatahash" xmlns:w16se="http://schemas.microsoft.com/office/word/2015/wordml/symex" xmlns:wp14="http://schemas.microsoft.com/office/word/2010/wordprocessingDrawing" mc:Ignorable="w14 w15 w16se w16cid w16 w16cex w16sdtdh w16du wp14">
   <w:p>
     <w:pPr>
       <w:pStyle w:val="Piedepgina"/>
@@ -4592,7 +4612,7 @@
 </file>
 
 <file path=word/footnotes.xml><?xml version="1.0" encoding="utf-8"?>
-<w:footnotes xmlns:wpc="http://schemas.microsoft.com/office/word/2010/wordprocessingCanvas" xmlns:cx="http://schemas.microsoft.com/office/drawing/2014/chartex" xmlns:cx1="http://schemas.microsoft.com/office/drawing/2015/9/8/chartex" xmlns:cx2="http://schemas.microsoft.com/office/drawing/2015/10/21/chartex" xmlns:cx3="http://schemas.microsoft.com/office/drawing/2016/5/9/chartex" xmlns:cx4="http://schemas.microsoft.com/office/drawing/2016/5/10/chartex" xmlns:cx5="http://schemas.microsoft.com/office/drawing/2016/5/11/chartex" xmlns:cx6="http://schemas.microsoft.com/office/drawing/2016/5/12/chartex" xmlns:cx7="http://schemas.microsoft.com/office/drawing/2016/5/13/chartex" xmlns:cx8="http://schemas.microsoft.com/office/drawing/2016/5/14/chartex" xmlns:mc="http://schemas.openxmlformats.org/markup-compatibility/2006" xmlns:aink="http://schemas.microsoft.com/office/drawing/2016/ink" xmlns:am3d="http://schemas.microsoft.com/office/drawing/2017/model3d" xmlns:o="urn:schemas-microsoft-com:office:office" xmlns:oel="http://schemas.microsoft.com/office/2019/extlst" xmlns:r="http://schemas.openxmlformats.org/officeDocument/2006/relationships" xmlns:m="http://schemas.openxmlformats.org/officeDocument/2006/math" xmlns:v="urn:schemas-microsoft-com:vml" xmlns:wp14="http://schemas.microsoft.com/office/word/2010/wordprocessingDrawing" xmlns:wp="http://schemas.openxmlformats.org/drawingml/2006/wordprocessingDrawing" xmlns:w10="urn:schemas-microsoft-com:office:word" xmlns:w="http://schemas.openxmlformats.org/wordprocessingml/2006/main" xmlns:w14="http://schemas.microsoft.com/office/word/2010/wordml" xmlns:w15="http://schemas.microsoft.com/office/word/2012/wordml" xmlns:w16cei="http://schemas.microsoft.com/office/word/2026/wordml/cei" xmlns:w16cex="http://schemas.microsoft.com/office/word/2018/wordml/cex" xmlns:w16cid="http://schemas.microsoft.com/office/word/2016/wordml/cid" xmlns:w16="http://schemas.microsoft.com/office/word/2018/wordml" xmlns:w16du="http://schemas.microsoft.com/office/word/2023/wordml/word16du" xmlns:w16sdtdh="http://schemas.microsoft.com/office/word/2020/wordml/sdtdatahash" xmlns:w16sdtfl="http://schemas.microsoft.com/office/word/2024/wordml/sdtformatlock" xmlns:w16se="http://schemas.microsoft.com/office/word/2015/wordml/symex" xmlns:wpg="http://schemas.microsoft.com/office/word/2010/wordprocessingGroup" xmlns:wpi="http://schemas.microsoft.com/office/word/2010/wordprocessingInk" xmlns:wne="http://schemas.microsoft.com/office/word/2006/wordml" xmlns:wps="http://schemas.microsoft.com/office/word/2010/wordprocessingShape" mc:Ignorable="w14 w15 w16se w16cid w16 w16cex w16sdtdh w16sdtfl w16du wp14">
+<w:footnotes xmlns:mc="http://schemas.openxmlformats.org/markup-compatibility/2006" xmlns:r="http://schemas.openxmlformats.org/officeDocument/2006/relationships" xmlns:w="http://schemas.openxmlformats.org/wordprocessingml/2006/main" xmlns:w14="http://schemas.microsoft.com/office/word/2010/wordml" xmlns:w15="http://schemas.microsoft.com/office/word/2012/wordml" xmlns:w16="http://schemas.microsoft.com/office/word/2018/wordml" xmlns:w16cex="http://schemas.microsoft.com/office/word/2018/wordml/cex" xmlns:w16cid="http://schemas.microsoft.com/office/word/2016/wordml/cid" xmlns:w16du="http://schemas.microsoft.com/office/word/2023/wordml/word16du" xmlns:w16sdtdh="http://schemas.microsoft.com/office/word/2020/wordml/sdtdatahash" xmlns:w16se="http://schemas.microsoft.com/office/word/2015/wordml/symex" xmlns:wp14="http://schemas.microsoft.com/office/word/2010/wordprocessingDrawing" mc:Ignorable="w14 w15 w16se w16cid w16 w16cex w16sdtdh w16du wp14">
   <w:footnote w:type="separator" w:id="-1">
     <w:p>
       <w:pPr>
@@ -5970,6 +5990,192 @@
       </w:r>
     </w:p>
   </w:footnote>
+  <w:footnote w:id="15">
+    <w:p>
+      <w:pPr>
+        <w:pStyle w:val="Textonotapie"/>
+        <w:tabs>
+          <w:tab w:val="left" w:pos="567"/>
+        </w:tabs>
+        <w:spacing w:after="200"/>
+        <w:ind w:left="567" w:hanging="567"/>
+        <w:jc w:val="both"/>
+      </w:pPr>
+      <w:r>
+        <w:rPr>
+          <w:rStyle w:val="Refdenotaalpie"/>
+          <w:rFonts w:ascii="Arial Narrow" w:hAnsi="Arial Narrow" w:cs="Arial"/>
+          <w:sz w:val="16"/>
+          <w:szCs w:val="14"/>
+          <w:vertAlign w:val="superscript"/>
+        </w:rPr>
+        <w:footnoteRef/>
+      </w:r>
+      <w:r>
+        <w:rPr>
+          <w:rFonts w:ascii="Arial Narrow" w:hAnsi="Arial Narrow" w:cs="Arial"/>
+          <w:sz w:val="14"/>
+          <w:szCs w:val="14"/>
+          <w:lang w:val="es-419"/>
+        </w:rPr>
+        <w:tab/>
+      </w:r>
+      <w:r>
+        <w:rPr>
+          <w:rFonts w:ascii="Arial Narrow" w:hAnsi="Arial Narrow" w:cs="Arial"/>
+          <w:b/>
+          <w:bCs/>
+          <w:sz w:val="14"/>
+          <w:szCs w:val="14"/>
+          <w:lang w:val="es-419"/>
+        </w:rPr>
+        <w:t xml:space="preserve">DECRETO LEGISLATIVO 807, LEY SOBRE FACULTADES, NORMAS Y ORGANIZACIÓN DEL INDECOPI, publicado el 18 de abril de 1996</w:t>
+      </w:r>
+    </w:p>
+    <w:p>
+      <w:pPr>
+        <w:pStyle w:val="Textonotapie"/>
+        <w:tabs>
+          <w:tab w:val="left" w:pos="567"/>
+        </w:tabs>
+        <w:spacing w:after="200"/>
+        <w:ind w:left="567" w:hanging="567"/>
+        <w:jc w:val="both"/>
+      </w:pPr>
+      <w:r>
+        <w:rPr>
+          <w:rFonts w:ascii="Arial Narrow" w:hAnsi="Arial Narrow" w:cs="Arial"/>
+          <w:sz w:val="14"/>
+          <w:szCs w:val="14"/>
+          <w:lang w:val="es-419"/>
+        </w:rPr>
+        <w:tab/>
+      </w:r>
+      <w:r>
+        <w:rPr>
+          <w:rFonts w:ascii="Arial Narrow" w:hAnsi="Arial Narrow" w:cs="Arial"/>
+          <w:b/>
+          <w:bCs/>
+          <w:sz w:val="14"/>
+          <w:szCs w:val="14"/>
+          <w:lang w:val="es-419"/>
+        </w:rPr>
+        <w:t xml:space="preserve">Artículo 26.-</w:t>
+      </w:r>
+      <w:r>
+        <w:rPr>
+          <w:rFonts w:ascii="Arial Narrow" w:hAnsi="Arial Narrow" w:cs="Arial"/>
+          <w:sz w:val="14"/>
+          <w:szCs w:val="14"/>
+          <w:lang w:val="es-419"/>
+        </w:rPr>
+        <w:t xml:space="preserve"> Una vez admitida a trámite la denuncia, se correrá traslado de la misma al denunciado, a fin de que éste presente su descargo. El plazo para la presentación del descargo será de cinco (5) días contados desde la notificación, vencido el cual, el Secretario Técnico declarará en rebeldía al denunciado que no lo hubiera presentado.</w:t>
+      </w:r>
+    </w:p>
+  </w:footnote>
+  <w:footnote w:id="16">
+    <w:p>
+      <w:pPr>
+        <w:pStyle w:val="Textonotapie"/>
+        <w:tabs>
+          <w:tab w:val="left" w:pos="567"/>
+        </w:tabs>
+        <w:spacing w:after="200"/>
+        <w:ind w:left="567" w:hanging="567"/>
+        <w:jc w:val="both"/>
+      </w:pPr>
+      <w:r>
+        <w:rPr>
+          <w:rStyle w:val="Refdenotaalpie"/>
+          <w:rFonts w:ascii="Arial Narrow" w:hAnsi="Arial Narrow" w:cs="Arial"/>
+          <w:sz w:val="16"/>
+          <w:szCs w:val="14"/>
+          <w:vertAlign w:val="superscript"/>
+        </w:rPr>
+        <w:footnoteRef/>
+      </w:r>
+      <w:r>
+        <w:rPr>
+          <w:rFonts w:ascii="Arial Narrow" w:hAnsi="Arial Narrow" w:cs="Arial"/>
+          <w:sz w:val="14"/>
+          <w:szCs w:val="14"/>
+          <w:lang w:val="es-419"/>
+        </w:rPr>
+        <w:tab/>
+      </w:r>
+      <w:r>
+        <w:rPr>
+          <w:rFonts w:ascii="Arial Narrow" w:hAnsi="Arial Narrow" w:cs="Arial"/>
+          <w:b/>
+          <w:bCs/>
+          <w:sz w:val="14"/>
+          <w:szCs w:val="14"/>
+          <w:lang w:val="es-419"/>
+        </w:rPr>
+        <w:t xml:space="preserve">DECRETO SUPREMO 006-2026-JUS, TEXTO ÚNICO ORDENADO DE LA LEY 27444, LEY DEL PROCEDIMIENTO ADMINISTRATIVO GENERAL, publicado el 30 de abril de 2026</w:t>
+      </w:r>
+    </w:p>
+    <w:p>
+      <w:pPr>
+        <w:pStyle w:val="Textonotapie"/>
+        <w:tabs>
+          <w:tab w:val="left" w:pos="567"/>
+        </w:tabs>
+        <w:spacing w:after="200"/>
+        <w:ind w:left="567" w:hanging="567"/>
+        <w:jc w:val="both"/>
+      </w:pPr>
+      <w:r>
+        <w:rPr>
+          <w:rFonts w:ascii="Arial Narrow" w:hAnsi="Arial Narrow" w:cs="Arial"/>
+          <w:sz w:val="14"/>
+          <w:szCs w:val="14"/>
+          <w:lang w:val="es-419"/>
+        </w:rPr>
+        <w:tab/>
+      </w:r>
+      <w:r>
+        <w:rPr>
+          <w:rFonts w:ascii="Arial Narrow" w:hAnsi="Arial Narrow" w:cs="Arial"/>
+          <w:b/>
+          <w:bCs/>
+          <w:sz w:val="14"/>
+          <w:szCs w:val="14"/>
+          <w:lang w:val="es-419"/>
+        </w:rPr>
+        <w:t xml:space="preserve">Artículo 223.- Contestación de la reclamación</w:t>
+      </w:r>
+    </w:p>
+    <w:p>
+      <w:pPr>
+        <w:pStyle w:val="Textonotapie"/>
+        <w:tabs>
+          <w:tab w:val="left" w:pos="567"/>
+        </w:tabs>
+        <w:spacing w:after="200"/>
+        <w:ind w:left="567" w:hanging="567"/>
+        <w:jc w:val="both"/>
+      </w:pPr>
+      <w:r>
+        <w:rPr>
+          <w:rFonts w:ascii="Arial Narrow" w:hAnsi="Arial Narrow" w:cs="Arial"/>
+          <w:sz w:val="14"/>
+          <w:szCs w:val="14"/>
+          <w:lang w:val="es-419"/>
+        </w:rPr>
+        <w:tab/>
+      </w:r>
+      <w:r>
+        <w:rPr>
+          <w:rFonts w:ascii="Arial Narrow" w:hAnsi="Arial Narrow" w:cs="Arial"/>
+          <w:sz w:val="14"/>
+          <w:szCs w:val="14"/>
+          <w:lang w:val="es-419"/>
+        </w:rPr>
+        <w:t xml:space="preserve">223.1 El reclamado deberá presentar la contestación de la reclamación dentro de los quince (15) días posteriores a la notificación de ésta; vencido este plazo, la Administración declarará en rebeldía al reclamado que no la hubiera presentado. La contestación deberá contener los requisitos de los escritos previstos en el artículo 113 de la presente Ley, así como la absolución de todos los asuntos controvertidos de hecho y de derecho, Las alegaciones y los hechos relevantes de la reclamación, salvo que hayan sido específicamente negadas en la contestación, se tendrán por aceptadas o merituadas como ciertas.</w:t>
+      </w:r>
+    </w:p>
+  </w:footnote>
   <w:footnote w:id="10">
     <w:p>
       <w:pPr>
@@ -7278,7 +7484,7 @@
 </file>
 
 <file path=word/header1.xml><?xml version="1.0" encoding="utf-8"?>
-<w:hdr xmlns:wpc="http://schemas.microsoft.com/office/word/2010/wordprocessingCanvas" xmlns:cx="http://schemas.microsoft.com/office/drawing/2014/chartex" xmlns:cx1="http://schemas.microsoft.com/office/drawing/2015/9/8/chartex" xmlns:cx2="http://schemas.microsoft.com/office/drawing/2015/10/21/chartex" xmlns:cx3="http://schemas.microsoft.com/office/drawing/2016/5/9/chartex" xmlns:cx4="http://schemas.microsoft.com/office/drawing/2016/5/10/chartex" xmlns:cx5="http://schemas.microsoft.com/office/drawing/2016/5/11/chartex" xmlns:cx6="http://schemas.microsoft.com/office/drawing/2016/5/12/chartex" xmlns:cx7="http://schemas.microsoft.com/office/drawing/2016/5/13/chartex" xmlns:cx8="http://schemas.microsoft.com/office/drawing/2016/5/14/chartex" xmlns:mc="http://schemas.openxmlformats.org/markup-compatibility/2006" xmlns:aink="http://schemas.microsoft.com/office/drawing/2016/ink" xmlns:am3d="http://schemas.microsoft.com/office/drawing/2017/model3d" xmlns:o="urn:schemas-microsoft-com:office:office" xmlns:oel="http://schemas.microsoft.com/office/2019/extlst" xmlns:r="http://schemas.openxmlformats.org/officeDocument/2006/relationships" xmlns:m="http://schemas.openxmlformats.org/officeDocument/2006/math" xmlns:v="urn:schemas-microsoft-com:vml" xmlns:wp14="http://schemas.microsoft.com/office/word/2010/wordprocessingDrawing" xmlns:wp="http://schemas.openxmlformats.org/drawingml/2006/wordprocessingDrawing" xmlns:w10="urn:schemas-microsoft-com:office:word" xmlns:w="http://schemas.openxmlformats.org/wordprocessingml/2006/main" xmlns:w14="http://schemas.microsoft.com/office/word/2010/wordml" xmlns:w15="http://schemas.microsoft.com/office/word/2012/wordml" xmlns:w16cei="http://schemas.microsoft.com/office/word/2026/wordml/cei" xmlns:w16cex="http://schemas.microsoft.com/office/word/2018/wordml/cex" xmlns:w16cid="http://schemas.microsoft.com/office/word/2016/wordml/cid" xmlns:w16="http://schemas.microsoft.com/office/word/2018/wordml" xmlns:w16du="http://schemas.microsoft.com/office/word/2023/wordml/word16du" xmlns:w16sdtdh="http://schemas.microsoft.com/office/word/2020/wordml/sdtdatahash" xmlns:w16sdtfl="http://schemas.microsoft.com/office/word/2024/wordml/sdtformatlock" xmlns:w16se="http://schemas.microsoft.com/office/word/2015/wordml/symex" xmlns:wpg="http://schemas.microsoft.com/office/word/2010/wordprocessingGroup" xmlns:wpi="http://schemas.microsoft.com/office/word/2010/wordprocessingInk" xmlns:wne="http://schemas.microsoft.com/office/word/2006/wordml" xmlns:wps="http://schemas.microsoft.com/office/word/2010/wordprocessingShape" mc:Ignorable="w14 w15 w16se w16cid w16 w16cex w16sdtdh w16sdtfl w16du wp14">
+<w:hdr xmlns:mc="http://schemas.openxmlformats.org/markup-compatibility/2006" xmlns:r="http://schemas.openxmlformats.org/officeDocument/2006/relationships" xmlns:w="http://schemas.openxmlformats.org/wordprocessingml/2006/main" xmlns:w14="http://schemas.microsoft.com/office/word/2010/wordml" xmlns:w15="http://schemas.microsoft.com/office/word/2012/wordml" xmlns:w16="http://schemas.microsoft.com/office/word/2018/wordml" xmlns:w16cex="http://schemas.microsoft.com/office/word/2018/wordml/cex" xmlns:w16cid="http://schemas.microsoft.com/office/word/2016/wordml/cid" xmlns:w16du="http://schemas.microsoft.com/office/word/2023/wordml/word16du" xmlns:w16sdtdh="http://schemas.microsoft.com/office/word/2020/wordml/sdtdatahash" xmlns:w16se="http://schemas.microsoft.com/office/word/2015/wordml/symex" xmlns:wp14="http://schemas.microsoft.com/office/word/2010/wordprocessingDrawing" mc:Ignorable="w14 w15 w16se w16cid w16 w16cex w16sdtdh w16du wp14">
   <w:p>
     <w:pPr>
       <w:pStyle w:val="Encabezado"/>

--- a/plantillas_maestras/03_seguro_desgravamen/materia_general_asegurativa/2_ddos_banco_y_aseguradora/varon/TPL_2266_2026_SEGURO_DESGRAVAMEN_MATERIA_GENERAL_ASEGURATIVA_BANCO_VARON_R2.docx
+++ b/plantillas_maestras/03_seguro_desgravamen/materia_general_asegurativa/2_ddos_banco_y_aseguradora/varon/TPL_2266_2026_SEGURO_DESGRAVAMEN_MATERIA_GENERAL_ASEGURATIVA_BANCO_VARON_R2.docx
@@ -527,7 +527,7 @@
           <w:sz w:val="22"/>
           <w:szCs w:val="22"/>
         </w:rPr>
-        <w:t xml:space="preserve">Mediante el escrito del 25 de mayo de 2026, subsanado mediante escrito del 8 de julio de 2026, el señor [APELLIDO] interpuso una denuncia contra Scotiabank y BNP Paribas por presuntas infracciones a la Ley 29571, Código de Protección y Defensa del Consumidor (en adelante, el Código), señalando lo siguiente:</w:t>
+        <w:t xml:space="preserve">Mediante el escrito del 25 de mayo de 2026, subsanado mediante escrito del 8 de julio de 2026, el señor [APELLIDO] interpuso una denuncia contra Scotiabank y BNP Paribas por presuntas infracciones a la Ley 29571, Código de Protección y Defensa del Consumidor</w:t>
       </w:r>
       <w:r>
         <w:rPr>
@@ -547,6 +547,26 @@
           <w:sz w:val="22"/>
           <w:szCs w:val="22"/>
         </w:rPr>
+        <w:t xml:space="preserve"> (en adelante, el Código), señalando lo siguiente:</w:t>
+      </w:r>
+      <w:r>
+        <w:rPr>
+          <w:rStyle w:val="Refdenotaalpie"/>
+          <w:rFonts w:ascii="Arial Narrow" w:eastAsia="Arial Narrow" w:hAnsi="Arial Narrow" w:cs="Arial Narrow"/>
+          <w:color w:val="000000"/>
+          <w:sz w:val="22"/>
+          <w:szCs w:val="22"/>
+          <w:vertAlign w:val="superscript"/>
+        </w:rPr>
+        <w:footnoteReference w:id="2"/>
+      </w:r>
+      <w:r>
+        <w:rPr>
+          <w:rFonts w:ascii="Arial Narrow" w:eastAsia="Arial Narrow" w:hAnsi="Arial Narrow" w:cs="Arial Narrow"/>
+          <w:color w:val="000000"/>
+          <w:sz w:val="22"/>
+          <w:szCs w:val="22"/>
+        </w:rPr>
         <w:t xml:space="preserve"/>
       </w:r>
       <w:r>
@@ -602,17 +622,6 @@
           <w:szCs w:val="22"/>
         </w:rPr>
         <w:t/>
-      </w:r>
-      <w:r>
-        <w:rPr>
-          <w:rStyle w:val="Refdenotaalpie"/>
-          <w:rFonts w:ascii="Arial Narrow" w:eastAsia="Arial Narrow" w:hAnsi="Arial Narrow" w:cs="Arial Narrow"/>
-          <w:color w:val="000000"/>
-          <w:sz w:val="22"/>
-          <w:szCs w:val="22"/>
-          <w:vertAlign w:val="superscript"/>
-        </w:rPr>
-        <w:footnoteReference w:id="2"/>
       </w:r>
       <w:r>
         <w:rPr>
@@ -3019,7 +3028,16 @@
           <w:sz w:val="22"/>
           <w:szCs w:val="22"/>
         </w:rPr>
-        <w:t xml:space="preserve">PRIMERO: admitir a trámite la denuncia del 25 de mayo de 2026 interpuesta por [DENUNCIANTE] contra Scotiabank Perú S.A.A. y BNP Paribas Cardif S.A. Compañía de Seguros y Reaseguros, por lo siguiente:</w:t>
+        <w:t xml:space="preserve">PRIMERO:</w:t>
+      </w:r>
+      <w:r>
+        <w:rPr>
+          <w:rFonts w:ascii="Arial Narrow" w:eastAsia="Arial Narrow" w:hAnsi="Arial Narrow" w:cs="Arial Narrow"/>
+          <w:color w:val="000000"/>
+          <w:sz w:val="22"/>
+          <w:szCs w:val="22"/>
+        </w:rPr>
+        <w:t xml:space="preserve"> admitir a trámite la denuncia del 25 de mayo de 2026 interpuesta por [DENUNCIANTE] contra Scotiabank Perú S.A.A. y BNP Paribas Cardif S.A. Compañía de Seguros y Reaseguros, por lo siguiente:</w:t>
       </w:r>
       <w:r>
         <w:rPr>
@@ -3042,7 +3060,6 @@
       <w:r>
         <w:rPr>
           <w:rFonts w:ascii="Arial Narrow" w:eastAsia="Arial Narrow" w:hAnsi="Arial Narrow" w:cs="Arial Narrow"/>
-          <w:bCs/>
           <w:color w:val="000000"/>
           <w:sz w:val="22"/>
           <w:szCs w:val="22"/>
@@ -3052,7 +3069,6 @@
       <w:r>
         <w:rPr>
           <w:rFonts w:ascii="Arial Narrow" w:eastAsia="Arial Narrow" w:hAnsi="Arial Narrow" w:cs="Arial Narrow"/>
-          <w:bCs/>
           <w:color w:val="000000"/>
           <w:sz w:val="22"/>
           <w:szCs w:val="22"/>
@@ -3063,7 +3079,6 @@
       <w:r>
         <w:rPr>
           <w:rFonts w:ascii="Arial Narrow" w:eastAsia="Arial Narrow" w:hAnsi="Arial Narrow" w:cs="Arial Narrow"/>
-          <w:bCs/>
           <w:color w:val="000000"/>
           <w:sz w:val="22"/>
           <w:szCs w:val="22"/>
@@ -3074,7 +3089,6 @@
       <w:r>
         <w:rPr>
           <w:rFonts w:ascii="Arial Narrow" w:eastAsia="Arial Narrow" w:hAnsi="Arial Narrow" w:cs="Arial Narrow"/>
-          <w:bCs/>
           <w:color w:val="000000"/>
           <w:sz w:val="22"/>
           <w:szCs w:val="22"/>
@@ -3540,7 +3554,16 @@
           <w:sz w:val="22"/>
           <w:szCs w:val="22"/>
         </w:rPr>
-        <w:t xml:space="preserve">SEGUNDO: </w:t>
+        <w:t xml:space="preserve">SEGUNDO:</w:t>
+      </w:r>
+      <w:r>
+        <w:rPr>
+          <w:rFonts w:ascii="Arial Narrow" w:eastAsia="Arial Narrow" w:hAnsi="Arial Narrow" w:cs="Arial Narrow"/>
+          <w:color w:val="000000"/>
+          <w:sz w:val="22"/>
+          <w:szCs w:val="22"/>
+        </w:rPr>
+        <w:t xml:space="preserve"> </w:t>
       </w:r>
       <w:r>
         <w:rPr>
@@ -3590,7 +3613,16 @@
           <w:sz w:val="22"/>
           <w:szCs w:val="22"/>
         </w:rPr>
-        <w:t xml:space="preserve">TERCERO: </w:t>
+        <w:t xml:space="preserve">TERCERO:</w:t>
+      </w:r>
+      <w:r>
+        <w:rPr>
+          <w:rFonts w:ascii="Arial Narrow" w:eastAsia="Arial Narrow" w:hAnsi="Arial Narrow" w:cs="Arial Narrow"/>
+          <w:color w:val="000000"/>
+          <w:sz w:val="22"/>
+          <w:szCs w:val="22"/>
+        </w:rPr>
+        <w:t xml:space="preserve"> </w:t>
       </w:r>
       <w:r>
         <w:rPr>
@@ -3613,7 +3645,6 @@
       <w:r>
         <w:rPr>
           <w:rFonts w:ascii="Arial Narrow" w:eastAsia="Arial Narrow" w:hAnsi="Arial Narrow" w:cs="Arial Narrow"/>
-          <w:bCs/>
           <w:color w:val="000000"/>
           <w:sz w:val="22"/>
           <w:szCs w:val="22"/>
@@ -3624,7 +3655,6 @@
       <w:r>
         <w:rPr>
           <w:rFonts w:ascii="Arial Narrow" w:eastAsia="Arial Narrow" w:hAnsi="Arial Narrow" w:cs="Arial Narrow"/>
-          <w:bCs/>
           <w:color w:val="000000"/>
           <w:sz w:val="22"/>
           <w:szCs w:val="22"/>
@@ -3635,7 +3665,6 @@
       <w:r>
         <w:rPr>
           <w:rFonts w:ascii="Arial Narrow" w:eastAsia="Arial Narrow" w:hAnsi="Arial Narrow" w:cs="Arial Narrow"/>
-          <w:bCs/>
           <w:color w:val="000000"/>
           <w:sz w:val="22"/>
           <w:szCs w:val="22"/>
@@ -3963,7 +3992,15 @@
           <w:sz w:val="22"/>
           <w:szCs w:val="22"/>
         </w:rPr>
-        <w:t xml:space="preserve">CUARTO: </w:t>
+        <w:t xml:space="preserve">CUARTO:</w:t>
+      </w:r>
+      <w:r>
+        <w:rPr>
+          <w:rFonts w:ascii="Arial Narrow" w:eastAsia="Arial Narrow" w:hAnsi="Arial Narrow" w:cs="Arial Narrow"/>
+          <w:sz w:val="22"/>
+          <w:szCs w:val="22"/>
+        </w:rPr>
+        <w:t xml:space="preserve"> </w:t>
       </w:r>
       <w:r>
         <w:rPr>
@@ -3982,7 +4019,7 @@
           <w:szCs w:val="22"/>
           <w:vertAlign w:val="superscript"/>
         </w:rPr>
-        <w:footnoteReference w:id="15"/>
+        <w:footnoteReference w:id="10"/>
       </w:r>
       <w:r>
         <w:rPr>
@@ -4001,7 +4038,7 @@
           <w:szCs w:val="22"/>
           <w:vertAlign w:val="superscript"/>
         </w:rPr>
-        <w:footnoteReference w:id="16"/>
+        <w:footnoteReference w:id="11"/>
       </w:r>
       <w:r>
         <w:rPr>
@@ -4052,7 +4089,19 @@
           <w:lang w:eastAsia="es-PE"/>
           <w14:ligatures w14:val="none"/>
         </w:rPr>
-        <w:t xml:space="preserve">QUINTO: </w:t>
+        <w:t xml:space="preserve">QUINTO:</w:t>
+      </w:r>
+      <w:r>
+        <w:rPr>
+          <w:rFonts w:ascii="Arial Narrow" w:eastAsia="Arial Narrow" w:hAnsi="Arial Narrow" w:cs="Arial Narrow"/>
+          <w:color w:val="000000"/>
+          <w:kern w:val="0"/>
+          <w:sz w:val="22"/>
+          <w:szCs w:val="22"/>
+          <w:lang w:eastAsia="es-PE"/>
+          <w14:ligatures w14:val="none"/>
+        </w:rPr>
+        <w:t xml:space="preserve"> </w:t>
       </w:r>
       <w:bookmarkStart w:id="8" w:name="_Hlk188286813"/>
       <w:r>
@@ -4282,7 +4331,19 @@
           <w:lang w:eastAsia="es-PE"/>
           <w14:ligatures w14:val="none"/>
         </w:rPr>
-        <w:t xml:space="preserve">SEXTO: </w:t>
+        <w:t xml:space="preserve">SEXTO:</w:t>
+      </w:r>
+      <w:r>
+        <w:rPr>
+          <w:rFonts w:ascii="Arial Narrow" w:eastAsia="Arial Narrow" w:hAnsi="Arial Narrow" w:cs="Arial Narrow"/>
+          <w:color w:val="000000"/>
+          <w:kern w:val="0"/>
+          <w:sz w:val="22"/>
+          <w:szCs w:val="22"/>
+          <w:lang w:eastAsia="es-PE"/>
+          <w14:ligatures w14:val="none"/>
+        </w:rPr>
+        <w:t xml:space="preserve"> </w:t>
       </w:r>
       <w:r>
         <w:rPr>
@@ -4323,7 +4384,6 @@
       <w:r>
         <w:rPr>
           <w:rFonts w:ascii="Arial Narrow" w:eastAsia="Arial Narrow" w:hAnsi="Arial Narrow" w:cs="Arial Narrow"/>
-          <w:bCs/>
           <w:color w:val="000000"/>
           <w:sz w:val="22"/>
           <w:szCs w:val="22"/>
@@ -4334,7 +4394,6 @@
       <w:r>
         <w:rPr>
           <w:rFonts w:ascii="Arial Narrow" w:eastAsia="Arial Narrow" w:hAnsi="Arial Narrow" w:cs="Arial Narrow"/>
-          <w:bCs/>
           <w:color w:val="000000"/>
           <w:sz w:val="22"/>
           <w:szCs w:val="22"/>
@@ -4345,7 +4404,6 @@
       <w:r>
         <w:rPr>
           <w:rFonts w:ascii="Arial Narrow" w:eastAsia="Arial Narrow" w:hAnsi="Arial Narrow" w:cs="Arial Narrow"/>
-          <w:bCs/>
           <w:color w:val="000000"/>
           <w:sz w:val="22"/>
           <w:szCs w:val="22"/>
@@ -4544,7 +4602,7 @@
           <w:lang w:eastAsia="es-PE"/>
           <w14:ligatures w14:val="none"/>
         </w:rPr>
-        <w:footnoteReference w:id="10"/>
+        <w:footnoteReference w:id="12"/>
       </w:r>
       <w:r>
         <w:rPr>
@@ -4570,7 +4628,7 @@
           <w:lang w:eastAsia="es-PE"/>
           <w14:ligatures w14:val="none"/>
         </w:rPr>
-        <w:footnoteReference w:id="11"/>
+        <w:footnoteReference w:id="13"/>
       </w:r>
       <w:r>
         <w:rPr>
@@ -4610,7 +4668,7 @@
           <w:lang w:eastAsia="es-PE"/>
           <w14:ligatures w14:val="none"/>
         </w:rPr>
-        <w:footnoteReference w:id="12"/>
+        <w:footnoteReference w:id="14"/>
       </w:r>
       <w:r>
         <w:rPr>
@@ -4792,7 +4850,7 @@
           <w:vertAlign w:val="superscript"/>
           <w14:ligatures w14:val="none"/>
         </w:rPr>
-        <w:footnoteReference w:id="13"/>
+        <w:footnoteReference w:id="15"/>
       </w:r>
       <w:r>
         <w:rPr>
@@ -4812,7 +4870,6 @@
           <w:kern w:val="0"/>
           <w:sz w:val="22"/>
           <w:szCs w:val="22"/>
-          <w:u w:val="single"/>
           <w14:ligatures w14:val="none"/>
         </w:rPr>
         <w:t>expresamente su facultad para asistir y conciliar en su representación</w:t>
@@ -4820,7 +4877,6 @@
       <w:r>
         <w:rPr>
           <w:rFonts w:ascii="Arial Narrow" w:eastAsia="Arial Narrow" w:hAnsi="Arial Narrow" w:cs="Arial Narrow"/>
-          <w:bCs/>
           <w:color w:val="000000"/>
           <w:kern w:val="0"/>
           <w14:ligatures w14:val="none"/>
@@ -4832,8 +4888,6 @@
       <w:r>
         <w:rPr>
           <w:rFonts w:ascii="Arial Narrow" w:eastAsia="Arial Narrow" w:hAnsi="Arial Narrow" w:cs="Arial Narrow"/>
-          <w:b/>
-          <w:bCs/>
           <w:color w:val="000000"/>
           <w:kern w:val="0"/>
           <w14:ligatures w14:val="none"/>
@@ -4849,7 +4903,6 @@
           <w:kern w:val="0"/>
           <w:sz w:val="22"/>
           <w:szCs w:val="22"/>
-          <w:u w:val="single"/>
           <w14:ligatures w14:val="none"/>
         </w:rPr>
         <w:t xml:space="preserve">Ello bajo apercibimiento de no realizar la audiencia de conciliación y levantar el acta de inasistencia correspondiente. </w:t>
@@ -4970,7 +5023,16 @@
           <w:sz w:val="22"/>
           <w:szCs w:val="22"/>
         </w:rPr>
-        <w:t xml:space="preserve">DÉCIMO PRIMERO: </w:t>
+        <w:t xml:space="preserve">DÉCIMO PRIMERO:</w:t>
+      </w:r>
+      <w:r>
+        <w:rPr>
+          <w:rFonts w:ascii="Arial Narrow" w:eastAsia="Arial Narrow" w:hAnsi="Arial Narrow" w:cs="Arial Narrow"/>
+          <w:color w:val="000000"/>
+          <w:sz w:val="22"/>
+          <w:szCs w:val="22"/>
+        </w:rPr>
+        <w:t xml:space="preserve"> </w:t>
       </w:r>
       <w:r>
         <w:rPr>
@@ -5063,7 +5125,7 @@
           <w:szCs w:val="22"/>
           <w:vertAlign w:val="superscript"/>
         </w:rPr>
-        <w:footnoteReference w:id="14"/>
+        <w:footnoteReference w:id="16"/>
       </w:r>
       <w:r>
         <w:rPr>
@@ -5555,7 +5617,8 @@
           <w:sz w:val="16"/>
           <w:szCs w:val="16"/>
         </w:rPr>
-        <w:t xml:space="preserve"> </w:t>
+        <w:tab/>
+        <w:t xml:space="preserve"/>
       </w:r>
       <w:r>
         <w:rPr>
@@ -5565,35 +5628,7 @@
           <w:lang w:val="es-419"/>
         </w:rPr>
         <w:tab/>
-      </w:r>
-      <w:r>
-        <w:rPr>
-          <w:rFonts w:ascii="Arial Narrow" w:eastAsia="Arial Narrow" w:hAnsi="Arial Narrow" w:cs="Arial Narrow"/>
-          <w:sz w:val="16"/>
-          <w:szCs w:val="16"/>
-          <w:lang w:val="es-419"/>
-        </w:rPr>
-        <w:t xml:space="preserve">Denuncia remitida a esta Comisión mediante DOCUMENTO DE TRASLADO 342-2026-CC2/INDECOPI de fecha 17 de junio de 2026, </w:t>
-      </w:r>
-      <w:proofErr w:type="spellStart"/>
-      <w:r>
-        <w:rPr>
-          <w:rFonts w:ascii="Arial Narrow" w:eastAsia="Arial Narrow" w:hAnsi="Arial Narrow" w:cs="Arial Narrow"/>
-          <w:sz w:val="16"/>
-          <w:szCs w:val="16"/>
-          <w:lang w:val="es-419"/>
-        </w:rPr>
-        <w:t xml:space="preserve">recibida</w:t>
-      </w:r>
-      <w:proofErr w:type="spellEnd"/>
-      <w:r>
-        <w:rPr>
-          <w:rFonts w:ascii="Arial Narrow" w:eastAsia="Arial Narrow" w:hAnsi="Arial Narrow" w:cs="Arial Narrow"/>
-          <w:sz w:val="16"/>
-          <w:szCs w:val="16"/>
-          <w:lang w:val="es-419"/>
-        </w:rPr>
-        <w:t xml:space="preserve"> el 23 de junio de 2026.</w:t>
+        <w:t xml:space="preserve">Publicado el 2 de setiembre de 2010 en el Diario Oficial El Peruano, vigente desde el 2 de octubre de 2010 y modificado por Decreto Legislativo 1308.</w:t>
       </w:r>
     </w:p>
     <w:p>
@@ -5647,7 +5682,8 @@
           <w:sz w:val="16"/>
           <w:szCs w:val="16"/>
         </w:rPr>
-        <w:t xml:space="preserve"> </w:t>
+        <w:tab/>
+        <w:t xml:space="preserve"/>
       </w:r>
       <w:r>
         <w:rPr>
@@ -5657,7 +5693,35 @@
           <w:lang w:val="es-419"/>
         </w:rPr>
         <w:tab/>
-        <w:t xml:space="preserve">Publicado el 2 de setiembre de 2010 en el Diario Oficial El Peruano, vigente desde el 2 de octubre de 2010 y modificado por Decreto Legislativo 1308.</w:t>
+      </w:r>
+      <w:r>
+        <w:rPr>
+          <w:rFonts w:ascii="Arial Narrow" w:eastAsia="Arial Narrow" w:hAnsi="Arial Narrow" w:cs="Arial Narrow"/>
+          <w:sz w:val="16"/>
+          <w:szCs w:val="16"/>
+          <w:lang w:val="es-419"/>
+        </w:rPr>
+        <w:t xml:space="preserve">Denuncia remitida a esta Comisión mediante DOCUMENTO DE TRASLADO 342-2026-CC2/INDECOPI de fecha 17 de junio de 2026, </w:t>
+      </w:r>
+      <w:proofErr w:type="spellStart"/>
+      <w:r>
+        <w:rPr>
+          <w:rFonts w:ascii="Arial Narrow" w:eastAsia="Arial Narrow" w:hAnsi="Arial Narrow" w:cs="Arial Narrow"/>
+          <w:sz w:val="16"/>
+          <w:szCs w:val="16"/>
+          <w:lang w:val="es-419"/>
+        </w:rPr>
+        <w:t xml:space="preserve">recibida</w:t>
+      </w:r>
+      <w:proofErr w:type="spellEnd"/>
+      <w:r>
+        <w:rPr>
+          <w:rFonts w:ascii="Arial Narrow" w:eastAsia="Arial Narrow" w:hAnsi="Arial Narrow" w:cs="Arial Narrow"/>
+          <w:sz w:val="16"/>
+          <w:szCs w:val="16"/>
+          <w:lang w:val="es-419"/>
+        </w:rPr>
+        <w:t xml:space="preserve"> el 23 de junio de 2026.</w:t>
       </w:r>
     </w:p>
     <w:p>
@@ -5711,7 +5775,8 @@
           <w:sz w:val="16"/>
           <w:szCs w:val="16"/>
         </w:rPr>
-        <w:t xml:space="preserve"> </w:t>
+        <w:tab/>
+        <w:t xml:space="preserve"/>
       </w:r>
       <w:r>
         <w:rPr>
@@ -5818,10 +5883,23 @@
         <w:jc w:val="both"/>
         <w:rPr>
           <w:rFonts w:ascii="Arial Narrow" w:eastAsia="Arial Narrow" w:hAnsi="Arial Narrow" w:cs="Arial Narrow"/>
-          <w:sz w:val="16"/>
-          <w:szCs w:val="16"/>
-        </w:rPr>
-      </w:pPr>
+          <w:b/>
+          <w:bCs/>
+          <w:sz w:val="16"/>
+          <w:szCs w:val="16"/>
+        </w:rPr>
+      </w:pPr>
+      <w:r>
+        <w:rPr>
+          <w:rFonts w:ascii="Arial Narrow" w:eastAsia="Arial Narrow" w:hAnsi="Arial Narrow" w:cs="Arial Narrow"/>
+          <w:b/>
+          <w:bCs/>
+          <w:sz w:val="16"/>
+          <w:szCs w:val="16"/>
+        </w:rPr>
+        <w:tab/>
+        <w:t>LEY DE ORGANIZACIÓN Y FUNCIONES DEL INDECOPI, APROBADA POR DECRETO LEGISLATIVO 1033</w:t>
+      </w:r>
     </w:p>
     <w:p>
       <w:pPr>
@@ -5833,22 +5911,28 @@
         <w:jc w:val="both"/>
         <w:rPr>
           <w:rFonts w:ascii="Arial Narrow" w:eastAsia="Arial Narrow" w:hAnsi="Arial Narrow" w:cs="Arial Narrow"/>
+          <w:sz w:val="16"/>
+          <w:szCs w:val="16"/>
+        </w:rPr>
+      </w:pPr>
+      <w:r>
+        <w:rPr>
+          <w:rFonts w:ascii="Arial Narrow" w:eastAsia="Arial Narrow" w:hAnsi="Arial Narrow" w:cs="Arial Narrow"/>
           <w:b/>
           <w:bCs/>
           <w:sz w:val="16"/>
           <w:szCs w:val="16"/>
         </w:rPr>
-      </w:pPr>
-      <w:r>
-        <w:rPr>
-          <w:rFonts w:ascii="Arial Narrow" w:eastAsia="Arial Narrow" w:hAnsi="Arial Narrow" w:cs="Arial Narrow"/>
-          <w:b/>
-          <w:bCs/>
-          <w:sz w:val="16"/>
-          <w:szCs w:val="16"/>
-        </w:rPr>
         <w:tab/>
-        <w:t>LEY DE ORGANIZACIÓN Y FUNCIONES DEL INDECOPI, APROBADA POR DECRETO LEGISLATIVO 1033</w:t>
+        <w:t>Artículo 27.-</w:t>
+      </w:r>
+      <w:r>
+        <w:rPr>
+          <w:rFonts w:ascii="Arial Narrow" w:eastAsia="Arial Narrow" w:hAnsi="Arial Narrow" w:cs="Arial Narrow"/>
+          <w:sz w:val="16"/>
+          <w:szCs w:val="16"/>
+        </w:rPr>
+        <w:t xml:space="preserve"> De la Comisión de Protección al Consumidor.-</w:t>
       </w:r>
     </w:p>
     <w:p>
@@ -5868,21 +5952,11 @@
       <w:r>
         <w:rPr>
           <w:rFonts w:ascii="Arial Narrow" w:eastAsia="Arial Narrow" w:hAnsi="Arial Narrow" w:cs="Arial Narrow"/>
-          <w:b/>
-          <w:bCs/>
           <w:sz w:val="16"/>
           <w:szCs w:val="16"/>
         </w:rPr>
         <w:tab/>
-        <w:t>Artículo 27.-</w:t>
-      </w:r>
-      <w:r>
-        <w:rPr>
-          <w:rFonts w:ascii="Arial Narrow" w:eastAsia="Arial Narrow" w:hAnsi="Arial Narrow" w:cs="Arial Narrow"/>
-          <w:sz w:val="16"/>
-          <w:szCs w:val="16"/>
-        </w:rPr>
-        <w:t xml:space="preserve"> De la Comisión de Protección al Consumidor.-</w:t>
+        <w:t>Corresponde a la Comisión de Protección al Consumidor velar por el cumplimiento de la Ley de Protección al Consumidor y de las leyes que, en general, protegen a los consumidores de la falta de idoneidad de los bienes y servicios en función de la información brindada, de las omisiones de información y de la discriminación en el consumo, así como de aquellas que complementen o sustituyan a las anteriores.</w:t>
       </w:r>
     </w:p>
     <w:p>
@@ -5895,20 +5969,15 @@
         <w:jc w:val="both"/>
         <w:rPr>
           <w:rFonts w:ascii="Arial Narrow" w:eastAsia="Arial Narrow" w:hAnsi="Arial Narrow" w:cs="Arial Narrow"/>
-          <w:sz w:val="16"/>
-          <w:szCs w:val="16"/>
-        </w:rPr>
-      </w:pPr>
-      <w:r>
-        <w:rPr>
-          <w:rFonts w:ascii="Arial Narrow" w:eastAsia="Arial Narrow" w:hAnsi="Arial Narrow" w:cs="Arial Narrow"/>
-          <w:sz w:val="16"/>
-          <w:szCs w:val="16"/>
-        </w:rPr>
-        <w:tab/>
-        <w:t>Corresponde a la Comisión de Protección al Consumidor velar por el cumplimiento de la Ley de Protección al Consumidor y de las leyes que, en general, protegen a los consumidores de la falta de idoneidad de los bienes y servicios en función de la información brindada, de las omisiones de información y de la discriminación en el consumo, así como de aquellas que complementen o sustituyan a las anteriores.</w:t>
-      </w:r>
-    </w:p>
+          <w:b/>
+          <w:bCs/>
+          <w:sz w:val="16"/>
+          <w:szCs w:val="16"/>
+        </w:rPr>
+      </w:pPr>
+    </w:p>
+  </w:footnote>
+  <w:footnote w:id="4">
     <w:p>
       <w:pPr>
         <w:pStyle w:val="Textonotapie"/>
@@ -5925,9 +5994,129 @@
           <w:szCs w:val="16"/>
         </w:rPr>
       </w:pPr>
-    </w:p>
-  </w:footnote>
-  <w:footnote w:id="4">
+      <w:r>
+        <w:rPr>
+          <w:rStyle w:val="Refdenotaalpie"/>
+          <w:rFonts w:ascii="Arial Narrow" w:eastAsia="Arial Narrow" w:hAnsi="Arial Narrow" w:cs="Arial Narrow"/>
+          <w:sz w:val="16"/>
+          <w:szCs w:val="16"/>
+          <w:vertAlign w:val="superscript"/>
+        </w:rPr>
+        <w:footnoteRef/>
+      </w:r>
+      <w:r>
+        <w:rPr>
+          <w:rFonts w:ascii="Arial Narrow" w:eastAsia="Arial Narrow" w:hAnsi="Arial Narrow" w:cs="Arial Narrow"/>
+          <w:sz w:val="16"/>
+          <w:szCs w:val="16"/>
+        </w:rPr>
+        <w:tab/>
+        <w:t xml:space="preserve"/>
+      </w:r>
+      <w:r>
+        <w:rPr>
+          <w:rFonts w:ascii="Arial Narrow" w:eastAsia="Arial Narrow" w:hAnsi="Arial Narrow" w:cs="Arial Narrow"/>
+          <w:sz w:val="16"/>
+          <w:szCs w:val="16"/>
+        </w:rPr>
+        <w:tab/>
+      </w:r>
+      <w:r>
+        <w:rPr>
+          <w:rFonts w:ascii="Arial Narrow" w:eastAsia="Arial Narrow" w:hAnsi="Arial Narrow" w:cs="Arial Narrow"/>
+          <w:b/>
+          <w:bCs/>
+          <w:sz w:val="16"/>
+          <w:szCs w:val="16"/>
+        </w:rPr>
+        <w:t>LEY 29571, CÓDIGO DE PROTECCIÓN Y DEFENSA DEL CONSUMIDOR, publicado el 2 de setiembre de 2010 y modificado por Decreto Legislativo 1308</w:t>
+      </w:r>
+    </w:p>
+    <w:p>
+      <w:pPr>
+        <w:pStyle w:val="Textonotapie"/>
+        <w:tabs>
+          <w:tab w:val="left" w:pos="567"/>
+        </w:tabs>
+        <w:jc w:val="both"/>
+        <w:rPr>
+          <w:rFonts w:ascii="Arial Narrow" w:eastAsia="Arial Narrow" w:hAnsi="Arial Narrow" w:cs="Arial Narrow"/>
+          <w:sz w:val="16"/>
+          <w:szCs w:val="16"/>
+        </w:rPr>
+      </w:pPr>
+      <w:r>
+        <w:rPr>
+          <w:rFonts w:ascii="Arial Narrow" w:eastAsia="Arial Narrow" w:hAnsi="Arial Narrow" w:cs="Arial Narrow"/>
+          <w:b/>
+          <w:bCs/>
+          <w:sz w:val="16"/>
+          <w:szCs w:val="16"/>
+        </w:rPr>
+        <w:tab/>
+        <w:t>Artículo 56.- Métodos comerciales coercitivos</w:t>
+      </w:r>
+    </w:p>
+    <w:p>
+      <w:pPr>
+        <w:pStyle w:val="Textonotapie"/>
+        <w:ind w:left="567"/>
+        <w:jc w:val="both"/>
+        <w:rPr>
+          <w:rFonts w:ascii="Arial Narrow" w:eastAsia="Arial Narrow" w:hAnsi="Arial Narrow" w:cs="Arial Narrow"/>
+          <w:sz w:val="16"/>
+          <w:szCs w:val="16"/>
+        </w:rPr>
+      </w:pPr>
+      <w:r>
+        <w:rPr>
+          <w:rFonts w:ascii="Arial Narrow" w:eastAsia="Arial Narrow" w:hAnsi="Arial Narrow" w:cs="Arial Narrow"/>
+          <w:sz w:val="16"/>
+          <w:szCs w:val="16"/>
+        </w:rPr>
+        <w:t>56.1 De manera enunciativa y no limitativa, el derecho de todo consumidor a la protección contra los métodos comerciales coercitivos implica que los proveedores no pueden:</w:t>
+      </w:r>
+    </w:p>
+    <w:p>
+      <w:pPr>
+        <w:pStyle w:val="Textonotapie"/>
+        <w:ind w:left="567"/>
+        <w:jc w:val="both"/>
+        <w:rPr>
+          <w:rFonts w:ascii="Arial Narrow" w:eastAsia="Arial Narrow" w:hAnsi="Arial Narrow" w:cs="Arial Narrow"/>
+          <w:sz w:val="16"/>
+          <w:szCs w:val="16"/>
+        </w:rPr>
+      </w:pPr>
+      <w:r>
+        <w:rPr>
+          <w:rFonts w:ascii="Arial Narrow" w:eastAsia="Arial Narrow" w:hAnsi="Arial Narrow" w:cs="Arial Narrow"/>
+          <w:sz w:val="16"/>
+          <w:szCs w:val="16"/>
+        </w:rPr>
+        <w:t>(…)</w:t>
+      </w:r>
+    </w:p>
+    <w:p>
+      <w:pPr>
+        <w:pStyle w:val="Textonotapie"/>
+        <w:ind w:left="567"/>
+        <w:jc w:val="both"/>
+        <w:rPr>
+          <w:rFonts w:ascii="Arial Narrow" w:eastAsia="Arial Narrow" w:hAnsi="Arial Narrow" w:cs="Arial Narrow"/>
+          <w:sz w:val="16"/>
+          <w:szCs w:val="16"/>
+        </w:rPr>
+      </w:pPr>
+      <w:r>
+        <w:rPr>
+          <w:rFonts w:ascii="Arial Narrow" w:eastAsia="Arial Narrow" w:hAnsi="Arial Narrow" w:cs="Arial Narrow"/>
+          <w:sz w:val="16"/>
+          <w:szCs w:val="16"/>
+        </w:rPr>
+        <w:t>d. Completar formularios, formatos, títulos valores y otros documentos emitidos incompletos por el consumidor, de manera distinta a la que fue expresamente acordada al momento de su suscripción..</w:t>
+      </w:r>
+    </w:p>
     <w:p>
       <w:pPr>
         <w:pStyle w:val="Textonotapie"/>
@@ -5944,128 +6133,9 @@
           <w:szCs w:val="16"/>
         </w:rPr>
       </w:pPr>
-      <w:r>
-        <w:rPr>
-          <w:rStyle w:val="Refdenotaalpie"/>
-          <w:rFonts w:ascii="Arial Narrow" w:eastAsia="Arial Narrow" w:hAnsi="Arial Narrow" w:cs="Arial Narrow"/>
-          <w:sz w:val="16"/>
-          <w:szCs w:val="16"/>
-          <w:vertAlign w:val="superscript"/>
-        </w:rPr>
-        <w:footnoteRef/>
-      </w:r>
-      <w:r>
-        <w:rPr>
-          <w:rFonts w:ascii="Arial Narrow" w:eastAsia="Arial Narrow" w:hAnsi="Arial Narrow" w:cs="Arial Narrow"/>
-          <w:sz w:val="16"/>
-          <w:szCs w:val="16"/>
-        </w:rPr>
-        <w:t xml:space="preserve"> </w:t>
-      </w:r>
-      <w:r>
-        <w:rPr>
-          <w:rFonts w:ascii="Arial Narrow" w:eastAsia="Arial Narrow" w:hAnsi="Arial Narrow" w:cs="Arial Narrow"/>
-          <w:sz w:val="16"/>
-          <w:szCs w:val="16"/>
-        </w:rPr>
-        <w:tab/>
-      </w:r>
-      <w:r>
-        <w:rPr>
-          <w:rFonts w:ascii="Arial Narrow" w:eastAsia="Arial Narrow" w:hAnsi="Arial Narrow" w:cs="Arial Narrow"/>
-          <w:b/>
-          <w:bCs/>
-          <w:sz w:val="16"/>
-          <w:szCs w:val="16"/>
-        </w:rPr>
-        <w:t>LEY 29571, CÓDIGO DE PROTECCIÓN Y DEFENSA DEL CONSUMIDOR, publicado el 2 de setiembre de 2010 y modificado por Decreto Legislativo 1308</w:t>
-      </w:r>
-    </w:p>
-    <w:p>
-      <w:pPr>
-        <w:pStyle w:val="Textonotapie"/>
-        <w:tabs>
-          <w:tab w:val="left" w:pos="567"/>
-        </w:tabs>
-        <w:jc w:val="both"/>
-        <w:rPr>
-          <w:rFonts w:ascii="Arial Narrow" w:eastAsia="Arial Narrow" w:hAnsi="Arial Narrow" w:cs="Arial Narrow"/>
-          <w:sz w:val="16"/>
-          <w:szCs w:val="16"/>
-        </w:rPr>
-      </w:pPr>
-      <w:r>
-        <w:rPr>
-          <w:rFonts w:ascii="Arial Narrow" w:eastAsia="Arial Narrow" w:hAnsi="Arial Narrow" w:cs="Arial Narrow"/>
-          <w:b/>
-          <w:bCs/>
-          <w:sz w:val="16"/>
-          <w:szCs w:val="16"/>
-        </w:rPr>
-        <w:tab/>
-        <w:t>Artículo 56.- Métodos comerciales coercitivos</w:t>
-      </w:r>
-    </w:p>
-    <w:p>
-      <w:pPr>
-        <w:pStyle w:val="Textonotapie"/>
-        <w:ind w:left="567"/>
-        <w:jc w:val="both"/>
-        <w:rPr>
-          <w:rFonts w:ascii="Arial Narrow" w:eastAsia="Arial Narrow" w:hAnsi="Arial Narrow" w:cs="Arial Narrow"/>
-          <w:sz w:val="16"/>
-          <w:szCs w:val="16"/>
-        </w:rPr>
-      </w:pPr>
-      <w:r>
-        <w:rPr>
-          <w:rFonts w:ascii="Arial Narrow" w:eastAsia="Arial Narrow" w:hAnsi="Arial Narrow" w:cs="Arial Narrow"/>
-          <w:sz w:val="16"/>
-          <w:szCs w:val="16"/>
-        </w:rPr>
-        <w:t>56.1 De manera enunciativa y no limitativa, el derecho de todo consumidor a la protección contra los métodos comerciales coercitivos implica que los proveedores no pueden:</w:t>
-      </w:r>
-    </w:p>
-    <w:p>
-      <w:pPr>
-        <w:pStyle w:val="Textonotapie"/>
-        <w:ind w:left="567"/>
-        <w:jc w:val="both"/>
-        <w:rPr>
-          <w:rFonts w:ascii="Arial Narrow" w:eastAsia="Arial Narrow" w:hAnsi="Arial Narrow" w:cs="Arial Narrow"/>
-          <w:sz w:val="16"/>
-          <w:szCs w:val="16"/>
-        </w:rPr>
-      </w:pPr>
-      <w:r>
-        <w:rPr>
-          <w:rFonts w:ascii="Arial Narrow" w:eastAsia="Arial Narrow" w:hAnsi="Arial Narrow" w:cs="Arial Narrow"/>
-          <w:sz w:val="16"/>
-          <w:szCs w:val="16"/>
-        </w:rPr>
-        <w:t>(…)</w:t>
-      </w:r>
-    </w:p>
-    <w:p>
-      <w:pPr>
-        <w:pStyle w:val="Textonotapie"/>
-        <w:ind w:left="567"/>
-        <w:jc w:val="both"/>
-        <w:rPr>
-          <w:rFonts w:ascii="Arial Narrow" w:eastAsia="Arial Narrow" w:hAnsi="Arial Narrow" w:cs="Arial Narrow"/>
-          <w:sz w:val="16"/>
-          <w:szCs w:val="16"/>
-        </w:rPr>
-      </w:pPr>
-      <w:r>
-        <w:rPr>
-          <w:rFonts w:ascii="Arial Narrow" w:eastAsia="Arial Narrow" w:hAnsi="Arial Narrow" w:cs="Arial Narrow"/>
-          <w:sz w:val="16"/>
-          <w:szCs w:val="16"/>
-        </w:rPr>
-        <w:t>d. Completar formularios, formatos, títulos valores y otros documentos emitidos incompletos por el consumidor, de manera distinta a la que fue expresamente acordada al momento de su suscripción..</w:t>
-      </w:r>
-    </w:p>
+    </w:p>
+  </w:footnote>
+  <w:footnote w:id="5">
     <w:p>
       <w:pPr>
         <w:pStyle w:val="Textonotapie"/>
@@ -6082,9 +6152,150 @@
           <w:szCs w:val="16"/>
         </w:rPr>
       </w:pPr>
-    </w:p>
-  </w:footnote>
-  <w:footnote w:id="5">
+      <w:r>
+        <w:rPr>
+          <w:rStyle w:val="Refdenotaalpie"/>
+          <w:rFonts w:ascii="Arial Narrow" w:eastAsia="Arial Narrow" w:hAnsi="Arial Narrow" w:cs="Arial Narrow"/>
+          <w:sz w:val="16"/>
+          <w:szCs w:val="16"/>
+          <w:vertAlign w:val="superscript"/>
+        </w:rPr>
+        <w:footnoteRef/>
+      </w:r>
+      <w:r>
+        <w:rPr>
+          <w:rFonts w:ascii="Arial Narrow" w:eastAsia="Arial Narrow" w:hAnsi="Arial Narrow" w:cs="Arial Narrow"/>
+          <w:sz w:val="16"/>
+          <w:szCs w:val="16"/>
+        </w:rPr>
+        <w:tab/>
+        <w:t xml:space="preserve"/>
+      </w:r>
+      <w:r>
+        <w:rPr>
+          <w:rFonts w:ascii="Arial Narrow" w:eastAsia="Arial Narrow" w:hAnsi="Arial Narrow" w:cs="Arial Narrow"/>
+          <w:sz w:val="16"/>
+          <w:szCs w:val="16"/>
+        </w:rPr>
+        <w:tab/>
+      </w:r>
+      <w:r>
+        <w:rPr>
+          <w:rFonts w:ascii="Arial Narrow" w:eastAsia="Arial Narrow" w:hAnsi="Arial Narrow" w:cs="Arial Narrow"/>
+          <w:b/>
+          <w:bCs/>
+          <w:sz w:val="16"/>
+          <w:szCs w:val="16"/>
+        </w:rPr>
+        <w:t>LEY 29571, CÓDIGO DE PROTECCIÓN Y DEFENSA DEL CONSUMIDOR, publicado el 2 de setiembre de 2010 y modificado por Decreto Legislativo 1308</w:t>
+      </w:r>
+    </w:p>
+    <w:p>
+      <w:pPr>
+        <w:pStyle w:val="Textonotapie"/>
+        <w:ind w:left="567" w:right="-1"/>
+        <w:jc w:val="both"/>
+        <w:rPr>
+          <w:rFonts w:ascii="Arial Narrow" w:eastAsia="Arial Narrow" w:hAnsi="Arial Narrow" w:cs="Arial Narrow"/>
+          <w:b/>
+          <w:bCs/>
+          <w:sz w:val="16"/>
+          <w:szCs w:val="16"/>
+        </w:rPr>
+      </w:pPr>
+      <w:r>
+        <w:rPr>
+          <w:rFonts w:ascii="Arial Narrow" w:eastAsia="Arial Narrow" w:hAnsi="Arial Narrow" w:cs="Arial Narrow"/>
+          <w:b/>
+          <w:bCs/>
+          <w:sz w:val="16"/>
+          <w:szCs w:val="16"/>
+        </w:rPr>
+        <w:t>Artículo 18.- Idoneidad</w:t>
+      </w:r>
+    </w:p>
+    <w:p>
+      <w:pPr>
+        <w:pStyle w:val="Textonotapie"/>
+        <w:ind w:left="567" w:right="-1"/>
+        <w:jc w:val="both"/>
+        <w:rPr>
+          <w:rFonts w:ascii="Arial Narrow" w:eastAsia="Arial Narrow" w:hAnsi="Arial Narrow" w:cs="Arial Narrow"/>
+          <w:sz w:val="16"/>
+          <w:szCs w:val="16"/>
+        </w:rPr>
+      </w:pPr>
+      <w:r>
+        <w:rPr>
+          <w:rFonts w:ascii="Arial Narrow" w:eastAsia="Arial Narrow" w:hAnsi="Arial Narrow" w:cs="Arial Narrow"/>
+          <w:sz w:val="16"/>
+          <w:szCs w:val="16"/>
+        </w:rPr>
+        <w:t>Se entiende por idoneidad la correspondencia entre lo que un consumidor espera y lo que efectivamente recibe, en función a lo que se le hubiera ofrecido, la publicidad e información transmitida, las condiciones y circunstancias de la transacción, las características y naturaleza del producto o servicio, el precio, entre otros factores, atendiendo a las circunstancias del caso.</w:t>
+      </w:r>
+    </w:p>
+    <w:p>
+      <w:pPr>
+        <w:pStyle w:val="Textonotapie"/>
+        <w:ind w:left="567" w:right="-1"/>
+        <w:jc w:val="both"/>
+        <w:rPr>
+          <w:rFonts w:ascii="Arial Narrow" w:eastAsia="Arial Narrow" w:hAnsi="Arial Narrow" w:cs="Arial Narrow"/>
+          <w:sz w:val="16"/>
+          <w:szCs w:val="16"/>
+        </w:rPr>
+      </w:pPr>
+      <w:r>
+        <w:rPr>
+          <w:rFonts w:ascii="Arial Narrow" w:eastAsia="Arial Narrow" w:hAnsi="Arial Narrow" w:cs="Arial Narrow"/>
+          <w:sz w:val="16"/>
+          <w:szCs w:val="16"/>
+        </w:rPr>
+        <w:t>La idoneidad es evaluada en función a la propia naturaleza del producto o servicio y a su aptitud para satisfacer la finalidad para la cual ha sido puesto en el mercado. Las autorizaciones por parte de los organismos del Estado para la fabricación de un producto o la prestación de un servicio, en los casos que sea necesario, no eximen de responsabilidad al proveedor frente al consumidor.</w:t>
+      </w:r>
+    </w:p>
+    <w:p>
+      <w:pPr>
+        <w:pStyle w:val="Textonotapie"/>
+        <w:ind w:left="567" w:right="-1"/>
+        <w:jc w:val="both"/>
+        <w:rPr>
+          <w:rFonts w:ascii="Arial Narrow" w:eastAsia="Arial Narrow" w:hAnsi="Arial Narrow" w:cs="Arial Narrow"/>
+          <w:sz w:val="16"/>
+          <w:szCs w:val="16"/>
+        </w:rPr>
+      </w:pPr>
+      <w:r>
+        <w:rPr>
+          <w:rFonts w:ascii="Arial Narrow" w:eastAsia="Arial Narrow" w:hAnsi="Arial Narrow" w:cs="Arial Narrow"/>
+          <w:b/>
+          <w:bCs/>
+          <w:sz w:val="16"/>
+          <w:szCs w:val="16"/>
+        </w:rPr>
+        <w:t>Artículo 19.- Obligación de los proveedores</w:t>
+      </w:r>
+    </w:p>
+    <w:p>
+      <w:pPr>
+        <w:pStyle w:val="Textonotapie"/>
+        <w:ind w:left="567" w:right="-1"/>
+        <w:jc w:val="both"/>
+        <w:rPr>
+          <w:rFonts w:ascii="Arial Narrow" w:eastAsia="Arial Narrow" w:hAnsi="Arial Narrow" w:cs="Arial Narrow"/>
+          <w:sz w:val="16"/>
+          <w:szCs w:val="16"/>
+        </w:rPr>
+      </w:pPr>
+      <w:r>
+        <w:rPr>
+          <w:rFonts w:ascii="Arial Narrow" w:eastAsia="Arial Narrow" w:hAnsi="Arial Narrow" w:cs="Arial Narrow"/>
+          <w:sz w:val="16"/>
+          <w:szCs w:val="16"/>
+        </w:rPr>
+        <w:t>El proveedor responde por la idoneidad y calidad de los productos y servicios ofrecidos; por la autenticidad de las marcas y leyendas que exhiben sus productos o del signo que respalda al prestador del servicio, por la falta de conformidad entre la publicidad comercial de los productos y servicios y estos, así como por el contenido y la vida útil del producto indicado en el envase, en lo que corresponda.</w:t>
+      </w:r>
+    </w:p>
     <w:p>
       <w:pPr>
         <w:pStyle w:val="Textonotapie"/>
@@ -6101,161 +6312,9 @@
           <w:szCs w:val="16"/>
         </w:rPr>
       </w:pPr>
-      <w:r>
-        <w:rPr>
-          <w:rStyle w:val="Refdenotaalpie"/>
-          <w:rFonts w:ascii="Arial Narrow" w:eastAsia="Arial Narrow" w:hAnsi="Arial Narrow" w:cs="Arial Narrow"/>
-          <w:sz w:val="16"/>
-          <w:szCs w:val="16"/>
-          <w:vertAlign w:val="superscript"/>
-        </w:rPr>
-        <w:footnoteRef/>
-      </w:r>
-      <w:r>
-        <w:rPr>
-          <w:rFonts w:ascii="Arial Narrow" w:eastAsia="Arial Narrow" w:hAnsi="Arial Narrow" w:cs="Arial Narrow"/>
-          <w:sz w:val="16"/>
-          <w:szCs w:val="16"/>
-        </w:rPr>
-        <w:t xml:space="preserve"> </w:t>
-      </w:r>
-      <w:r>
-        <w:rPr>
-          <w:rFonts w:ascii="Arial Narrow" w:eastAsia="Arial Narrow" w:hAnsi="Arial Narrow" w:cs="Arial Narrow"/>
-          <w:sz w:val="16"/>
-          <w:szCs w:val="16"/>
-        </w:rPr>
-        <w:tab/>
-      </w:r>
-      <w:r>
-        <w:rPr>
-          <w:rFonts w:ascii="Arial Narrow" w:eastAsia="Arial Narrow" w:hAnsi="Arial Narrow" w:cs="Arial Narrow"/>
-          <w:b/>
-          <w:bCs/>
-          <w:sz w:val="16"/>
-          <w:szCs w:val="16"/>
-        </w:rPr>
-        <w:t>LEY 29571, CÓDIGO DE PROTECCIÓN Y DEFENSA DEL CONSUMIDOR, publicado el 2 de setiembre de 2010 y modificado por Decreto Legislativo 1308</w:t>
-      </w:r>
-    </w:p>
-    <w:p>
-      <w:pPr>
-        <w:pStyle w:val="Textonotapie"/>
-        <w:ind w:left="567" w:right="-1"/>
-        <w:jc w:val="both"/>
-        <w:rPr>
-          <w:rFonts w:ascii="Arial Narrow" w:eastAsia="Arial Narrow" w:hAnsi="Arial Narrow" w:cs="Arial Narrow"/>
-          <w:b/>
-          <w:bCs/>
-          <w:sz w:val="16"/>
-          <w:szCs w:val="16"/>
-        </w:rPr>
-      </w:pPr>
-      <w:r>
-        <w:rPr>
-          <w:rFonts w:ascii="Arial Narrow" w:eastAsia="Arial Narrow" w:hAnsi="Arial Narrow" w:cs="Arial Narrow"/>
-          <w:b/>
-          <w:bCs/>
-          <w:sz w:val="16"/>
-          <w:szCs w:val="16"/>
-        </w:rPr>
-        <w:t>Artículo 18.- Idoneidad</w:t>
-      </w:r>
-    </w:p>
-    <w:p>
-      <w:pPr>
-        <w:pStyle w:val="Textonotapie"/>
-        <w:ind w:left="567" w:right="-1"/>
-        <w:jc w:val="both"/>
-        <w:rPr>
-          <w:rFonts w:ascii="Arial Narrow" w:eastAsia="Arial Narrow" w:hAnsi="Arial Narrow" w:cs="Arial Narrow"/>
-          <w:sz w:val="16"/>
-          <w:szCs w:val="16"/>
-        </w:rPr>
-      </w:pPr>
-      <w:r>
-        <w:rPr>
-          <w:rFonts w:ascii="Arial Narrow" w:eastAsia="Arial Narrow" w:hAnsi="Arial Narrow" w:cs="Arial Narrow"/>
-          <w:sz w:val="16"/>
-          <w:szCs w:val="16"/>
-        </w:rPr>
-        <w:t>Se entiende por idoneidad la correspondencia entre lo que un consumidor espera y lo que efectivamente recibe, en función a lo que se le hubiera ofrecido, la publicidad e información transmitida, las condiciones y circunstancias de la transacción, las características y naturaleza del producto o servicio, el precio, entre otros factores, atendiendo a las circunstancias del caso.</w:t>
-      </w:r>
-    </w:p>
-    <w:p>
-      <w:pPr>
-        <w:pStyle w:val="Textonotapie"/>
-        <w:ind w:left="567" w:right="-1"/>
-        <w:jc w:val="both"/>
-        <w:rPr>
-          <w:rFonts w:ascii="Arial Narrow" w:eastAsia="Arial Narrow" w:hAnsi="Arial Narrow" w:cs="Arial Narrow"/>
-          <w:sz w:val="16"/>
-          <w:szCs w:val="16"/>
-        </w:rPr>
-      </w:pPr>
-      <w:r>
-        <w:rPr>
-          <w:rFonts w:ascii="Arial Narrow" w:eastAsia="Arial Narrow" w:hAnsi="Arial Narrow" w:cs="Arial Narrow"/>
-          <w:sz w:val="16"/>
-          <w:szCs w:val="16"/>
-        </w:rPr>
-        <w:t>La idoneidad es evaluada en función a la propia naturaleza del producto o servicio y a su aptitud para satisfacer la finalidad para la cual ha sido puesto en el mercado. Las autorizaciones por parte de los organismos del Estado para la fabricación de un producto o la prestación de un servicio, en los casos que sea necesario, no eximen de responsabilidad al proveedor frente al consumidor.</w:t>
-      </w:r>
-    </w:p>
-    <w:p>
-      <w:pPr>
-        <w:pStyle w:val="Textonotapie"/>
-        <w:ind w:left="567" w:right="-1"/>
-        <w:jc w:val="both"/>
-        <w:rPr>
-          <w:rFonts w:ascii="Arial Narrow" w:eastAsia="Arial Narrow" w:hAnsi="Arial Narrow" w:cs="Arial Narrow"/>
-          <w:sz w:val="16"/>
-          <w:szCs w:val="16"/>
-        </w:rPr>
-      </w:pPr>
-    </w:p>
-    <w:p>
-      <w:pPr>
-        <w:pStyle w:val="Textonotapie"/>
-        <w:ind w:left="567" w:right="-1"/>
-        <w:jc w:val="both"/>
-        <w:rPr>
-          <w:rFonts w:ascii="Arial Narrow" w:eastAsia="Arial Narrow" w:hAnsi="Arial Narrow" w:cs="Arial Narrow"/>
-          <w:sz w:val="16"/>
-          <w:szCs w:val="16"/>
-        </w:rPr>
-      </w:pPr>
-      <w:r>
-        <w:rPr>
-          <w:rFonts w:ascii="Arial Narrow" w:eastAsia="Arial Narrow" w:hAnsi="Arial Narrow" w:cs="Arial Narrow"/>
-          <w:b/>
-          <w:bCs/>
-          <w:sz w:val="16"/>
-          <w:szCs w:val="16"/>
-        </w:rPr>
-        <w:t>Artículo 19.- Obligación de los proveedores</w:t>
-      </w:r>
-    </w:p>
-    <w:p>
-      <w:pPr>
-        <w:pStyle w:val="Textonotapie"/>
-        <w:ind w:left="567" w:right="-1"/>
-        <w:jc w:val="both"/>
-        <w:rPr>
-          <w:rFonts w:ascii="Arial Narrow" w:eastAsia="Arial Narrow" w:hAnsi="Arial Narrow" w:cs="Arial Narrow"/>
-          <w:sz w:val="16"/>
-          <w:szCs w:val="16"/>
-        </w:rPr>
-      </w:pPr>
-      <w:r>
-        <w:rPr>
-          <w:rFonts w:ascii="Arial Narrow" w:eastAsia="Arial Narrow" w:hAnsi="Arial Narrow" w:cs="Arial Narrow"/>
-          <w:sz w:val="16"/>
-          <w:szCs w:val="16"/>
-        </w:rPr>
-        <w:t>El proveedor responde por la idoneidad y calidad de los productos y servicios ofrecidos; por la autenticidad de las marcas y leyendas que exhiben sus productos o del signo que respalda al prestador del servicio, por la falta de conformidad entre la publicidad comercial de los productos y servicios y estos, así como por el contenido y la vida útil del producto indicado en el envase, en lo que corresponda.</w:t>
-      </w:r>
-    </w:p>
+    </w:p>
+  </w:footnote>
+  <w:footnote w:id="6">
     <w:p>
       <w:pPr>
         <w:pStyle w:val="Textonotapie"/>
@@ -6272,9 +6331,122 @@
           <w:szCs w:val="16"/>
         </w:rPr>
       </w:pPr>
-    </w:p>
-  </w:footnote>
-  <w:footnote w:id="6">
+      <w:r>
+        <w:rPr>
+          <w:rStyle w:val="Refdenotaalpie"/>
+          <w:rFonts w:ascii="Arial Narrow" w:eastAsia="Arial Narrow" w:hAnsi="Arial Narrow" w:cs="Arial Narrow"/>
+          <w:sz w:val="16"/>
+          <w:szCs w:val="16"/>
+          <w:vertAlign w:val="superscript"/>
+        </w:rPr>
+        <w:footnoteRef/>
+      </w:r>
+      <w:r>
+        <w:rPr>
+          <w:rFonts w:ascii="Arial Narrow" w:eastAsia="Arial Narrow" w:hAnsi="Arial Narrow" w:cs="Arial Narrow"/>
+          <w:sz w:val="16"/>
+          <w:szCs w:val="16"/>
+        </w:rPr>
+        <w:tab/>
+        <w:t xml:space="preserve"/>
+      </w:r>
+      <w:r>
+        <w:rPr>
+          <w:rFonts w:ascii="Arial Narrow" w:eastAsia="Arial Narrow" w:hAnsi="Arial Narrow" w:cs="Arial Narrow"/>
+          <w:sz w:val="16"/>
+          <w:szCs w:val="16"/>
+        </w:rPr>
+        <w:tab/>
+      </w:r>
+      <w:r>
+        <w:rPr>
+          <w:rFonts w:ascii="Arial Narrow" w:eastAsia="Arial Narrow" w:hAnsi="Arial Narrow" w:cs="Arial Narrow"/>
+          <w:b/>
+          <w:bCs/>
+          <w:sz w:val="16"/>
+          <w:szCs w:val="16"/>
+        </w:rPr>
+        <w:t>LEY 29571, CÓDIGO DE PROTECCIÓN Y DEFENSA DEL CONSUMIDOR, publicado el 2 de setiembre de 2010 y modificado por Decreto Legislativo 1308</w:t>
+      </w:r>
+    </w:p>
+    <w:p>
+      <w:pPr>
+        <w:pStyle w:val="Textonotapie"/>
+        <w:ind w:firstLine="567"/>
+        <w:jc w:val="both"/>
+        <w:rPr>
+          <w:rFonts w:ascii="Arial Narrow" w:eastAsia="Arial Narrow" w:hAnsi="Arial Narrow" w:cs="Arial Narrow"/>
+          <w:b/>
+          <w:bCs/>
+          <w:sz w:val="16"/>
+          <w:szCs w:val="16"/>
+        </w:rPr>
+      </w:pPr>
+      <w:r>
+        <w:rPr>
+          <w:rFonts w:ascii="Arial Narrow" w:eastAsia="Arial Narrow" w:hAnsi="Arial Narrow" w:cs="Arial Narrow"/>
+          <w:b/>
+          <w:bCs/>
+          <w:sz w:val="16"/>
+          <w:szCs w:val="16"/>
+        </w:rPr>
+        <w:t>Artículo 1.- Derechos de los consumidores</w:t>
+      </w:r>
+    </w:p>
+    <w:p>
+      <w:pPr>
+        <w:pStyle w:val="Textonotapie"/>
+        <w:tabs>
+          <w:tab w:val="left" w:pos="567"/>
+        </w:tabs>
+        <w:jc w:val="both"/>
+        <w:rPr>
+          <w:rFonts w:ascii="Arial Narrow" w:eastAsia="Arial Narrow" w:hAnsi="Arial Narrow" w:cs="Arial Narrow"/>
+          <w:sz w:val="16"/>
+          <w:szCs w:val="16"/>
+        </w:rPr>
+      </w:pPr>
+      <w:r>
+        <w:rPr>
+          <w:rFonts w:ascii="Arial Narrow" w:eastAsia="Arial Narrow" w:hAnsi="Arial Narrow" w:cs="Arial Narrow"/>
+          <w:sz w:val="16"/>
+          <w:szCs w:val="16"/>
+        </w:rPr>
+        <w:tab/>
+        <w:t>1.1 (…)</w:t>
+      </w:r>
+    </w:p>
+    <w:p>
+      <w:pPr>
+        <w:pStyle w:val="Textonotapie"/>
+        <w:tabs>
+          <w:tab w:val="left" w:pos="567"/>
+        </w:tabs>
+        <w:ind w:left="570"/>
+        <w:jc w:val="both"/>
+        <w:rPr>
+          <w:rFonts w:ascii="Arial Narrow" w:eastAsia="Arial Narrow" w:hAnsi="Arial Narrow" w:cs="Arial Narrow"/>
+          <w:sz w:val="16"/>
+          <w:szCs w:val="16"/>
+        </w:rPr>
+      </w:pPr>
+      <w:r>
+        <w:rPr>
+          <w:rFonts w:ascii="Arial Narrow" w:eastAsia="Arial Narrow" w:hAnsi="Arial Narrow" w:cs="Arial Narrow"/>
+          <w:sz w:val="16"/>
+          <w:szCs w:val="16"/>
+        </w:rPr>
+        <w:t xml:space="preserve">b. </w:t>
+      </w:r>
+      <w:r>
+        <w:rPr>
+          <w:rFonts w:ascii="Arial Narrow" w:eastAsia="Arial Narrow" w:hAnsi="Arial Narrow" w:cs="Arial Narrow"/>
+          <w:sz w:val="16"/>
+          <w:szCs w:val="16"/>
+        </w:rPr>
+        <w:t>Derecho a acceder a información oportuna, suficiente, veraz y fácilmente accesible, relevante para tomar una decisión o realizar una elección de consumo que se ajuste a sus intereses, así como para efectuar un uso o consumo adecuado de los productos o servicios.</w:t>
+      </w:r>
+    </w:p>
     <w:p>
       <w:pPr>
         <w:pStyle w:val="Textonotapie"/>
@@ -6285,30 +6457,10 @@
         <w:jc w:val="both"/>
         <w:rPr>
           <w:rFonts w:ascii="Arial Narrow" w:eastAsia="Arial Narrow" w:hAnsi="Arial Narrow" w:cs="Arial Narrow"/>
-          <w:b/>
-          <w:bCs/>
-          <w:sz w:val="16"/>
-          <w:szCs w:val="16"/>
-        </w:rPr>
-      </w:pPr>
-      <w:r>
-        <w:rPr>
-          <w:rStyle w:val="Refdenotaalpie"/>
-          <w:rFonts w:ascii="Arial Narrow" w:eastAsia="Arial Narrow" w:hAnsi="Arial Narrow" w:cs="Arial Narrow"/>
-          <w:sz w:val="16"/>
-          <w:szCs w:val="16"/>
-          <w:vertAlign w:val="superscript"/>
-        </w:rPr>
-        <w:footnoteRef/>
-      </w:r>
-      <w:r>
-        <w:rPr>
-          <w:rFonts w:ascii="Arial Narrow" w:eastAsia="Arial Narrow" w:hAnsi="Arial Narrow" w:cs="Arial Narrow"/>
-          <w:sz w:val="16"/>
-          <w:szCs w:val="16"/>
-        </w:rPr>
-        <w:t xml:space="preserve"> </w:t>
-      </w:r>
+          <w:sz w:val="16"/>
+          <w:szCs w:val="16"/>
+        </w:rPr>
+      </w:pPr>
       <w:r>
         <w:rPr>
           <w:rFonts w:ascii="Arial Narrow" w:eastAsia="Arial Narrow" w:hAnsi="Arial Narrow" w:cs="Arial Narrow"/>
@@ -6316,16 +6468,7 @@
           <w:szCs w:val="16"/>
         </w:rPr>
         <w:tab/>
-      </w:r>
-      <w:r>
-        <w:rPr>
-          <w:rFonts w:ascii="Arial Narrow" w:eastAsia="Arial Narrow" w:hAnsi="Arial Narrow" w:cs="Arial Narrow"/>
-          <w:b/>
-          <w:bCs/>
-          <w:sz w:val="16"/>
-          <w:szCs w:val="16"/>
-        </w:rPr>
-        <w:t>LEY 29571, CÓDIGO DE PROTECCIÓN Y DEFENSA DEL CONSUMIDOR, publicado el 2 de setiembre de 2010 y modificado por Decreto Legislativo 1308</w:t>
+        <w:t>(…).</w:t>
       </w:r>
     </w:p>
     <w:p>
@@ -6349,7 +6492,7 @@
           <w:sz w:val="16"/>
           <w:szCs w:val="16"/>
         </w:rPr>
-        <w:t>Artículo 1.- Derechos de los consumidores</w:t>
+        <w:t>Artículo 2.- Información relevante</w:t>
       </w:r>
     </w:p>
     <w:p>
@@ -6358,21 +6501,21 @@
         <w:tabs>
           <w:tab w:val="left" w:pos="567"/>
         </w:tabs>
-        <w:jc w:val="both"/>
-        <w:rPr>
-          <w:rFonts w:ascii="Arial Narrow" w:eastAsia="Arial Narrow" w:hAnsi="Arial Narrow" w:cs="Arial Narrow"/>
-          <w:sz w:val="16"/>
-          <w:szCs w:val="16"/>
-        </w:rPr>
-      </w:pPr>
-      <w:r>
-        <w:rPr>
-          <w:rFonts w:ascii="Arial Narrow" w:eastAsia="Arial Narrow" w:hAnsi="Arial Narrow" w:cs="Arial Narrow"/>
-          <w:sz w:val="16"/>
-          <w:szCs w:val="16"/>
-        </w:rPr>
-        <w:tab/>
-        <w:t>1.1 (…)</w:t>
+        <w:ind w:left="567"/>
+        <w:jc w:val="both"/>
+        <w:rPr>
+          <w:rFonts w:ascii="Arial Narrow" w:eastAsia="Arial Narrow" w:hAnsi="Arial Narrow" w:cs="Arial Narrow"/>
+          <w:sz w:val="16"/>
+          <w:szCs w:val="16"/>
+        </w:rPr>
+      </w:pPr>
+      <w:r>
+        <w:rPr>
+          <w:rFonts w:ascii="Arial Narrow" w:eastAsia="Arial Narrow" w:hAnsi="Arial Narrow" w:cs="Arial Narrow"/>
+          <w:sz w:val="16"/>
+          <w:szCs w:val="16"/>
+        </w:rPr>
+        <w:t>2.1 El proveedor tiene la obligación de ofrecer al consumidor toda la información relevante para tomar una decisión o realizar una elección adecuada de consumo, así como para efectuar un uso o consumo adecuado de los productos o servicios.</w:t>
       </w:r>
     </w:p>
     <w:p>
@@ -6381,29 +6524,75 @@
         <w:tabs>
           <w:tab w:val="left" w:pos="567"/>
         </w:tabs>
-        <w:ind w:left="570"/>
-        <w:jc w:val="both"/>
-        <w:rPr>
-          <w:rFonts w:ascii="Arial Narrow" w:eastAsia="Arial Narrow" w:hAnsi="Arial Narrow" w:cs="Arial Narrow"/>
-          <w:sz w:val="16"/>
-          <w:szCs w:val="16"/>
-        </w:rPr>
-      </w:pPr>
-      <w:r>
-        <w:rPr>
-          <w:rFonts w:ascii="Arial Narrow" w:eastAsia="Arial Narrow" w:hAnsi="Arial Narrow" w:cs="Arial Narrow"/>
-          <w:sz w:val="16"/>
-          <w:szCs w:val="16"/>
-        </w:rPr>
-        <w:t xml:space="preserve">b. </w:t>
-      </w:r>
-      <w:r>
-        <w:rPr>
-          <w:rFonts w:ascii="Arial Narrow" w:eastAsia="Arial Narrow" w:hAnsi="Arial Narrow" w:cs="Arial Narrow"/>
-          <w:sz w:val="16"/>
-          <w:szCs w:val="16"/>
-        </w:rPr>
-        <w:t>Derecho a acceder a información oportuna, suficiente, veraz y fácilmente accesible, relevante para tomar una decisión o realizar una elección de consumo que se ajuste a sus intereses, así como para efectuar un uso o consumo adecuado de los productos o servicios.</w:t>
+        <w:ind w:left="567"/>
+        <w:jc w:val="both"/>
+        <w:rPr>
+          <w:rFonts w:ascii="Arial Narrow" w:eastAsia="Arial Narrow" w:hAnsi="Arial Narrow" w:cs="Arial Narrow"/>
+          <w:sz w:val="16"/>
+          <w:szCs w:val="16"/>
+        </w:rPr>
+      </w:pPr>
+      <w:r>
+        <w:rPr>
+          <w:rFonts w:ascii="Arial Narrow" w:eastAsia="Arial Narrow" w:hAnsi="Arial Narrow" w:cs="Arial Narrow"/>
+          <w:sz w:val="16"/>
+          <w:szCs w:val="16"/>
+        </w:rPr>
+        <w:t>2.2 La información debe ser veraz, suficiente, de fácil comprensión, apropiada, oportuna y fácilmente accesible, debiendo ser brindada en idioma castellano.</w:t>
+      </w:r>
+    </w:p>
+    <w:p>
+      <w:pPr>
+        <w:pStyle w:val="Textonotapie"/>
+        <w:tabs>
+          <w:tab w:val="left" w:pos="567"/>
+        </w:tabs>
+        <w:ind w:left="567"/>
+        <w:jc w:val="both"/>
+        <w:rPr>
+          <w:rFonts w:ascii="Arial Narrow" w:eastAsia="Arial Narrow" w:hAnsi="Arial Narrow" w:cs="Arial Narrow"/>
+          <w:sz w:val="16"/>
+          <w:szCs w:val="16"/>
+        </w:rPr>
+      </w:pPr>
+      <w:r>
+        <w:rPr>
+          <w:rFonts w:ascii="Arial Narrow" w:eastAsia="Arial Narrow" w:hAnsi="Arial Narrow" w:cs="Arial Narrow"/>
+          <w:sz w:val="16"/>
+          <w:szCs w:val="16"/>
+        </w:rPr>
+        <w:t>2.3 Sin perjuicio de las exigencias concretas de las normas sectoriales correspondientes, para analizar la información relevante se tiene en consideración a toda aquella sin la cual no se hubiera adoptado la decisión de consumo o se hubiera efectuado en términos substancialmente distintos. Para ello se debe examinar si la información omitida desnaturaliza las condiciones en que se realizó la oferta al consumidor.</w:t>
+      </w:r>
+    </w:p>
+    <w:p>
+      <w:pPr>
+        <w:pStyle w:val="Textonotapie"/>
+        <w:tabs>
+          <w:tab w:val="left" w:pos="567"/>
+        </w:tabs>
+        <w:ind w:left="567"/>
+        <w:jc w:val="both"/>
+        <w:rPr>
+          <w:rFonts w:ascii="Arial Narrow" w:eastAsia="Arial Narrow" w:hAnsi="Arial Narrow" w:cs="Arial Narrow"/>
+          <w:sz w:val="16"/>
+          <w:szCs w:val="16"/>
+        </w:rPr>
+      </w:pPr>
+      <w:r>
+        <w:rPr>
+          <w:rFonts w:ascii="Arial Narrow" w:eastAsia="Arial Narrow" w:hAnsi="Arial Narrow" w:cs="Arial Narrow"/>
+          <w:sz w:val="16"/>
+          <w:szCs w:val="16"/>
+        </w:rPr>
+        <w:t>2.4 Al evaluarse la información, deben considerarse los problemas de confusión que generarían al consumidor el suministro de información excesiva o sumamente compleja, atendiendo a la naturaleza del producto adquirido o al servicio contratado</w:t>
+      </w:r>
+      <w:r>
+        <w:rPr>
+          <w:rFonts w:ascii="Arial Narrow" w:eastAsia="Arial Narrow" w:hAnsi="Arial Narrow" w:cs="Arial Narrow"/>
+          <w:sz w:val="16"/>
+          <w:szCs w:val="16"/>
+        </w:rPr>
+        <w:t>.</w:t>
       </w:r>
     </w:p>
     <w:p>
@@ -6416,171 +6605,6 @@
         <w:jc w:val="both"/>
         <w:rPr>
           <w:rFonts w:ascii="Arial Narrow" w:eastAsia="Arial Narrow" w:hAnsi="Arial Narrow" w:cs="Arial Narrow"/>
-          <w:sz w:val="16"/>
-          <w:szCs w:val="16"/>
-        </w:rPr>
-      </w:pPr>
-      <w:r>
-        <w:rPr>
-          <w:rFonts w:ascii="Arial Narrow" w:eastAsia="Arial Narrow" w:hAnsi="Arial Narrow" w:cs="Arial Narrow"/>
-          <w:sz w:val="16"/>
-          <w:szCs w:val="16"/>
-        </w:rPr>
-        <w:tab/>
-        <w:t>(…).</w:t>
-      </w:r>
-    </w:p>
-    <w:p>
-      <w:pPr>
-        <w:pStyle w:val="Textonotapie"/>
-        <w:tabs>
-          <w:tab w:val="left" w:pos="567"/>
-        </w:tabs>
-        <w:ind w:left="567" w:right="-1" w:hanging="567"/>
-        <w:jc w:val="both"/>
-        <w:rPr>
-          <w:rFonts w:ascii="Arial Narrow" w:eastAsia="Arial Narrow" w:hAnsi="Arial Narrow" w:cs="Arial Narrow"/>
-          <w:b/>
-          <w:bCs/>
-          <w:sz w:val="16"/>
-          <w:szCs w:val="16"/>
-        </w:rPr>
-      </w:pPr>
-    </w:p>
-    <w:p>
-      <w:pPr>
-        <w:pStyle w:val="Textonotapie"/>
-        <w:ind w:firstLine="567"/>
-        <w:jc w:val="both"/>
-        <w:rPr>
-          <w:rFonts w:ascii="Arial Narrow" w:eastAsia="Arial Narrow" w:hAnsi="Arial Narrow" w:cs="Arial Narrow"/>
-          <w:b/>
-          <w:bCs/>
-          <w:sz w:val="16"/>
-          <w:szCs w:val="16"/>
-        </w:rPr>
-      </w:pPr>
-      <w:r>
-        <w:rPr>
-          <w:rFonts w:ascii="Arial Narrow" w:eastAsia="Arial Narrow" w:hAnsi="Arial Narrow" w:cs="Arial Narrow"/>
-          <w:b/>
-          <w:bCs/>
-          <w:sz w:val="16"/>
-          <w:szCs w:val="16"/>
-        </w:rPr>
-        <w:t>Artículo 2.- Información relevante</w:t>
-      </w:r>
-    </w:p>
-    <w:p>
-      <w:pPr>
-        <w:pStyle w:val="Textonotapie"/>
-        <w:tabs>
-          <w:tab w:val="left" w:pos="567"/>
-        </w:tabs>
-        <w:ind w:left="567"/>
-        <w:jc w:val="both"/>
-        <w:rPr>
-          <w:rFonts w:ascii="Arial Narrow" w:eastAsia="Arial Narrow" w:hAnsi="Arial Narrow" w:cs="Arial Narrow"/>
-          <w:sz w:val="16"/>
-          <w:szCs w:val="16"/>
-        </w:rPr>
-      </w:pPr>
-      <w:r>
-        <w:rPr>
-          <w:rFonts w:ascii="Arial Narrow" w:eastAsia="Arial Narrow" w:hAnsi="Arial Narrow" w:cs="Arial Narrow"/>
-          <w:sz w:val="16"/>
-          <w:szCs w:val="16"/>
-        </w:rPr>
-        <w:t>2.1 El proveedor tiene la obligación de ofrecer al consumidor toda la información relevante para tomar una decisión o realizar una elección adecuada de consumo, así como para efectuar un uso o consumo adecuado de los productos o servicios.</w:t>
-      </w:r>
-    </w:p>
-    <w:p>
-      <w:pPr>
-        <w:pStyle w:val="Textonotapie"/>
-        <w:tabs>
-          <w:tab w:val="left" w:pos="567"/>
-        </w:tabs>
-        <w:ind w:left="567"/>
-        <w:jc w:val="both"/>
-        <w:rPr>
-          <w:rFonts w:ascii="Arial Narrow" w:eastAsia="Arial Narrow" w:hAnsi="Arial Narrow" w:cs="Arial Narrow"/>
-          <w:sz w:val="16"/>
-          <w:szCs w:val="16"/>
-        </w:rPr>
-      </w:pPr>
-      <w:r>
-        <w:rPr>
-          <w:rFonts w:ascii="Arial Narrow" w:eastAsia="Arial Narrow" w:hAnsi="Arial Narrow" w:cs="Arial Narrow"/>
-          <w:sz w:val="16"/>
-          <w:szCs w:val="16"/>
-        </w:rPr>
-        <w:t>2.2 La información debe ser veraz, suficiente, de fácil comprensión, apropiada, oportuna y fácilmente accesible, debiendo ser brindada en idioma castellano.</w:t>
-      </w:r>
-    </w:p>
-    <w:p>
-      <w:pPr>
-        <w:pStyle w:val="Textonotapie"/>
-        <w:tabs>
-          <w:tab w:val="left" w:pos="567"/>
-        </w:tabs>
-        <w:ind w:left="567"/>
-        <w:jc w:val="both"/>
-        <w:rPr>
-          <w:rFonts w:ascii="Arial Narrow" w:eastAsia="Arial Narrow" w:hAnsi="Arial Narrow" w:cs="Arial Narrow"/>
-          <w:sz w:val="16"/>
-          <w:szCs w:val="16"/>
-        </w:rPr>
-      </w:pPr>
-      <w:r>
-        <w:rPr>
-          <w:rFonts w:ascii="Arial Narrow" w:eastAsia="Arial Narrow" w:hAnsi="Arial Narrow" w:cs="Arial Narrow"/>
-          <w:sz w:val="16"/>
-          <w:szCs w:val="16"/>
-        </w:rPr>
-        <w:t>2.3 Sin perjuicio de las exigencias concretas de las normas sectoriales correspondientes, para analizar la información relevante se tiene en consideración a toda aquella sin la cual no se hubiera adoptado la decisión de consumo o se hubiera efectuado en términos substancialmente distintos. Para ello se debe examinar si la información omitida desnaturaliza las condiciones en que se realizó la oferta al consumidor.</w:t>
-      </w:r>
-    </w:p>
-    <w:p>
-      <w:pPr>
-        <w:pStyle w:val="Textonotapie"/>
-        <w:tabs>
-          <w:tab w:val="left" w:pos="567"/>
-        </w:tabs>
-        <w:ind w:left="567"/>
-        <w:jc w:val="both"/>
-        <w:rPr>
-          <w:rFonts w:ascii="Arial Narrow" w:eastAsia="Arial Narrow" w:hAnsi="Arial Narrow" w:cs="Arial Narrow"/>
-          <w:sz w:val="16"/>
-          <w:szCs w:val="16"/>
-        </w:rPr>
-      </w:pPr>
-      <w:r>
-        <w:rPr>
-          <w:rFonts w:ascii="Arial Narrow" w:eastAsia="Arial Narrow" w:hAnsi="Arial Narrow" w:cs="Arial Narrow"/>
-          <w:sz w:val="16"/>
-          <w:szCs w:val="16"/>
-        </w:rPr>
-        <w:t>2.4 Al evaluarse la información, deben considerarse los problemas de confusión que generarían al consumidor el suministro de información excesiva o sumamente compleja, atendiendo a la naturaleza del producto adquirido o al servicio contratado</w:t>
-      </w:r>
-      <w:r>
-        <w:rPr>
-          <w:rFonts w:ascii="Arial Narrow" w:eastAsia="Arial Narrow" w:hAnsi="Arial Narrow" w:cs="Arial Narrow"/>
-          <w:sz w:val="16"/>
-          <w:szCs w:val="16"/>
-        </w:rPr>
-        <w:t>.</w:t>
-      </w:r>
-    </w:p>
-    <w:p>
-      <w:pPr>
-        <w:pStyle w:val="Textonotapie"/>
-        <w:tabs>
-          <w:tab w:val="left" w:pos="567"/>
-        </w:tabs>
-        <w:ind w:left="567" w:right="-1" w:hanging="567"/>
-        <w:jc w:val="both"/>
-        <w:rPr>
-          <w:rFonts w:ascii="Arial Narrow" w:eastAsia="Arial Narrow" w:hAnsi="Arial Narrow" w:cs="Arial Narrow"/>
           <w:b/>
           <w:bCs/>
           <w:sz w:val="16"/>
@@ -6622,7 +6646,8 @@
           <w:sz w:val="16"/>
           <w:szCs w:val="16"/>
         </w:rPr>
-        <w:t xml:space="preserve"> </w:t>
+        <w:tab/>
+        <w:t xml:space="preserve"/>
       </w:r>
       <w:r>
         <w:rPr>
@@ -6715,27 +6740,6 @@
           <w:szCs w:val="16"/>
         </w:rPr>
         <w:t>(...).</w:t>
-      </w:r>
-    </w:p>
-    <w:p>
-      <w:pPr>
-        <w:pStyle w:val="Textonotapie"/>
-        <w:spacing w:after="200"/>
-        <w:ind w:left="567"/>
-        <w:jc w:val="both"/>
-        <w:rPr>
-          <w:rFonts w:ascii="Arial Narrow" w:eastAsia="Arial Narrow" w:hAnsi="Arial Narrow" w:cs="Arial Narrow"/>
-          <w:sz w:val="16"/>
-          <w:szCs w:val="16"/>
-        </w:rPr>
-      </w:pPr>
-      <w:r>
-        <w:rPr>
-          <w:rFonts w:ascii="Arial Narrow" w:eastAsia="Arial Narrow" w:hAnsi="Arial Narrow" w:cs="Arial Narrow"/>
-          <w:sz w:val="16"/>
-          <w:szCs w:val="16"/>
-        </w:rPr>
-        <w:t xml:space="preserve">. </w:t>
       </w:r>
     </w:p>
     <w:p>
@@ -6787,7 +6791,8 @@
           <w:sz w:val="16"/>
           <w:szCs w:val="16"/>
         </w:rPr>
-        <w:t xml:space="preserve"> </w:t>
+        <w:tab/>
+        <w:t xml:space="preserve"/>
       </w:r>
       <w:r>
         <w:rPr>
@@ -6865,7 +6870,8 @@
           <w:sz w:val="16"/>
           <w:szCs w:val="16"/>
         </w:rPr>
-        <w:t xml:space="preserve"> </w:t>
+        <w:tab/>
+        <w:t xml:space="preserve"/>
       </w:r>
       <w:r>
         <w:rPr>
@@ -6979,7 +6985,7 @@
       </w:pPr>
     </w:p>
   </w:footnote>
-  <w:footnote w:id="15">
+  <w:footnote w:id="10">
     <w:p>
       <w:pPr>
         <w:pStyle w:val="Textonotapie"/>
@@ -7088,7 +7094,7 @@
       </w:pPr>
     </w:p>
   </w:footnote>
-  <w:footnote w:id="16">
+  <w:footnote w:id="11">
     <w:p>
       <w:pPr>
         <w:pStyle w:val="Textonotapie"/>
@@ -7222,7 +7228,7 @@
       </w:pPr>
     </w:p>
   </w:footnote>
-  <w:footnote w:id="10">
+  <w:footnote w:id="12">
     <w:p>
       <w:pPr>
         <w:pStyle w:val="Textonotapie"/>
@@ -7255,7 +7261,8 @@
           <w:sz w:val="16"/>
           <w:szCs w:val="16"/>
         </w:rPr>
-        <w:t xml:space="preserve"> </w:t>
+        <w:tab/>
+        <w:t xml:space="preserve"/>
       </w:r>
       <w:r>
         <w:rPr>
@@ -7408,7 +7415,7 @@
       </w:pPr>
     </w:p>
   </w:footnote>
-  <w:footnote w:id="11">
+  <w:footnote w:id="13">
     <w:p>
       <w:pPr>
         <w:pStyle w:val="Textonotapie"/>
@@ -7441,7 +7448,8 @@
           <w:sz w:val="16"/>
           <w:szCs w:val="16"/>
         </w:rPr>
-        <w:t xml:space="preserve"> </w:t>
+        <w:tab/>
+        <w:t xml:space="preserve"/>
       </w:r>
       <w:r>
         <w:rPr>
@@ -8172,7 +8180,7 @@
       </w:pPr>
     </w:p>
   </w:footnote>
-  <w:footnote w:id="12">
+  <w:footnote w:id="14">
     <w:p>
       <w:pPr>
         <w:pStyle w:val="Textonotapie"/>
@@ -8205,7 +8213,8 @@
           <w:sz w:val="16"/>
           <w:szCs w:val="16"/>
         </w:rPr>
-        <w:t xml:space="preserve"> </w:t>
+        <w:tab/>
+        <w:t xml:space="preserve"/>
       </w:r>
       <w:r>
         <w:rPr>
@@ -8356,7 +8365,7 @@
       </w:pPr>
     </w:p>
   </w:footnote>
-  <w:footnote w:id="13">
+  <w:footnote w:id="15">
     <w:p>
       <w:pPr>
         <w:pStyle w:val="Textonotapie"/>
@@ -8390,7 +8399,8 @@
           <w:sz w:val="16"/>
           <w:szCs w:val="16"/>
         </w:rPr>
-        <w:t xml:space="preserve"> </w:t>
+        <w:tab/>
+        <w:t xml:space="preserve"/>
       </w:r>
       <w:r>
         <w:rPr>
@@ -8450,7 +8460,7 @@
       </w:pPr>
     </w:p>
   </w:footnote>
-  <w:footnote w:id="14">
+  <w:footnote w:id="16">
     <w:p>
       <w:pPr>
         <w:pStyle w:val="Textonotapie"/>
@@ -8484,7 +8494,8 @@
           <w:sz w:val="16"/>
           <w:szCs w:val="16"/>
         </w:rPr>
-        <w:t xml:space="preserve"> </w:t>
+        <w:tab/>
+        <w:t xml:space="preserve"/>
       </w:r>
       <w:r>
         <w:rPr>

--- a/plantillas_maestras/03_seguro_desgravamen/materia_general_asegurativa/2_ddos_banco_y_aseguradora/varon/TPL_2266_2026_SEGURO_DESGRAVAMEN_MATERIA_GENERAL_ASEGURATIVA_BANCO_VARON_R2.docx
+++ b/plantillas_maestras/03_seguro_desgravamen/materia_general_asegurativa/2_ddos_banco_y_aseguradora/varon/TPL_2266_2026_SEGURO_DESGRAVAMEN_MATERIA_GENERAL_ASEGURATIVA_BANCO_VARON_R2.docx
@@ -488,7 +488,7 @@
     </w:p>
     <w:p>
       <w:pPr>
-        <w:spacing w:after="0" w:line="240" w:lineRule="auto"/>
+        <w:spacing w:before="0" w:after="0" w:line="240" w:lineRule="auto"/>
         <w:jc w:val="both"/>
         <w:rPr>
           <w:rFonts w:ascii="Arial Narrow" w:eastAsia="Arial Narrow" w:hAnsi="Arial Narrow" w:cs="Arial Narrow"/>
@@ -527,7 +527,7 @@
           <w:sz w:val="22"/>
           <w:szCs w:val="22"/>
         </w:rPr>
-        <w:t xml:space="preserve">Mediante el escrito del 25 de mayo de 2026, subsanado mediante escrito del 8 de julio de 2026, el señor [APELLIDO] interpuso una denuncia contra Scotiabank y BNP Paribas por presuntas infracciones a la Ley 29571, Código de Protección y Defensa del Consumidor</w:t>
+        <w:t xml:space="preserve">Mediante el escrito del 25 de mayo de 2026</w:t>
       </w:r>
       <w:r>
         <w:rPr>
@@ -547,21 +547,30 @@
           <w:sz w:val="22"/>
           <w:szCs w:val="22"/>
         </w:rPr>
+        <w:t xml:space="preserve">, subsanado mediante escrito del 8 de julio de 2026, el señor [APELLIDO] interpuso una denuncia contra Scotiabank y BNP Paribas por presuntas infracciones a la Ley 29571, Código de Protección y Defensa del Consumidor</w:t>
+      </w:r>
+      <w:r>
+        <w:rPr>
+          <w:rStyle w:val="Refdenotaalpie"/>
+          <w:rFonts w:ascii="Arial Narrow" w:eastAsia="Arial Narrow" w:hAnsi="Arial Narrow" w:cs="Arial Narrow"/>
+          <w:color w:val="000000"/>
+          <w:sz w:val="22"/>
+          <w:szCs w:val="22"/>
+          <w:vertAlign w:val="superscript"/>
+        </w:rPr>
+        <w:footnoteReference w:id="2"/>
+      </w:r>
+      <w:r>
+        <w:rPr>
+          <w:rFonts w:ascii="Arial Narrow" w:eastAsia="Arial Narrow" w:hAnsi="Arial Narrow" w:cs="Arial Narrow"/>
+          <w:color w:val="000000"/>
+          <w:sz w:val="22"/>
+          <w:szCs w:val="22"/>
+        </w:rPr>
         <w:t xml:space="preserve"> (en adelante, el Código), señalando lo siguiente:</w:t>
       </w:r>
       <w:r>
         <w:rPr>
-          <w:rStyle w:val="Refdenotaalpie"/>
-          <w:rFonts w:ascii="Arial Narrow" w:eastAsia="Arial Narrow" w:hAnsi="Arial Narrow" w:cs="Arial Narrow"/>
-          <w:color w:val="000000"/>
-          <w:sz w:val="22"/>
-          <w:szCs w:val="22"/>
-          <w:vertAlign w:val="superscript"/>
-        </w:rPr>
-        <w:footnoteReference w:id="2"/>
-      </w:r>
-      <w:r>
-        <w:rPr>
           <w:rFonts w:ascii="Arial Narrow" w:eastAsia="Arial Narrow" w:hAnsi="Arial Narrow" w:cs="Arial Narrow"/>
           <w:color w:val="000000"/>
           <w:sz w:val="22"/>
@@ -635,10 +644,10 @@
     </w:p>
     <w:p>
       <w:pPr>
+        <w:spacing w:before="0" w:after="0" w:line="240" w:lineRule="auto"/>
         <w:tabs>
           <w:tab w:val="left" w:pos="1134"/>
         </w:tabs>
-        <w:spacing w:after="0" w:line="240" w:lineRule="auto"/>
         <w:jc w:val="both"/>
         <w:rPr>
           <w:rFonts w:ascii="Arial Narrow" w:eastAsia="Arial Narrow" w:hAnsi="Arial Narrow" w:cs="Arial Narrow"/>
@@ -750,7 +759,7 @@
     </w:p>
     <w:p>
       <w:pPr>
-        <w:spacing w:after="0" w:line="240" w:lineRule="auto"/>
+        <w:spacing w:before="0" w:after="0" w:line="240" w:lineRule="auto"/>
         <w:jc w:val="both"/>
         <w:rPr>
           <w:rFonts w:ascii="Arial Narrow" w:eastAsia="Arial Narrow" w:hAnsi="Arial Narrow" w:cs="Arial Narrow"/>
@@ -840,7 +849,7 @@
     </w:p>
     <w:p>
       <w:pPr>
-        <w:spacing w:after="0" w:line="240" w:lineRule="auto"/>
+        <w:spacing w:before="0" w:after="0" w:line="240" w:lineRule="auto"/>
         <w:jc w:val="both"/>
         <w:rPr>
           <w:rFonts w:ascii="Arial Narrow" w:eastAsia="Arial Narrow" w:hAnsi="Arial Narrow" w:cs="Arial Narrow"/>
@@ -932,7 +941,7 @@
     </w:p>
     <w:p>
       <w:pPr>
-        <w:spacing w:after="0" w:line="240" w:lineRule="auto"/>
+        <w:spacing w:before="0" w:after="0" w:line="240" w:lineRule="auto"/>
         <w:jc w:val="both"/>
         <w:rPr>
           <w:rFonts w:ascii="Arial Narrow" w:eastAsia="Arial Narrow" w:hAnsi="Arial Narrow" w:cs="Arial Narrow"/>
@@ -1022,7 +1031,7 @@
     </w:p>
     <w:p>
       <w:pPr>
-        <w:spacing w:after="0" w:line="240" w:lineRule="auto"/>
+        <w:spacing w:before="0" w:after="0" w:line="240" w:lineRule="auto"/>
         <w:jc w:val="both"/>
         <w:rPr>
           <w:rFonts w:ascii="Arial Narrow" w:eastAsia="Arial Narrow" w:hAnsi="Arial Narrow" w:cs="Arial Narrow"/>
@@ -1085,7 +1094,7 @@
     </w:p>
     <w:p>
       <w:pPr>
-        <w:spacing w:after="0" w:line="240" w:lineRule="auto"/>
+        <w:spacing w:before="0" w:after="0" w:line="240" w:lineRule="auto"/>
         <w:jc w:val="both"/>
         <w:rPr>
           <w:rFonts w:ascii="Arial Narrow" w:eastAsia="Arial Narrow" w:hAnsi="Arial Narrow" w:cs="Arial Narrow"/>
@@ -1149,7 +1158,7 @@
     <w:p>
       <w:pPr>
         <w:pStyle w:val="Prrafodelista"/>
-        <w:spacing w:after="0" w:line="240" w:lineRule="auto"/>
+        <w:spacing w:before="0" w:after="0" w:line="240" w:lineRule="auto"/>
         <w:ind w:left="1134"/>
         <w:jc w:val="both"/>
         <w:rPr>
@@ -1520,7 +1529,7 @@
     </w:p>
     <w:p>
       <w:pPr>
-        <w:spacing w:after="0" w:line="240" w:lineRule="auto"/>
+        <w:spacing w:before="0" w:after="0" w:line="240" w:lineRule="auto"/>
         <w:contextualSpacing/>
         <w:jc w:val="both"/>
         <w:rPr>
@@ -1576,7 +1585,7 @@
     </w:p>
     <w:p>
       <w:pPr>
-        <w:spacing w:after="0" w:line="240" w:lineRule="auto"/>
+        <w:spacing w:before="0" w:after="0" w:line="240" w:lineRule="auto"/>
         <w:contextualSpacing/>
         <w:jc w:val="both"/>
         <w:rPr>
@@ -1793,7 +1802,7 @@
     <w:p>
       <w:pPr>
         <w:pStyle w:val="Prrafodelista"/>
-        <w:spacing w:after="0" w:line="240" w:lineRule="auto"/>
+        <w:spacing w:before="0" w:after="0" w:line="240" w:lineRule="auto"/>
         <w:ind w:left="567"/>
         <w:jc w:val="both"/>
         <w:rPr>
@@ -1925,7 +1934,7 @@
     <w:bookmarkEnd w:id="3"/>
     <w:p>
       <w:pPr>
-        <w:spacing w:after="0" w:line="240" w:lineRule="auto"/>
+        <w:spacing w:before="0" w:after="0" w:line="240" w:lineRule="auto"/>
         <w:jc w:val="both"/>
         <w:rPr>
           <w:rFonts w:ascii="Arial Narrow" w:eastAsia="Arial Narrow" w:hAnsi="Arial Narrow" w:cs="Arial Narrow"/>
@@ -2084,7 +2093,7 @@
     <w:p>
       <w:pPr>
         <w:pStyle w:val="Prrafodelista"/>
-        <w:spacing w:after="0" w:line="240" w:lineRule="auto"/>
+        <w:spacing w:before="0" w:after="0" w:line="240" w:lineRule="auto"/>
         <w:ind w:left="567"/>
         <w:jc w:val="both"/>
         <w:rPr>
@@ -2192,7 +2201,7 @@
     </w:p>
     <w:p>
       <w:pPr>
-        <w:spacing w:after="0" w:line="240" w:lineRule="auto"/>
+        <w:spacing w:before="0" w:after="0" w:line="240" w:lineRule="auto"/>
         <w:jc w:val="both"/>
         <w:rPr>
           <w:rFonts w:ascii="Arial Narrow" w:eastAsia="Arial Narrow" w:hAnsi="Arial Narrow" w:cs="Arial Narrow"/>
@@ -2326,7 +2335,7 @@
     </w:p>
     <w:p>
       <w:pPr>
-        <w:spacing w:after="0" w:line="240" w:lineRule="auto"/>
+        <w:spacing w:before="0" w:after="0" w:line="240" w:lineRule="auto"/>
         <w:jc w:val="both"/>
         <w:rPr>
           <w:rFonts w:ascii="Arial Narrow" w:eastAsia="Arial Narrow" w:hAnsi="Arial Narrow" w:cs="Arial Narrow"/>
@@ -2398,7 +2407,7 @@
     </w:p>
     <w:p>
       <w:pPr>
-        <w:spacing w:after="0" w:line="240" w:lineRule="auto"/>
+        <w:spacing w:before="0" w:after="0" w:line="240" w:lineRule="auto"/>
         <w:ind w:left="567"/>
         <w:contextualSpacing/>
         <w:jc w:val="both"/>
@@ -2455,7 +2464,7 @@
     </w:p>
     <w:p>
       <w:pPr>
-        <w:spacing w:after="0" w:line="240" w:lineRule="auto"/>
+        <w:spacing w:before="0" w:after="0" w:line="240" w:lineRule="auto"/>
         <w:jc w:val="both"/>
         <w:rPr>
           <w:rFonts w:ascii="Arial Narrow" w:eastAsia="Arial Narrow" w:hAnsi="Arial Narrow" w:cs="Arial Narrow"/>
@@ -2588,7 +2597,7 @@
     <w:p>
       <w:pPr>
         <w:pStyle w:val="Prrafodelista"/>
-        <w:spacing w:after="0" w:line="240" w:lineRule="auto"/>
+        <w:spacing w:before="0" w:after="0" w:line="240" w:lineRule="auto"/>
         <w:ind w:left="567"/>
         <w:jc w:val="both"/>
         <w:rPr>
@@ -2654,7 +2663,7 @@
           <w:lang w:val="es-ES" w:eastAsia="es-ES"/>
           <w14:ligatures w14:val="none"/>
         </w:rPr>
-        <w:t xml:space="preserve">: (i) presentar una copia debidamente suscrita </w:t>
+        <w:t xml:space="preserve">:</w:t>
       </w:r>
       <w:r>
         <w:rPr>
@@ -2666,6 +2675,18 @@
           <w:lang w:val="es-ES" w:eastAsia="es-ES"/>
           <w14:ligatures w14:val="none"/>
         </w:rPr>
+        <w:t xml:space="preserve"> (i) presentar una copia debidamente suscrita </w:t>
+      </w:r>
+      <w:r>
+        <w:rPr>
+          <w:rFonts w:ascii="Arial Narrow" w:eastAsia="Arial Narrow" w:hAnsi="Arial Narrow" w:cs="Arial Narrow"/>
+          <w:color w:val="000000"/>
+          <w:kern w:val="0"/>
+          <w:sz w:val="22"/>
+          <w:szCs w:val="22"/>
+          <w:lang w:val="es-ES" w:eastAsia="es-ES"/>
+          <w14:ligatures w14:val="none"/>
+        </w:rPr>
         <w:t>del seguro de desgravamen del crédito hipotecario 94****26</w:t>
       </w:r>
       <w:r>
@@ -2730,6 +2751,24 @@
         </w:rPr>
         <w:t>) presentar todas las comunicaciones cursadas con la parte denunciante en virtud de los hechos materia de denuncia.</w:t>
       </w:r>
+    </w:p>
+    <w:p>
+      <w:pPr>
+        <w:pStyle w:val="Prrafodelista"/>
+        <w:spacing w:before="0" w:after="0" w:line="240" w:lineRule="auto"/>
+        <w:ind w:left="567"/>
+        <w:jc w:val="both"/>
+        <w:rPr>
+          <w:rFonts w:ascii="Arial Narrow" w:eastAsia="Arial Narrow" w:hAnsi="Arial Narrow" w:cs="Arial Narrow"/>
+          <w:color w:val="000000"/>
+          <w:kern w:val="0"/>
+          <w:sz w:val="22"/>
+          <w:szCs w:val="22"/>
+          <w:u w:val="single"/>
+          <w:lang w:val="es-ES" w:eastAsia="es-ES"/>
+          <w14:ligatures w14:val="none"/>
+        </w:rPr>
+      </w:pPr>
     </w:p>
     <w:p>
       <w:pPr>
@@ -2748,13 +2787,7 @@
           <w14:ligatures w14:val="none"/>
         </w:rPr>
       </w:pPr>
-    </w:p>
-    <w:p>
-      <w:pPr>
-        <w:pStyle w:val="Prrafodelista"/>
-        <w:spacing w:after="0" w:line="240" w:lineRule="auto"/>
-        <w:ind w:left="567"/>
-        <w:jc w:val="both"/>
+      <w:r>
         <w:rPr>
           <w:rFonts w:ascii="Arial Narrow" w:eastAsia="Arial Narrow" w:hAnsi="Arial Narrow" w:cs="Arial Narrow"/>
           <w:color w:val="000000"/>
@@ -2765,7 +2798,8 @@
           <w:lang w:val="es-ES" w:eastAsia="es-ES"/>
           <w14:ligatures w14:val="none"/>
         </w:rPr>
-      </w:pPr>
+        <w:t xml:space="preserve">A </w:t>
+      </w:r>
       <w:r>
         <w:rPr>
           <w:rFonts w:ascii="Arial Narrow" w:eastAsia="Arial Narrow" w:hAnsi="Arial Narrow" w:cs="Arial Narrow"/>
@@ -2777,20 +2811,31 @@
           <w:lang w:val="es-ES" w:eastAsia="es-ES"/>
           <w14:ligatures w14:val="none"/>
         </w:rPr>
-        <w:t xml:space="preserve">A </w:t>
-      </w:r>
-      <w:r>
-        <w:rPr>
-          <w:rFonts w:ascii="Arial Narrow" w:eastAsia="Arial Narrow" w:hAnsi="Arial Narrow" w:cs="Arial Narrow"/>
-          <w:color w:val="000000"/>
-          <w:kern w:val="0"/>
-          <w:sz w:val="22"/>
-          <w:szCs w:val="22"/>
-          <w:u w:val="single"/>
+        <w:t>Scotiabank</w:t>
+      </w:r>
+      <w:r>
+        <w:rPr>
+          <w:rFonts w:ascii="Arial Narrow" w:eastAsia="Arial Narrow" w:hAnsi="Arial Narrow" w:cs="Arial Narrow"/>
+          <w:color w:val="000000"/>
+          <w:kern w:val="0"/>
+          <w:sz w:val="22"/>
+          <w:szCs w:val="22"/>
           <w:lang w:val="es-ES" w:eastAsia="es-ES"/>
           <w14:ligatures w14:val="none"/>
         </w:rPr>
-        <w:t>Scotiabank</w:t>
+        <w:t>:</w:t>
+      </w:r>
+      <w:r>
+        <w:rPr>
+          <w:rFonts w:ascii="Arial Narrow" w:eastAsia="Arial Narrow" w:hAnsi="Arial Narrow" w:cs="Arial Narrow"/>
+          <w:color w:val="000000"/>
+          <w:kern w:val="0"/>
+          <w:sz w:val="22"/>
+          <w:szCs w:val="22"/>
+          <w:lang w:eastAsia="es-ES"/>
+          <w14:ligatures w14:val="none"/>
+        </w:rPr>
+        <w:t xml:space="preserve"> </w:t>
       </w:r>
       <w:r>
         <w:rPr>
@@ -2802,20 +2847,9 @@
           <w:lang w:val="es-ES" w:eastAsia="es-ES"/>
           <w14:ligatures w14:val="none"/>
         </w:rPr>
-        <w:t>:</w:t>
-      </w:r>
-      <w:r>
-        <w:rPr>
-          <w:rFonts w:ascii="Arial Narrow" w:eastAsia="Arial Narrow" w:hAnsi="Arial Narrow" w:cs="Arial Narrow"/>
-          <w:color w:val="000000"/>
-          <w:kern w:val="0"/>
-          <w:sz w:val="22"/>
-          <w:szCs w:val="22"/>
-          <w:lang w:eastAsia="es-ES"/>
-          <w14:ligatures w14:val="none"/>
-        </w:rPr>
-        <w:t xml:space="preserve"> </w:t>
-      </w:r>
+        <w:t>(i) presentar una copia debidamente suscrita del seguro de desgravamen del crédito hipotecario 94****26 materia de denuncia; (</w:t>
+      </w:r>
+      <w:proofErr w:type="spellStart"/>
       <w:r>
         <w:rPr>
           <w:rFonts w:ascii="Arial Narrow" w:eastAsia="Arial Narrow" w:hAnsi="Arial Narrow" w:cs="Arial Narrow"/>
@@ -2826,7 +2860,20 @@
           <w:lang w:val="es-ES" w:eastAsia="es-ES"/>
           <w14:ligatures w14:val="none"/>
         </w:rPr>
-        <w:t>(i) presentar una copia debidamente suscrita del seguro de desgravamen del crédito hipotecario 94****26 materia de denuncia; (</w:t>
+        <w:t>ii</w:t>
+      </w:r>
+      <w:proofErr w:type="spellEnd"/>
+      <w:r>
+        <w:rPr>
+          <w:rFonts w:ascii="Arial Narrow" w:eastAsia="Arial Narrow" w:hAnsi="Arial Narrow" w:cs="Arial Narrow"/>
+          <w:color w:val="000000"/>
+          <w:kern w:val="0"/>
+          <w:sz w:val="22"/>
+          <w:szCs w:val="22"/>
+          <w:lang w:val="es-ES" w:eastAsia="es-ES"/>
+          <w14:ligatures w14:val="none"/>
+        </w:rPr>
+        <w:t xml:space="preserve">) presentar los medios probatorios que acrediten que </w:t>
       </w:r>
       <w:proofErr w:type="spellStart"/>
       <w:r>
@@ -2839,7 +2886,7 @@
           <w:lang w:val="es-ES" w:eastAsia="es-ES"/>
           <w14:ligatures w14:val="none"/>
         </w:rPr>
-        <w:t>ii</w:t>
+        <w:t>dutante</w:t>
       </w:r>
       <w:proofErr w:type="spellEnd"/>
       <w:r>
@@ -2852,7 +2899,7 @@
           <w:lang w:val="es-ES" w:eastAsia="es-ES"/>
           <w14:ligatures w14:val="none"/>
         </w:rPr>
-        <w:t xml:space="preserve">) presentar los medios probatorios que acrediten que </w:t>
+        <w:t xml:space="preserve"> la contratación del crédito hipotecario 94****26 se informó al denunciante de la existencia de un seguro de desgravamen mancomunado; y, (</w:t>
       </w:r>
       <w:proofErr w:type="spellStart"/>
       <w:r>
@@ -2865,7 +2912,7 @@
           <w:lang w:val="es-ES" w:eastAsia="es-ES"/>
           <w14:ligatures w14:val="none"/>
         </w:rPr>
-        <w:t>dutante</w:t>
+        <w:t>iii</w:t>
       </w:r>
       <w:proofErr w:type="spellEnd"/>
       <w:r>
@@ -2878,9 +2925,8 @@
           <w:lang w:val="es-ES" w:eastAsia="es-ES"/>
           <w14:ligatures w14:val="none"/>
         </w:rPr>
-        <w:t xml:space="preserve"> la contratación del crédito hipotecario 94****26 se informó al denunciante de la existencia de un seguro de desgravamen mancomunado; y, (</w:t>
-      </w:r>
-      <w:proofErr w:type="spellStart"/>
+        <w:t>) presentar todas las comunicaciones cursadas con la parte denunciante en virtud de los hechos materia de denuncia</w:t>
+      </w:r>
       <w:r>
         <w:rPr>
           <w:rFonts w:ascii="Arial Narrow" w:eastAsia="Arial Narrow" w:hAnsi="Arial Narrow" w:cs="Arial Narrow"/>
@@ -2891,31 +2937,6 @@
           <w:lang w:val="es-ES" w:eastAsia="es-ES"/>
           <w14:ligatures w14:val="none"/>
         </w:rPr>
-        <w:t>iii</w:t>
-      </w:r>
-      <w:proofErr w:type="spellEnd"/>
-      <w:r>
-        <w:rPr>
-          <w:rFonts w:ascii="Arial Narrow" w:eastAsia="Arial Narrow" w:hAnsi="Arial Narrow" w:cs="Arial Narrow"/>
-          <w:color w:val="000000"/>
-          <w:kern w:val="0"/>
-          <w:sz w:val="22"/>
-          <w:szCs w:val="22"/>
-          <w:lang w:val="es-ES" w:eastAsia="es-ES"/>
-          <w14:ligatures w14:val="none"/>
-        </w:rPr>
-        <w:t>) presentar todas las comunicaciones cursadas con la parte denunciante en virtud de los hechos materia de denuncia</w:t>
-      </w:r>
-      <w:r>
-        <w:rPr>
-          <w:rFonts w:ascii="Arial Narrow" w:eastAsia="Arial Narrow" w:hAnsi="Arial Narrow" w:cs="Arial Narrow"/>
-          <w:color w:val="000000"/>
-          <w:kern w:val="0"/>
-          <w:sz w:val="22"/>
-          <w:szCs w:val="22"/>
-          <w:lang w:val="es-ES" w:eastAsia="es-ES"/>
-          <w14:ligatures w14:val="none"/>
-        </w:rPr>
         <w:t>.</w:t>
       </w:r>
       <w:bookmarkEnd w:id="7"/>
@@ -2924,7 +2945,7 @@
     <w:p>
       <w:pPr>
         <w:pStyle w:val="Prrafodelista"/>
-        <w:spacing w:after="0" w:line="240" w:lineRule="auto"/>
+        <w:spacing w:before="0" w:after="0" w:line="240" w:lineRule="auto"/>
         <w:ind w:left="567"/>
         <w:jc w:val="both"/>
         <w:rPr>
@@ -2992,11 +3013,26 @@
     </w:p>
     <w:p>
       <w:pPr>
+        <w:spacing w:before="0" w:after="0" w:line="240" w:lineRule="auto"/>
+        <w:jc w:val="both"/>
+        <w:rPr>
+          <w:rFonts w:ascii="Arial Narrow" w:eastAsia="Arial Narrow" w:hAnsi="Arial Narrow" w:cs="Arial Narrow"/>
+          <w:b/>
+          <w:color w:val="000000"/>
+          <w:kern w:val="0"/>
+          <w:sz w:val="22"/>
+          <w:szCs w:val="22"/>
+          <w:lang w:eastAsia="es-PE"/>
+          <w14:ligatures w14:val="none"/>
+        </w:rPr>
+      </w:pPr>
+    </w:p>
+    <w:p>
+      <w:pPr>
         <w:spacing w:after="0" w:line="240" w:lineRule="auto"/>
         <w:jc w:val="both"/>
         <w:rPr>
           <w:rFonts w:ascii="Arial Narrow" w:eastAsia="Arial Narrow" w:hAnsi="Arial Narrow" w:cs="Arial Narrow"/>
-          <w:b/>
           <w:color w:val="000000"/>
           <w:kern w:val="0"/>
           <w:sz w:val="22"/>
@@ -3005,21 +3041,6 @@
           <w14:ligatures w14:val="none"/>
         </w:rPr>
       </w:pPr>
-    </w:p>
-    <w:p>
-      <w:pPr>
-        <w:spacing w:after="0" w:line="240" w:lineRule="auto"/>
-        <w:jc w:val="both"/>
-        <w:rPr>
-          <w:rFonts w:ascii="Arial Narrow" w:eastAsia="Arial Narrow" w:hAnsi="Arial Narrow" w:cs="Arial Narrow"/>
-          <w:color w:val="000000"/>
-          <w:kern w:val="0"/>
-          <w:sz w:val="22"/>
-          <w:szCs w:val="22"/>
-          <w:lang w:eastAsia="es-PE"/>
-          <w14:ligatures w14:val="none"/>
-        </w:rPr>
-      </w:pPr>
       <w:r>
         <w:rPr>
           <w:rFonts w:ascii="Arial Narrow" w:eastAsia="Arial Narrow" w:hAnsi="Arial Narrow" w:cs="Arial Narrow"/>
@@ -3107,7 +3128,7 @@
     </w:p>
     <w:p>
       <w:pPr>
-        <w:spacing w:after="0" w:line="240" w:lineRule="auto"/>
+        <w:spacing w:before="0" w:after="0" w:line="240" w:lineRule="auto"/>
         <w:jc w:val="both"/>
         <w:rPr>
           <w:rFonts w:ascii="Arial Narrow" w:eastAsia="Arial Narrow" w:hAnsi="Arial Narrow" w:cs="Arial Narrow"/>
@@ -3187,7 +3208,7 @@
     </w:p>
     <w:p>
       <w:pPr>
-        <w:spacing w:after="0" w:line="240" w:lineRule="auto"/>
+        <w:spacing w:before="0" w:after="0" w:line="240" w:lineRule="auto"/>
         <w:jc w:val="both"/>
         <w:rPr>
           <w:rFonts w:ascii="Arial Narrow" w:eastAsia="Arial Narrow" w:hAnsi="Arial Narrow" w:cs="Arial Narrow"/>
@@ -3249,7 +3270,7 @@
     </w:p>
     <w:p>
       <w:pPr>
-        <w:spacing w:after="0" w:line="240" w:lineRule="auto"/>
+        <w:spacing w:before="0" w:after="0" w:line="240" w:lineRule="auto"/>
         <w:jc w:val="both"/>
         <w:rPr>
           <w:rFonts w:ascii="Arial Narrow" w:eastAsia="Arial Narrow" w:hAnsi="Arial Narrow" w:cs="Arial Narrow"/>
@@ -3385,7 +3406,7 @@
     </w:p>
     <w:p>
       <w:pPr>
-        <w:spacing w:after="0" w:line="240" w:lineRule="auto"/>
+        <w:spacing w:before="0" w:after="0" w:line="240" w:lineRule="auto"/>
         <w:jc w:val="both"/>
         <w:rPr>
           <w:rFonts w:ascii="Arial Narrow" w:eastAsia="Arial Narrow" w:hAnsi="Arial Narrow" w:cs="Arial Narrow"/>
@@ -3448,7 +3469,7 @@
     <w:p>
       <w:pPr>
         <w:pStyle w:val="Prrafodelista"/>
-        <w:spacing w:after="0" w:line="240" w:lineRule="auto"/>
+        <w:spacing w:before="0" w:after="0" w:line="240" w:lineRule="auto"/>
         <w:ind w:left="567"/>
         <w:jc w:val="both"/>
         <w:rPr>
@@ -3524,7 +3545,7 @@
     </w:p>
     <w:p>
       <w:pPr>
-        <w:spacing w:after="0" w:line="240" w:lineRule="auto"/>
+        <w:spacing w:before="0" w:after="0" w:line="240" w:lineRule="auto"/>
         <w:jc w:val="both"/>
         <w:rPr>
           <w:rFonts w:ascii="Arial Narrow" w:eastAsia="Arial Narrow" w:hAnsi="Arial Narrow" w:cs="Arial Narrow"/>
@@ -3577,8 +3598,23 @@
     </w:p>
     <w:p>
       <w:pPr>
+        <w:spacing w:before="0" w:after="0" w:line="240" w:lineRule="auto"/>
+        <w:contextualSpacing/>
+        <w:jc w:val="both"/>
+        <w:rPr>
+          <w:rFonts w:ascii="Arial Narrow" w:eastAsia="Arial Narrow" w:hAnsi="Arial Narrow" w:cs="Arial Narrow"/>
+          <w:color w:val="000000"/>
+          <w:kern w:val="0"/>
+          <w:sz w:val="22"/>
+          <w:szCs w:val="22"/>
+          <w:lang w:eastAsia="es-PE"/>
+          <w14:ligatures w14:val="none"/>
+        </w:rPr>
+      </w:pPr>
+    </w:p>
+    <w:p>
+      <w:pPr>
         <w:spacing w:after="0" w:line="240" w:lineRule="auto"/>
-        <w:contextualSpacing/>
         <w:jc w:val="both"/>
         <w:rPr>
           <w:rFonts w:ascii="Arial Narrow" w:eastAsia="Arial Narrow" w:hAnsi="Arial Narrow" w:cs="Arial Narrow"/>
@@ -3590,21 +3626,6 @@
           <w14:ligatures w14:val="none"/>
         </w:rPr>
       </w:pPr>
-    </w:p>
-    <w:p>
-      <w:pPr>
-        <w:spacing w:after="0" w:line="240" w:lineRule="auto"/>
-        <w:jc w:val="both"/>
-        <w:rPr>
-          <w:rFonts w:ascii="Arial Narrow" w:eastAsia="Arial Narrow" w:hAnsi="Arial Narrow" w:cs="Arial Narrow"/>
-          <w:color w:val="000000"/>
-          <w:kern w:val="0"/>
-          <w:sz w:val="22"/>
-          <w:szCs w:val="22"/>
-          <w:lang w:eastAsia="es-PE"/>
-          <w14:ligatures w14:val="none"/>
-        </w:rPr>
-      </w:pPr>
       <w:r>
         <w:rPr>
           <w:rFonts w:ascii="Arial Narrow" w:eastAsia="Arial Narrow" w:hAnsi="Arial Narrow" w:cs="Arial Narrow"/>
@@ -3701,7 +3722,7 @@
     </w:p>
     <w:p>
       <w:pPr>
-        <w:spacing w:after="0" w:line="240" w:lineRule="auto"/>
+        <w:spacing w:before="0" w:after="0" w:line="240" w:lineRule="auto"/>
         <w:jc w:val="both"/>
         <w:rPr>
           <w:rFonts w:ascii="Arial Narrow" w:eastAsia="Arial Narrow" w:hAnsi="Arial Narrow" w:cs="Arial Narrow"/>
@@ -3956,7 +3977,7 @@
     </w:p>
     <w:p>
       <w:pPr>
-        <w:spacing w:after="0" w:line="240" w:lineRule="auto"/>
+        <w:spacing w:before="0" w:after="0" w:line="240" w:lineRule="auto"/>
         <w:ind w:left="567"/>
         <w:jc w:val="both"/>
         <w:rPr>
@@ -4051,6 +4072,21 @@
     </w:p>
     <w:p>
       <w:pPr>
+        <w:spacing w:before="0" w:after="0" w:line="240" w:lineRule="auto"/>
+        <w:jc w:val="both"/>
+        <w:rPr>
+          <w:rFonts w:ascii="Arial Narrow" w:eastAsia="Arial Narrow" w:hAnsi="Arial Narrow" w:cs="Arial Narrow"/>
+          <w:color w:val="000000"/>
+          <w:kern w:val="0"/>
+          <w:sz w:val="22"/>
+          <w:szCs w:val="22"/>
+          <w:lang w:eastAsia="es-PE"/>
+          <w14:ligatures w14:val="none"/>
+        </w:rPr>
+      </w:pPr>
+    </w:p>
+    <w:p>
+      <w:pPr>
         <w:spacing w:after="0" w:line="240" w:lineRule="auto"/>
         <w:jc w:val="both"/>
         <w:rPr>
@@ -4059,9 +4095,236 @@
           <w:kern w:val="0"/>
           <w:sz w:val="22"/>
           <w:szCs w:val="22"/>
+          <w:lang w:val="es-ES" w:eastAsia="es-ES"/>
+          <w14:ligatures w14:val="none"/>
+        </w:rPr>
+      </w:pPr>
+      <w:r>
+        <w:rPr>
+          <w:rFonts w:ascii="Arial Narrow" w:eastAsia="Arial Narrow" w:hAnsi="Arial Narrow" w:cs="Arial Narrow"/>
+          <w:b/>
+          <w:color w:val="000000"/>
+          <w:kern w:val="0"/>
+          <w:sz w:val="22"/>
+          <w:szCs w:val="22"/>
           <w:lang w:eastAsia="es-PE"/>
           <w14:ligatures w14:val="none"/>
         </w:rPr>
+        <w:t xml:space="preserve">QUINTO:</w:t>
+      </w:r>
+      <w:r>
+        <w:rPr>
+          <w:rFonts w:ascii="Arial Narrow" w:eastAsia="Arial Narrow" w:hAnsi="Arial Narrow" w:cs="Arial Narrow"/>
+          <w:color w:val="000000"/>
+          <w:kern w:val="0"/>
+          <w:sz w:val="22"/>
+          <w:szCs w:val="22"/>
+          <w:lang w:eastAsia="es-PE"/>
+          <w14:ligatures w14:val="none"/>
+        </w:rPr>
+        <w:t xml:space="preserve"> </w:t>
+      </w:r>
+      <w:bookmarkStart w:id="8" w:name="_Hlk188286813"/>
+      <w:r>
+        <w:rPr>
+          <w:rFonts w:ascii="Arial Narrow" w:eastAsia="Arial Narrow" w:hAnsi="Arial Narrow" w:cs="Arial Narrow"/>
+          <w:color w:val="000000"/>
+          <w:kern w:val="0"/>
+          <w:sz w:val="22"/>
+          <w:szCs w:val="22"/>
+          <w:lang w:eastAsia="es-ES"/>
+          <w14:ligatures w14:val="none"/>
+        </w:rPr>
+        <w:t xml:space="preserve">requerir </w:t>
+      </w:r>
+      <w:r>
+        <w:rPr>
+          <w:rFonts w:ascii="Arial Narrow" w:eastAsia="Arial Narrow" w:hAnsi="Arial Narrow" w:cs="Arial Narrow"/>
+          <w:color w:val="000000"/>
+          <w:kern w:val="0"/>
+          <w:sz w:val="22"/>
+          <w:szCs w:val="22"/>
+          <w:lang w:val="es-ES" w:eastAsia="es-ES"/>
+          <w14:ligatures w14:val="none"/>
+        </w:rPr>
+        <w:t xml:space="preserve">que, en un </w:t>
+      </w:r>
+      <w:r>
+        <w:rPr>
+          <w:rFonts w:ascii="Arial Narrow" w:eastAsia="Arial Narrow" w:hAnsi="Arial Narrow" w:cs="Arial Narrow"/>
+          <w:color w:val="000000"/>
+          <w:kern w:val="0"/>
+          <w:sz w:val="22"/>
+          <w:szCs w:val="22"/>
+          <w:lang w:eastAsia="es-ES"/>
+          <w14:ligatures w14:val="none"/>
+        </w:rPr>
+        <w:t>plazo no mayor de cinco (5) días hábiles contado a partir del día siguiente de la notificación de la presente resolución</w:t>
+      </w:r>
+      <w:bookmarkEnd w:id="8"/>
+      <w:r>
+        <w:rPr>
+          <w:rFonts w:ascii="Arial Narrow" w:eastAsia="Arial Narrow" w:hAnsi="Arial Narrow" w:cs="Arial Narrow"/>
+          <w:color w:val="000000"/>
+          <w:kern w:val="0"/>
+          <w:sz w:val="22"/>
+          <w:szCs w:val="22"/>
+          <w:lang w:eastAsia="es-ES"/>
+          <w14:ligatures w14:val="none"/>
+        </w:rPr>
+        <w:t xml:space="preserve">, </w:t>
+      </w:r>
+      <w:bookmarkStart w:id="9" w:name="_Hlk188286828"/>
+      <w:r>
+        <w:rPr>
+          <w:rFonts w:ascii="Arial Narrow" w:eastAsia="Arial Narrow" w:hAnsi="Arial Narrow" w:cs="Arial Narrow"/>
+          <w:color w:val="000000"/>
+          <w:sz w:val="22"/>
+          <w:szCs w:val="22"/>
+        </w:rPr>
+        <w:t>Scotiabank Perú S.A.A.</w:t>
+      </w:r>
+      <w:r>
+        <w:rPr>
+          <w:rFonts w:ascii="Arial Narrow" w:eastAsia="Arial Narrow" w:hAnsi="Arial Narrow" w:cs="Arial Narrow"/>
+          <w:color w:val="000000"/>
+          <w:kern w:val="0"/>
+          <w:sz w:val="22"/>
+          <w:szCs w:val="22"/>
+          <w:lang w:eastAsia="es-ES"/>
+          <w14:ligatures w14:val="none"/>
+        </w:rPr>
+        <w:t xml:space="preserve">, </w:t>
+      </w:r>
+      <w:bookmarkEnd w:id="9"/>
+      <w:r>
+        <w:rPr>
+          <w:rFonts w:ascii="Arial Narrow" w:eastAsia="Arial Narrow" w:hAnsi="Arial Narrow" w:cs="Arial Narrow"/>
+          <w:color w:val="000000"/>
+          <w:kern w:val="0"/>
+          <w:sz w:val="22"/>
+          <w:szCs w:val="22"/>
+          <w:lang w:val="es-ES" w:eastAsia="es-ES"/>
+          <w14:ligatures w14:val="none"/>
+        </w:rPr>
+        <w:t xml:space="preserve">cumpla con: </w:t>
+      </w:r>
+      <w:r>
+        <w:rPr>
+          <w:rFonts w:ascii="Arial Narrow" w:eastAsia="Arial Narrow" w:hAnsi="Arial Narrow" w:cs="Arial Narrow"/>
+          <w:color w:val="000000"/>
+          <w:kern w:val="0"/>
+          <w:sz w:val="22"/>
+          <w:szCs w:val="22"/>
+          <w:lang w:val="es-ES" w:eastAsia="es-ES"/>
+          <w14:ligatures w14:val="none"/>
+        </w:rPr>
+        <w:t>(i) presentar una copia debidamente suscrita del seguro de desgravamen del crédito hipotecario 94****26 materia de denuncia; (</w:t>
+      </w:r>
+      <w:proofErr w:type="spellStart"/>
+      <w:r>
+        <w:rPr>
+          <w:rFonts w:ascii="Arial Narrow" w:eastAsia="Arial Narrow" w:hAnsi="Arial Narrow" w:cs="Arial Narrow"/>
+          <w:color w:val="000000"/>
+          <w:kern w:val="0"/>
+          <w:sz w:val="22"/>
+          <w:szCs w:val="22"/>
+          <w:lang w:val="es-ES" w:eastAsia="es-ES"/>
+          <w14:ligatures w14:val="none"/>
+        </w:rPr>
+        <w:t>ii</w:t>
+      </w:r>
+      <w:proofErr w:type="spellEnd"/>
+      <w:r>
+        <w:rPr>
+          <w:rFonts w:ascii="Arial Narrow" w:eastAsia="Arial Narrow" w:hAnsi="Arial Narrow" w:cs="Arial Narrow"/>
+          <w:color w:val="000000"/>
+          <w:kern w:val="0"/>
+          <w:sz w:val="22"/>
+          <w:szCs w:val="22"/>
+          <w:lang w:val="es-ES" w:eastAsia="es-ES"/>
+          <w14:ligatures w14:val="none"/>
+        </w:rPr>
+        <w:t xml:space="preserve">) presentar los medios probatorios que acrediten que </w:t>
+      </w:r>
+      <w:proofErr w:type="spellStart"/>
+      <w:r>
+        <w:rPr>
+          <w:rFonts w:ascii="Arial Narrow" w:eastAsia="Arial Narrow" w:hAnsi="Arial Narrow" w:cs="Arial Narrow"/>
+          <w:color w:val="000000"/>
+          <w:kern w:val="0"/>
+          <w:sz w:val="22"/>
+          <w:szCs w:val="22"/>
+          <w:lang w:val="es-ES" w:eastAsia="es-ES"/>
+          <w14:ligatures w14:val="none"/>
+        </w:rPr>
+        <w:t>dutante</w:t>
+      </w:r>
+      <w:proofErr w:type="spellEnd"/>
+      <w:r>
+        <w:rPr>
+          <w:rFonts w:ascii="Arial Narrow" w:eastAsia="Arial Narrow" w:hAnsi="Arial Narrow" w:cs="Arial Narrow"/>
+          <w:color w:val="000000"/>
+          <w:kern w:val="0"/>
+          <w:sz w:val="22"/>
+          <w:szCs w:val="22"/>
+          <w:lang w:val="es-ES" w:eastAsia="es-ES"/>
+          <w14:ligatures w14:val="none"/>
+        </w:rPr>
+        <w:t xml:space="preserve"> la contratación del crédito hipotecario 94****26 se informó al denunciante de la existencia de un seguro de desgravamen mancomunado; y, (</w:t>
+      </w:r>
+      <w:proofErr w:type="spellStart"/>
+      <w:r>
+        <w:rPr>
+          <w:rFonts w:ascii="Arial Narrow" w:eastAsia="Arial Narrow" w:hAnsi="Arial Narrow" w:cs="Arial Narrow"/>
+          <w:color w:val="000000"/>
+          <w:kern w:val="0"/>
+          <w:sz w:val="22"/>
+          <w:szCs w:val="22"/>
+          <w:lang w:val="es-ES" w:eastAsia="es-ES"/>
+          <w14:ligatures w14:val="none"/>
+        </w:rPr>
+        <w:t>iii</w:t>
+      </w:r>
+      <w:proofErr w:type="spellEnd"/>
+      <w:r>
+        <w:rPr>
+          <w:rFonts w:ascii="Arial Narrow" w:eastAsia="Arial Narrow" w:hAnsi="Arial Narrow" w:cs="Arial Narrow"/>
+          <w:color w:val="000000"/>
+          <w:kern w:val="0"/>
+          <w:sz w:val="22"/>
+          <w:szCs w:val="22"/>
+          <w:lang w:val="es-ES" w:eastAsia="es-ES"/>
+          <w14:ligatures w14:val="none"/>
+        </w:rPr>
+        <w:t>) presentar todas las comunicaciones cursadas con la parte denunciante en virtud de los hechos materia de denuncia</w:t>
+      </w:r>
+      <w:r>
+        <w:rPr>
+          <w:rFonts w:ascii="Arial Narrow" w:eastAsia="Arial Narrow" w:hAnsi="Arial Narrow" w:cs="Arial Narrow"/>
+          <w:color w:val="000000"/>
+          <w:kern w:val="0"/>
+          <w:sz w:val="22"/>
+          <w:szCs w:val="22"/>
+          <w:lang w:val="es-ES" w:eastAsia="es-ES"/>
+          <w14:ligatures w14:val="none"/>
+        </w:rPr>
+        <w:t>.</w:t>
+      </w:r>
+    </w:p>
+    <w:p>
+      <w:pPr>
+        <w:spacing w:before="0" w:after="0" w:line="240" w:lineRule="auto"/>
+        <w:jc w:val="both"/>
+        <w:rPr>
+          <w:rFonts w:ascii="Arial Narrow" w:eastAsia="Arial Narrow" w:hAnsi="Arial Narrow" w:cs="Arial Narrow"/>
+          <w:color w:val="000000"/>
+          <w:kern w:val="0"/>
+          <w:sz w:val="22"/>
+          <w:szCs w:val="22"/>
+          <w:lang w:val="es-ES" w:eastAsia="es-ES"/>
+          <w14:ligatures w14:val="none"/>
+        </w:rPr>
       </w:pPr>
     </w:p>
     <w:p>
@@ -4089,7 +4352,7 @@
           <w:lang w:eastAsia="es-PE"/>
           <w14:ligatures w14:val="none"/>
         </w:rPr>
-        <w:t xml:space="preserve">QUINTO:</w:t>
+        <w:t xml:space="preserve">SEXTO:</w:t>
       </w:r>
       <w:r>
         <w:rPr>
@@ -4103,7 +4366,6 @@
         </w:rPr>
         <w:t xml:space="preserve"> </w:t>
       </w:r>
-      <w:bookmarkStart w:id="8" w:name="_Hlk188286813"/>
       <w:r>
         <w:rPr>
           <w:rFonts w:ascii="Arial Narrow" w:eastAsia="Arial Narrow" w:hAnsi="Arial Narrow" w:cs="Arial Narrow"/>
@@ -4138,9 +4400,37 @@
           <w:lang w:eastAsia="es-ES"/>
           <w14:ligatures w14:val="none"/>
         </w:rPr>
-        <w:t>plazo no mayor de cinco (5) días hábiles contado a partir del día siguiente de la notificación de la presente resolución</w:t>
-      </w:r>
-      <w:bookmarkEnd w:id="8"/>
+        <w:t xml:space="preserve">plazo no mayor de cinco (5) días hábiles contado a partir del día siguiente de la notificación de la presente resolución, </w:t>
+      </w:r>
+      <w:r>
+        <w:rPr>
+          <w:rFonts w:ascii="Arial Narrow" w:eastAsia="Arial Narrow" w:hAnsi="Arial Narrow" w:cs="Arial Narrow"/>
+          <w:color w:val="000000"/>
+          <w:sz w:val="22"/>
+          <w:szCs w:val="22"/>
+        </w:rPr>
+        <w:t xml:space="preserve">BNP Paribas </w:t>
+      </w:r>
+      <w:proofErr w:type="spellStart"/>
+      <w:r>
+        <w:rPr>
+          <w:rFonts w:ascii="Arial Narrow" w:eastAsia="Arial Narrow" w:hAnsi="Arial Narrow" w:cs="Arial Narrow"/>
+          <w:color w:val="000000"/>
+          <w:sz w:val="22"/>
+          <w:szCs w:val="22"/>
+        </w:rPr>
+        <w:t>Cardif</w:t>
+      </w:r>
+      <w:proofErr w:type="spellEnd"/>
+      <w:r>
+        <w:rPr>
+          <w:rFonts w:ascii="Arial Narrow" w:eastAsia="Arial Narrow" w:hAnsi="Arial Narrow" w:cs="Arial Narrow"/>
+          <w:color w:val="000000"/>
+          <w:sz w:val="22"/>
+          <w:szCs w:val="22"/>
+        </w:rPr>
+        <w:t xml:space="preserve"> S.A. Compañía de Seguros y Reaseguros</w:t>
+      </w:r>
       <w:r>
         <w:rPr>
           <w:rFonts w:ascii="Arial Narrow" w:eastAsia="Arial Narrow" w:hAnsi="Arial Narrow" w:cs="Arial Narrow"/>
@@ -4153,29 +4443,6 @@
         </w:rPr>
         <w:t xml:space="preserve">, </w:t>
       </w:r>
-      <w:bookmarkStart w:id="9" w:name="_Hlk188286828"/>
-      <w:r>
-        <w:rPr>
-          <w:rFonts w:ascii="Arial Narrow" w:eastAsia="Arial Narrow" w:hAnsi="Arial Narrow" w:cs="Arial Narrow"/>
-          <w:color w:val="000000"/>
-          <w:sz w:val="22"/>
-          <w:szCs w:val="22"/>
-        </w:rPr>
-        <w:t>Scotiabank Perú S.A.A.</w:t>
-      </w:r>
-      <w:r>
-        <w:rPr>
-          <w:rFonts w:ascii="Arial Narrow" w:eastAsia="Arial Narrow" w:hAnsi="Arial Narrow" w:cs="Arial Narrow"/>
-          <w:color w:val="000000"/>
-          <w:kern w:val="0"/>
-          <w:sz w:val="22"/>
-          <w:szCs w:val="22"/>
-          <w:lang w:eastAsia="es-ES"/>
-          <w14:ligatures w14:val="none"/>
-        </w:rPr>
-        <w:t xml:space="preserve">, </w:t>
-      </w:r>
-      <w:bookmarkEnd w:id="9"/>
       <w:r>
         <w:rPr>
           <w:rFonts w:ascii="Arial Narrow" w:eastAsia="Arial Narrow" w:hAnsi="Arial Narrow" w:cs="Arial Narrow"/>
@@ -4198,7 +4465,7 @@
           <w:lang w:val="es-ES" w:eastAsia="es-ES"/>
           <w14:ligatures w14:val="none"/>
         </w:rPr>
-        <w:t>(i) presentar una copia debidamente suscrita del seguro de desgravamen del crédito hipotecario 94****26 materia de denuncia; (</w:t>
+        <w:t>(i) presentar una copia debidamente suscrita del seguro de desgravamen del crédito hipotecario 94****26 materia de denuncia; y, (</w:t>
       </w:r>
       <w:proofErr w:type="spellStart"/>
       <w:r>
@@ -4224,9 +4491,8 @@
           <w:lang w:val="es-ES" w:eastAsia="es-ES"/>
           <w14:ligatures w14:val="none"/>
         </w:rPr>
-        <w:t xml:space="preserve">) presentar los medios probatorios que acrediten que </w:t>
-      </w:r>
-      <w:proofErr w:type="spellStart"/>
+        <w:t>) presentar todas las comunicaciones cursadas con la parte denunciante en virtud de los hechos materia de denuncia</w:t>
+      </w:r>
       <w:r>
         <w:rPr>
           <w:rFonts w:ascii="Arial Narrow" w:eastAsia="Arial Narrow" w:hAnsi="Arial Narrow" w:cs="Arial Narrow"/>
@@ -4237,257 +4503,12 @@
           <w:lang w:val="es-ES" w:eastAsia="es-ES"/>
           <w14:ligatures w14:val="none"/>
         </w:rPr>
-        <w:t>dutante</w:t>
-      </w:r>
-      <w:proofErr w:type="spellEnd"/>
-      <w:r>
-        <w:rPr>
-          <w:rFonts w:ascii="Arial Narrow" w:eastAsia="Arial Narrow" w:hAnsi="Arial Narrow" w:cs="Arial Narrow"/>
-          <w:color w:val="000000"/>
-          <w:kern w:val="0"/>
-          <w:sz w:val="22"/>
-          <w:szCs w:val="22"/>
-          <w:lang w:val="es-ES" w:eastAsia="es-ES"/>
-          <w14:ligatures w14:val="none"/>
-        </w:rPr>
-        <w:t xml:space="preserve"> la contratación del crédito hipotecario 94****26 se informó al denunciante de la existencia de un seguro de desgravamen mancomunado; y, (</w:t>
-      </w:r>
-      <w:proofErr w:type="spellStart"/>
-      <w:r>
-        <w:rPr>
-          <w:rFonts w:ascii="Arial Narrow" w:eastAsia="Arial Narrow" w:hAnsi="Arial Narrow" w:cs="Arial Narrow"/>
-          <w:color w:val="000000"/>
-          <w:kern w:val="0"/>
-          <w:sz w:val="22"/>
-          <w:szCs w:val="22"/>
-          <w:lang w:val="es-ES" w:eastAsia="es-ES"/>
-          <w14:ligatures w14:val="none"/>
-        </w:rPr>
-        <w:t>iii</w:t>
-      </w:r>
-      <w:proofErr w:type="spellEnd"/>
-      <w:r>
-        <w:rPr>
-          <w:rFonts w:ascii="Arial Narrow" w:eastAsia="Arial Narrow" w:hAnsi="Arial Narrow" w:cs="Arial Narrow"/>
-          <w:color w:val="000000"/>
-          <w:kern w:val="0"/>
-          <w:sz w:val="22"/>
-          <w:szCs w:val="22"/>
-          <w:lang w:val="es-ES" w:eastAsia="es-ES"/>
-          <w14:ligatures w14:val="none"/>
-        </w:rPr>
-        <w:t>) presentar todas las comunicaciones cursadas con la parte denunciante en virtud de los hechos materia de denuncia</w:t>
-      </w:r>
-      <w:r>
-        <w:rPr>
-          <w:rFonts w:ascii="Arial Narrow" w:eastAsia="Arial Narrow" w:hAnsi="Arial Narrow" w:cs="Arial Narrow"/>
-          <w:color w:val="000000"/>
-          <w:kern w:val="0"/>
-          <w:sz w:val="22"/>
-          <w:szCs w:val="22"/>
-          <w:lang w:val="es-ES" w:eastAsia="es-ES"/>
-          <w14:ligatures w14:val="none"/>
-        </w:rPr>
         <w:t>.</w:t>
       </w:r>
     </w:p>
     <w:p>
       <w:pPr>
-        <w:spacing w:after="0" w:line="240" w:lineRule="auto"/>
-        <w:jc w:val="both"/>
-        <w:rPr>
-          <w:rFonts w:ascii="Arial Narrow" w:eastAsia="Arial Narrow" w:hAnsi="Arial Narrow" w:cs="Arial Narrow"/>
-          <w:color w:val="000000"/>
-          <w:kern w:val="0"/>
-          <w:sz w:val="22"/>
-          <w:szCs w:val="22"/>
-          <w:lang w:val="es-ES" w:eastAsia="es-ES"/>
-          <w14:ligatures w14:val="none"/>
-        </w:rPr>
-      </w:pPr>
-    </w:p>
-    <w:p>
-      <w:pPr>
-        <w:spacing w:after="0" w:line="240" w:lineRule="auto"/>
-        <w:jc w:val="both"/>
-        <w:rPr>
-          <w:rFonts w:ascii="Arial Narrow" w:eastAsia="Arial Narrow" w:hAnsi="Arial Narrow" w:cs="Arial Narrow"/>
-          <w:color w:val="000000"/>
-          <w:kern w:val="0"/>
-          <w:sz w:val="22"/>
-          <w:szCs w:val="22"/>
-          <w:lang w:val="es-ES" w:eastAsia="es-ES"/>
-          <w14:ligatures w14:val="none"/>
-        </w:rPr>
-      </w:pPr>
-      <w:r>
-        <w:rPr>
-          <w:rFonts w:ascii="Arial Narrow" w:eastAsia="Arial Narrow" w:hAnsi="Arial Narrow" w:cs="Arial Narrow"/>
-          <w:b/>
-          <w:color w:val="000000"/>
-          <w:kern w:val="0"/>
-          <w:sz w:val="22"/>
-          <w:szCs w:val="22"/>
-          <w:lang w:eastAsia="es-PE"/>
-          <w14:ligatures w14:val="none"/>
-        </w:rPr>
-        <w:t xml:space="preserve">SEXTO:</w:t>
-      </w:r>
-      <w:r>
-        <w:rPr>
-          <w:rFonts w:ascii="Arial Narrow" w:eastAsia="Arial Narrow" w:hAnsi="Arial Narrow" w:cs="Arial Narrow"/>
-          <w:color w:val="000000"/>
-          <w:kern w:val="0"/>
-          <w:sz w:val="22"/>
-          <w:szCs w:val="22"/>
-          <w:lang w:eastAsia="es-PE"/>
-          <w14:ligatures w14:val="none"/>
-        </w:rPr>
-        <w:t xml:space="preserve"> </w:t>
-      </w:r>
-      <w:r>
-        <w:rPr>
-          <w:rFonts w:ascii="Arial Narrow" w:eastAsia="Arial Narrow" w:hAnsi="Arial Narrow" w:cs="Arial Narrow"/>
-          <w:color w:val="000000"/>
-          <w:kern w:val="0"/>
-          <w:sz w:val="22"/>
-          <w:szCs w:val="22"/>
-          <w:lang w:eastAsia="es-ES"/>
-          <w14:ligatures w14:val="none"/>
-        </w:rPr>
-        <w:t xml:space="preserve">requerir </w:t>
-      </w:r>
-      <w:r>
-        <w:rPr>
-          <w:rFonts w:ascii="Arial Narrow" w:eastAsia="Arial Narrow" w:hAnsi="Arial Narrow" w:cs="Arial Narrow"/>
-          <w:color w:val="000000"/>
-          <w:kern w:val="0"/>
-          <w:sz w:val="22"/>
-          <w:szCs w:val="22"/>
-          <w:lang w:val="es-ES" w:eastAsia="es-ES"/>
-          <w14:ligatures w14:val="none"/>
-        </w:rPr>
-        <w:t xml:space="preserve">que, en un </w:t>
-      </w:r>
-      <w:r>
-        <w:rPr>
-          <w:rFonts w:ascii="Arial Narrow" w:eastAsia="Arial Narrow" w:hAnsi="Arial Narrow" w:cs="Arial Narrow"/>
-          <w:color w:val="000000"/>
-          <w:kern w:val="0"/>
-          <w:sz w:val="22"/>
-          <w:szCs w:val="22"/>
-          <w:lang w:eastAsia="es-ES"/>
-          <w14:ligatures w14:val="none"/>
-        </w:rPr>
-        <w:t xml:space="preserve">plazo no mayor de cinco (5) días hábiles contado a partir del día siguiente de la notificación de la presente resolución, </w:t>
-      </w:r>
-      <w:r>
-        <w:rPr>
-          <w:rFonts w:ascii="Arial Narrow" w:eastAsia="Arial Narrow" w:hAnsi="Arial Narrow" w:cs="Arial Narrow"/>
-          <w:color w:val="000000"/>
-          <w:sz w:val="22"/>
-          <w:szCs w:val="22"/>
-        </w:rPr>
-        <w:t xml:space="preserve">BNP Paribas </w:t>
-      </w:r>
-      <w:proofErr w:type="spellStart"/>
-      <w:r>
-        <w:rPr>
-          <w:rFonts w:ascii="Arial Narrow" w:eastAsia="Arial Narrow" w:hAnsi="Arial Narrow" w:cs="Arial Narrow"/>
-          <w:color w:val="000000"/>
-          <w:sz w:val="22"/>
-          <w:szCs w:val="22"/>
-        </w:rPr>
-        <w:t>Cardif</w:t>
-      </w:r>
-      <w:proofErr w:type="spellEnd"/>
-      <w:r>
-        <w:rPr>
-          <w:rFonts w:ascii="Arial Narrow" w:eastAsia="Arial Narrow" w:hAnsi="Arial Narrow" w:cs="Arial Narrow"/>
-          <w:color w:val="000000"/>
-          <w:sz w:val="22"/>
-          <w:szCs w:val="22"/>
-        </w:rPr>
-        <w:t xml:space="preserve"> S.A. Compañía de Seguros y Reaseguros</w:t>
-      </w:r>
-      <w:r>
-        <w:rPr>
-          <w:rFonts w:ascii="Arial Narrow" w:eastAsia="Arial Narrow" w:hAnsi="Arial Narrow" w:cs="Arial Narrow"/>
-          <w:color w:val="000000"/>
-          <w:kern w:val="0"/>
-          <w:sz w:val="22"/>
-          <w:szCs w:val="22"/>
-          <w:lang w:eastAsia="es-ES"/>
-          <w14:ligatures w14:val="none"/>
-        </w:rPr>
-        <w:t xml:space="preserve">, </w:t>
-      </w:r>
-      <w:r>
-        <w:rPr>
-          <w:rFonts w:ascii="Arial Narrow" w:eastAsia="Arial Narrow" w:hAnsi="Arial Narrow" w:cs="Arial Narrow"/>
-          <w:color w:val="000000"/>
-          <w:kern w:val="0"/>
-          <w:sz w:val="22"/>
-          <w:szCs w:val="22"/>
-          <w:lang w:val="es-ES" w:eastAsia="es-ES"/>
-          <w14:ligatures w14:val="none"/>
-        </w:rPr>
-        <w:t xml:space="preserve">cumpla con: </w:t>
-      </w:r>
-      <w:r>
-        <w:rPr>
-          <w:rFonts w:ascii="Arial Narrow" w:eastAsia="Arial Narrow" w:hAnsi="Arial Narrow" w:cs="Arial Narrow"/>
-          <w:color w:val="000000"/>
-          <w:kern w:val="0"/>
-          <w:sz w:val="22"/>
-          <w:szCs w:val="22"/>
-          <w:lang w:val="es-ES" w:eastAsia="es-ES"/>
-          <w14:ligatures w14:val="none"/>
-        </w:rPr>
-        <w:t>(i) presentar una copia debidamente suscrita del seguro de desgravamen del crédito hipotecario 94****26 materia de denuncia; y, (</w:t>
-      </w:r>
-      <w:proofErr w:type="spellStart"/>
-      <w:r>
-        <w:rPr>
-          <w:rFonts w:ascii="Arial Narrow" w:eastAsia="Arial Narrow" w:hAnsi="Arial Narrow" w:cs="Arial Narrow"/>
-          <w:color w:val="000000"/>
-          <w:kern w:val="0"/>
-          <w:sz w:val="22"/>
-          <w:szCs w:val="22"/>
-          <w:lang w:val="es-ES" w:eastAsia="es-ES"/>
-          <w14:ligatures w14:val="none"/>
-        </w:rPr>
-        <w:t>ii</w:t>
-      </w:r>
-      <w:proofErr w:type="spellEnd"/>
-      <w:r>
-        <w:rPr>
-          <w:rFonts w:ascii="Arial Narrow" w:eastAsia="Arial Narrow" w:hAnsi="Arial Narrow" w:cs="Arial Narrow"/>
-          <w:color w:val="000000"/>
-          <w:kern w:val="0"/>
-          <w:sz w:val="22"/>
-          <w:szCs w:val="22"/>
-          <w:lang w:val="es-ES" w:eastAsia="es-ES"/>
-          <w14:ligatures w14:val="none"/>
-        </w:rPr>
-        <w:t>) presentar todas las comunicaciones cursadas con la parte denunciante en virtud de los hechos materia de denuncia</w:t>
-      </w:r>
-      <w:r>
-        <w:rPr>
-          <w:rFonts w:ascii="Arial Narrow" w:eastAsia="Arial Narrow" w:hAnsi="Arial Narrow" w:cs="Arial Narrow"/>
-          <w:color w:val="000000"/>
-          <w:kern w:val="0"/>
-          <w:sz w:val="22"/>
-          <w:szCs w:val="22"/>
-          <w:lang w:val="es-ES" w:eastAsia="es-ES"/>
-          <w14:ligatures w14:val="none"/>
-        </w:rPr>
-        <w:t>.</w:t>
-      </w:r>
-    </w:p>
-    <w:p>
-      <w:pPr>
-        <w:spacing w:after="0" w:line="240" w:lineRule="auto"/>
+        <w:spacing w:before="0" w:after="0" w:line="240" w:lineRule="auto"/>
         <w:jc w:val="both"/>
         <w:rPr>
           <w:rFonts w:ascii="Arial Narrow" w:eastAsia="Arial Narrow" w:hAnsi="Arial Narrow" w:cs="Arial Narrow"/>
@@ -4685,11 +4706,26 @@
     </w:p>
     <w:p>
       <w:pPr>
+        <w:spacing w:before="0" w:after="0" w:line="240" w:lineRule="auto"/>
+        <w:jc w:val="both"/>
+        <w:rPr>
+          <w:rFonts w:ascii="Arial Narrow" w:eastAsia="Arial Narrow" w:hAnsi="Arial Narrow" w:cs="Arial Narrow"/>
+          <w:b/>
+          <w:color w:val="000000"/>
+          <w:kern w:val="0"/>
+          <w:sz w:val="22"/>
+          <w:szCs w:val="22"/>
+          <w:lang w:eastAsia="es-PE"/>
+          <w14:ligatures w14:val="none"/>
+        </w:rPr>
+      </w:pPr>
+    </w:p>
+    <w:p>
+      <w:pPr>
         <w:spacing w:after="0" w:line="240" w:lineRule="auto"/>
         <w:jc w:val="both"/>
         <w:rPr>
           <w:rFonts w:ascii="Arial Narrow" w:eastAsia="Arial Narrow" w:hAnsi="Arial Narrow" w:cs="Arial Narrow"/>
-          <w:b/>
           <w:color w:val="000000"/>
           <w:kern w:val="0"/>
           <w:sz w:val="22"/>
@@ -4698,13 +4734,10 @@
           <w14:ligatures w14:val="none"/>
         </w:rPr>
       </w:pPr>
-    </w:p>
-    <w:p>
-      <w:pPr>
-        <w:spacing w:after="0" w:line="240" w:lineRule="auto"/>
-        <w:jc w:val="both"/>
-        <w:rPr>
-          <w:rFonts w:ascii="Arial Narrow" w:eastAsia="Arial Narrow" w:hAnsi="Arial Narrow" w:cs="Arial Narrow"/>
+      <w:r>
+        <w:rPr>
+          <w:rFonts w:ascii="Arial Narrow" w:eastAsia="Arial Narrow" w:hAnsi="Arial Narrow" w:cs="Arial Narrow"/>
+          <w:b/>
           <w:color w:val="000000"/>
           <w:kern w:val="0"/>
           <w:sz w:val="22"/>
@@ -4712,7 +4745,8 @@
           <w:lang w:eastAsia="es-PE"/>
           <w14:ligatures w14:val="none"/>
         </w:rPr>
-      </w:pPr>
+        <w:t>OCTAVO</w:t>
+      </w:r>
       <w:r>
         <w:rPr>
           <w:rFonts w:ascii="Arial Narrow" w:eastAsia="Arial Narrow" w:hAnsi="Arial Narrow" w:cs="Arial Narrow"/>
@@ -4724,12 +4758,11 @@
           <w:lang w:eastAsia="es-PE"/>
           <w14:ligatures w14:val="none"/>
         </w:rPr>
-        <w:t>OCTAVO</w:t>
-      </w:r>
-      <w:r>
-        <w:rPr>
-          <w:rFonts w:ascii="Arial Narrow" w:eastAsia="Arial Narrow" w:hAnsi="Arial Narrow" w:cs="Arial Narrow"/>
-          <w:b/>
+        <w:t>:</w:t>
+      </w:r>
+      <w:r>
+        <w:rPr>
+          <w:rFonts w:ascii="Arial Narrow" w:eastAsia="Arial Narrow" w:hAnsi="Arial Narrow" w:cs="Arial Narrow"/>
           <w:color w:val="000000"/>
           <w:kern w:val="0"/>
           <w:sz w:val="22"/>
@@ -4737,24 +4770,12 @@
           <w:lang w:eastAsia="es-PE"/>
           <w14:ligatures w14:val="none"/>
         </w:rPr>
-        <w:t>:</w:t>
-      </w:r>
-      <w:r>
-        <w:rPr>
-          <w:rFonts w:ascii="Arial Narrow" w:eastAsia="Arial Narrow" w:hAnsi="Arial Narrow" w:cs="Arial Narrow"/>
-          <w:color w:val="000000"/>
-          <w:kern w:val="0"/>
-          <w:sz w:val="22"/>
-          <w:szCs w:val="22"/>
-          <w:lang w:eastAsia="es-PE"/>
-          <w14:ligatures w14:val="none"/>
-        </w:rPr>
         <w:t xml:space="preserve"> informar a las partes que conforme a lo establecido en el artículo 39 de la Ley sobre Facultades, Normas y Organización del Indecopi, aprobada por Decreto Legislativo 807, los gastos por los peritajes realizados, actuación de pruebas, inspecciones y otros derivados de la tramitación del proceso serán de cargo de la parte que solicita la prueba, salvo pacto en contrario. En todos los casos, la resolución final determinará si los gastos deben ser asumidos por alguna de las partes, o reembolsados a la otra parte o al Indecopi, según sea el caso, de manera adicional a la sanción que haya podido imponerse. </w:t>
       </w:r>
     </w:p>
     <w:p>
       <w:pPr>
-        <w:spacing w:after="0" w:line="240" w:lineRule="auto"/>
+        <w:spacing w:before="0" w:after="0" w:line="240" w:lineRule="auto"/>
         <w:jc w:val="both"/>
         <w:rPr>
           <w:rFonts w:ascii="Arial Narrow" w:eastAsia="Arial Narrow" w:hAnsi="Arial Narrow" w:cs="Arial Narrow"/>
@@ -4910,15 +4931,96 @@
     </w:p>
     <w:p>
       <w:pPr>
+        <w:spacing w:before="0" w:after="0" w:line="240" w:lineRule="auto"/>
+        <w:suppressAutoHyphens/>
+        <w:jc w:val="both"/>
+        <w:rPr>
+          <w:rFonts w:ascii="Arial Narrow" w:eastAsia="Arial Narrow" w:hAnsi="Arial Narrow" w:cs="Arial Narrow"/>
+          <w:kern w:val="0"/>
+          <w:sz w:val="22"/>
+          <w:szCs w:val="22"/>
+          <w:u w:val="single"/>
+          <w14:ligatures w14:val="none"/>
+        </w:rPr>
+      </w:pPr>
+    </w:p>
+    <w:p>
+      <w:pPr>
         <w:suppressAutoHyphens/>
         <w:spacing w:after="0" w:line="240" w:lineRule="auto"/>
         <w:jc w:val="both"/>
         <w:rPr>
           <w:rFonts w:ascii="Arial Narrow" w:eastAsia="Arial Narrow" w:hAnsi="Arial Narrow" w:cs="Arial Narrow"/>
-          <w:kern w:val="0"/>
-          <w:sz w:val="22"/>
-          <w:szCs w:val="22"/>
-          <w:u w:val="single"/>
+          <w:color w:val="000000"/>
+          <w:kern w:val="0"/>
+          <w:sz w:val="22"/>
+          <w:szCs w:val="22"/>
+          <w:lang w:eastAsia="es-PE"/>
+          <w14:ligatures w14:val="none"/>
+        </w:rPr>
+      </w:pPr>
+      <w:r>
+        <w:rPr>
+          <w:rFonts w:ascii="Arial Narrow" w:eastAsia="Arial Narrow" w:hAnsi="Arial Narrow" w:cs="Arial Narrow"/>
+          <w:b/>
+          <w:color w:val="000000"/>
+          <w:sz w:val="22"/>
+          <w:szCs w:val="22"/>
+        </w:rPr>
+        <w:t>DÉCIMO</w:t>
+      </w:r>
+      <w:r>
+        <w:rPr>
+          <w:rFonts w:ascii="Arial Narrow" w:eastAsia="Arial Narrow" w:hAnsi="Arial Narrow" w:cs="Arial Narrow"/>
+          <w:b/>
+          <w:color w:val="000000"/>
+          <w:kern w:val="0"/>
+          <w:sz w:val="22"/>
+          <w:szCs w:val="22"/>
+          <w:lang w:eastAsia="es-PE"/>
+          <w14:ligatures w14:val="none"/>
+        </w:rPr>
+        <w:t>:</w:t>
+      </w:r>
+      <w:r>
+        <w:rPr>
+          <w:rFonts w:ascii="Arial Narrow" w:eastAsia="Arial Narrow" w:hAnsi="Arial Narrow" w:cs="Arial Narrow"/>
+          <w:color w:val="000000"/>
+          <w:kern w:val="0"/>
+          <w:sz w:val="22"/>
+          <w:szCs w:val="22"/>
+          <w:lang w:eastAsia="es-PE"/>
+          <w14:ligatures w14:val="none"/>
+        </w:rPr>
+        <w:t xml:space="preserve"> </w:t>
+      </w:r>
+      <w:r>
+        <w:rPr>
+          <w:rFonts w:ascii="Arial Narrow" w:eastAsia="Arial Narrow" w:hAnsi="Arial Narrow" w:cs="Arial Narrow"/>
+          <w:color w:val="000000"/>
+          <w:kern w:val="0"/>
+          <w:sz w:val="22"/>
+          <w:szCs w:val="22"/>
+          <w:lang w:eastAsia="es-PE"/>
+          <w14:ligatures w14:val="none"/>
+        </w:rPr>
+        <w:t xml:space="preserve">poner en conocimiento de las partes que, antes de la emisión de la Resolución Final, tienen la posibilidad de formular su desistimiento o presentar el acuerdo arribado mediante la conciliación, mediación, transacción o cualquier otro que, de forma indubitable, deje constancia que se ha solucionado la controversia materia de denuncia.</w:t>
+      </w:r>
+      <w:bookmarkStart w:id="11" w:name="h.gjdgxs" w:colFirst="0" w:colLast="0"/>
+      <w:bookmarkEnd w:id="11"/>
+    </w:p>
+    <w:p>
+      <w:pPr>
+        <w:spacing w:before="0" w:after="0" w:line="240" w:lineRule="auto"/>
+        <w:suppressAutoHyphens/>
+        <w:jc w:val="both"/>
+        <w:rPr>
+          <w:rFonts w:ascii="Arial Narrow" w:eastAsia="Arial Narrow" w:hAnsi="Arial Narrow" w:cs="Arial Narrow"/>
+          <w:color w:val="000000"/>
+          <w:kern w:val="0"/>
+          <w:sz w:val="22"/>
+          <w:szCs w:val="22"/>
+          <w:lang w:eastAsia="es-PE"/>
           <w14:ligatures w14:val="none"/>
         </w:rPr>
       </w:pPr>
@@ -4930,87 +5032,6 @@
         <w:jc w:val="both"/>
         <w:rPr>
           <w:rFonts w:ascii="Arial Narrow" w:eastAsia="Arial Narrow" w:hAnsi="Arial Narrow" w:cs="Arial Narrow"/>
-          <w:color w:val="000000"/>
-          <w:kern w:val="0"/>
-          <w:sz w:val="22"/>
-          <w:szCs w:val="22"/>
-          <w:lang w:eastAsia="es-PE"/>
-          <w14:ligatures w14:val="none"/>
-        </w:rPr>
-      </w:pPr>
-      <w:r>
-        <w:rPr>
-          <w:rFonts w:ascii="Arial Narrow" w:eastAsia="Arial Narrow" w:hAnsi="Arial Narrow" w:cs="Arial Narrow"/>
-          <w:b/>
-          <w:color w:val="000000"/>
-          <w:sz w:val="22"/>
-          <w:szCs w:val="22"/>
-        </w:rPr>
-        <w:t>DÉCIMO</w:t>
-      </w:r>
-      <w:r>
-        <w:rPr>
-          <w:rFonts w:ascii="Arial Narrow" w:eastAsia="Arial Narrow" w:hAnsi="Arial Narrow" w:cs="Arial Narrow"/>
-          <w:b/>
-          <w:color w:val="000000"/>
-          <w:kern w:val="0"/>
-          <w:sz w:val="22"/>
-          <w:szCs w:val="22"/>
-          <w:lang w:eastAsia="es-PE"/>
-          <w14:ligatures w14:val="none"/>
-        </w:rPr>
-        <w:t>:</w:t>
-      </w:r>
-      <w:r>
-        <w:rPr>
-          <w:rFonts w:ascii="Arial Narrow" w:eastAsia="Arial Narrow" w:hAnsi="Arial Narrow" w:cs="Arial Narrow"/>
-          <w:color w:val="000000"/>
-          <w:kern w:val="0"/>
-          <w:sz w:val="22"/>
-          <w:szCs w:val="22"/>
-          <w:lang w:eastAsia="es-PE"/>
-          <w14:ligatures w14:val="none"/>
-        </w:rPr>
-        <w:t xml:space="preserve"> </w:t>
-      </w:r>
-      <w:r>
-        <w:rPr>
-          <w:rFonts w:ascii="Arial Narrow" w:eastAsia="Arial Narrow" w:hAnsi="Arial Narrow" w:cs="Arial Narrow"/>
-          <w:color w:val="000000"/>
-          <w:kern w:val="0"/>
-          <w:sz w:val="22"/>
-          <w:szCs w:val="22"/>
-          <w:lang w:eastAsia="es-PE"/>
-          <w14:ligatures w14:val="none"/>
-        </w:rPr>
-        <w:t xml:space="preserve">poner en conocimiento de las partes que, antes de la emisión de la Resolución Final, tienen la posibilidad de formular su desistimiento o presentar el acuerdo arribado mediante la conciliación, mediación, transacción o cualquier otro que, de forma indubitable, deje constancia que se ha solucionado la controversia materia de denuncia.</w:t>
-      </w:r>
-      <w:bookmarkStart w:id="11" w:name="h.gjdgxs" w:colFirst="0" w:colLast="0"/>
-      <w:bookmarkEnd w:id="11"/>
-    </w:p>
-    <w:p>
-      <w:pPr>
-        <w:suppressAutoHyphens/>
-        <w:spacing w:after="0" w:line="240" w:lineRule="auto"/>
-        <w:jc w:val="both"/>
-        <w:rPr>
-          <w:rFonts w:ascii="Arial Narrow" w:eastAsia="Arial Narrow" w:hAnsi="Arial Narrow" w:cs="Arial Narrow"/>
-          <w:color w:val="000000"/>
-          <w:kern w:val="0"/>
-          <w:sz w:val="22"/>
-          <w:szCs w:val="22"/>
-          <w:lang w:eastAsia="es-PE"/>
-          <w14:ligatures w14:val="none"/>
-        </w:rPr>
-      </w:pPr>
-    </w:p>
-    <w:p>
-      <w:pPr>
-        <w:suppressAutoHyphens/>
-        <w:spacing w:after="0" w:line="240" w:lineRule="auto"/>
-        <w:jc w:val="both"/>
-        <w:rPr>
-          <w:rFonts w:ascii="Arial Narrow" w:eastAsia="Arial Narrow" w:hAnsi="Arial Narrow" w:cs="Arial Narrow"/>
           <w:sz w:val="22"/>
           <w:szCs w:val="22"/>
         </w:rPr>
@@ -5139,8 +5160,8 @@
     </w:p>
     <w:p>
       <w:pPr>
+        <w:spacing w:before="0" w:after="0" w:line="240" w:lineRule="auto"/>
         <w:suppressAutoHyphens/>
-        <w:spacing w:after="0" w:line="240" w:lineRule="auto"/>
         <w:jc w:val="both"/>
         <w:rPr>
           <w:rFonts w:ascii="Arial Narrow" w:eastAsia="Arial Narrow" w:hAnsi="Arial Narrow" w:cs="Arial Narrow"/>
@@ -5617,9 +5638,27 @@
           <w:sz w:val="16"/>
           <w:szCs w:val="16"/>
         </w:rPr>
+        <w:t xml:space="preserve"/>
+      </w:r>
+      <w:r>
+        <w:rPr>
+          <w:rFonts w:ascii="Arial Narrow" w:eastAsia="Arial Narrow" w:hAnsi="Arial Narrow" w:cs="Arial Narrow"/>
+          <w:sz w:val="16"/>
+          <w:szCs w:val="16"/>
+          <w:lang w:val="es-419"/>
+        </w:rPr>
+      </w:r>
+      <w:r>
+        <w:rPr>
+          <w:rFonts w:ascii="Arial Narrow" w:eastAsia="Arial Narrow" w:hAnsi="Arial Narrow" w:cs="Arial Narrow"/>
+          <w:sz w:val="16"/>
+          <w:szCs w:val="16"/>
+          <w:lang w:val="es-419"/>
+        </w:rPr>
         <w:tab/>
-        <w:t xml:space="preserve"/>
-      </w:r>
+        <w:t xml:space="preserve">Denuncia remitida a esta Comisión mediante DOCUMENTO DE TRASLADO 342-2026-CC2/INDECOPI de fecha 17 de junio de 2026, </w:t>
+      </w:r>
+      <w:proofErr w:type="spellStart"/>
       <w:r>
         <w:rPr>
           <w:rFonts w:ascii="Arial Narrow" w:eastAsia="Arial Narrow" w:hAnsi="Arial Narrow" w:cs="Arial Narrow"/>
@@ -5627,8 +5666,17 @@
           <w:szCs w:val="16"/>
           <w:lang w:val="es-419"/>
         </w:rPr>
-        <w:tab/>
-        <w:t xml:space="preserve">Publicado el 2 de setiembre de 2010 en el Diario Oficial El Peruano, vigente desde el 2 de octubre de 2010 y modificado por Decreto Legislativo 1308.</w:t>
+        <w:t xml:space="preserve">recibida</w:t>
+      </w:r>
+      <w:proofErr w:type="spellEnd"/>
+      <w:r>
+        <w:rPr>
+          <w:rFonts w:ascii="Arial Narrow" w:eastAsia="Arial Narrow" w:hAnsi="Arial Narrow" w:cs="Arial Narrow"/>
+          <w:sz w:val="16"/>
+          <w:szCs w:val="16"/>
+          <w:lang w:val="es-419"/>
+        </w:rPr>
+        <w:t xml:space="preserve"> el 23 de junio de 2026.</w:t>
       </w:r>
     </w:p>
     <w:p>
@@ -5682,46 +5730,17 @@
           <w:sz w:val="16"/>
           <w:szCs w:val="16"/>
         </w:rPr>
+        <w:t xml:space="preserve"/>
+      </w:r>
+      <w:r>
+        <w:rPr>
+          <w:rFonts w:ascii="Arial Narrow" w:eastAsia="Arial Narrow" w:hAnsi="Arial Narrow" w:cs="Arial Narrow"/>
+          <w:sz w:val="16"/>
+          <w:szCs w:val="16"/>
+          <w:lang w:val="es-419"/>
+        </w:rPr>
         <w:tab/>
-        <w:t xml:space="preserve"/>
-      </w:r>
-      <w:r>
-        <w:rPr>
-          <w:rFonts w:ascii="Arial Narrow" w:eastAsia="Arial Narrow" w:hAnsi="Arial Narrow" w:cs="Arial Narrow"/>
-          <w:sz w:val="16"/>
-          <w:szCs w:val="16"/>
-          <w:lang w:val="es-419"/>
-        </w:rPr>
-        <w:tab/>
-      </w:r>
-      <w:r>
-        <w:rPr>
-          <w:rFonts w:ascii="Arial Narrow" w:eastAsia="Arial Narrow" w:hAnsi="Arial Narrow" w:cs="Arial Narrow"/>
-          <w:sz w:val="16"/>
-          <w:szCs w:val="16"/>
-          <w:lang w:val="es-419"/>
-        </w:rPr>
-        <w:t xml:space="preserve">Denuncia remitida a esta Comisión mediante DOCUMENTO DE TRASLADO 342-2026-CC2/INDECOPI de fecha 17 de junio de 2026, </w:t>
-      </w:r>
-      <w:proofErr w:type="spellStart"/>
-      <w:r>
-        <w:rPr>
-          <w:rFonts w:ascii="Arial Narrow" w:eastAsia="Arial Narrow" w:hAnsi="Arial Narrow" w:cs="Arial Narrow"/>
-          <w:sz w:val="16"/>
-          <w:szCs w:val="16"/>
-          <w:lang w:val="es-419"/>
-        </w:rPr>
-        <w:t xml:space="preserve">recibida</w:t>
-      </w:r>
-      <w:proofErr w:type="spellEnd"/>
-      <w:r>
-        <w:rPr>
-          <w:rFonts w:ascii="Arial Narrow" w:eastAsia="Arial Narrow" w:hAnsi="Arial Narrow" w:cs="Arial Narrow"/>
-          <w:sz w:val="16"/>
-          <w:szCs w:val="16"/>
-          <w:lang w:val="es-419"/>
-        </w:rPr>
-        <w:t xml:space="preserve"> el 23 de junio de 2026.</w:t>
+        <w:t xml:space="preserve">Publicado el 2 de setiembre de 2010 en el Diario Oficial El Peruano, vigente desde el 2 de octubre de 2010 y modificado por Decreto Legislativo 1308.</w:t>
       </w:r>
     </w:p>
     <w:p>
@@ -5775,25 +5794,24 @@
           <w:sz w:val="16"/>
           <w:szCs w:val="16"/>
         </w:rPr>
+        <w:t xml:space="preserve"/>
+      </w:r>
+      <w:r>
+        <w:rPr>
+          <w:rFonts w:ascii="Arial Narrow" w:eastAsia="Arial Narrow" w:hAnsi="Arial Narrow" w:cs="Arial Narrow"/>
+          <w:sz w:val="16"/>
+          <w:szCs w:val="16"/>
+        </w:rPr>
+      </w:r>
+      <w:r>
+        <w:rPr>
+          <w:rFonts w:ascii="Arial Narrow" w:eastAsia="Arial Narrow" w:hAnsi="Arial Narrow" w:cs="Arial Narrow"/>
+          <w:b/>
+          <w:bCs/>
+          <w:sz w:val="16"/>
+          <w:szCs w:val="16"/>
+        </w:rPr>
         <w:tab/>
-        <w:t xml:space="preserve"/>
-      </w:r>
-      <w:r>
-        <w:rPr>
-          <w:rFonts w:ascii="Arial Narrow" w:eastAsia="Arial Narrow" w:hAnsi="Arial Narrow" w:cs="Arial Narrow"/>
-          <w:sz w:val="16"/>
-          <w:szCs w:val="16"/>
-        </w:rPr>
-        <w:tab/>
-      </w:r>
-      <w:r>
-        <w:rPr>
-          <w:rFonts w:ascii="Arial Narrow" w:eastAsia="Arial Narrow" w:hAnsi="Arial Narrow" w:cs="Arial Narrow"/>
-          <w:b/>
-          <w:bCs/>
-          <w:sz w:val="16"/>
-          <w:szCs w:val="16"/>
-        </w:rPr>
         <w:t>LEY 29571, CÓDIGO DE PROTECCIÓN Y DEFENSA DEL CONSUMIDOR, publicado el 2 de setiembre de 2010 y modificado por Decreto Legislativo 1308</w:t>
       </w:r>
     </w:p>
@@ -6010,25 +6028,24 @@
           <w:sz w:val="16"/>
           <w:szCs w:val="16"/>
         </w:rPr>
+        <w:t xml:space="preserve"/>
+      </w:r>
+      <w:r>
+        <w:rPr>
+          <w:rFonts w:ascii="Arial Narrow" w:eastAsia="Arial Narrow" w:hAnsi="Arial Narrow" w:cs="Arial Narrow"/>
+          <w:sz w:val="16"/>
+          <w:szCs w:val="16"/>
+        </w:rPr>
+      </w:r>
+      <w:r>
+        <w:rPr>
+          <w:rFonts w:ascii="Arial Narrow" w:eastAsia="Arial Narrow" w:hAnsi="Arial Narrow" w:cs="Arial Narrow"/>
+          <w:b/>
+          <w:bCs/>
+          <w:sz w:val="16"/>
+          <w:szCs w:val="16"/>
+        </w:rPr>
         <w:tab/>
-        <w:t xml:space="preserve"/>
-      </w:r>
-      <w:r>
-        <w:rPr>
-          <w:rFonts w:ascii="Arial Narrow" w:eastAsia="Arial Narrow" w:hAnsi="Arial Narrow" w:cs="Arial Narrow"/>
-          <w:sz w:val="16"/>
-          <w:szCs w:val="16"/>
-        </w:rPr>
-        <w:tab/>
-      </w:r>
-      <w:r>
-        <w:rPr>
-          <w:rFonts w:ascii="Arial Narrow" w:eastAsia="Arial Narrow" w:hAnsi="Arial Narrow" w:cs="Arial Narrow"/>
-          <w:b/>
-          <w:bCs/>
-          <w:sz w:val="16"/>
-          <w:szCs w:val="16"/>
-        </w:rPr>
         <w:t>LEY 29571, CÓDIGO DE PROTECCIÓN Y DEFENSA DEL CONSUMIDOR, publicado el 2 de setiembre de 2010 y modificado por Decreto Legislativo 1308</w:t>
       </w:r>
     </w:p>
@@ -6168,25 +6185,24 @@
           <w:sz w:val="16"/>
           <w:szCs w:val="16"/>
         </w:rPr>
+        <w:t xml:space="preserve"/>
+      </w:r>
+      <w:r>
+        <w:rPr>
+          <w:rFonts w:ascii="Arial Narrow" w:eastAsia="Arial Narrow" w:hAnsi="Arial Narrow" w:cs="Arial Narrow"/>
+          <w:sz w:val="16"/>
+          <w:szCs w:val="16"/>
+        </w:rPr>
+      </w:r>
+      <w:r>
+        <w:rPr>
+          <w:rFonts w:ascii="Arial Narrow" w:eastAsia="Arial Narrow" w:hAnsi="Arial Narrow" w:cs="Arial Narrow"/>
+          <w:b/>
+          <w:bCs/>
+          <w:sz w:val="16"/>
+          <w:szCs w:val="16"/>
+        </w:rPr>
         <w:tab/>
-        <w:t xml:space="preserve"/>
-      </w:r>
-      <w:r>
-        <w:rPr>
-          <w:rFonts w:ascii="Arial Narrow" w:eastAsia="Arial Narrow" w:hAnsi="Arial Narrow" w:cs="Arial Narrow"/>
-          <w:sz w:val="16"/>
-          <w:szCs w:val="16"/>
-        </w:rPr>
-        <w:tab/>
-      </w:r>
-      <w:r>
-        <w:rPr>
-          <w:rFonts w:ascii="Arial Narrow" w:eastAsia="Arial Narrow" w:hAnsi="Arial Narrow" w:cs="Arial Narrow"/>
-          <w:b/>
-          <w:bCs/>
-          <w:sz w:val="16"/>
-          <w:szCs w:val="16"/>
-        </w:rPr>
         <w:t>LEY 29571, CÓDIGO DE PROTECCIÓN Y DEFENSA DEL CONSUMIDOR, publicado el 2 de setiembre de 2010 y modificado por Decreto Legislativo 1308</w:t>
       </w:r>
     </w:p>
@@ -6347,25 +6363,24 @@
           <w:sz w:val="16"/>
           <w:szCs w:val="16"/>
         </w:rPr>
+        <w:t xml:space="preserve"/>
+      </w:r>
+      <w:r>
+        <w:rPr>
+          <w:rFonts w:ascii="Arial Narrow" w:eastAsia="Arial Narrow" w:hAnsi="Arial Narrow" w:cs="Arial Narrow"/>
+          <w:sz w:val="16"/>
+          <w:szCs w:val="16"/>
+        </w:rPr>
+      </w:r>
+      <w:r>
+        <w:rPr>
+          <w:rFonts w:ascii="Arial Narrow" w:eastAsia="Arial Narrow" w:hAnsi="Arial Narrow" w:cs="Arial Narrow"/>
+          <w:b/>
+          <w:bCs/>
+          <w:sz w:val="16"/>
+          <w:szCs w:val="16"/>
+        </w:rPr>
         <w:tab/>
-        <w:t xml:space="preserve"/>
-      </w:r>
-      <w:r>
-        <w:rPr>
-          <w:rFonts w:ascii="Arial Narrow" w:eastAsia="Arial Narrow" w:hAnsi="Arial Narrow" w:cs="Arial Narrow"/>
-          <w:sz w:val="16"/>
-          <w:szCs w:val="16"/>
-        </w:rPr>
-        <w:tab/>
-      </w:r>
-      <w:r>
-        <w:rPr>
-          <w:rFonts w:ascii="Arial Narrow" w:eastAsia="Arial Narrow" w:hAnsi="Arial Narrow" w:cs="Arial Narrow"/>
-          <w:b/>
-          <w:bCs/>
-          <w:sz w:val="16"/>
-          <w:szCs w:val="16"/>
-        </w:rPr>
         <w:t>LEY 29571, CÓDIGO DE PROTECCIÓN Y DEFENSA DEL CONSUMIDOR, publicado el 2 de setiembre de 2010 y modificado por Decreto Legislativo 1308</w:t>
       </w:r>
     </w:p>
@@ -6646,7 +6661,6 @@
           <w:sz w:val="16"/>
           <w:szCs w:val="16"/>
         </w:rPr>
-        <w:tab/>
         <w:t xml:space="preserve"/>
       </w:r>
       <w:r>
@@ -6791,7 +6805,6 @@
           <w:sz w:val="16"/>
           <w:szCs w:val="16"/>
         </w:rPr>
-        <w:tab/>
         <w:t xml:space="preserve"/>
       </w:r>
       <w:r>
@@ -6870,7 +6883,6 @@
           <w:sz w:val="16"/>
           <w:szCs w:val="16"/>
         </w:rPr>
-        <w:tab/>
         <w:t xml:space="preserve"/>
       </w:r>
       <w:r>
@@ -7261,7 +7273,6 @@
           <w:sz w:val="16"/>
           <w:szCs w:val="16"/>
         </w:rPr>
-        <w:tab/>
         <w:t xml:space="preserve"/>
       </w:r>
       <w:r>
@@ -7448,7 +7459,6 @@
           <w:sz w:val="16"/>
           <w:szCs w:val="16"/>
         </w:rPr>
-        <w:tab/>
         <w:t xml:space="preserve"/>
       </w:r>
       <w:r>
@@ -8213,7 +8223,6 @@
           <w:sz w:val="16"/>
           <w:szCs w:val="16"/>
         </w:rPr>
-        <w:tab/>
         <w:t xml:space="preserve"/>
       </w:r>
       <w:r>
@@ -8399,7 +8408,6 @@
           <w:sz w:val="16"/>
           <w:szCs w:val="16"/>
         </w:rPr>
-        <w:tab/>
         <w:t xml:space="preserve"/>
       </w:r>
       <w:r>
@@ -8494,7 +8502,6 @@
           <w:sz w:val="16"/>
           <w:szCs w:val="16"/>
         </w:rPr>
-        <w:tab/>
         <w:t xml:space="preserve"/>
       </w:r>
       <w:r>

--- a/plantillas_maestras/03_seguro_desgravamen/materia_general_asegurativa/2_ddos_banco_y_aseguradora/varon/TPL_2266_2026_SEGURO_DESGRAVAMEN_MATERIA_GENERAL_ASEGURATIVA_BANCO_VARON_R2.docx
+++ b/plantillas_maestras/03_seguro_desgravamen/materia_general_asegurativa/2_ddos_banco_y_aseguradora/varon/TPL_2266_2026_SEGURO_DESGRAVAMEN_MATERIA_GENERAL_ASEGURATIVA_BANCO_VARON_R2.docx
@@ -2260,7 +2260,7 @@
           <w:sz w:val="22"/>
           <w:szCs w:val="22"/>
         </w:rPr>
-        <w:t>Scotiabank Perú S.A.A. no habría informado al denunciante sobre la existencia de un seguro de desgravamen mancomunado, pese a que el crédito hipotecario 94****26 fue contratado por la sociedad conyugal</w:t>
+        <w:t xml:space="preserve">Scotiabank Perú S.A.A. no habría informado al denunciante sobre la existencia de un seguro de desgravamen mancomunado, pese a que el crédito hipotecario 94****26 fue contratado por la sociedad conyugal</w:t>
       </w:r>
       <w:r>
         <w:rPr>
@@ -2273,7 +2273,7 @@
           <w:lang w:eastAsia="es-PE"/>
           <w14:ligatures w14:val="none"/>
         </w:rPr>
-        <w:t xml:space="preserve">. Por consiguiente, corresponde calificar el hecho materia de denuncia como una presunta infracción al deber de información, tipificado en el </w:t>
+        <w:t xml:space="preserve">; involucraría una presunta afectación al derecho de información de los consumidores. Por consiguiente, corresponde calificar el hecho materia de denuncia como una presunta infracción al deber de información, tipificado en el artículo 1, numeral 1, literal b) y al artículo 2 del Código</w:t>
       </w:r>
       <w:bookmarkStart w:id="4" w:name="_Hlk195611851"/>
       <w:r>
@@ -2287,7 +2287,7 @@
           <w:lang w:eastAsia="es-PE"/>
           <w14:ligatures w14:val="none"/>
         </w:rPr>
-        <w:t xml:space="preserve">artículo 1, numeral 1, literal b) </w:t>
+        <w:t xml:space="preserve"/>
       </w:r>
       <w:bookmarkEnd w:id="4"/>
       <w:r>
@@ -2301,7 +2301,7 @@
           <w:lang w:eastAsia="es-PE"/>
           <w14:ligatures w14:val="none"/>
         </w:rPr>
-        <w:t>y al artículo 2 del Código</w:t>
+        <w:t xml:space="preserve"/>
       </w:r>
       <w:r>
         <w:rPr>

--- a/plantillas_maestras/03_seguro_desgravamen/materia_general_asegurativa/2_ddos_banco_y_aseguradora/varon/TPL_2266_2026_SEGURO_DESGRAVAMEN_MATERIA_GENERAL_ASEGURATIVA_BANCO_VARON_R2.docx
+++ b/plantillas_maestras/03_seguro_desgravamen/materia_general_asegurativa/2_ddos_banco_y_aseguradora/varon/TPL_2266_2026_SEGURO_DESGRAVAMEN_MATERIA_GENERAL_ASEGURATIVA_BANCO_VARON_R2.docx
@@ -4029,7 +4029,7 @@
           <w:sz w:val="22"/>
           <w:szCs w:val="22"/>
         </w:rPr>
-        <w:t xml:space="preserve">correr traslado de la presente resolución a Scotiabank Perú S.A.A. y a BNP Paribas Cardif S.A. Compañía de Seguros y Reaseguros para que, de conformidad con lo dispuesto por el artículo 26 de la Ley sobre Facultades, Normas y Organización del Indecopi, aprobada por Decreto Legislativo 807</w:t>
+        <w:t xml:space="preserve">correr traslado de la denuncia del 25 de mayo de 2026 a Scotiabank Perú S.A.A. y a BNP Paribas Cardif S.A. Compañía de Seguros y Reaseguros para que, de conformidad con lo dispuesto por el artículo 26 de la Ley sobre Facultades, Normas y Organización del Indecopi, aprobada por Decreto Legislativo 807</w:t>
       </w:r>
       <w:r>
         <w:rPr>
